--- a/fuentes/CF1_DI.docx
+++ b/fuentes/CF1_DI.docx
@@ -1806,23 +1806,7 @@
           <w:sz w:val="20"/>
           <w:szCs w:val="20"/>
         </w:rPr>
-        <w:t>El Plan Nacional de Educación en Derechos Humanos (</w:t>
-      </w:r>
-      <w:proofErr w:type="spellStart"/>
-      <w:r>
-        <w:rPr>
-          <w:sz w:val="20"/>
-          <w:szCs w:val="20"/>
-        </w:rPr>
-        <w:t>Planedh</w:t>
-      </w:r>
-      <w:proofErr w:type="spellEnd"/>
-      <w:r>
-        <w:rPr>
-          <w:sz w:val="20"/>
-          <w:szCs w:val="20"/>
-        </w:rPr>
-        <w:t>) resalta que la jurisprudencia de la Corte Constitucional colombiana ha desarrollado tres lineamientos fundamentales y diferenciables en torno a la dignidad humana, los cuales son esenciales para comprender su protección y promoción en el marco de los derechos humanos en Colombia:</w:t>
+        <w:t>El Plan Nacional de Educación en Derechos Humanos (Planedh) resalta que la jurisprudencia de la Corte Constitucional colombiana ha desarrollado tres lineamientos fundamentales y diferenciables en torno a la dignidad humana, los cuales son esenciales para comprender su protección y promoción en el marco de los derechos humanos en Colombia:</w:t>
       </w:r>
     </w:p>
     <w:p>
@@ -1946,25 +1930,7 @@
           <w:sz w:val="20"/>
           <w:szCs w:val="20"/>
         </w:rPr>
-        <w:t>Estos lineamientos reflejan una visión integradora de la dignidad humana como eje central del Estado social de derecho, en concordancia con los estándares constitucionales e internacionales de derechos humanos (</w:t>
-      </w:r>
-      <w:proofErr w:type="spellStart"/>
-      <w:r>
-        <w:rPr>
-          <w:rFonts w:ascii="Arial" w:hAnsi="Arial" w:cs="Arial"/>
-          <w:sz w:val="20"/>
-          <w:szCs w:val="20"/>
-        </w:rPr>
-        <w:t>Planedh</w:t>
-      </w:r>
-      <w:proofErr w:type="spellEnd"/>
-      <w:r>
-        <w:rPr>
-          <w:rFonts w:ascii="Arial" w:hAnsi="Arial" w:cs="Arial"/>
-          <w:sz w:val="20"/>
-          <w:szCs w:val="20"/>
-        </w:rPr>
-        <w:t>, s.f.).</w:t>
+        <w:t>Estos lineamientos reflejan una visión integradora de la dignidad humana como eje central del Estado social de derecho, en concordancia con los estándares constitucionales e internacionales de derechos humanos (Planedh, s.f.).</w:t>
       </w:r>
     </w:p>
     <w:p>
@@ -2177,10 +2143,10 @@
               </wp:anchor>
             </w:drawing>
           </mc:Choice>
-          <mc:Fallback>
-            <w:pict>
-              <v:rect w14:anchorId="7462C8F5" id="Rectángulo 7" o:spid="_x0000_s1026" style="position:absolute;margin-left:3.75pt;margin-top:-12.8pt;width:500.7pt;height:51.5pt;z-index:251669504;visibility:visible;mso-wrap-style:square;mso-wrap-distance-left:9pt;mso-wrap-distance-top:0;mso-wrap-distance-right:9pt;mso-wrap-distance-bottom:0;mso-position-horizontal:absolute;mso-position-horizontal-relative:text;mso-position-vertical:absolute;mso-position-vertical-relative:text;v-text-anchor:middle" o:gfxdata="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" filled="f" strokecolor="#f68c36 [3049]">
-                <v:shadow on="t" color="black" opacity="24903f" origin=",.5" offset="0,.55556mm"/>
+          <mc:Fallback xmlns:pic="http://schemas.openxmlformats.org/drawingml/2006/picture" xmlns:a="http://schemas.openxmlformats.org/drawingml/2006/main">
+            <w:pict w14:anchorId="55DAC4C6">
+              <v:rect id="Rectángulo 7" style="position:absolute;margin-left:3.75pt;margin-top:-12.8pt;width:500.7pt;height:51.5pt;z-index:251669504;visibility:visible;mso-wrap-style:square;mso-wrap-distance-left:9pt;mso-wrap-distance-top:0;mso-wrap-distance-right:9pt;mso-wrap-distance-bottom:0;mso-position-horizontal:absolute;mso-position-horizontal-relative:text;mso-position-vertical:absolute;mso-position-vertical-relative:text;v-text-anchor:middle" o:spid="_x0000_s1026" filled="f" strokecolor="#f68c36 [3049]" w14:anchorId="7462C8F5" o:gfxdata="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">
+                <v:shadow on="t" color="black" opacity="24903f" offset="0,.55556mm" origin=",.5"/>
               </v:rect>
             </w:pict>
           </mc:Fallback>
@@ -2801,10 +2767,10 @@
               </wp:anchor>
             </w:drawing>
           </mc:Choice>
-          <mc:Fallback>
-            <w:pict>
-              <v:roundrect w14:anchorId="42738387" id="Rectángulo redondeado 3" o:spid="_x0000_s1026" style="position:absolute;margin-left:-10.55pt;margin-top:-.15pt;width:531.55pt;height:58.5pt;z-index:251662336;visibility:visible;mso-wrap-style:square;mso-height-percent:0;mso-wrap-distance-left:9pt;mso-wrap-distance-top:0;mso-wrap-distance-right:9pt;mso-wrap-distance-bottom:0;mso-position-horizontal:absolute;mso-position-horizontal-relative:text;mso-position-vertical:absolute;mso-position-vertical-relative:text;mso-height-percent:0;mso-height-relative:margin;v-text-anchor:middle" arcsize="10923f" o:gfxdata="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" filled="f" strokecolor="#f79646 [3209]" strokeweight="1pt">
-                <v:shadow on="t" color="black" opacity="22937f" origin=",.5" offset="0,.63889mm"/>
+          <mc:Fallback xmlns:pic="http://schemas.openxmlformats.org/drawingml/2006/picture" xmlns:a="http://schemas.openxmlformats.org/drawingml/2006/main">
+            <w:pict w14:anchorId="2573F5AA">
+              <v:roundrect id="Rectángulo redondeado 3" style="position:absolute;margin-left:-10.55pt;margin-top:-.15pt;width:531.55pt;height:58.5pt;z-index:251662336;visibility:visible;mso-wrap-style:square;mso-height-percent:0;mso-wrap-distance-left:9pt;mso-wrap-distance-top:0;mso-wrap-distance-right:9pt;mso-wrap-distance-bottom:0;mso-position-horizontal:absolute;mso-position-horizontal-relative:text;mso-position-vertical:absolute;mso-position-vertical-relative:text;mso-height-percent:0;mso-height-relative:margin;v-text-anchor:middle" o:spid="_x0000_s1026" filled="f" strokecolor="#f79646 [3209]" strokeweight="1pt" arcsize="10923f" w14:anchorId="42738387" o:gfxdata="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">
+                <v:shadow on="t" color="black" opacity="22937f" offset="0,.63889mm" origin=",.5"/>
               </v:roundrect>
             </w:pict>
           </mc:Fallback>
@@ -3079,10 +3045,10 @@
               </wp:anchor>
             </w:drawing>
           </mc:Choice>
-          <mc:Fallback>
-            <w:pict>
-              <v:rect w14:anchorId="515F7027" id="Rectángulo 9" o:spid="_x0000_s1026" style="position:absolute;margin-left:-5.35pt;margin-top:6.9pt;width:523.4pt;height:43pt;z-index:251716608;visibility:visible;mso-wrap-style:square;mso-height-percent:0;mso-wrap-distance-left:9pt;mso-wrap-distance-top:0;mso-wrap-distance-right:9pt;mso-wrap-distance-bottom:0;mso-position-horizontal:absolute;mso-position-horizontal-relative:text;mso-position-vertical:absolute;mso-position-vertical-relative:text;mso-height-percent:0;mso-height-relative:margin;v-text-anchor:middle" o:gfxdata="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" filled="f" strokecolor="#f68c36 [3049]">
-                <v:shadow on="t" color="black" opacity="24903f" origin=",.5" offset="0,.55556mm"/>
+          <mc:Fallback xmlns:pic="http://schemas.openxmlformats.org/drawingml/2006/picture" xmlns:a="http://schemas.openxmlformats.org/drawingml/2006/main">
+            <w:pict w14:anchorId="0B43E152">
+              <v:rect id="Rectángulo 9" style="position:absolute;margin-left:-5.35pt;margin-top:6.9pt;width:523.4pt;height:43pt;z-index:251716608;visibility:visible;mso-wrap-style:square;mso-height-percent:0;mso-wrap-distance-left:9pt;mso-wrap-distance-top:0;mso-wrap-distance-right:9pt;mso-wrap-distance-bottom:0;mso-position-horizontal:absolute;mso-position-horizontal-relative:text;mso-position-vertical:absolute;mso-position-vertical-relative:text;mso-height-percent:0;mso-height-relative:margin;v-text-anchor:middle" o:spid="_x0000_s1026" filled="f" strokecolor="#f68c36 [3049]" w14:anchorId="515F7027" o:gfxdata="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">
+                <v:shadow on="t" color="black" opacity="24903f" offset="0,.55556mm" origin=",.5"/>
               </v:rect>
             </w:pict>
           </mc:Fallback>
@@ -3448,27 +3414,7 @@
           <w:sz w:val="20"/>
           <w:szCs w:val="20"/>
         </w:rPr>
-        <w:t xml:space="preserve"> al ejercicio pleno de los derechos y deberes de los trabajadores dentro del ámbito del trabajo, así como a su capacidad de participar activamente en la vida laboral y social en condiciones de igualdad y dignidad. Este concepto trasciende la mera relación contractual para incluir dimensiones políticas, sociales y culturales, en las que el trabajador es reconocido como sujeto de derechos dentro de una sociedad democrática (Marshall, 1998; </w:t>
-      </w:r>
-      <w:proofErr w:type="spellStart"/>
-      <w:r>
-        <w:rPr>
-          <w:bCs/>
-          <w:color w:val="000000"/>
-          <w:sz w:val="20"/>
-          <w:szCs w:val="20"/>
-        </w:rPr>
-        <w:t>Antunes</w:t>
-      </w:r>
-      <w:proofErr w:type="spellEnd"/>
-      <w:r>
-        <w:rPr>
-          <w:bCs/>
-          <w:color w:val="000000"/>
-          <w:sz w:val="20"/>
-          <w:szCs w:val="20"/>
-        </w:rPr>
-        <w:t>, 2009).</w:t>
+        <w:t xml:space="preserve"> al ejercicio pleno de los derechos y deberes de los trabajadores dentro del ámbito del trabajo, así como a su capacidad de participar activamente en la vida laboral y social en condiciones de igualdad y dignidad. Este concepto trasciende la mera relación contractual para incluir dimensiones políticas, sociales y culturales, en las que el trabajador es reconocido como sujeto de derechos dentro de una sociedad democrática (Marshall, 1998; Antunes, 2009).</w:t>
       </w:r>
     </w:p>
     <w:p>
@@ -3594,10 +3540,10 @@
               </wp:anchor>
             </w:drawing>
           </mc:Choice>
-          <mc:Fallback>
-            <w:pict>
-              <v:rect w14:anchorId="271B21C2" id="Rectángulo 10" o:spid="_x0000_s1026" style="position:absolute;margin-left:-5.7pt;margin-top:-23.35pt;width:519.85pt;height:49.35pt;z-index:251672576;visibility:visible;mso-wrap-style:square;mso-width-percent:0;mso-height-percent:0;mso-wrap-distance-left:9pt;mso-wrap-distance-top:0;mso-wrap-distance-right:9pt;mso-wrap-distance-bottom:0;mso-position-horizontal:absolute;mso-position-horizontal-relative:text;mso-position-vertical:absolute;mso-position-vertical-relative:text;mso-width-percent:0;mso-height-percent:0;mso-width-relative:margin;mso-height-relative:margin;v-text-anchor:middle" o:gfxdata="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" filled="f" strokecolor="#f68c36 [3049]">
-                <v:shadow on="t" color="black" opacity="24903f" origin=",.5" offset="0,.55556mm"/>
+          <mc:Fallback xmlns:pic="http://schemas.openxmlformats.org/drawingml/2006/picture" xmlns:a="http://schemas.openxmlformats.org/drawingml/2006/main">
+            <w:pict w14:anchorId="60449FCA">
+              <v:rect id="Rectángulo 10" style="position:absolute;margin-left:-5.7pt;margin-top:-23.35pt;width:519.85pt;height:49.35pt;z-index:251672576;visibility:visible;mso-wrap-style:square;mso-width-percent:0;mso-height-percent:0;mso-wrap-distance-left:9pt;mso-wrap-distance-top:0;mso-wrap-distance-right:9pt;mso-wrap-distance-bottom:0;mso-position-horizontal:absolute;mso-position-horizontal-relative:text;mso-position-vertical:absolute;mso-position-vertical-relative:text;mso-width-percent:0;mso-height-percent:0;mso-width-relative:margin;mso-height-relative:margin;v-text-anchor:middle" o:spid="_x0000_s1026" filled="f" strokecolor="#f68c36 [3049]" w14:anchorId="271B21C2" o:gfxdata="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">
+                <v:shadow on="t" color="black" opacity="24903f" offset="0,.55556mm" origin=",.5"/>
               </v:rect>
             </w:pict>
           </mc:Fallback>
@@ -4043,10 +3989,10 @@
               </wp:anchor>
             </w:drawing>
           </mc:Choice>
-          <mc:Fallback>
-            <w:pict>
-              <v:rect w14:anchorId="09629A2A" id="Rectángulo 12" o:spid="_x0000_s1026" style="position:absolute;margin-left:-5.1pt;margin-top:6.1pt;width:480.2pt;height:42.45pt;z-index:251674624;visibility:visible;mso-wrap-style:square;mso-height-percent:0;mso-wrap-distance-left:9pt;mso-wrap-distance-top:0;mso-wrap-distance-right:9pt;mso-wrap-distance-bottom:0;mso-position-horizontal:absolute;mso-position-horizontal-relative:text;mso-position-vertical:absolute;mso-position-vertical-relative:text;mso-height-percent:0;mso-height-relative:margin;v-text-anchor:middle" o:gfxdata="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" filled="f" strokecolor="#f68c36 [3049]">
-                <v:shadow on="t" color="black" opacity="24903f" origin=",.5" offset="0,.55556mm"/>
+          <mc:Fallback xmlns:pic="http://schemas.openxmlformats.org/drawingml/2006/picture" xmlns:a="http://schemas.openxmlformats.org/drawingml/2006/main">
+            <w:pict w14:anchorId="396A276B">
+              <v:rect id="Rectángulo 12" style="position:absolute;margin-left:-5.1pt;margin-top:6.1pt;width:480.2pt;height:42.45pt;z-index:251674624;visibility:visible;mso-wrap-style:square;mso-height-percent:0;mso-wrap-distance-left:9pt;mso-wrap-distance-top:0;mso-wrap-distance-right:9pt;mso-wrap-distance-bottom:0;mso-position-horizontal:absolute;mso-position-horizontal-relative:text;mso-position-vertical:absolute;mso-position-vertical-relative:text;mso-height-percent:0;mso-height-relative:margin;v-text-anchor:middle" o:spid="_x0000_s1026" filled="f" strokecolor="#f68c36 [3049]" w14:anchorId="09629A2A" o:gfxdata="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">
+                <v:shadow on="t" color="black" opacity="24903f" offset="0,.55556mm" origin=",.5"/>
               </v:rect>
             </w:pict>
           </mc:Fallback>
@@ -4486,10 +4432,10 @@
               </wp:anchor>
             </w:drawing>
           </mc:Choice>
-          <mc:Fallback>
-            <w:pict>
-              <v:rect w14:anchorId="27D4797C" id="Rectángulo 12" o:spid="_x0000_s1026" style="position:absolute;margin-left:-5.35pt;margin-top:6.4pt;width:515.65pt;height:41.55pt;z-index:251678720;visibility:visible;mso-wrap-style:square;mso-width-percent:0;mso-height-percent:0;mso-wrap-distance-left:9pt;mso-wrap-distance-top:0;mso-wrap-distance-right:9pt;mso-wrap-distance-bottom:0;mso-position-horizontal:absolute;mso-position-horizontal-relative:text;mso-position-vertical:absolute;mso-position-vertical-relative:text;mso-width-percent:0;mso-height-percent:0;mso-width-relative:margin;mso-height-relative:margin;v-text-anchor:middle" o:gfxdata="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" filled="f" strokecolor="#f68c36 [3049]">
-                <v:shadow on="t" color="black" opacity="24903f" origin=",.5" offset="0,.55556mm"/>
+          <mc:Fallback xmlns:pic="http://schemas.openxmlformats.org/drawingml/2006/picture" xmlns:a="http://schemas.openxmlformats.org/drawingml/2006/main">
+            <w:pict w14:anchorId="54BFB67E">
+              <v:rect id="Rectángulo 12" style="position:absolute;margin-left:-5.35pt;margin-top:6.4pt;width:515.65pt;height:41.55pt;z-index:251678720;visibility:visible;mso-wrap-style:square;mso-width-percent:0;mso-height-percent:0;mso-wrap-distance-left:9pt;mso-wrap-distance-top:0;mso-wrap-distance-right:9pt;mso-wrap-distance-bottom:0;mso-position-horizontal:absolute;mso-position-horizontal-relative:text;mso-position-vertical:absolute;mso-position-vertical-relative:text;mso-width-percent:0;mso-height-percent:0;mso-width-relative:margin;mso-height-relative:margin;v-text-anchor:middle" o:spid="_x0000_s1026" filled="f" strokecolor="#f68c36 [3049]" w14:anchorId="27D4797C" o:gfxdata="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">
+                <v:shadow on="t" color="black" opacity="24903f" offset="0,.55556mm" origin=",.5"/>
               </v:rect>
             </w:pict>
           </mc:Fallback>
@@ -4880,23 +4826,7 @@
           <w:sz w:val="20"/>
           <w:szCs w:val="20"/>
         </w:rPr>
-        <w:t xml:space="preserve">La garantía y realización efectiva de los derechos fundamentales en Colombia constituye un pilar para la consolidación de la dignidad humana y el fortalecimiento de las libertades individuales. En este contexto, el ordenamiento jurídico colombiano ha dispuesto diversas herramientas legales, como la acción de tutela, los recursos administrativos y la labor de organismos de control, que permiten a los ciudadanos exigir el cumplimiento de sus derechos ante posibles vulneraciones. Estos mecanismos no solo operan como instrumentos de protección inmediata, sino que también contribuyen a la construcción de una cultura jurídica basada en el respeto por los derechos humanos. Como lo señala Uprimny (2011), la acción de tutela, en particular, ha sido un instrumento clave para la </w:t>
-      </w:r>
-      <w:proofErr w:type="spellStart"/>
-      <w:r>
-        <w:rPr>
-          <w:sz w:val="20"/>
-          <w:szCs w:val="20"/>
-        </w:rPr>
-        <w:t>justiciabilidad</w:t>
-      </w:r>
-      <w:proofErr w:type="spellEnd"/>
-      <w:r>
-        <w:rPr>
-          <w:sz w:val="20"/>
-          <w:szCs w:val="20"/>
-        </w:rPr>
-        <w:t xml:space="preserve"> de los derechos fundamentales en el país. </w:t>
+        <w:t xml:space="preserve">La garantía y realización efectiva de los derechos fundamentales en Colombia constituye un pilar para la consolidación de la dignidad humana y el fortalecimiento de las libertades individuales. En este contexto, el ordenamiento jurídico colombiano ha dispuesto diversas herramientas legales, como la acción de tutela, los recursos administrativos y la labor de organismos de control, que permiten a los ciudadanos exigir el cumplimiento de sus derechos ante posibles vulneraciones. Estos mecanismos no solo operan como instrumentos de protección inmediata, sino que también contribuyen a la construcción de una cultura jurídica basada en el respeto por los derechos humanos. Como lo señala Uprimny (2011), la acción de tutela, en particular, ha sido un instrumento clave para la justiciabilidad de los derechos fundamentales en el país. </w:t>
       </w:r>
     </w:p>
     <w:p>
@@ -5911,10 +5841,10 @@
               </wp:anchor>
             </w:drawing>
           </mc:Choice>
-          <mc:Fallback>
-            <w:pict>
-              <v:rect w14:anchorId="018EDCF7" id="Rectángulo 18" o:spid="_x0000_s1026" style="position:absolute;margin-left:-8.7pt;margin-top:-7.95pt;width:521.5pt;height:59.35pt;z-index:251701248;visibility:visible;mso-wrap-style:square;mso-height-percent:0;mso-wrap-distance-left:9pt;mso-wrap-distance-top:0;mso-wrap-distance-right:9pt;mso-wrap-distance-bottom:0;mso-position-horizontal:absolute;mso-position-horizontal-relative:text;mso-position-vertical:absolute;mso-position-vertical-relative:text;mso-height-percent:0;mso-height-relative:margin;v-text-anchor:middle" o:gfxdata="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" filled="f" strokecolor="#f68c36 [3049]">
-                <v:shadow on="t" color="black" opacity="24903f" origin=",.5" offset="0,.55556mm"/>
+          <mc:Fallback xmlns:pic="http://schemas.openxmlformats.org/drawingml/2006/picture" xmlns:a="http://schemas.openxmlformats.org/drawingml/2006/main">
+            <w:pict w14:anchorId="1C58CFB2">
+              <v:rect id="Rectángulo 18" style="position:absolute;margin-left:-8.7pt;margin-top:-7.95pt;width:521.5pt;height:59.35pt;z-index:251701248;visibility:visible;mso-wrap-style:square;mso-height-percent:0;mso-wrap-distance-left:9pt;mso-wrap-distance-top:0;mso-wrap-distance-right:9pt;mso-wrap-distance-bottom:0;mso-position-horizontal:absolute;mso-position-horizontal-relative:text;mso-position-vertical:absolute;mso-position-vertical-relative:text;mso-height-percent:0;mso-height-relative:margin;v-text-anchor:middle" o:spid="_x0000_s1026" filled="f" strokecolor="#f68c36 [3049]" w14:anchorId="018EDCF7" o:gfxdata="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">
+                <v:shadow on="t" color="black" opacity="24903f" offset="0,.55556mm" origin=",.5"/>
               </v:rect>
             </w:pict>
           </mc:Fallback>
@@ -6154,10 +6084,10 @@
               </wp:anchor>
             </w:drawing>
           </mc:Choice>
-          <mc:Fallback>
-            <w:pict>
-              <v:rect w14:anchorId="754FB1CF" id="Rectángulo 18" o:spid="_x0000_s1026" style="position:absolute;margin-left:-11.85pt;margin-top:11.25pt;width:521.5pt;height:59.35pt;z-index:251703296;visibility:visible;mso-wrap-style:square;mso-height-percent:0;mso-wrap-distance-left:9pt;mso-wrap-distance-top:0;mso-wrap-distance-right:9pt;mso-wrap-distance-bottom:0;mso-position-horizontal:absolute;mso-position-horizontal-relative:text;mso-position-vertical:absolute;mso-position-vertical-relative:text;mso-height-percent:0;mso-height-relative:margin;v-text-anchor:middle" o:gfxdata="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" filled="f" strokecolor="#f68c36 [3049]">
-                <v:shadow on="t" color="black" opacity="24903f" origin=",.5" offset="0,.55556mm"/>
+          <mc:Fallback xmlns:pic="http://schemas.openxmlformats.org/drawingml/2006/picture" xmlns:a="http://schemas.openxmlformats.org/drawingml/2006/main">
+            <w:pict w14:anchorId="047638AB">
+              <v:rect id="Rectángulo 18" style="position:absolute;margin-left:-11.85pt;margin-top:11.25pt;width:521.5pt;height:59.35pt;z-index:251703296;visibility:visible;mso-wrap-style:square;mso-height-percent:0;mso-wrap-distance-left:9pt;mso-wrap-distance-top:0;mso-wrap-distance-right:9pt;mso-wrap-distance-bottom:0;mso-position-horizontal:absolute;mso-position-horizontal-relative:text;mso-position-vertical:absolute;mso-position-vertical-relative:text;mso-height-percent:0;mso-height-relative:margin;v-text-anchor:middle" o:spid="_x0000_s1026" filled="f" strokecolor="#f68c36 [3049]" w14:anchorId="754FB1CF" o:gfxdata="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">
+                <v:shadow on="t" color="black" opacity="24903f" offset="0,.55556mm" origin=",.5"/>
               </v:rect>
             </w:pict>
           </mc:Fallback>
@@ -6604,10 +6534,10 @@
               </wp:anchor>
             </w:drawing>
           </mc:Choice>
-          <mc:Fallback>
-            <w:pict>
-              <v:roundrect w14:anchorId="1963DE48" id="Rectángulo redondeado 6" o:spid="_x0000_s1026" style="position:absolute;margin-left:-5.1pt;margin-top:-.25pt;width:468.7pt;height:44.85pt;z-index:251710464;visibility:visible;mso-wrap-style:square;mso-width-percent:0;mso-height-percent:0;mso-wrap-distance-left:9pt;mso-wrap-distance-top:0;mso-wrap-distance-right:9pt;mso-wrap-distance-bottom:0;mso-position-horizontal:absolute;mso-position-horizontal-relative:text;mso-position-vertical:absolute;mso-position-vertical-relative:text;mso-width-percent:0;mso-height-percent:0;mso-width-relative:margin;mso-height-relative:margin;v-text-anchor:middle" arcsize="10923f" o:gfxdata="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" filled="f" strokecolor="#f68c36 [3049]">
-                <v:shadow on="t" color="black" opacity="24903f" origin=",.5" offset="0,.55556mm"/>
+          <mc:Fallback xmlns:pic="http://schemas.openxmlformats.org/drawingml/2006/picture" xmlns:a="http://schemas.openxmlformats.org/drawingml/2006/main">
+            <w:pict w14:anchorId="3ECAE93C">
+              <v:roundrect id="Rectángulo redondeado 6" style="position:absolute;margin-left:-5.1pt;margin-top:-.25pt;width:468.7pt;height:44.85pt;z-index:251710464;visibility:visible;mso-wrap-style:square;mso-width-percent:0;mso-height-percent:0;mso-wrap-distance-left:9pt;mso-wrap-distance-top:0;mso-wrap-distance-right:9pt;mso-wrap-distance-bottom:0;mso-position-horizontal:absolute;mso-position-horizontal-relative:text;mso-position-vertical:absolute;mso-position-vertical-relative:text;mso-width-percent:0;mso-height-percent:0;mso-width-relative:margin;mso-height-relative:margin;v-text-anchor:middle" o:spid="_x0000_s1026" filled="f" strokecolor="#f68c36 [3049]" arcsize="10923f" w14:anchorId="1963DE48" o:gfxdata="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">
+                <v:shadow on="t" color="black" opacity="24903f" offset="0,.55556mm" origin=",.5"/>
               </v:roundrect>
             </w:pict>
           </mc:Fallback>
@@ -8009,7 +7939,43 @@
                 <w:sz w:val="20"/>
                 <w:szCs w:val="20"/>
               </w:rPr>
-              <w:t>es aquel derecho que tiene toda persona individual o jurídica, grupo, organización o asociación para solicitar información, documentación, o reclamar ante las autoridades competentes -normalmente los gobiernos o entidades públicas-, o ante quien se encuentre en estado de subordinación, como el empleador, por razones de interés público o particular, ya sea que se haga de forma individual, general o colectivo.</w:t>
+              <w:t xml:space="preserve">es aquel derecho que tiene toda persona individual o jurídica, grupo, organización o asociación para solicitar información, documentación, o reclamar ante las autoridades competentes </w:t>
+            </w:r>
+            <w:r>
+              <w:rPr>
+                <w:b w:val="0"/>
+                <w:bCs/>
+                <w:sz w:val="20"/>
+                <w:szCs w:val="20"/>
+              </w:rPr>
+              <w:t>(</w:t>
+            </w:r>
+            <w:r>
+              <w:rPr>
+                <w:b w:val="0"/>
+                <w:bCs/>
+                <w:sz w:val="20"/>
+                <w:szCs w:val="20"/>
+              </w:rPr>
+              <w:t>normalmente los gobiernos o entidades públicas</w:t>
+            </w:r>
+            <w:r>
+              <w:rPr>
+                <w:b w:val="0"/>
+                <w:bCs/>
+                <w:sz w:val="20"/>
+                <w:szCs w:val="20"/>
+              </w:rPr>
+              <w:t>)</w:t>
+            </w:r>
+            <w:r>
+              <w:rPr>
+                <w:b w:val="0"/>
+                <w:bCs/>
+                <w:sz w:val="20"/>
+                <w:szCs w:val="20"/>
+              </w:rPr>
+              <w:t>, o ante quien se encuentre en estado de subordinación, como el empleador, por razones de interés público o particular, ya sea que se haga de forma individual, general o colectivo.</w:t>
             </w:r>
           </w:p>
         </w:tc>
@@ -9023,7 +8989,6 @@
           <w:lang w:eastAsia="ja-JP"/>
         </w:rPr>
       </w:pPr>
-      <w:proofErr w:type="spellStart"/>
       <w:r>
         <w:rPr>
           <w:rFonts w:ascii="Arial" w:eastAsia="Arial" w:hAnsi="Arial" w:cs="Arial"/>
@@ -9031,18 +8996,18 @@
           <w:szCs w:val="20"/>
           <w:lang w:eastAsia="ja-JP"/>
         </w:rPr>
-        <w:t>Antunes</w:t>
-      </w:r>
-      <w:proofErr w:type="spellEnd"/>
-      <w:r>
+        <w:t>Antunes, R. (2009). Los sentidos del trabajo: Ensayo sobre la afirmación y la negación del trabajo. Buenos Aires: Herramienta.</w:t>
+      </w:r>
+    </w:p>
+    <w:p>
+      <w:pPr>
         <w:rPr>
           <w:rFonts w:ascii="Arial" w:eastAsia="Arial" w:hAnsi="Arial" w:cs="Arial"/>
           <w:sz w:val="20"/>
           <w:szCs w:val="20"/>
           <w:lang w:eastAsia="ja-JP"/>
         </w:rPr>
-        <w:t>, R. (2009). Los sentidos del trabajo: Ensayo sobre la afirmación y la negación del trabajo. Buenos Aires: Herramienta.</w:t>
-      </w:r>
+      </w:pPr>
     </w:p>
     <w:p>
       <w:pPr>
@@ -9053,25 +9018,25 @@
           <w:lang w:eastAsia="ja-JP"/>
         </w:rPr>
       </w:pPr>
-    </w:p>
-    <w:p>
-      <w:pPr>
+      <w:r>
         <w:rPr>
           <w:rFonts w:ascii="Arial" w:eastAsia="Arial" w:hAnsi="Arial" w:cs="Arial"/>
           <w:sz w:val="20"/>
           <w:szCs w:val="20"/>
           <w:lang w:eastAsia="ja-JP"/>
         </w:rPr>
-      </w:pPr>
-      <w:r>
+        <w:t>Asamblea Nacional Constituyente. (1991). Constitución Política de Colombia. Diario Oficial No. 40.965.</w:t>
+      </w:r>
+    </w:p>
+    <w:p>
+      <w:pPr>
         <w:rPr>
           <w:rFonts w:ascii="Arial" w:eastAsia="Arial" w:hAnsi="Arial" w:cs="Arial"/>
           <w:sz w:val="20"/>
           <w:szCs w:val="20"/>
           <w:lang w:eastAsia="ja-JP"/>
         </w:rPr>
-        <w:t>Asamblea Nacional Constituyente. (1991). Constitución Política de Colombia. Diario Oficial No. 40.965.</w:t>
-      </w:r>
+      </w:pPr>
     </w:p>
     <w:p>
       <w:pPr>
@@ -9082,25 +9047,25 @@
           <w:lang w:eastAsia="ja-JP"/>
         </w:rPr>
       </w:pPr>
-    </w:p>
-    <w:p>
-      <w:pPr>
+      <w:r>
         <w:rPr>
           <w:rFonts w:ascii="Arial" w:eastAsia="Arial" w:hAnsi="Arial" w:cs="Arial"/>
           <w:sz w:val="20"/>
           <w:szCs w:val="20"/>
           <w:lang w:eastAsia="ja-JP"/>
         </w:rPr>
-      </w:pPr>
-      <w:r>
+        <w:t>Bobbio, N. (1987). El futuro de la democracia. México: Fondo de Cultura Económica.</w:t>
+      </w:r>
+    </w:p>
+    <w:p>
+      <w:pPr>
         <w:rPr>
           <w:rFonts w:ascii="Arial" w:eastAsia="Arial" w:hAnsi="Arial" w:cs="Arial"/>
           <w:sz w:val="20"/>
           <w:szCs w:val="20"/>
           <w:lang w:eastAsia="ja-JP"/>
         </w:rPr>
-        <w:t>Bobbio, N. (1987). El futuro de la democracia. México: Fondo de Cultura Económica.</w:t>
-      </w:r>
+      </w:pPr>
     </w:p>
     <w:p>
       <w:pPr>
@@ -9111,44 +9076,14 @@
           <w:lang w:eastAsia="ja-JP"/>
         </w:rPr>
       </w:pPr>
-    </w:p>
-    <w:p>
-      <w:pPr>
+      <w:r>
         <w:rPr>
           <w:rFonts w:ascii="Arial" w:eastAsia="Arial" w:hAnsi="Arial" w:cs="Arial"/>
           <w:sz w:val="20"/>
           <w:szCs w:val="20"/>
           <w:lang w:eastAsia="ja-JP"/>
         </w:rPr>
-      </w:pPr>
-      <w:r>
-        <w:rPr>
-          <w:rFonts w:ascii="Arial" w:eastAsia="Arial" w:hAnsi="Arial" w:cs="Arial"/>
-          <w:sz w:val="20"/>
-          <w:szCs w:val="20"/>
-          <w:lang w:eastAsia="ja-JP"/>
-        </w:rPr>
-        <w:t xml:space="preserve">Cardona, C., &amp; Vera, C. (2003). Modelo de producción, mundo del trabajo y cambio cultural. En C. Cardona &amp; C. Vera (Eds.), Trabajo, sociedad y dignidad humana (pp. 13–36). Editorial </w:t>
-      </w:r>
-      <w:proofErr w:type="spellStart"/>
-      <w:r>
-        <w:rPr>
-          <w:rFonts w:ascii="Arial" w:eastAsia="Arial" w:hAnsi="Arial" w:cs="Arial"/>
-          <w:sz w:val="20"/>
-          <w:szCs w:val="20"/>
-          <w:lang w:eastAsia="ja-JP"/>
-        </w:rPr>
-        <w:t>Anthropos</w:t>
-      </w:r>
-      <w:proofErr w:type="spellEnd"/>
-      <w:r>
-        <w:rPr>
-          <w:rFonts w:ascii="Arial" w:eastAsia="Arial" w:hAnsi="Arial" w:cs="Arial"/>
-          <w:sz w:val="20"/>
-          <w:szCs w:val="20"/>
-          <w:lang w:eastAsia="ja-JP"/>
-        </w:rPr>
-        <w:t>.</w:t>
+        <w:t>Cardona, C., &amp; Vera, C. (2003). Modelo de producción, mundo del trabajo y cambio cultural. En C. Cardona &amp; C. Vera (Eds.), Trabajo, sociedad y dignidad humana (pp. 13–36). Editorial Anthropos.</w:t>
       </w:r>
     </w:p>
     <w:p>
@@ -9305,27 +9240,7 @@
             <w:szCs w:val="20"/>
             <w:lang w:eastAsia="ja-JP"/>
           </w:rPr>
-          <w:t>https://img.lpderecho.pe/wp-content/uploads/202</w:t>
-        </w:r>
-        <w:r>
-          <w:rPr>
-            <w:rStyle w:val="Hipervnculo"/>
-            <w:rFonts w:ascii="Arial" w:eastAsia="Arial" w:hAnsi="Arial" w:cs="Arial"/>
-            <w:sz w:val="20"/>
-            <w:szCs w:val="20"/>
-            <w:lang w:eastAsia="ja-JP"/>
-          </w:rPr>
-          <w:t>2</w:t>
-        </w:r>
-        <w:r>
-          <w:rPr>
-            <w:rStyle w:val="Hipervnculo"/>
-            <w:rFonts w:ascii="Arial" w:eastAsia="Arial" w:hAnsi="Arial" w:cs="Arial"/>
-            <w:sz w:val="20"/>
-            <w:szCs w:val="20"/>
-            <w:lang w:eastAsia="ja-JP"/>
-          </w:rPr>
-          <w:t>/05/Sentencia-T-401-1992-Colombia-LPDerecho.pdf</w:t>
+          <w:t>https://img.lpderecho.pe/wp-content/uploads/2022/05/Sentencia-T-401-1992-Colombia-LPDerecho.pdf</w:t>
         </w:r>
       </w:hyperlink>
       <w:r>
@@ -9422,67 +9337,7 @@
           <w:szCs w:val="20"/>
           <w:lang w:eastAsia="ja-JP"/>
         </w:rPr>
-        <w:t xml:space="preserve">Feregrino Basurto, M. A. (2015). TRABAJO y CIUDADANÍA. In </w:t>
-      </w:r>
-      <w:proofErr w:type="spellStart"/>
-      <w:r>
-        <w:rPr>
-          <w:rFonts w:ascii="Arial" w:eastAsia="Arial" w:hAnsi="Arial" w:cs="Arial"/>
-          <w:sz w:val="20"/>
-          <w:szCs w:val="20"/>
-          <w:lang w:eastAsia="ja-JP"/>
-        </w:rPr>
-        <w:t>Iberofórum</w:t>
-      </w:r>
-      <w:proofErr w:type="spellEnd"/>
-      <w:r>
-        <w:rPr>
-          <w:rFonts w:ascii="Arial" w:eastAsia="Arial" w:hAnsi="Arial" w:cs="Arial"/>
-          <w:sz w:val="20"/>
-          <w:szCs w:val="20"/>
-          <w:lang w:eastAsia="ja-JP"/>
-        </w:rPr>
-        <w:t>. Revista De Ciencias Sociales De La Universidad Iberoamericana: Vol. Año X (</w:t>
-      </w:r>
-      <w:proofErr w:type="spellStart"/>
-      <w:r>
-        <w:rPr>
-          <w:rFonts w:ascii="Arial" w:eastAsia="Arial" w:hAnsi="Arial" w:cs="Arial"/>
-          <w:sz w:val="20"/>
-          <w:szCs w:val="20"/>
-          <w:lang w:eastAsia="ja-JP"/>
-        </w:rPr>
-        <w:t>Issue</w:t>
-      </w:r>
-      <w:proofErr w:type="spellEnd"/>
-      <w:r>
-        <w:rPr>
-          <w:rFonts w:ascii="Arial" w:eastAsia="Arial" w:hAnsi="Arial" w:cs="Arial"/>
-          <w:sz w:val="20"/>
-          <w:szCs w:val="20"/>
-          <w:lang w:eastAsia="ja-JP"/>
-        </w:rPr>
-        <w:t xml:space="preserve"> No. 19, pp. 29–62) [</w:t>
-      </w:r>
-      <w:proofErr w:type="spellStart"/>
-      <w:r>
-        <w:rPr>
-          <w:rFonts w:ascii="Arial" w:eastAsia="Arial" w:hAnsi="Arial" w:cs="Arial"/>
-          <w:sz w:val="20"/>
-          <w:szCs w:val="20"/>
-          <w:lang w:eastAsia="ja-JP"/>
-        </w:rPr>
-        <w:t>Journal-article</w:t>
-      </w:r>
-      <w:proofErr w:type="spellEnd"/>
-      <w:r>
-        <w:rPr>
-          <w:rFonts w:ascii="Arial" w:eastAsia="Arial" w:hAnsi="Arial" w:cs="Arial"/>
-          <w:sz w:val="20"/>
-          <w:szCs w:val="20"/>
-          <w:lang w:eastAsia="ja-JP"/>
-        </w:rPr>
-        <w:t xml:space="preserve">]. Universidad Iberoamericana A.C., Ciudad de México. </w:t>
+        <w:t xml:space="preserve">Feregrino Basurto, M. A. (2015). TRABAJO y CIUDADANÍA. In Iberofórum. Revista De Ciencias Sociales De La Universidad Iberoamericana: Vol. Año X (Issue No. 19, pp. 29–62) [Journal-article]. Universidad Iberoamericana A.C., Ciudad de México. </w:t>
       </w:r>
       <w:hyperlink r:id="rId21" w:history="1">
         <w:r>
@@ -9687,149 +9542,92 @@
           <w:szCs w:val="20"/>
           <w:lang w:eastAsia="ja-JP"/>
         </w:rPr>
-        <w:t xml:space="preserve">Organización Internacional del Trabajo (OIT). (2019). La cultura del trabajo decente. </w:t>
+        <w:t>Organización Internacional del Trabajo (OIT). (2019). La cultura del trabajo decente.</w:t>
+      </w:r>
+    </w:p>
+    <w:p>
+      <w:pPr>
+        <w:rPr>
+          <w:rFonts w:ascii="Arial" w:eastAsia="Arial" w:hAnsi="Arial" w:cs="Arial"/>
+          <w:sz w:val="20"/>
+          <w:szCs w:val="20"/>
+          <w:lang w:eastAsia="ja-JP"/>
+        </w:rPr>
+      </w:pPr>
+    </w:p>
+    <w:p>
+      <w:pPr>
+        <w:rPr>
+          <w:rFonts w:ascii="Arial" w:eastAsia="Arial" w:hAnsi="Arial" w:cs="Arial"/>
+          <w:sz w:val="20"/>
+          <w:szCs w:val="20"/>
+          <w:lang w:eastAsia="ja-JP"/>
+        </w:rPr>
+      </w:pPr>
+      <w:r>
+        <w:rPr>
+          <w:rFonts w:ascii="Arial" w:eastAsia="Arial" w:hAnsi="Arial" w:cs="Arial"/>
+          <w:sz w:val="20"/>
+          <w:szCs w:val="20"/>
+          <w:lang w:eastAsia="ja-JP"/>
+        </w:rPr>
+        <w:t xml:space="preserve">Organización Internacional del Trabajo (OIT). (2019). Entornos de trabajo saludables y productivos. </w:t>
+      </w:r>
+    </w:p>
+    <w:p>
+      <w:pPr>
+        <w:rPr>
+          <w:rFonts w:ascii="Arial" w:eastAsia="Arial" w:hAnsi="Arial" w:cs="Arial"/>
+          <w:sz w:val="20"/>
+          <w:szCs w:val="20"/>
+          <w:lang w:eastAsia="ja-JP"/>
+        </w:rPr>
+      </w:pPr>
+    </w:p>
+    <w:p>
+      <w:pPr>
+        <w:rPr>
+          <w:rFonts w:ascii="Arial" w:hAnsi="Arial" w:cs="Arial"/>
+          <w:sz w:val="20"/>
+          <w:szCs w:val="20"/>
+        </w:rPr>
+      </w:pPr>
+      <w:r>
+        <w:rPr>
+          <w:rFonts w:ascii="Arial" w:eastAsia="Arial" w:hAnsi="Arial" w:cs="Arial"/>
+          <w:sz w:val="20"/>
+          <w:szCs w:val="20"/>
+          <w:lang w:eastAsia="ja-JP"/>
+        </w:rPr>
+        <w:t xml:space="preserve">Organización Internacional del Trabajo (OIT). (2021). La libertad sindical y la negociación colectiva: Principios y normas internacionales del trabajo. </w:t>
+      </w:r>
+    </w:p>
+    <w:p>
+      <w:pPr>
+        <w:rPr>
+          <w:rStyle w:val="fadeinm1hgl8"/>
+        </w:rPr>
+      </w:pPr>
+    </w:p>
+    <w:p>
+      <w:pPr>
+        <w:rPr>
+          <w:rStyle w:val="fadeinm1hgl8"/>
+          <w:rFonts w:ascii="Arial" w:hAnsi="Arial" w:cs="Arial"/>
+          <w:sz w:val="20"/>
+          <w:szCs w:val="20"/>
+        </w:rPr>
+      </w:pPr>
+      <w:r>
+        <w:rPr>
+          <w:rStyle w:val="fadeinm1hgl8"/>
+          <w:rFonts w:ascii="Arial" w:hAnsi="Arial" w:cs="Arial"/>
+          <w:sz w:val="20"/>
+          <w:szCs w:val="20"/>
+        </w:rPr>
+        <w:t xml:space="preserve">Organización Internacional del Trabajo. (s. f.). Los derechos laborales son derechos humanos. Recuperado de </w:t>
       </w:r>
       <w:hyperlink r:id="rId22" w:history="1">
-        <w:r>
-          <w:rPr>
-            <w:rStyle w:val="Hipervnculo"/>
-            <w:rFonts w:ascii="Arial" w:eastAsia="Arial" w:hAnsi="Arial" w:cs="Arial"/>
-            <w:sz w:val="20"/>
-            <w:szCs w:val="20"/>
-            <w:lang w:eastAsia="ja-JP"/>
-          </w:rPr>
-          <w:t>https://www.ilo.org</w:t>
-        </w:r>
-      </w:hyperlink>
-      <w:r>
-        <w:rPr>
-          <w:rFonts w:ascii="Arial" w:eastAsia="Arial" w:hAnsi="Arial" w:cs="Arial"/>
-          <w:sz w:val="20"/>
-          <w:szCs w:val="20"/>
-          <w:lang w:eastAsia="ja-JP"/>
-        </w:rPr>
-        <w:t xml:space="preserve"> </w:t>
-      </w:r>
-    </w:p>
-    <w:p>
-      <w:pPr>
-        <w:rPr>
-          <w:rFonts w:ascii="Arial" w:eastAsia="Arial" w:hAnsi="Arial" w:cs="Arial"/>
-          <w:sz w:val="20"/>
-          <w:szCs w:val="20"/>
-          <w:lang w:eastAsia="ja-JP"/>
-        </w:rPr>
-      </w:pPr>
-    </w:p>
-    <w:p>
-      <w:pPr>
-        <w:rPr>
-          <w:rFonts w:ascii="Arial" w:eastAsia="Arial" w:hAnsi="Arial" w:cs="Arial"/>
-          <w:sz w:val="20"/>
-          <w:szCs w:val="20"/>
-          <w:lang w:eastAsia="ja-JP"/>
-        </w:rPr>
-      </w:pPr>
-      <w:r>
-        <w:rPr>
-          <w:rFonts w:ascii="Arial" w:eastAsia="Arial" w:hAnsi="Arial" w:cs="Arial"/>
-          <w:sz w:val="20"/>
-          <w:szCs w:val="20"/>
-          <w:lang w:eastAsia="ja-JP"/>
-        </w:rPr>
-        <w:t xml:space="preserve">Organización Internacional del Trabajo (OIT). (2019). Entornos de trabajo saludables y productivos. </w:t>
-      </w:r>
-      <w:hyperlink r:id="rId23" w:history="1">
-        <w:r>
-          <w:rPr>
-            <w:rStyle w:val="Hipervnculo"/>
-            <w:rFonts w:ascii="Arial" w:eastAsia="Arial" w:hAnsi="Arial" w:cs="Arial"/>
-            <w:sz w:val="20"/>
-            <w:szCs w:val="20"/>
-            <w:lang w:eastAsia="ja-JP"/>
-          </w:rPr>
-          <w:t>https://www.ilo.org</w:t>
-        </w:r>
-      </w:hyperlink>
-      <w:r>
-        <w:rPr>
-          <w:rFonts w:ascii="Arial" w:eastAsia="Arial" w:hAnsi="Arial" w:cs="Arial"/>
-          <w:sz w:val="20"/>
-          <w:szCs w:val="20"/>
-          <w:lang w:eastAsia="ja-JP"/>
-        </w:rPr>
-        <w:t xml:space="preserve"> </w:t>
-      </w:r>
-    </w:p>
-    <w:p>
-      <w:pPr>
-        <w:rPr>
-          <w:rFonts w:ascii="Arial" w:eastAsia="Arial" w:hAnsi="Arial" w:cs="Arial"/>
-          <w:sz w:val="20"/>
-          <w:szCs w:val="20"/>
-          <w:lang w:eastAsia="ja-JP"/>
-        </w:rPr>
-      </w:pPr>
-    </w:p>
-    <w:p>
-      <w:pPr>
-        <w:rPr>
-          <w:rStyle w:val="fadeinm1hgl8"/>
-        </w:rPr>
-      </w:pPr>
-      <w:r>
-        <w:rPr>
-          <w:rFonts w:ascii="Arial" w:eastAsia="Arial" w:hAnsi="Arial" w:cs="Arial"/>
-          <w:sz w:val="20"/>
-          <w:szCs w:val="20"/>
-          <w:lang w:eastAsia="ja-JP"/>
-        </w:rPr>
-        <w:t xml:space="preserve">Organización Internacional del Trabajo (OIT). (2021). La libertad sindical y la negociación colectiva: Principios y normas internacionales del trabajo. </w:t>
-      </w:r>
-      <w:hyperlink r:id="rId24" w:history="1">
-        <w:r>
-          <w:rPr>
-            <w:rStyle w:val="Hipervnculo"/>
-            <w:rFonts w:ascii="Arial" w:hAnsi="Arial" w:cs="Arial"/>
-            <w:sz w:val="20"/>
-            <w:szCs w:val="20"/>
-          </w:rPr>
-          <w:t>https://www.ilo.org</w:t>
-        </w:r>
-      </w:hyperlink>
-      <w:r>
-        <w:rPr>
-          <w:rStyle w:val="fadeinm1hgl8"/>
-        </w:rPr>
-        <w:t xml:space="preserve"> </w:t>
-      </w:r>
-    </w:p>
-    <w:p>
-      <w:pPr>
-        <w:rPr>
-          <w:rStyle w:val="fadeinm1hgl8"/>
-        </w:rPr>
-      </w:pPr>
-    </w:p>
-    <w:p>
-      <w:pPr>
-        <w:rPr>
-          <w:rStyle w:val="fadeinm1hgl8"/>
-          <w:rFonts w:ascii="Arial" w:hAnsi="Arial" w:cs="Arial"/>
-          <w:sz w:val="20"/>
-          <w:szCs w:val="20"/>
-        </w:rPr>
-      </w:pPr>
-      <w:r>
-        <w:rPr>
-          <w:rStyle w:val="fadeinm1hgl8"/>
-          <w:rFonts w:ascii="Arial" w:hAnsi="Arial" w:cs="Arial"/>
-          <w:sz w:val="20"/>
-          <w:szCs w:val="20"/>
-        </w:rPr>
-        <w:t xml:space="preserve">Organización Internacional del Trabajo. (s. f.). Los derechos laborales son derechos humanos. Recuperado de </w:t>
-      </w:r>
-      <w:hyperlink r:id="rId25" w:history="1">
         <w:r>
           <w:rPr>
             <w:rStyle w:val="Hipervnculo"/>
@@ -9860,106 +9658,85 @@
     <w:p>
       <w:pPr>
         <w:rPr>
+          <w:rFonts w:ascii="Arial" w:hAnsi="Arial" w:cs="Arial"/>
+          <w:sz w:val="20"/>
+          <w:szCs w:val="20"/>
+        </w:rPr>
+      </w:pPr>
+      <w:r>
+        <w:rPr>
           <w:rStyle w:val="fadeinm1hgl8"/>
           <w:rFonts w:ascii="Arial" w:hAnsi="Arial" w:cs="Arial"/>
           <w:sz w:val="20"/>
           <w:szCs w:val="20"/>
         </w:rPr>
-      </w:pPr>
-      <w:r>
+        <w:t xml:space="preserve">Procuraduría General de la Nación. (s.f.). Plan Estratégico Nacional en Derechos Humanos y Derecho Internacional Humanitario (PLANEDH). Bogotá, Colombia. </w:t>
+      </w:r>
+    </w:p>
+    <w:p>
+      <w:pPr>
         <w:rPr>
           <w:rStyle w:val="fadeinm1hgl8"/>
-          <w:rFonts w:ascii="Arial" w:hAnsi="Arial" w:cs="Arial"/>
-          <w:sz w:val="20"/>
-          <w:szCs w:val="20"/>
-        </w:rPr>
-        <w:t xml:space="preserve">Procuraduría General de la Nación. (s.f.). Plan Estratégico Nacional en Derechos Humanos y Derecho Internacional Humanitario (PLANEDH). Bogotá, Colombia. Recuperado de </w:t>
-      </w:r>
-      <w:hyperlink r:id="rId26" w:history="1">
-        <w:r>
-          <w:rPr>
-            <w:rStyle w:val="Hipervnculo"/>
-            <w:rFonts w:ascii="Arial" w:hAnsi="Arial" w:cs="Arial"/>
-            <w:sz w:val="20"/>
-            <w:szCs w:val="20"/>
-          </w:rPr>
-          <w:t>https://www.procuraduria.gov.co</w:t>
-        </w:r>
-      </w:hyperlink>
-      <w:r>
-        <w:rPr>
-          <w:rStyle w:val="fadeinm1hgl8"/>
-          <w:rFonts w:ascii="Arial" w:hAnsi="Arial" w:cs="Arial"/>
-          <w:sz w:val="20"/>
-          <w:szCs w:val="20"/>
+        </w:rPr>
+      </w:pPr>
+    </w:p>
+    <w:p>
+      <w:pPr>
+        <w:rPr>
+          <w:rFonts w:ascii="Arial" w:eastAsia="Arial" w:hAnsi="Arial" w:cs="Arial"/>
+          <w:sz w:val="20"/>
+          <w:szCs w:val="20"/>
+          <w:lang w:eastAsia="ja-JP"/>
+        </w:rPr>
+      </w:pPr>
+      <w:r>
+        <w:rPr>
+          <w:rFonts w:ascii="Arial" w:eastAsia="Arial" w:hAnsi="Arial" w:cs="Arial"/>
+          <w:sz w:val="20"/>
+          <w:szCs w:val="20"/>
+          <w:lang w:eastAsia="ja-JP"/>
+        </w:rPr>
+        <w:t>Ramírez, D. (2015). Trabajo decente y cultura del trabajo: Claves para una ciudadanía laboral en Colombia. Universidad Nacional de Colombia.</w:t>
+      </w:r>
+    </w:p>
+    <w:p>
+      <w:pPr>
+        <w:rPr>
+          <w:rFonts w:ascii="Arial" w:eastAsia="Arial" w:hAnsi="Arial" w:cs="Arial"/>
+          <w:sz w:val="20"/>
+          <w:szCs w:val="20"/>
+          <w:lang w:eastAsia="ja-JP"/>
+        </w:rPr>
+      </w:pPr>
+    </w:p>
+    <w:p>
+      <w:pPr>
+        <w:rPr>
+          <w:rFonts w:ascii="Arial" w:eastAsia="Arial" w:hAnsi="Arial" w:cs="Arial"/>
+          <w:sz w:val="20"/>
+          <w:szCs w:val="20"/>
+          <w:lang w:eastAsia="ja-JP"/>
+        </w:rPr>
+      </w:pPr>
+      <w:r>
+        <w:rPr>
+          <w:rFonts w:ascii="Arial" w:eastAsia="Arial" w:hAnsi="Arial" w:cs="Arial"/>
+          <w:sz w:val="20"/>
+          <w:szCs w:val="20"/>
+          <w:lang w:eastAsia="ja-JP"/>
+        </w:rPr>
+        <w:t>Real Academia Española. (s. f.). Democracia. En Diccionario de la lengua española (23.ª ed.). Recuperado de</w:t>
+      </w:r>
+      <w:r>
+        <w:rPr>
+          <w:rFonts w:ascii="Arial" w:eastAsia="Arial" w:hAnsi="Arial" w:cs="Arial"/>
+          <w:sz w:val="20"/>
+          <w:szCs w:val="20"/>
+          <w:lang w:eastAsia="ja-JP"/>
         </w:rPr>
         <w:t xml:space="preserve"> </w:t>
       </w:r>
-    </w:p>
-    <w:p>
-      <w:pPr>
-        <w:rPr>
-          <w:rStyle w:val="fadeinm1hgl8"/>
-        </w:rPr>
-      </w:pPr>
-    </w:p>
-    <w:p>
-      <w:pPr>
-        <w:rPr>
-          <w:rFonts w:ascii="Arial" w:eastAsia="Arial" w:hAnsi="Arial" w:cs="Arial"/>
-          <w:sz w:val="20"/>
-          <w:szCs w:val="20"/>
-          <w:lang w:eastAsia="ja-JP"/>
-        </w:rPr>
-      </w:pPr>
-      <w:r>
-        <w:rPr>
-          <w:rFonts w:ascii="Arial" w:eastAsia="Arial" w:hAnsi="Arial" w:cs="Arial"/>
-          <w:sz w:val="20"/>
-          <w:szCs w:val="20"/>
-          <w:lang w:eastAsia="ja-JP"/>
-        </w:rPr>
-        <w:t>Ramírez, D. (2015). Trabajo decente y cultura del trabajo: Claves para una ciudadanía laboral en Colombia. Universidad Nacional de Colombia.</w:t>
-      </w:r>
-    </w:p>
-    <w:p>
-      <w:pPr>
-        <w:rPr>
-          <w:rFonts w:ascii="Arial" w:eastAsia="Arial" w:hAnsi="Arial" w:cs="Arial"/>
-          <w:sz w:val="20"/>
-          <w:szCs w:val="20"/>
-          <w:lang w:eastAsia="ja-JP"/>
-        </w:rPr>
-      </w:pPr>
-    </w:p>
-    <w:p>
-      <w:pPr>
-        <w:rPr>
-          <w:rFonts w:ascii="Arial" w:eastAsia="Arial" w:hAnsi="Arial" w:cs="Arial"/>
-          <w:sz w:val="20"/>
-          <w:szCs w:val="20"/>
-          <w:lang w:eastAsia="ja-JP"/>
-        </w:rPr>
-      </w:pPr>
-      <w:r>
-        <w:rPr>
-          <w:rFonts w:ascii="Arial" w:eastAsia="Arial" w:hAnsi="Arial" w:cs="Arial"/>
-          <w:sz w:val="20"/>
-          <w:szCs w:val="20"/>
-          <w:lang w:eastAsia="ja-JP"/>
-        </w:rPr>
-        <w:t>Real Academia Española. (s. f.). Democracia. En Diccionario de la lengua española (23.ª ed.). Recuperado de</w:t>
-      </w:r>
-      <w:r>
-        <w:rPr>
-          <w:rFonts w:ascii="Arial" w:eastAsia="Arial" w:hAnsi="Arial" w:cs="Arial"/>
-          <w:sz w:val="20"/>
-          <w:szCs w:val="20"/>
-          <w:lang w:eastAsia="ja-JP"/>
-        </w:rPr>
-        <w:t xml:space="preserve"> </w:t>
-      </w:r>
-      <w:hyperlink r:id="rId27" w:history="1">
+      <w:hyperlink r:id="rId23" w:history="1">
         <w:r>
           <w:rPr>
             <w:rStyle w:val="Hipervnculo"/>
@@ -10036,38 +9813,37 @@
           <w:szCs w:val="20"/>
           <w:lang w:eastAsia="ja-JP"/>
         </w:rPr>
-        <w:t xml:space="preserve">Sen, A. (2000). Desarrollo y libertad (1.ª ed., traducción de Joaquín Chamorro </w:t>
-      </w:r>
-      <w:proofErr w:type="spellStart"/>
-      <w:r>
+        <w:t>Sen, A. (2000). Desarrollo y libertad (1.ª ed., traducción de Joaquín Chamorro Mielke). Editorial Planeta.</w:t>
+      </w:r>
+    </w:p>
+    <w:p>
+      <w:pPr>
         <w:rPr>
           <w:rFonts w:ascii="Arial" w:eastAsia="Arial" w:hAnsi="Arial" w:cs="Arial"/>
           <w:sz w:val="20"/>
           <w:szCs w:val="20"/>
           <w:lang w:eastAsia="ja-JP"/>
         </w:rPr>
-        <w:t>Mielke</w:t>
-      </w:r>
-      <w:proofErr w:type="spellEnd"/>
-      <w:r>
+      </w:pPr>
+    </w:p>
+    <w:p>
+      <w:pPr>
         <w:rPr>
           <w:rFonts w:ascii="Arial" w:eastAsia="Arial" w:hAnsi="Arial" w:cs="Arial"/>
           <w:sz w:val="20"/>
           <w:szCs w:val="20"/>
           <w:lang w:eastAsia="ja-JP"/>
         </w:rPr>
-        <w:t>). Editorial Planeta.</w:t>
-      </w:r>
-    </w:p>
-    <w:p>
-      <w:pPr>
+      </w:pPr>
+      <w:r>
         <w:rPr>
           <w:rFonts w:ascii="Arial" w:eastAsia="Arial" w:hAnsi="Arial" w:cs="Arial"/>
           <w:sz w:val="20"/>
           <w:szCs w:val="20"/>
           <w:lang w:eastAsia="ja-JP"/>
         </w:rPr>
-      </w:pPr>
+        <w:t>UNESCO. (2020). Educación para la ciudadanía mundial: prepararse para el futuro.</w:t>
+      </w:r>
     </w:p>
     <w:p>
       <w:pPr>
@@ -10078,27 +9854,16 @@
           <w:lang w:eastAsia="ja-JP"/>
         </w:rPr>
       </w:pPr>
-      <w:r>
+    </w:p>
+    <w:p>
+      <w:pPr>
         <w:rPr>
           <w:rFonts w:ascii="Arial" w:eastAsia="Arial" w:hAnsi="Arial" w:cs="Arial"/>
           <w:sz w:val="20"/>
           <w:szCs w:val="20"/>
           <w:lang w:eastAsia="ja-JP"/>
         </w:rPr>
-        <w:t xml:space="preserve">UNESCO. (2020). Educación para la ciudadanía mundial: prepararse para el futuro. </w:t>
-      </w:r>
-      <w:hyperlink r:id="rId28" w:history="1">
-        <w:r>
-          <w:rPr>
-            <w:rStyle w:val="Hipervnculo"/>
-            <w:rFonts w:ascii="Arial" w:eastAsia="Arial" w:hAnsi="Arial" w:cs="Arial"/>
-            <w:sz w:val="20"/>
-            <w:szCs w:val="20"/>
-            <w:lang w:eastAsia="ja-JP"/>
-          </w:rPr>
-          <w:t>https://www.unesco.org</w:t>
-        </w:r>
-      </w:hyperlink>
+      </w:pPr>
       <w:r>
         <w:rPr>
           <w:rFonts w:ascii="Arial" w:eastAsia="Arial" w:hAnsi="Arial" w:cs="Arial"/>
@@ -10106,56 +9871,7 @@
           <w:szCs w:val="20"/>
           <w:lang w:eastAsia="ja-JP"/>
         </w:rPr>
-        <w:t xml:space="preserve"> </w:t>
-      </w:r>
-    </w:p>
-    <w:p>
-      <w:pPr>
-        <w:rPr>
-          <w:rFonts w:ascii="Arial" w:eastAsia="Arial" w:hAnsi="Arial" w:cs="Arial"/>
-          <w:sz w:val="20"/>
-          <w:szCs w:val="20"/>
-          <w:lang w:eastAsia="ja-JP"/>
-        </w:rPr>
-      </w:pPr>
-    </w:p>
-    <w:p>
-      <w:pPr>
-        <w:rPr>
-          <w:rFonts w:ascii="Arial" w:eastAsia="Arial" w:hAnsi="Arial" w:cs="Arial"/>
-          <w:sz w:val="20"/>
-          <w:szCs w:val="20"/>
-          <w:lang w:eastAsia="ja-JP"/>
-        </w:rPr>
-      </w:pPr>
-      <w:r>
-        <w:rPr>
-          <w:rFonts w:ascii="Arial" w:eastAsia="Arial" w:hAnsi="Arial" w:cs="Arial"/>
-          <w:sz w:val="20"/>
-          <w:szCs w:val="20"/>
-          <w:lang w:eastAsia="ja-JP"/>
-        </w:rPr>
-        <w:t xml:space="preserve">Uprimny, R. (2011). La tutela: origen, desarrollos y desafíos. Bogotá: </w:t>
-      </w:r>
-      <w:proofErr w:type="spellStart"/>
-      <w:r>
-        <w:rPr>
-          <w:rFonts w:ascii="Arial" w:eastAsia="Arial" w:hAnsi="Arial" w:cs="Arial"/>
-          <w:sz w:val="20"/>
-          <w:szCs w:val="20"/>
-          <w:lang w:eastAsia="ja-JP"/>
-        </w:rPr>
-        <w:t>Dejusticia</w:t>
-      </w:r>
-      <w:proofErr w:type="spellEnd"/>
-      <w:r>
-        <w:rPr>
-          <w:rFonts w:ascii="Arial" w:eastAsia="Arial" w:hAnsi="Arial" w:cs="Arial"/>
-          <w:sz w:val="20"/>
-          <w:szCs w:val="20"/>
-          <w:lang w:eastAsia="ja-JP"/>
-        </w:rPr>
-        <w:t>.</w:t>
+        <w:t>Uprimny, R. (2011). La tutela: origen, desarrollos y desafíos. Bogotá: Dejusticia.</w:t>
       </w:r>
     </w:p>
     <w:p>
@@ -10589,27 +10305,7 @@
                 <w:sz w:val="20"/>
                 <w:szCs w:val="20"/>
               </w:rPr>
-              <w:t xml:space="preserve">Josué </w:t>
-            </w:r>
-            <w:proofErr w:type="spellStart"/>
-            <w:r>
-              <w:rPr>
-                <w:b w:val="0"/>
-                <w:bCs/>
-                <w:sz w:val="20"/>
-                <w:szCs w:val="20"/>
-              </w:rPr>
-              <w:t>Dario</w:t>
-            </w:r>
-            <w:proofErr w:type="spellEnd"/>
-            <w:r>
-              <w:rPr>
-                <w:b w:val="0"/>
-                <w:bCs/>
-                <w:sz w:val="20"/>
-                <w:szCs w:val="20"/>
-              </w:rPr>
-              <w:t xml:space="preserve"> Niño Riaño</w:t>
+              <w:t>Josué Dario Niño Riaño</w:t>
             </w:r>
           </w:p>
         </w:tc>
@@ -11270,8 +10966,8 @@
       </w:r>
     </w:p>
     <w:sectPr>
-      <w:headerReference w:type="default" r:id="rId29"/>
-      <w:footerReference w:type="default" r:id="rId30"/>
+      <w:headerReference w:type="default" r:id="rId24"/>
+      <w:footerReference w:type="default" r:id="rId25"/>
       <w:pgSz w:w="12240" w:h="15840"/>
       <w:pgMar w:top="1701" w:right="900" w:bottom="1134" w:left="1134" w:header="720" w:footer="0" w:gutter="0"/>
       <w:pgNumType w:start="1"/>
@@ -19628,15 +19324,6 @@
 </file>
 
 <file path=customXml/item1.xml><?xml version="1.0" encoding="utf-8"?>
-<?mso-contentType ?>
-<FormTemplates xmlns="http://schemas.microsoft.com/sharepoint/v3/contenttype/forms">
-  <Display>DocumentLibraryForm</Display>
-  <Edit>DocumentLibraryForm</Edit>
-  <New>DocumentLibraryForm</New>
-</FormTemplates>
-</file>
-
-<file path=customXml/item2.xml><?xml version="1.0" encoding="utf-8"?>
 <ct:contentTypeSchema xmlns:ct="http://schemas.microsoft.com/office/2006/metadata/contentType" xmlns:ma="http://schemas.microsoft.com/office/2006/metadata/properties/metaAttributes" ct:_="" ma:_="" ma:contentTypeName="Documento" ma:contentTypeID="0x01010049282E1EDBE9234EA9E6D38F720E265F" ma:contentTypeVersion="15" ma:contentTypeDescription="Crear nuevo documento." ma:contentTypeScope="" ma:versionID="b31c7aa9eaf043a08b87120b3c4916e3">
   <xsd:schema xmlns:xsd="http://www.w3.org/2001/XMLSchema" xmlns:xs="http://www.w3.org/2001/XMLSchema" xmlns:p="http://schemas.microsoft.com/office/2006/metadata/properties" xmlns:ns2="cb45339b-ced9-4d0d-8f64-77573914d53b" xmlns:ns3="43a3ca16-9c26-4813-b83f-4aec9927b43f" targetNamespace="http://schemas.microsoft.com/office/2006/metadata/properties" ma:root="true" ma:fieldsID="3533d065b04d75c457075bc55f1f5315" ns2:_="" ns3:_="">
     <xsd:import namespace="cb45339b-ced9-4d0d-8f64-77573914d53b"/>
@@ -19871,7 +19558,26 @@
 </ct:contentTypeSchema>
 </file>
 
+<file path=customXml/item2.xml><?xml version="1.0" encoding="utf-8"?>
+<?mso-contentType ?>
+<FormTemplates xmlns="http://schemas.microsoft.com/sharepoint/v3/contenttype/forms">
+  <Display>DocumentLibraryForm</Display>
+  <Edit>DocumentLibraryForm</Edit>
+  <New>DocumentLibraryForm</New>
+</FormTemplates>
+</file>
+
 <file path=customXml/item3.xml><?xml version="1.0" encoding="utf-8"?>
+<b:Sources xmlns:b="http://schemas.openxmlformats.org/officeDocument/2006/bibliography" xmlns="http://schemas.openxmlformats.org/officeDocument/2006/bibliography" SelectedStyle="/APASixthEditionOfficeOnline.xsl" StyleName="APA" Version="6"/>
+</file>
+
+<file path=customXml/item4.xml><?xml version="1.0" encoding="utf-8"?>
+<go:gDocsCustomXmlDataStorage xmlns:go="http://customooxmlschemas.google.com/" xmlns:r="http://schemas.openxmlformats.org/officeDocument/2006/relationships">
+  <go:docsCustomData xmlns:go="http://customooxmlschemas.google.com/" roundtripDataSignature="AMtx7mh3w1sXrKwdjzYCxjbwPkf7wsIk5w==">AMUW2mWhRc/xLonLdtoI8dz4BVu2GREgE7++Eme5Ko+W5/2G+QfXPKxV7NwLPPaJ77IM2LrlHDguxVZnDKcg4iQIvJIe+zJ9DBWjUaWFI+z0k4HbdiCFsJo=</go:docsCustomData>
+</go:gDocsCustomXmlDataStorage>
+</file>
+
+<file path=customXml/item5.xml><?xml version="1.0" encoding="utf-8"?>
 <p:properties xmlns:p="http://schemas.microsoft.com/office/2006/metadata/properties" xmlns:xsi="http://www.w3.org/2001/XMLSchema-instance" xmlns:pc="http://schemas.microsoft.com/office/infopath/2007/PartnerControls">
   <documentManagement>
     <TaxCatchAll xmlns="cb45339b-ced9-4d0d-8f64-77573914d53b" xsi:nil="true"/>
@@ -19882,17 +19588,26 @@
 </p:properties>
 </file>
 
-<file path=customXml/item4.xml><?xml version="1.0" encoding="utf-8"?>
-<go:gDocsCustomXmlDataStorage xmlns:go="http://customooxmlschemas.google.com/" xmlns:r="http://schemas.openxmlformats.org/officeDocument/2006/relationships">
-  <go:docsCustomData xmlns:go="http://customooxmlschemas.google.com/" roundtripDataSignature="AMtx7mh3w1sXrKwdjzYCxjbwPkf7wsIk5w==">AMUW2mWhRc/xLonLdtoI8dz4BVu2GREgE7++Eme5Ko+W5/2G+QfXPKxV7NwLPPaJ77IM2LrlHDguxVZnDKcg4iQIvJIe+zJ9DBWjUaWFI+z0k4HbdiCFsJo=</go:docsCustomData>
-</go:gDocsCustomXmlDataStorage>
+<file path=customXml/itemProps1.xml><?xml version="1.0" encoding="utf-8"?>
+<ds:datastoreItem xmlns:ds="http://schemas.openxmlformats.org/officeDocument/2006/customXml" ds:itemID="{290E3EA3-831C-425F-8D3E-03852E877BD4}">
+  <ds:schemaRefs>
+    <ds:schemaRef ds:uri="http://schemas.microsoft.com/office/2006/metadata/contentType"/>
+    <ds:schemaRef ds:uri="http://schemas.microsoft.com/office/2006/metadata/properties/metaAttributes"/>
+    <ds:schemaRef ds:uri="http://www.w3.org/2001/XMLSchema"/>
+    <ds:schemaRef ds:uri="http://schemas.microsoft.com/office/2006/metadata/properties"/>
+    <ds:schemaRef ds:uri="cb45339b-ced9-4d0d-8f64-77573914d53b"/>
+    <ds:schemaRef ds:uri="43a3ca16-9c26-4813-b83f-4aec9927b43f"/>
+    <ds:schemaRef ds:uri="http://schemas.microsoft.com/office/2006/documentManagement/types"/>
+    <ds:schemaRef ds:uri="http://schemas.microsoft.com/office/infopath/2007/PartnerControls"/>
+    <ds:schemaRef ds:uri="http://schemas.openxmlformats.org/package/2006/metadata/core-properties"/>
+    <ds:schemaRef ds:uri="http://purl.org/dc/elements/1.1/"/>
+    <ds:schemaRef ds:uri="http://purl.org/dc/terms/"/>
+    <ds:schemaRef ds:uri="http://schemas.microsoft.com/internal/obd"/>
+  </ds:schemaRefs>
+</ds:datastoreItem>
 </file>
 
-<file path=customXml/item5.xml><?xml version="1.0" encoding="utf-8"?>
-<b:Sources xmlns:b="http://schemas.openxmlformats.org/officeDocument/2006/bibliography" xmlns="http://schemas.openxmlformats.org/officeDocument/2006/bibliography" SelectedStyle="/APASixthEditionOfficeOnline.xsl" StyleName="APA" Version="6"/>
-</file>
-
-<file path=customXml/itemProps1.xml><?xml version="1.0" encoding="utf-8"?>
+<file path=customXml/itemProps2.xml><?xml version="1.0" encoding="utf-8"?>
 <ds:datastoreItem xmlns:ds="http://schemas.openxmlformats.org/officeDocument/2006/customXml" ds:itemID="{83102ECF-E44F-4F73-A78F-FE313D1BFB9A}">
   <ds:schemaRefs>
     <ds:schemaRef ds:uri="http://schemas.microsoft.com/sharepoint/v3/contenttype/forms"/>
@@ -19900,17 +19615,10 @@
 </ds:datastoreItem>
 </file>
 
-<file path=customXml/itemProps2.xml><?xml version="1.0" encoding="utf-8"?>
-<ds:datastoreItem xmlns:ds="http://schemas.openxmlformats.org/officeDocument/2006/customXml" ds:itemID="{290E3EA3-831C-425F-8D3E-03852E877BD4}"/>
-</file>
-
 <file path=customXml/itemProps3.xml><?xml version="1.0" encoding="utf-8"?>
-<ds:datastoreItem xmlns:ds="http://schemas.openxmlformats.org/officeDocument/2006/customXml" ds:itemID="{9D9B1A75-0210-4935-8179-95DF20A26AD1}">
+<ds:datastoreItem xmlns:ds="http://schemas.openxmlformats.org/officeDocument/2006/customXml" ds:itemID="{7AB81338-7876-024F-BBD2-42140C09709C}">
   <ds:schemaRefs>
-    <ds:schemaRef ds:uri="http://schemas.microsoft.com/office/2006/metadata/properties"/>
-    <ds:schemaRef ds:uri="http://schemas.microsoft.com/office/infopath/2007/PartnerControls"/>
-    <ds:schemaRef ds:uri="1d52d4bc-3f95-4709-b359-1b96840d7671"/>
-    <ds:schemaRef ds:uri="8d1bea48-6525-4b05-8cf5-c6ad0dd5b02f"/>
+    <ds:schemaRef ds:uri="http://schemas.openxmlformats.org/officeDocument/2006/bibliography"/>
   </ds:schemaRefs>
 </ds:datastoreItem>
 </file>
@@ -19925,9 +19633,12 @@
 </file>
 
 <file path=customXml/itemProps5.xml><?xml version="1.0" encoding="utf-8"?>
-<ds:datastoreItem xmlns:ds="http://schemas.openxmlformats.org/officeDocument/2006/customXml" ds:itemID="{7AB81338-7876-024F-BBD2-42140C09709C}">
+<ds:datastoreItem xmlns:ds="http://schemas.openxmlformats.org/officeDocument/2006/customXml" ds:itemID="{9D9B1A75-0210-4935-8179-95DF20A26AD1}">
   <ds:schemaRefs>
-    <ds:schemaRef ds:uri="http://schemas.openxmlformats.org/officeDocument/2006/bibliography"/>
+    <ds:schemaRef ds:uri="http://schemas.microsoft.com/office/2006/metadata/properties"/>
+    <ds:schemaRef ds:uri="http://schemas.microsoft.com/office/infopath/2007/PartnerControls"/>
+    <ds:schemaRef ds:uri="cb45339b-ced9-4d0d-8f64-77573914d53b"/>
+    <ds:schemaRef ds:uri="43a3ca16-9c26-4813-b83f-4aec9927b43f"/>
   </ds:schemaRefs>
 </ds:datastoreItem>
 </file>
--- a/fuentes/CF1_DI.docx
+++ b/fuentes/CF1_DI.docx
@@ -1,6 +1,6 @@
 
 <file path=word/document.xml><?xml version="1.0" encoding="utf-8"?>
-<w:document xmlns:wpc="http://schemas.microsoft.com/office/word/2010/wordprocessingCanvas" xmlns:cx="http://schemas.microsoft.com/office/drawing/2014/chartex" xmlns:cx1="http://schemas.microsoft.com/office/drawing/2015/9/8/chartex" xmlns:cx2="http://schemas.microsoft.com/office/drawing/2015/10/21/chartex" xmlns:cx3="http://schemas.microsoft.com/office/drawing/2016/5/9/chartex" xmlns:cx4="http://schemas.microsoft.com/office/drawing/2016/5/10/chartex" xmlns:cx5="http://schemas.microsoft.com/office/drawing/2016/5/11/chartex" xmlns:cx6="http://schemas.microsoft.com/office/drawing/2016/5/12/chartex" xmlns:cx7="http://schemas.microsoft.com/office/drawing/2016/5/13/chartex" xmlns:cx8="http://schemas.microsoft.com/office/drawing/2016/5/14/chartex" xmlns:mc="http://schemas.openxmlformats.org/markup-compatibility/2006" xmlns:aink="http://schemas.microsoft.com/office/drawing/2016/ink" xmlns:am3d="http://schemas.microsoft.com/office/drawing/2017/model3d" xmlns:o="urn:schemas-microsoft-com:office:office" xmlns:oel="http://schemas.microsoft.com/office/2019/extlst" xmlns:r="http://schemas.openxmlformats.org/officeDocument/2006/relationships" xmlns:m="http://schemas.openxmlformats.org/officeDocument/2006/math" xmlns:v="urn:schemas-microsoft-com:vml" xmlns:wp14="http://schemas.microsoft.com/office/word/2010/wordprocessingDrawing" xmlns:wp="http://schemas.openxmlformats.org/drawingml/2006/wordprocessingDrawing" xmlns:w10="urn:schemas-microsoft-com:office:word" xmlns:w="http://schemas.openxmlformats.org/wordprocessingml/2006/main" xmlns:w14="http://schemas.microsoft.com/office/word/2010/wordml" xmlns:w15="http://schemas.microsoft.com/office/word/2012/wordml" xmlns:w16cex="http://schemas.microsoft.com/office/word/2018/wordml/cex" xmlns:w16cid="http://schemas.microsoft.com/office/word/2016/wordml/cid" xmlns:w16="http://schemas.microsoft.com/office/word/2018/wordml" xmlns:w16du="http://schemas.microsoft.com/office/word/2023/wordml/word16du" xmlns:w16sdtdh="http://schemas.microsoft.com/office/word/2020/wordml/sdtdatahash" xmlns:w16sdtfl="http://schemas.microsoft.com/office/word/2024/wordml/sdtformatlock" xmlns:w16se="http://schemas.microsoft.com/office/word/2015/wordml/symex" xmlns:wpg="http://schemas.microsoft.com/office/word/2010/wordprocessingGroup" xmlns:wpi="http://schemas.microsoft.com/office/word/2010/wordprocessingInk" xmlns:wne="http://schemas.microsoft.com/office/word/2006/wordml" xmlns:wps="http://schemas.microsoft.com/office/word/2010/wordprocessingShape" mc:Ignorable="w14 w15 w16se w16cid w16 w16cex w16sdtdh w16sdtfl w16du wp14">
+<w:document xmlns:wpc="http://schemas.microsoft.com/office/word/2010/wordprocessingCanvas" xmlns:cx="http://schemas.microsoft.com/office/drawing/2014/chartex" xmlns:cx1="http://schemas.microsoft.com/office/drawing/2015/9/8/chartex" xmlns:cx2="http://schemas.microsoft.com/office/drawing/2015/10/21/chartex" xmlns:cx3="http://schemas.microsoft.com/office/drawing/2016/5/9/chartex" xmlns:cx4="http://schemas.microsoft.com/office/drawing/2016/5/10/chartex" xmlns:cx5="http://schemas.microsoft.com/office/drawing/2016/5/11/chartex" xmlns:cx6="http://schemas.microsoft.com/office/drawing/2016/5/12/chartex" xmlns:cx7="http://schemas.microsoft.com/office/drawing/2016/5/13/chartex" xmlns:cx8="http://schemas.microsoft.com/office/drawing/2016/5/14/chartex" xmlns:mc="http://schemas.openxmlformats.org/markup-compatibility/2006" xmlns:aink="http://schemas.microsoft.com/office/drawing/2016/ink" xmlns:am3d="http://schemas.microsoft.com/office/drawing/2017/model3d" xmlns:o="urn:schemas-microsoft-com:office:office" xmlns:oel="http://schemas.microsoft.com/office/2019/extlst" xmlns:r="http://schemas.openxmlformats.org/officeDocument/2006/relationships" xmlns:m="http://schemas.openxmlformats.org/officeDocument/2006/math" xmlns:v="urn:schemas-microsoft-com:vml" xmlns:wp14="http://schemas.microsoft.com/office/word/2010/wordprocessingDrawing" xmlns:wp="http://schemas.openxmlformats.org/drawingml/2006/wordprocessingDrawing" xmlns:w10="urn:schemas-microsoft-com:office:word" xmlns:w="http://schemas.openxmlformats.org/wordprocessingml/2006/main" xmlns:w14="http://schemas.microsoft.com/office/word/2010/wordml" xmlns:w15="http://schemas.microsoft.com/office/word/2012/wordml" xmlns:w16cex="http://schemas.microsoft.com/office/word/2018/wordml/cex" xmlns:w16cid="http://schemas.microsoft.com/office/word/2016/wordml/cid" xmlns:w16="http://schemas.microsoft.com/office/word/2018/wordml" xmlns:w16du="http://schemas.microsoft.com/office/word/2023/wordml/word16du" xmlns:w16sdtdh="http://schemas.microsoft.com/office/word/2020/wordml/sdtdatahash" xmlns:w16sdtfl="http://schemas.microsoft.com/office/word/2024/wordml/sdtformatlock" xmlns:w16se="http://schemas.microsoft.com/office/word/2015/wordml/symex" xmlns:wpg="http://schemas.microsoft.com/office/word/2010/wordprocessingGroup" xmlns:wpi="http://schemas.microsoft.com/office/word/2010/wordprocessingInk" xmlns:wne="http://schemas.microsoft.com/office/word/2006/wordml" xmlns:wps="http://schemas.microsoft.com/office/word/2010/wordprocessingShape" xmlns:a="http://schemas.openxmlformats.org/drawingml/2006/main" xmlns:pic="http://schemas.openxmlformats.org/drawingml/2006/picture" mc:Ignorable="w14 w15 w16se w16cid w16 w16cex w16sdtdh w16sdtfl w16du wp14">
   <w:body>
     <w:p>
       <w:pPr>
@@ -39,12 +39,12 @@
         <w:tblW w:w="9962" w:type="dxa"/>
         <w:tblInd w:w="0" w:type="dxa"/>
         <w:tblBorders>
-          <w:top w:val="single" w:sz="4" w:space="0" w:color="000000"/>
-          <w:left w:val="single" w:sz="4" w:space="0" w:color="000000"/>
-          <w:bottom w:val="single" w:sz="4" w:space="0" w:color="000000"/>
-          <w:right w:val="single" w:sz="4" w:space="0" w:color="000000"/>
-          <w:insideH w:val="single" w:sz="4" w:space="0" w:color="000000"/>
-          <w:insideV w:val="single" w:sz="4" w:space="0" w:color="000000"/>
+          <w:top w:val="single" w:color="000000" w:sz="4" w:space="0"/>
+          <w:left w:val="single" w:color="000000" w:sz="4" w:space="0"/>
+          <w:bottom w:val="single" w:color="000000" w:sz="4" w:space="0"/>
+          <w:right w:val="single" w:color="000000" w:sz="4" w:space="0"/>
+          <w:insideH w:val="single" w:color="000000" w:sz="4" w:space="0"/>
+          <w:insideV w:val="single" w:color="000000" w:sz="4" w:space="0"/>
         </w:tblBorders>
         <w:tblLayout w:type="fixed"/>
         <w:tblLook w:val="0400" w:firstRow="0" w:lastRow="0" w:firstColumn="0" w:lastColumn="0" w:noHBand="0" w:noVBand="1"/>
@@ -126,12 +126,12 @@
         <w:tblW w:w="9962" w:type="dxa"/>
         <w:tblInd w:w="0" w:type="dxa"/>
         <w:tblBorders>
-          <w:top w:val="single" w:sz="4" w:space="0" w:color="000000"/>
-          <w:left w:val="single" w:sz="4" w:space="0" w:color="000000"/>
-          <w:bottom w:val="single" w:sz="4" w:space="0" w:color="000000"/>
-          <w:right w:val="single" w:sz="4" w:space="0" w:color="000000"/>
-          <w:insideH w:val="single" w:sz="4" w:space="0" w:color="000000"/>
-          <w:insideV w:val="single" w:sz="4" w:space="0" w:color="000000"/>
+          <w:top w:val="single" w:color="000000" w:sz="4" w:space="0"/>
+          <w:left w:val="single" w:color="000000" w:sz="4" w:space="0"/>
+          <w:bottom w:val="single" w:color="000000" w:sz="4" w:space="0"/>
+          <w:right w:val="single" w:color="000000" w:sz="4" w:space="0"/>
+          <w:insideH w:val="single" w:color="000000" w:sz="4" w:space="0"/>
+          <w:insideV w:val="single" w:color="000000" w:sz="4" w:space="0"/>
         </w:tblBorders>
         <w:tblLayout w:type="fixed"/>
         <w:tblLook w:val="0400" w:firstRow="0" w:lastRow="0" w:firstColumn="0" w:lastColumn="0" w:noHBand="0" w:noVBand="1"/>
@@ -367,12 +367,278 @@
         <w:tblW w:w="9962" w:type="dxa"/>
         <w:tblInd w:w="0" w:type="dxa"/>
         <w:tblBorders>
-          <w:top w:val="single" w:sz="4" w:space="0" w:color="000000"/>
-          <w:left w:val="single" w:sz="4" w:space="0" w:color="000000"/>
-          <w:bottom w:val="single" w:sz="4" w:space="0" w:color="000000"/>
-          <w:right w:val="single" w:sz="4" w:space="0" w:color="000000"/>
-          <w:insideH w:val="single" w:sz="4" w:space="0" w:color="000000"/>
-          <w:insideV w:val="single" w:sz="4" w:space="0" w:color="000000"/>
+          <w:top w:val="single" w:color="000000" w:sz="4" w:space="0"/>
+          <w:left w:val="single" w:color="000000" w:sz="4" w:space="0"/>
+          <w:bottom w:val="single" w:color="000000" w:sz="4" w:space="0"/>
+          <w:right w:val="single" w:color="000000" w:sz="4" w:space="0"/>
+          <w:insideH w:val="single" w:color="000000" w:sz="4" w:space="0"/>
+          <w:insideV w:val="single" w:color="000000" w:sz="4" w:space="0"/>
+        </w:tblBorders>
+        <w:tblLayout w:type="fixed"/>
+        <w:tblLook w:val="0400" w:firstRow="0" w:lastRow="0" w:firstColumn="0" w:lastColumn="0" w:noHBand="0" w:noVBand="1"/>
+      </w:tblPr>
+      <w:tblGrid>
+        <w:gridCol w:w="3397"/>
+        <w:gridCol w:w="6565"/>
+      </w:tblGrid>
+      <w:tr>
+        <w:trPr>
+          <w:trHeight w:val="340"/>
+        </w:trPr>
+        <w:tc>
+          <w:tcPr>
+            <w:tcW w:w="3397" w:type="dxa"/>
+            <w:tcMar/>
+            <w:vAlign w:val="center"/>
+          </w:tcPr>
+          <w:p>
+            <w:pPr>
+              <w:pStyle w:val="Normal0"/>
+              <w:spacing w:line="276" w:lineRule="auto"/>
+              <w:rPr>
+                <w:sz w:val="20"/>
+                <w:szCs w:val="20"/>
+              </w:rPr>
+            </w:pPr>
+            <w:r>
+              <w:rPr>
+                <w:sz w:val="20"/>
+                <w:szCs w:val="20"/>
+              </w:rPr>
+              <w:t>NÚMERO DEL COMPONENTE FORMATIVO</w:t>
+            </w:r>
+          </w:p>
+        </w:tc>
+        <w:tc>
+          <w:tcPr>
+            <w:tcW w:w="6565" w:type="dxa"/>
+            <w:tcMar/>
+            <w:vAlign w:val="center"/>
+          </w:tcPr>
+          <w:p>
+            <w:pPr>
+              <w:pStyle w:val="Normal0"/>
+              <w:spacing w:line="276" w:lineRule="auto"/>
+              <w:rPr>
+                <w:color w:val="39A900"/>
+                <w:sz w:val="20"/>
+                <w:szCs w:val="20"/>
+              </w:rPr>
+            </w:pPr>
+            <w:r>
+              <w:rPr>
+                <w:color w:val="000000" w:themeColor="text1"/>
+                <w:sz w:val="20"/>
+                <w:szCs w:val="20"/>
+              </w:rPr>
+              <w:t>0</w:t>
+            </w:r>
+            <w:r>
+              <w:rPr>
+                <w:color w:val="000000" w:themeColor="text1"/>
+                <w:sz w:val="20"/>
+                <w:szCs w:val="20"/>
+              </w:rPr>
+              <w:t>1</w:t>
+            </w:r>
+          </w:p>
+        </w:tc>
+      </w:tr>
+      <w:tr>
+        <w:trPr>
+          <w:trHeight w:val="340"/>
+        </w:trPr>
+        <w:tc>
+          <w:tcPr>
+            <w:tcW w:w="3397" w:type="dxa"/>
+            <w:tcMar/>
+            <w:vAlign w:val="center"/>
+          </w:tcPr>
+          <w:p>
+            <w:pPr>
+              <w:pStyle w:val="Normal0"/>
+              <w:spacing w:line="276" w:lineRule="auto"/>
+              <w:rPr>
+                <w:sz w:val="20"/>
+                <w:szCs w:val="20"/>
+              </w:rPr>
+            </w:pPr>
+            <w:r>
+              <w:rPr>
+                <w:sz w:val="20"/>
+                <w:szCs w:val="20"/>
+              </w:rPr>
+              <w:t>NOMBRE DEL COMPONENTE FORMATIVO</w:t>
+            </w:r>
+          </w:p>
+        </w:tc>
+        <w:tc>
+          <w:tcPr>
+            <w:tcW w:w="6565" w:type="dxa"/>
+            <w:tcMar/>
+            <w:vAlign w:val="center"/>
+          </w:tcPr>
+          <w:p>
+            <w:pPr>
+              <w:pStyle w:val="Normal0"/>
+              <w:spacing w:line="276" w:lineRule="auto"/>
+              <w:rPr>
+                <w:color w:val="39A900"/>
+                <w:sz w:val="20"/>
+                <w:szCs w:val="20"/>
+              </w:rPr>
+            </w:pPr>
+            <w:r>
+              <w:rPr>
+                <w:color w:val="000000" w:themeColor="text1"/>
+                <w:sz w:val="20"/>
+                <w:szCs w:val="20"/>
+              </w:rPr>
+              <w:t>Derechos fundamentales del trabajo</w:t>
+            </w:r>
+          </w:p>
+        </w:tc>
+      </w:tr>
+      <w:tr>
+        <w:trPr>
+          <w:trHeight w:val="340"/>
+        </w:trPr>
+        <w:tc>
+          <w:tcPr>
+            <w:tcW w:w="3397" w:type="dxa"/>
+            <w:tcMar/>
+            <w:vAlign w:val="center"/>
+          </w:tcPr>
+          <w:p>
+            <w:pPr>
+              <w:pStyle w:val="Normal0"/>
+              <w:spacing w:line="276" w:lineRule="auto"/>
+              <w:rPr>
+                <w:sz w:val="20"/>
+                <w:szCs w:val="20"/>
+              </w:rPr>
+            </w:pPr>
+            <w:r>
+              <w:rPr>
+                <w:sz w:val="20"/>
+                <w:szCs w:val="20"/>
+              </w:rPr>
+              <w:t>BREVE DESCRIPCIÓN</w:t>
+            </w:r>
+          </w:p>
+        </w:tc>
+        <w:tc>
+          <w:tcPr>
+            <w:tcW w:w="6565" w:type="dxa"/>
+            <w:tcMar/>
+            <w:vAlign w:val="center"/>
+          </w:tcPr>
+          <w:p>
+            <w:pPr>
+              <w:pStyle w:val="Normal0"/>
+              <w:spacing w:line="276" w:lineRule="auto"/>
+              <w:rPr>
+                <w:b w:val="0"/>
+                <w:bCs w:val="0"/>
+                <w:color w:val="000000" w:themeColor="text1"/>
+                <w:sz w:val="20"/>
+                <w:szCs w:val="20"/>
+              </w:rPr>
+            </w:pPr>
+            <w:r>
+              <w:rPr>
+                <w:b w:val="0"/>
+                <w:bCs w:val="0"/>
+                <w:color w:val="000000" w:themeColor="text1" w:themeTint="FF" w:themeShade="FF"/>
+                <w:sz w:val="20"/>
+                <w:szCs w:val="20"/>
+              </w:rPr>
+              <w:t>En los distintos procesos del desarrollo de la humanidad, el trabajo ha ejercido un papel determinante como factor clave en la construcción de las relaciones sociales, de habilidades individuales y colectivas, de la promoción de la dignidad humana.</w:t>
+            </w:r>
+          </w:p>
+        </w:tc>
+      </w:tr>
+      <w:tr>
+        <w:trPr>
+          <w:trHeight w:val="340"/>
+        </w:trPr>
+        <w:tc>
+          <w:tcPr>
+            <w:tcW w:w="3397" w:type="dxa"/>
+            <w:tcMar/>
+            <w:vAlign w:val="center"/>
+          </w:tcPr>
+          <w:p>
+            <w:pPr>
+              <w:pStyle w:val="Normal0"/>
+              <w:spacing w:line="276" w:lineRule="auto"/>
+              <w:rPr>
+                <w:sz w:val="20"/>
+                <w:szCs w:val="20"/>
+              </w:rPr>
+            </w:pPr>
+            <w:r>
+              <w:rPr>
+                <w:sz w:val="20"/>
+                <w:szCs w:val="20"/>
+              </w:rPr>
+              <w:t>PALABRAS CLAVE</w:t>
+            </w:r>
+          </w:p>
+        </w:tc>
+        <w:tc>
+          <w:tcPr>
+            <w:tcW w:w="6565" w:type="dxa"/>
+            <w:tcMar/>
+            <w:vAlign w:val="center"/>
+          </w:tcPr>
+          <w:p>
+            <w:pPr>
+              <w:pStyle w:val="Normal0"/>
+              <w:spacing w:line="276" w:lineRule="auto"/>
+              <w:rPr>
+                <w:b w:val="0"/>
+                <w:bCs/>
+                <w:color w:val="000000" w:themeColor="text1"/>
+                <w:sz w:val="20"/>
+                <w:szCs w:val="20"/>
+              </w:rPr>
+            </w:pPr>
+            <w:r>
+              <w:rPr>
+                <w:b w:val="0"/>
+                <w:bCs/>
+                <w:color w:val="000000" w:themeColor="text1"/>
+                <w:sz w:val="20"/>
+                <w:szCs w:val="20"/>
+              </w:rPr>
+              <w:t>Constitución, derechos humanos, trabajo, normativa laboral, trabajo, equidad.</w:t>
+            </w:r>
+          </w:p>
+        </w:tc>
+      </w:tr>
+    </w:tbl>
+    <w:p>
+      <w:pPr>
+        <w:pStyle w:val="Normal0"/>
+        <w:rPr>
+          <w:sz w:val="20"/>
+          <w:szCs w:val="20"/>
+        </w:rPr>
+      </w:pPr>
+    </w:p>
+    <w:tbl>
+      <w:tblPr>
+        <w:tblStyle w:val="af7"/>
+        <w:tblW w:w="9962" w:type="dxa"/>
+        <w:tblInd w:w="0" w:type="dxa"/>
+        <w:tblBorders>
+          <w:top w:val="single" w:color="000000" w:sz="4" w:space="0"/>
+          <w:left w:val="single" w:color="000000" w:sz="4" w:space="0"/>
+          <w:bottom w:val="single" w:color="000000" w:sz="4" w:space="0"/>
+          <w:right w:val="single" w:color="000000" w:sz="4" w:space="0"/>
+          <w:insideH w:val="single" w:color="000000" w:sz="4" w:space="0"/>
+          <w:insideV w:val="single" w:color="000000" w:sz="4" w:space="0"/>
         </w:tblBorders>
         <w:tblLayout w:type="fixed"/>
         <w:tblLook w:val="0400" w:firstRow="0" w:lastRow="0" w:firstColumn="0" w:lastColumn="0" w:noHBand="0" w:noVBand="1"/>
@@ -404,264 +670,6 @@
                 <w:sz w:val="20"/>
                 <w:szCs w:val="20"/>
               </w:rPr>
-              <w:t>NÚMERO DEL COMPONENTE FORMATIVO</w:t>
-            </w:r>
-          </w:p>
-        </w:tc>
-        <w:tc>
-          <w:tcPr>
-            <w:tcW w:w="6565" w:type="dxa"/>
-            <w:vAlign w:val="center"/>
-          </w:tcPr>
-          <w:p>
-            <w:pPr>
-              <w:pStyle w:val="Normal0"/>
-              <w:spacing w:line="276" w:lineRule="auto"/>
-              <w:rPr>
-                <w:color w:val="39A900"/>
-                <w:sz w:val="20"/>
-                <w:szCs w:val="20"/>
-              </w:rPr>
-            </w:pPr>
-            <w:r>
-              <w:rPr>
-                <w:color w:val="000000" w:themeColor="text1"/>
-                <w:sz w:val="20"/>
-                <w:szCs w:val="20"/>
-              </w:rPr>
-              <w:t>0</w:t>
-            </w:r>
-            <w:r>
-              <w:rPr>
-                <w:color w:val="000000" w:themeColor="text1"/>
-                <w:sz w:val="20"/>
-                <w:szCs w:val="20"/>
-              </w:rPr>
-              <w:t>1</w:t>
-            </w:r>
-          </w:p>
-        </w:tc>
-      </w:tr>
-      <w:tr>
-        <w:trPr>
-          <w:trHeight w:val="340"/>
-        </w:trPr>
-        <w:tc>
-          <w:tcPr>
-            <w:tcW w:w="3397" w:type="dxa"/>
-            <w:vAlign w:val="center"/>
-          </w:tcPr>
-          <w:p>
-            <w:pPr>
-              <w:pStyle w:val="Normal0"/>
-              <w:spacing w:line="276" w:lineRule="auto"/>
-              <w:rPr>
-                <w:sz w:val="20"/>
-                <w:szCs w:val="20"/>
-              </w:rPr>
-            </w:pPr>
-            <w:r>
-              <w:rPr>
-                <w:sz w:val="20"/>
-                <w:szCs w:val="20"/>
-              </w:rPr>
-              <w:t>NOMBRE DEL COMPONENTE FORMATIVO</w:t>
-            </w:r>
-          </w:p>
-        </w:tc>
-        <w:tc>
-          <w:tcPr>
-            <w:tcW w:w="6565" w:type="dxa"/>
-            <w:vAlign w:val="center"/>
-          </w:tcPr>
-          <w:p>
-            <w:pPr>
-              <w:pStyle w:val="Normal0"/>
-              <w:spacing w:line="276" w:lineRule="auto"/>
-              <w:rPr>
-                <w:color w:val="39A900"/>
-                <w:sz w:val="20"/>
-                <w:szCs w:val="20"/>
-              </w:rPr>
-            </w:pPr>
-            <w:r>
-              <w:rPr>
-                <w:color w:val="000000" w:themeColor="text1"/>
-                <w:sz w:val="20"/>
-                <w:szCs w:val="20"/>
-              </w:rPr>
-              <w:t>Derechos fundamentales del trabajo</w:t>
-            </w:r>
-          </w:p>
-        </w:tc>
-      </w:tr>
-      <w:tr>
-        <w:trPr>
-          <w:trHeight w:val="340"/>
-        </w:trPr>
-        <w:tc>
-          <w:tcPr>
-            <w:tcW w:w="3397" w:type="dxa"/>
-            <w:vAlign w:val="center"/>
-          </w:tcPr>
-          <w:p>
-            <w:pPr>
-              <w:pStyle w:val="Normal0"/>
-              <w:spacing w:line="276" w:lineRule="auto"/>
-              <w:rPr>
-                <w:sz w:val="20"/>
-                <w:szCs w:val="20"/>
-              </w:rPr>
-            </w:pPr>
-            <w:r>
-              <w:rPr>
-                <w:sz w:val="20"/>
-                <w:szCs w:val="20"/>
-              </w:rPr>
-              <w:t>BREVE DESCRIPCIÓN</w:t>
-            </w:r>
-          </w:p>
-        </w:tc>
-        <w:tc>
-          <w:tcPr>
-            <w:tcW w:w="6565" w:type="dxa"/>
-            <w:vAlign w:val="center"/>
-          </w:tcPr>
-          <w:p>
-            <w:pPr>
-              <w:pStyle w:val="Normal0"/>
-              <w:spacing w:line="276" w:lineRule="auto"/>
-              <w:rPr>
-                <w:b w:val="0"/>
-                <w:bCs/>
-                <w:color w:val="000000" w:themeColor="text1"/>
-                <w:sz w:val="20"/>
-                <w:szCs w:val="20"/>
-              </w:rPr>
-            </w:pPr>
-            <w:r>
-              <w:rPr>
-                <w:b w:val="0"/>
-                <w:bCs/>
-                <w:color w:val="000000" w:themeColor="text1"/>
-                <w:sz w:val="20"/>
-                <w:szCs w:val="20"/>
-              </w:rPr>
-              <w:t>En los distintos procesos del desarrollo de la humanidad, el trabajo ha ejercido un papel determinante, como factor clave en la construcción de las relaciones sociales, de habilidades individuales y colectivas, de la promoción de la dignidad humana.</w:t>
-            </w:r>
-          </w:p>
-        </w:tc>
-      </w:tr>
-      <w:tr>
-        <w:trPr>
-          <w:trHeight w:val="340"/>
-        </w:trPr>
-        <w:tc>
-          <w:tcPr>
-            <w:tcW w:w="3397" w:type="dxa"/>
-            <w:vAlign w:val="center"/>
-          </w:tcPr>
-          <w:p>
-            <w:pPr>
-              <w:pStyle w:val="Normal0"/>
-              <w:spacing w:line="276" w:lineRule="auto"/>
-              <w:rPr>
-                <w:sz w:val="20"/>
-                <w:szCs w:val="20"/>
-              </w:rPr>
-            </w:pPr>
-            <w:r>
-              <w:rPr>
-                <w:sz w:val="20"/>
-                <w:szCs w:val="20"/>
-              </w:rPr>
-              <w:t>PALABRAS CLAVE</w:t>
-            </w:r>
-          </w:p>
-        </w:tc>
-        <w:tc>
-          <w:tcPr>
-            <w:tcW w:w="6565" w:type="dxa"/>
-            <w:vAlign w:val="center"/>
-          </w:tcPr>
-          <w:p>
-            <w:pPr>
-              <w:pStyle w:val="Normal0"/>
-              <w:spacing w:line="276" w:lineRule="auto"/>
-              <w:rPr>
-                <w:b w:val="0"/>
-                <w:bCs/>
-                <w:color w:val="000000" w:themeColor="text1"/>
-                <w:sz w:val="20"/>
-                <w:szCs w:val="20"/>
-              </w:rPr>
-            </w:pPr>
-            <w:r>
-              <w:rPr>
-                <w:b w:val="0"/>
-                <w:bCs/>
-                <w:color w:val="000000" w:themeColor="text1"/>
-                <w:sz w:val="20"/>
-                <w:szCs w:val="20"/>
-              </w:rPr>
-              <w:t>Constitución, derechos humanos, trabajo, normativa laboral, trabajo, equidad.</w:t>
-            </w:r>
-          </w:p>
-        </w:tc>
-      </w:tr>
-    </w:tbl>
-    <w:p>
-      <w:pPr>
-        <w:pStyle w:val="Normal0"/>
-        <w:rPr>
-          <w:sz w:val="20"/>
-          <w:szCs w:val="20"/>
-        </w:rPr>
-      </w:pPr>
-    </w:p>
-    <w:tbl>
-      <w:tblPr>
-        <w:tblStyle w:val="af7"/>
-        <w:tblW w:w="9962" w:type="dxa"/>
-        <w:tblInd w:w="0" w:type="dxa"/>
-        <w:tblBorders>
-          <w:top w:val="single" w:sz="4" w:space="0" w:color="000000"/>
-          <w:left w:val="single" w:sz="4" w:space="0" w:color="000000"/>
-          <w:bottom w:val="single" w:sz="4" w:space="0" w:color="000000"/>
-          <w:right w:val="single" w:sz="4" w:space="0" w:color="000000"/>
-          <w:insideH w:val="single" w:sz="4" w:space="0" w:color="000000"/>
-          <w:insideV w:val="single" w:sz="4" w:space="0" w:color="000000"/>
-        </w:tblBorders>
-        <w:tblLayout w:type="fixed"/>
-        <w:tblLook w:val="0400" w:firstRow="0" w:lastRow="0" w:firstColumn="0" w:lastColumn="0" w:noHBand="0" w:noVBand="1"/>
-      </w:tblPr>
-      <w:tblGrid>
-        <w:gridCol w:w="3397"/>
-        <w:gridCol w:w="6565"/>
-      </w:tblGrid>
-      <w:tr>
-        <w:trPr>
-          <w:trHeight w:val="340"/>
-        </w:trPr>
-        <w:tc>
-          <w:tcPr>
-            <w:tcW w:w="3397" w:type="dxa"/>
-            <w:vAlign w:val="center"/>
-          </w:tcPr>
-          <w:p>
-            <w:pPr>
-              <w:pStyle w:val="Normal0"/>
-              <w:spacing w:line="276" w:lineRule="auto"/>
-              <w:rPr>
-                <w:sz w:val="20"/>
-                <w:szCs w:val="20"/>
-              </w:rPr>
-            </w:pPr>
-            <w:r>
-              <w:rPr>
-                <w:sz w:val="20"/>
-                <w:szCs w:val="20"/>
-              </w:rPr>
               <w:t>ÁREA OCUPACIONAL</w:t>
             </w:r>
           </w:p>
@@ -938,14 +946,13 @@
           <w:numId w:val="43"/>
         </w:numPr>
         <w:pBdr>
-          <w:top w:val="nil"/>
-          <w:left w:val="nil"/>
-          <w:bottom w:val="nil"/>
-          <w:right w:val="nil"/>
-          <w:between w:val="nil"/>
+          <w:top w:val="nil" w:color="000000" w:sz="0" w:space="0"/>
+          <w:left w:val="nil" w:color="000000" w:sz="0" w:space="0"/>
+          <w:bottom w:val="nil" w:color="000000" w:sz="0" w:space="0"/>
+          <w:right w:val="nil" w:color="000000" w:sz="0" w:space="0"/>
+          <w:between w:val="nil" w:color="000000" w:sz="0" w:space="0"/>
         </w:pBdr>
         <w:rPr>
-          <w:bCs/>
           <w:color w:val="000000"/>
           <w:sz w:val="20"/>
           <w:szCs w:val="20"/>
@@ -953,13 +960,27 @@
       </w:pPr>
       <w:r>
         <w:rPr>
-          <w:bCs/>
-          <w:color w:val="000000"/>
-          <w:sz w:val="20"/>
-          <w:szCs w:val="20"/>
-        </w:rPr>
-        <w:lastRenderedPageBreak/>
-        <w:t>Constitución política de Colombia</w:t>
+          <w:color w:val="000000" w:themeColor="text1" w:themeTint="FF" w:themeShade="FF"/>
+          <w:sz w:val="20"/>
+          <w:szCs w:val="20"/>
+        </w:rPr>
+        <w:t xml:space="preserve">Constitución </w:t>
+      </w:r>
+      <w:r>
+        <w:rPr>
+          <w:color w:val="000000" w:themeColor="text1" w:themeTint="FF" w:themeShade="FF"/>
+          <w:sz w:val="20"/>
+          <w:szCs w:val="20"/>
+        </w:rPr>
+        <w:t>P</w:t>
+      </w:r>
+      <w:r>
+        <w:rPr>
+          <w:color w:val="000000" w:themeColor="text1" w:themeTint="FF" w:themeShade="FF"/>
+          <w:sz w:val="20"/>
+          <w:szCs w:val="20"/>
+        </w:rPr>
+        <w:t>olítica de Colombia</w:t>
       </w:r>
     </w:p>
     <w:p>
@@ -1064,15 +1085,16 @@
           <w:numId w:val="5"/>
         </w:numPr>
         <w:pBdr>
-          <w:top w:val="nil"/>
-          <w:left w:val="nil"/>
-          <w:bottom w:val="nil"/>
-          <w:right w:val="nil"/>
-          <w:between w:val="nil"/>
+          <w:top w:val="nil" w:color="000000" w:sz="0" w:space="0"/>
+          <w:left w:val="nil" w:color="000000" w:sz="0" w:space="0"/>
+          <w:bottom w:val="nil" w:color="000000" w:sz="0" w:space="0"/>
+          <w:right w:val="nil" w:color="000000" w:sz="0" w:space="0"/>
+          <w:between w:val="nil" w:color="000000" w:sz="0" w:space="0"/>
         </w:pBdr>
         <w:ind w:left="567" w:hanging="283"/>
         <w:rPr>
-          <w:b/>
+          <w:b w:val="1"/>
+          <w:bCs w:val="1"/>
           <w:color w:val="000000"/>
           <w:sz w:val="20"/>
           <w:szCs w:val="20"/>
@@ -1080,12 +1102,23 @@
       </w:pPr>
       <w:r>
         <w:rPr>
-          <w:b/>
-          <w:color w:val="000000"/>
-          <w:sz w:val="20"/>
-          <w:szCs w:val="20"/>
-        </w:rPr>
-        <w:t>Mecanismos de materialización de los derechos fundamentales</w:t>
+          <w:b w:val="1"/>
+          <w:bCs w:val="1"/>
+          <w:color w:val="000000" w:themeColor="text1" w:themeTint="FF" w:themeShade="FF"/>
+          <w:sz w:val="20"/>
+          <w:szCs w:val="20"/>
+        </w:rPr>
+        <w:t xml:space="preserve">Mecanismos de materialización de los derechos </w:t>
+      </w:r>
+      <w:r>
+        <w:rPr>
+          <w:b w:val="0"/>
+          <w:bCs w:val="0"/>
+          <w:color w:val="000000" w:themeColor="text1" w:themeTint="FF" w:themeShade="FF"/>
+          <w:sz w:val="20"/>
+          <w:szCs w:val="20"/>
+        </w:rPr>
+        <w:t>fundamentales</w:t>
       </w:r>
     </w:p>
     <w:p>
@@ -1644,7 +1677,6 @@
           <w:szCs w:val="20"/>
           <w:lang w:eastAsia="ja-JP"/>
         </w:rPr>
-        <w:lastRenderedPageBreak/>
         <w:t>subraya que la democracia no puede reducirse a una técnica de votación, sino que debe consolidarse como un régimen en el que el poder esté controlado por normas jurídicas y exista un efectivo respeto por las libertades individuales y colectivas. Así, la democracia contemporánea es tanto un mecanismo de decisión colectiva como una garantía de derechos y procedimientos que protegen la dignidad humana.</w:t>
       </w:r>
     </w:p>
@@ -1806,7 +1838,35 @@
           <w:sz w:val="20"/>
           <w:szCs w:val="20"/>
         </w:rPr>
-        <w:t>El Plan Nacional de Educación en Derechos Humanos (Planedh) resalta que la jurisprudencia de la Corte Constitucional colombiana ha desarrollado tres lineamientos fundamentales y diferenciables en torno a la dignidad humana, los cuales son esenciales para comprender su protección y promoción en el marco de los derechos humanos en Colombia:</w:t>
+        <w:t xml:space="preserve">El </w:t>
+      </w:r>
+      <w:r>
+        <w:rPr>
+          <w:sz w:val="20"/>
+          <w:szCs w:val="20"/>
+        </w:rPr>
+        <w:t>Plan</w:t>
+      </w:r>
+      <w:r>
+        <w:rPr>
+          <w:sz w:val="20"/>
+          <w:szCs w:val="20"/>
+        </w:rPr>
+        <w:t xml:space="preserve"> Nacional de Educación en Derechos Humanos (</w:t>
+      </w:r>
+      <w:r>
+        <w:rPr>
+          <w:sz w:val="20"/>
+          <w:szCs w:val="20"/>
+        </w:rPr>
+        <w:t>PLANEDH</w:t>
+      </w:r>
+      <w:r>
+        <w:rPr>
+          <w:sz w:val="20"/>
+          <w:szCs w:val="20"/>
+        </w:rPr>
+        <w:t>) resalta que la jurisprudencia de la Corte Constitucional colombiana ha desarrollado tres lineamientos fundamentales y diferenciables en torno a la dignidad humana, los cuales son esenciales para comprender su protección y promoción en el marco de los derechos humanos en Colombia:</w:t>
       </w:r>
     </w:p>
     <w:p>
@@ -1930,7 +1990,23 @@
           <w:sz w:val="20"/>
           <w:szCs w:val="20"/>
         </w:rPr>
-        <w:t>Estos lineamientos reflejan una visión integradora de la dignidad humana como eje central del Estado social de derecho, en concordancia con los estándares constitucionales e internacionales de derechos humanos (Planedh, s.f.).</w:t>
+        <w:t>Estos lineamientos reflejan una visión integradora de la dignidad humana como eje central del Estado social de derecho, en concordancia con los estándares constitucionales e internacionales de derechos humanos (</w:t>
+      </w:r>
+      <w:r>
+        <w:rPr>
+          <w:rFonts w:ascii="Arial" w:hAnsi="Arial" w:cs="Arial"/>
+          <w:sz w:val="20"/>
+          <w:szCs w:val="20"/>
+        </w:rPr>
+        <w:t>PLANEDH</w:t>
+      </w:r>
+      <w:r>
+        <w:rPr>
+          <w:rFonts w:ascii="Arial" w:hAnsi="Arial" w:cs="Arial"/>
+          <w:sz w:val="20"/>
+          <w:szCs w:val="20"/>
+        </w:rPr>
+        <w:t>, s.f.).</w:t>
       </w:r>
     </w:p>
     <w:p>
@@ -1998,7 +2074,6 @@
           <w:sz w:val="20"/>
           <w:szCs w:val="20"/>
         </w:rPr>
-        <w:lastRenderedPageBreak/>
         <w:t>que la educación "se fundamenta en una concepción integral de la persona humana, de su dignidad, de sus derechos y de sus deberes" (Ley 115 de 1994, art. 5). Esta disposición implica la necesidad de promover entornos de aprendizaje participativos, inclusivos y respetuosos de los derechos fundamentales, donde se fomente el desarrollo pleno del ser humano en condiciones de libertad y equidad</w:t>
       </w:r>
       <w:r>
@@ -2143,9 +2218,9 @@
               </wp:anchor>
             </w:drawing>
           </mc:Choice>
-          <mc:Fallback xmlns:pic="http://schemas.openxmlformats.org/drawingml/2006/picture" xmlns:a="http://schemas.openxmlformats.org/drawingml/2006/main">
+          <mc:Fallback>
             <w:pict w14:anchorId="55DAC4C6">
-              <v:rect id="Rectángulo 7" style="position:absolute;margin-left:3.75pt;margin-top:-12.8pt;width:500.7pt;height:51.5pt;z-index:251669504;visibility:visible;mso-wrap-style:square;mso-wrap-distance-left:9pt;mso-wrap-distance-top:0;mso-wrap-distance-right:9pt;mso-wrap-distance-bottom:0;mso-position-horizontal:absolute;mso-position-horizontal-relative:text;mso-position-vertical:absolute;mso-position-vertical-relative:text;v-text-anchor:middle" o:spid="_x0000_s1026" filled="f" strokecolor="#f68c36 [3049]" w14:anchorId="7462C8F5" o:gfxdata="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">
+              <v:rect id="Rectángulo 7" style="position:absolute;margin-left:3.75pt;margin-top:-12.8pt;width:500.7pt;height:51.5pt;z-index:251669504;visibility:visible;mso-wrap-style:square;mso-wrap-distance-left:9pt;mso-wrap-distance-top:0;mso-wrap-distance-right:9pt;mso-wrap-distance-bottom:0;mso-position-horizontal:absolute;mso-position-horizontal-relative:text;mso-position-vertical:absolute;mso-position-vertical-relative:text;v-text-anchor:middle" o:spid="_x0000_s1026" filled="f" strokecolor="#f68c36 [3049]" w14:anchorId="7462C8F5" o:gfxdata="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">
                 <v:shadow on="t" color="black" opacity="24903f" offset="0,.55556mm" origin=",.5"/>
               </v:rect>
             </w:pict>
@@ -2165,7 +2240,7 @@
       <w:r>
         <w:rPr>
           <w:rStyle w:val="Refdecomentario"/>
-          <w:rFonts w:ascii="Arial" w:eastAsia="Arial" w:hAnsi="Arial" w:cs="Arial"/>
+          <w:rFonts w:ascii="Arial" w:hAnsi="Arial" w:eastAsia="Arial" w:cs="Arial"/>
           <w:lang w:eastAsia="ja-JP"/>
         </w:rPr>
         <w:commentReference w:id="2"/>
@@ -2260,40 +2335,58 @@
           <w:numId w:val="27"/>
         </w:numPr>
         <w:rPr>
+          <w:b w:val="1"/>
+          <w:bCs w:val="1"/>
+          <w:sz w:val="20"/>
+          <w:szCs w:val="20"/>
+        </w:rPr>
+      </w:pPr>
+      <w:r>
+        <w:rPr>
+          <w:b w:val="1"/>
+          <w:bCs w:val="1"/>
+          <w:sz w:val="20"/>
+          <w:szCs w:val="20"/>
+        </w:rPr>
+        <w:t xml:space="preserve"> </w:t>
+      </w:r>
+      <w:r>
+        <w:rPr>
+          <w:b w:val="1"/>
+          <w:bCs w:val="1"/>
+          <w:sz w:val="20"/>
+          <w:szCs w:val="20"/>
+        </w:rPr>
+        <w:t xml:space="preserve">Constitución </w:t>
+      </w:r>
+      <w:r>
+        <w:rPr>
+          <w:b w:val="1"/>
+          <w:bCs w:val="1"/>
+          <w:sz w:val="20"/>
+          <w:szCs w:val="20"/>
+        </w:rPr>
+        <w:t>P</w:t>
+      </w:r>
+      <w:r>
+        <w:rPr>
+          <w:b w:val="1"/>
+          <w:bCs w:val="1"/>
+          <w:sz w:val="20"/>
+          <w:szCs w:val="20"/>
+        </w:rPr>
+        <w:t>olítica de Colombia</w:t>
+      </w:r>
+    </w:p>
+    <w:p>
+      <w:pPr>
+        <w:rPr>
           <w:b/>
           <w:bCs/>
           <w:sz w:val="20"/>
           <w:szCs w:val="20"/>
         </w:rPr>
       </w:pPr>
-      <w:r>
-        <w:rPr>
-          <w:b/>
-          <w:bCs/>
-          <w:sz w:val="20"/>
-          <w:szCs w:val="20"/>
-        </w:rPr>
-        <w:t xml:space="preserve"> </w:t>
-      </w:r>
-      <w:r>
-        <w:rPr>
-          <w:b/>
-          <w:bCs/>
-          <w:sz w:val="20"/>
-          <w:szCs w:val="20"/>
-        </w:rPr>
-        <w:t>Constitución política de Colombia</w:t>
-      </w:r>
-    </w:p>
-    <w:p>
-      <w:pPr>
-        <w:rPr>
-          <w:b/>
-          <w:bCs/>
-          <w:sz w:val="20"/>
-          <w:szCs w:val="20"/>
-        </w:rPr>
-      </w:pPr>
     </w:p>
     <w:p>
       <w:pPr>
@@ -2310,7 +2403,39 @@
           <w:sz w:val="20"/>
           <w:szCs w:val="20"/>
         </w:rPr>
-        <w:t>La Constitución Política de Colombia de 1991 constituye el marco normativo fundamental que rige la vida política, social y jurídica del país. Fue promulgada el 4 de julio de 1991 como resultado de un proceso constituyente amplio que buscó superar las limitaciones de la Constitución de 1886, en un contexto de transformación democrática y de búsqueda de paz y justicia social. Su preámbulo recoge el espíritu de unidad, respeto por los derechos humanos y voluntad de consolidar un orden justo, reafirmando el papel del pueblo colombiano como titular de la soberanía (Asamblea Nacional Constituyente, 1991).</w:t>
+        <w:t xml:space="preserve">La Constitución Política de Colombia de 1991 constituye el marco normativo fundamental que rige la vida política, social y jurídica del país. Fue promulgada el 4 de julio de 1991 como resultado de un proceso constituyente amplio que buscó superar las limitaciones de la Constitución de 1886, en un contexto de transformación democrática y de búsqueda de paz y justicia social. Su preámbulo recoge </w:t>
+      </w:r>
+      <w:r>
+        <w:rPr>
+          <w:rFonts w:ascii="Arial" w:hAnsi="Arial" w:cs="Arial"/>
+          <w:sz w:val="20"/>
+          <w:szCs w:val="20"/>
+        </w:rPr>
+        <w:t>“</w:t>
+      </w:r>
+      <w:r>
+        <w:rPr>
+          <w:rFonts w:ascii="Arial" w:hAnsi="Arial" w:cs="Arial"/>
+          <w:sz w:val="20"/>
+          <w:szCs w:val="20"/>
+        </w:rPr>
+        <w:t>el espíritu de unidad, respeto por los derechos humanos y voluntad de consolidar un orden justo, reafirmando el papel del pueblo colombiano como titular de la soberanía</w:t>
+      </w:r>
+      <w:r>
+        <w:rPr>
+          <w:rFonts w:ascii="Arial" w:hAnsi="Arial" w:cs="Arial"/>
+          <w:sz w:val="20"/>
+          <w:szCs w:val="20"/>
+        </w:rPr>
+        <w:t>”</w:t>
+      </w:r>
+      <w:r>
+        <w:rPr>
+          <w:rFonts w:ascii="Arial" w:hAnsi="Arial" w:cs="Arial"/>
+          <w:sz w:val="20"/>
+          <w:szCs w:val="20"/>
+        </w:rPr>
+        <w:t xml:space="preserve"> (Asamblea Nacional Constituyente, 1991).</w:t>
       </w:r>
     </w:p>
     <w:p>
@@ -2438,7 +2563,6 @@
           <w:sz w:val="20"/>
           <w:szCs w:val="20"/>
         </w:rPr>
-        <w:lastRenderedPageBreak/>
         <w:t>enfrenta desafíos en su implementación, su contenido normativo y los mecanismos institucionales que establece ofrecen herramientas fundamentales para la consolidación de una sociedad más equitativa y democrática.</w:t>
       </w:r>
       <w:r>
@@ -2767,9 +2891,9 @@
               </wp:anchor>
             </w:drawing>
           </mc:Choice>
-          <mc:Fallback xmlns:pic="http://schemas.openxmlformats.org/drawingml/2006/picture" xmlns:a="http://schemas.openxmlformats.org/drawingml/2006/main">
+          <mc:Fallback>
             <w:pict w14:anchorId="2573F5AA">
-              <v:roundrect id="Rectángulo redondeado 3" style="position:absolute;margin-left:-10.55pt;margin-top:-.15pt;width:531.55pt;height:58.5pt;z-index:251662336;visibility:visible;mso-wrap-style:square;mso-height-percent:0;mso-wrap-distance-left:9pt;mso-wrap-distance-top:0;mso-wrap-distance-right:9pt;mso-wrap-distance-bottom:0;mso-position-horizontal:absolute;mso-position-horizontal-relative:text;mso-position-vertical:absolute;mso-position-vertical-relative:text;mso-height-percent:0;mso-height-relative:margin;v-text-anchor:middle" o:spid="_x0000_s1026" filled="f" strokecolor="#f79646 [3209]" strokeweight="1pt" arcsize="10923f" w14:anchorId="42738387" o:gfxdata="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">
+              <v:roundrect id="Rectángulo redondeado 3" style="position:absolute;margin-left:-10.55pt;margin-top:-.15pt;width:531.55pt;height:58.5pt;z-index:251662336;visibility:visible;mso-wrap-style:square;mso-height-percent:0;mso-wrap-distance-left:9pt;mso-wrap-distance-top:0;mso-wrap-distance-right:9pt;mso-wrap-distance-bottom:0;mso-position-horizontal:absolute;mso-position-horizontal-relative:text;mso-position-vertical:absolute;mso-position-vertical-relative:text;mso-height-percent:0;mso-height-relative:margin;v-text-anchor:middle" o:spid="_x0000_s1026" filled="f" strokecolor="#f79646 [3209]" strokeweight="1pt" arcsize="10923f" w14:anchorId="42738387" o:gfxdata="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">
                 <v:shadow on="t" color="black" opacity="22937f" offset="0,.63889mm" origin=",.5"/>
               </v:roundrect>
             </w:pict>
@@ -2799,7 +2923,7 @@
       <w:r>
         <w:rPr>
           <w:rStyle w:val="Refdecomentario"/>
-          <w:rFonts w:ascii="Arial" w:eastAsia="Arial" w:hAnsi="Arial" w:cs="Arial"/>
+          <w:rFonts w:ascii="Arial" w:hAnsi="Arial" w:eastAsia="Arial" w:cs="Arial"/>
           <w:lang w:eastAsia="ja-JP"/>
         </w:rPr>
         <w:commentReference w:id="3"/>
@@ -2902,7 +3026,6 @@
           <w:sz w:val="20"/>
           <w:szCs w:val="20"/>
         </w:rPr>
-        <w:lastRenderedPageBreak/>
         <w:t>sentido. Esta distinción resulta fundamental para comprender cómo ciertas formas de trabajo —como el doméstico o el comunitario— pueden quedar invisibilizadas dentro de las métricas del empleo formal (Federici, 2013).</w:t>
       </w:r>
     </w:p>
@@ -3045,9 +3168,9 @@
               </wp:anchor>
             </w:drawing>
           </mc:Choice>
-          <mc:Fallback xmlns:pic="http://schemas.openxmlformats.org/drawingml/2006/picture" xmlns:a="http://schemas.openxmlformats.org/drawingml/2006/main">
+          <mc:Fallback>
             <w:pict w14:anchorId="0B43E152">
-              <v:rect id="Rectángulo 9" style="position:absolute;margin-left:-5.35pt;margin-top:6.9pt;width:523.4pt;height:43pt;z-index:251716608;visibility:visible;mso-wrap-style:square;mso-height-percent:0;mso-wrap-distance-left:9pt;mso-wrap-distance-top:0;mso-wrap-distance-right:9pt;mso-wrap-distance-bottom:0;mso-position-horizontal:absolute;mso-position-horizontal-relative:text;mso-position-vertical:absolute;mso-position-vertical-relative:text;mso-height-percent:0;mso-height-relative:margin;v-text-anchor:middle" o:spid="_x0000_s1026" filled="f" strokecolor="#f68c36 [3049]" w14:anchorId="515F7027" o:gfxdata="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">
+              <v:rect id="Rectángulo 9" style="position:absolute;margin-left:-5.35pt;margin-top:6.9pt;width:523.4pt;height:43pt;z-index:251716608;visibility:visible;mso-wrap-style:square;mso-height-percent:0;mso-wrap-distance-left:9pt;mso-wrap-distance-top:0;mso-wrap-distance-right:9pt;mso-wrap-distance-bottom:0;mso-position-horizontal:absolute;mso-position-horizontal-relative:text;mso-position-vertical:absolute;mso-position-vertical-relative:text;mso-height-percent:0;mso-height-relative:margin;v-text-anchor:middle" o:spid="_x0000_s1026" filled="f" strokecolor="#f68c36 [3049]" w14:anchorId="515F7027" o:gfxdata="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">
                 <v:shadow on="t" color="black" opacity="24903f" offset="0,.55556mm" origin=",.5"/>
               </v:rect>
             </w:pict>
@@ -3077,7 +3200,7 @@
       <w:r>
         <w:rPr>
           <w:rStyle w:val="Refdecomentario"/>
-          <w:rFonts w:ascii="Arial" w:eastAsia="Arial" w:hAnsi="Arial" w:cs="Arial"/>
+          <w:rFonts w:ascii="Arial" w:hAnsi="Arial" w:eastAsia="Arial" w:cs="Arial"/>
           <w:lang w:eastAsia="ja-JP"/>
         </w:rPr>
         <w:commentReference w:id="4"/>
@@ -3414,7 +3537,27 @@
           <w:sz w:val="20"/>
           <w:szCs w:val="20"/>
         </w:rPr>
-        <w:t xml:space="preserve"> al ejercicio pleno de los derechos y deberes de los trabajadores dentro del ámbito del trabajo, así como a su capacidad de participar activamente en la vida laboral y social en condiciones de igualdad y dignidad. Este concepto trasciende la mera relación contractual para incluir dimensiones políticas, sociales y culturales, en las que el trabajador es reconocido como sujeto de derechos dentro de una sociedad democrática (Marshall, 1998; Antunes, 2009).</w:t>
+        <w:t xml:space="preserve"> al ejercicio pleno de los derechos y deberes de los trabajadores dentro del ámbito del trabajo, así como a su capacidad de participar activamente en la vida laboral y social en condiciones de igualdad y dignidad. Este concepto trasciende la mera relación contractual para incluir dimensiones políticas, sociales y culturales, en las que el trabajador es reconocido como sujeto de derechos dentro de una sociedad democrática (Marshall, 1998; </w:t>
+      </w:r>
+      <w:proofErr w:type="spellStart"/>
+      <w:r>
+        <w:rPr>
+          <w:bCs/>
+          <w:color w:val="000000"/>
+          <w:sz w:val="20"/>
+          <w:szCs w:val="20"/>
+        </w:rPr>
+        <w:t>Antunes</w:t>
+      </w:r>
+      <w:proofErr w:type="spellEnd"/>
+      <w:r>
+        <w:rPr>
+          <w:bCs/>
+          <w:color w:val="000000"/>
+          <w:sz w:val="20"/>
+          <w:szCs w:val="20"/>
+        </w:rPr>
+        <w:t>, 2009).</w:t>
       </w:r>
     </w:p>
     <w:p>
@@ -3540,9 +3683,9 @@
               </wp:anchor>
             </w:drawing>
           </mc:Choice>
-          <mc:Fallback xmlns:pic="http://schemas.openxmlformats.org/drawingml/2006/picture" xmlns:a="http://schemas.openxmlformats.org/drawingml/2006/main">
+          <mc:Fallback>
             <w:pict w14:anchorId="60449FCA">
-              <v:rect id="Rectángulo 10" style="position:absolute;margin-left:-5.7pt;margin-top:-23.35pt;width:519.85pt;height:49.35pt;z-index:251672576;visibility:visible;mso-wrap-style:square;mso-width-percent:0;mso-height-percent:0;mso-wrap-distance-left:9pt;mso-wrap-distance-top:0;mso-wrap-distance-right:9pt;mso-wrap-distance-bottom:0;mso-position-horizontal:absolute;mso-position-horizontal-relative:text;mso-position-vertical:absolute;mso-position-vertical-relative:text;mso-width-percent:0;mso-height-percent:0;mso-width-relative:margin;mso-height-relative:margin;v-text-anchor:middle" o:spid="_x0000_s1026" filled="f" strokecolor="#f68c36 [3049]" w14:anchorId="271B21C2" o:gfxdata="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">
+              <v:rect id="Rectángulo 10" style="position:absolute;margin-left:-5.7pt;margin-top:-23.35pt;width:519.85pt;height:49.35pt;z-index:251672576;visibility:visible;mso-wrap-style:square;mso-width-percent:0;mso-height-percent:0;mso-wrap-distance-left:9pt;mso-wrap-distance-top:0;mso-wrap-distance-right:9pt;mso-wrap-distance-bottom:0;mso-position-horizontal:absolute;mso-position-horizontal-relative:text;mso-position-vertical:absolute;mso-position-vertical-relative:text;mso-width-percent:0;mso-height-percent:0;mso-width-relative:margin;mso-height-relative:margin;v-text-anchor:middle" o:spid="_x0000_s1026" filled="f" strokecolor="#f68c36 [3049]" w14:anchorId="271B21C2" o:gfxdata="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">
                 <v:shadow on="t" color="black" opacity="24903f" offset="0,.55556mm" origin=",.5"/>
               </v:rect>
             </w:pict>
@@ -3989,9 +4132,9 @@
               </wp:anchor>
             </w:drawing>
           </mc:Choice>
-          <mc:Fallback xmlns:pic="http://schemas.openxmlformats.org/drawingml/2006/picture" xmlns:a="http://schemas.openxmlformats.org/drawingml/2006/main">
+          <mc:Fallback>
             <w:pict w14:anchorId="396A276B">
-              <v:rect id="Rectángulo 12" style="position:absolute;margin-left:-5.1pt;margin-top:6.1pt;width:480.2pt;height:42.45pt;z-index:251674624;visibility:visible;mso-wrap-style:square;mso-height-percent:0;mso-wrap-distance-left:9pt;mso-wrap-distance-top:0;mso-wrap-distance-right:9pt;mso-wrap-distance-bottom:0;mso-position-horizontal:absolute;mso-position-horizontal-relative:text;mso-position-vertical:absolute;mso-position-vertical-relative:text;mso-height-percent:0;mso-height-relative:margin;v-text-anchor:middle" o:spid="_x0000_s1026" filled="f" strokecolor="#f68c36 [3049]" w14:anchorId="09629A2A" o:gfxdata="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">
+              <v:rect id="Rectángulo 12" style="position:absolute;margin-left:-5.1pt;margin-top:6.1pt;width:480.2pt;height:42.45pt;z-index:251674624;visibility:visible;mso-wrap-style:square;mso-height-percent:0;mso-wrap-distance-left:9pt;mso-wrap-distance-top:0;mso-wrap-distance-right:9pt;mso-wrap-distance-bottom:0;mso-position-horizontal:absolute;mso-position-horizontal-relative:text;mso-position-vertical:absolute;mso-position-vertical-relative:text;mso-height-percent:0;mso-height-relative:margin;v-text-anchor:middle" o:spid="_x0000_s1026" filled="f" strokecolor="#f68c36 [3049]" w14:anchorId="09629A2A" o:gfxdata="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">
                 <v:shadow on="t" color="black" opacity="24903f" offset="0,.55556mm" origin=",.5"/>
               </v:rect>
             </w:pict>
@@ -4023,7 +4166,7 @@
       <w:r>
         <w:rPr>
           <w:rStyle w:val="Refdecomentario"/>
-          <w:rFonts w:ascii="Arial" w:eastAsia="Arial" w:hAnsi="Arial" w:cs="Arial"/>
+          <w:rFonts w:ascii="Arial" w:hAnsi="Arial" w:eastAsia="Arial" w:cs="Arial"/>
           <w:lang w:eastAsia="ja-JP"/>
         </w:rPr>
         <w:commentReference w:id="6"/>
@@ -4369,7 +4512,6 @@
           <w:noProof/>
           <w:lang w:eastAsia="ja-JP"/>
         </w:rPr>
-        <w:lastRenderedPageBreak/>
         <mc:AlternateContent>
           <mc:Choice Requires="wps">
             <w:drawing>
@@ -4432,9 +4574,9 @@
               </wp:anchor>
             </w:drawing>
           </mc:Choice>
-          <mc:Fallback xmlns:pic="http://schemas.openxmlformats.org/drawingml/2006/picture" xmlns:a="http://schemas.openxmlformats.org/drawingml/2006/main">
+          <mc:Fallback>
             <w:pict w14:anchorId="54BFB67E">
-              <v:rect id="Rectángulo 12" style="position:absolute;margin-left:-5.35pt;margin-top:6.4pt;width:515.65pt;height:41.55pt;z-index:251678720;visibility:visible;mso-wrap-style:square;mso-width-percent:0;mso-height-percent:0;mso-wrap-distance-left:9pt;mso-wrap-distance-top:0;mso-wrap-distance-right:9pt;mso-wrap-distance-bottom:0;mso-position-horizontal:absolute;mso-position-horizontal-relative:text;mso-position-vertical:absolute;mso-position-vertical-relative:text;mso-width-percent:0;mso-height-percent:0;mso-width-relative:margin;mso-height-relative:margin;v-text-anchor:middle" o:spid="_x0000_s1026" filled="f" strokecolor="#f68c36 [3049]" w14:anchorId="27D4797C" o:gfxdata="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">
+              <v:rect id="Rectángulo 12" style="position:absolute;margin-left:-5.35pt;margin-top:6.4pt;width:515.65pt;height:41.55pt;z-index:251678720;visibility:visible;mso-wrap-style:square;mso-width-percent:0;mso-height-percent:0;mso-wrap-distance-left:9pt;mso-wrap-distance-top:0;mso-wrap-distance-right:9pt;mso-wrap-distance-bottom:0;mso-position-horizontal:absolute;mso-position-horizontal-relative:text;mso-position-vertical:absolute;mso-position-vertical-relative:text;mso-width-percent:0;mso-height-percent:0;mso-width-relative:margin;mso-height-relative:margin;v-text-anchor:middle" o:spid="_x0000_s1026" filled="f" strokecolor="#f68c36 [3049]" w14:anchorId="27D4797C" o:gfxdata="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">
                 <v:shadow on="t" color="black" opacity="24903f" offset="0,.55556mm" origin=",.5"/>
               </v:rect>
             </w:pict>
@@ -4466,7 +4608,7 @@
       <w:r>
         <w:rPr>
           <w:rStyle w:val="Refdecomentario"/>
-          <w:rFonts w:ascii="Arial" w:eastAsia="Arial" w:hAnsi="Arial" w:cs="Arial"/>
+          <w:rFonts w:ascii="Arial" w:hAnsi="Arial" w:eastAsia="Arial" w:cs="Arial"/>
           <w:lang w:eastAsia="ja-JP"/>
         </w:rPr>
         <w:commentReference w:id="7"/>
@@ -4826,7 +4968,23 @@
           <w:sz w:val="20"/>
           <w:szCs w:val="20"/>
         </w:rPr>
-        <w:t xml:space="preserve">La garantía y realización efectiva de los derechos fundamentales en Colombia constituye un pilar para la consolidación de la dignidad humana y el fortalecimiento de las libertades individuales. En este contexto, el ordenamiento jurídico colombiano ha dispuesto diversas herramientas legales, como la acción de tutela, los recursos administrativos y la labor de organismos de control, que permiten a los ciudadanos exigir el cumplimiento de sus derechos ante posibles vulneraciones. Estos mecanismos no solo operan como instrumentos de protección inmediata, sino que también contribuyen a la construcción de una cultura jurídica basada en el respeto por los derechos humanos. Como lo señala Uprimny (2011), la acción de tutela, en particular, ha sido un instrumento clave para la justiciabilidad de los derechos fundamentales en el país. </w:t>
+        <w:t xml:space="preserve">La garantía y realización efectiva de los derechos fundamentales en Colombia constituye un pilar para la consolidación de la dignidad humana y el fortalecimiento de las libertades individuales. En este contexto, el ordenamiento jurídico colombiano ha dispuesto diversas herramientas legales, como la acción de tutela, los recursos administrativos y la labor de organismos de control, que permiten a los ciudadanos exigir el cumplimiento de sus derechos ante posibles vulneraciones. Estos mecanismos no solo operan como instrumentos de protección inmediata, sino que también contribuyen a la construcción de una cultura jurídica basada en el respeto por los derechos humanos. Como lo señala Uprimny (2011), la acción de tutela, en particular, ha sido un instrumento clave para la </w:t>
+      </w:r>
+      <w:proofErr w:type="spellStart"/>
+      <w:r>
+        <w:rPr>
+          <w:sz w:val="20"/>
+          <w:szCs w:val="20"/>
+        </w:rPr>
+        <w:t>justiciabilidad</w:t>
+      </w:r>
+      <w:proofErr w:type="spellEnd"/>
+      <w:r>
+        <w:rPr>
+          <w:sz w:val="20"/>
+          <w:szCs w:val="20"/>
+        </w:rPr>
+        <w:t xml:space="preserve"> de los derechos fundamentales en el país. </w:t>
       </w:r>
     </w:p>
     <w:p>
@@ -4893,7 +5051,7 @@
     <w:p>
       <w:pPr>
         <w:rPr>
-          <w:rFonts w:ascii="Arial" w:eastAsia="Arial" w:hAnsi="Arial" w:cs="Arial"/>
+          <w:rFonts w:ascii="Arial" w:hAnsi="Arial" w:eastAsia="Arial" w:cs="Arial"/>
           <w:sz w:val="20"/>
           <w:szCs w:val="20"/>
           <w:lang w:eastAsia="ja-JP"/>
@@ -4901,19 +5059,18 @@
       </w:pPr>
       <w:r>
         <w:rPr>
-          <w:rFonts w:ascii="Arial" w:eastAsia="Arial" w:hAnsi="Arial" w:cs="Arial"/>
+          <w:rFonts w:ascii="Arial" w:hAnsi="Arial" w:eastAsia="Arial" w:cs="Arial"/>
           <w:sz w:val="20"/>
           <w:szCs w:val="20"/>
           <w:lang w:eastAsia="ja-JP"/>
         </w:rPr>
-        <w:lastRenderedPageBreak/>
         <w:t>La acción de tutela en Colombia constituye un mecanismo judicial de protección inmediata de los derechos fundamentales cuando estos se consideran vulnerados o amenazados por la acción u omisión de una autoridad pública o, en ciertos casos, de particulares. Este recurso, consagrado en el artículo 86 de la Constitución Política de 1991, ha sido ampliamente valorado por su accesibilidad, informalidad y eficacia, especialmente en contextos donde otros medios judiciales resultan insuficientes o ineficaces. Según Uprimny (2011), la tutela representa una innovación jurídica relevante en América Latina, al consolidarse como un instrumento que democratiza el acceso a la justicia y fortalece el Estado de Derecho, aunque también enfrenta desafíos relacionados con su uso excesivo y la seguridad jurídica. En este sentido, la tutela no solo protege derechos individuales, sino que ha contribuido a moldear la cultura constitucional del país.</w:t>
       </w:r>
     </w:p>
     <w:p>
       <w:pPr>
         <w:rPr>
-          <w:rFonts w:ascii="Arial" w:eastAsia="Arial" w:hAnsi="Arial" w:cs="Arial"/>
+          <w:rFonts w:ascii="Arial" w:hAnsi="Arial" w:eastAsia="Arial" w:cs="Arial"/>
           <w:sz w:val="20"/>
           <w:szCs w:val="20"/>
           <w:lang w:eastAsia="ja-JP"/>
@@ -4984,6 +5141,14 @@
           <w:szCs w:val="20"/>
         </w:rPr>
         <w:br/>
+      </w:r>
+      <w:r>
+        <w:rPr>
+          <w:b/>
+          <w:bCs/>
+          <w:sz w:val="20"/>
+          <w:szCs w:val="20"/>
+        </w:rPr>
         <w:t>-</w:t>
       </w:r>
       <w:r>
@@ -5278,47 +5443,48 @@
           <w:numId w:val="47"/>
         </w:numPr>
         <w:rPr>
-          <w:b/>
-          <w:bCs/>
-          <w:sz w:val="20"/>
-          <w:szCs w:val="20"/>
-        </w:rPr>
-      </w:pPr>
-      <w:r>
-        <w:rPr>
-          <w:b/>
-          <w:bCs/>
-          <w:sz w:val="20"/>
-          <w:szCs w:val="20"/>
-        </w:rPr>
-        <w:t>¿Cómo se debe presentar la acción de tutela?</w:t>
-      </w:r>
-      <w:r>
-        <w:rPr>
-          <w:sz w:val="20"/>
-          <w:szCs w:val="20"/>
-        </w:rPr>
+          <w:b w:val="1"/>
+          <w:bCs w:val="1"/>
+          <w:sz w:val="24"/>
+          <w:szCs w:val="24"/>
+        </w:rPr>
+      </w:pPr>
+      <w:r>
+        <w:rPr>
+          <w:b w:val="1"/>
+          <w:bCs w:val="1"/>
+          <w:sz w:val="20"/>
+          <w:szCs w:val="20"/>
+        </w:rPr>
+        <w:t xml:space="preserve">¿Cómo se debe presentar la </w:t>
+      </w:r>
+      <w:r>
+        <w:rPr>
+          <w:b w:val="1"/>
+          <w:bCs w:val="1"/>
+          <w:sz w:val="20"/>
+          <w:szCs w:val="20"/>
+        </w:rPr>
+        <w:t>acción de tutela?</w:t>
+      </w:r>
+      <w:r>
         <w:br/>
       </w:r>
       <w:r>
-        <w:rPr>
-          <w:sz w:val="20"/>
-          <w:szCs w:val="20"/>
-        </w:rPr>
-        <w:t>La acción de tutela puede ser presentación de manera verbal o escrita, y puede hacerse en nombre propio o en representación de la persona afectada. No es necesario contar con la asistencia de un abogado para interponer esta acción.</w:t>
-      </w:r>
-      <w:r>
-        <w:rPr>
-          <w:sz w:val="20"/>
-          <w:szCs w:val="20"/>
-        </w:rPr>
+        <w:rPr/>
+        <w:t>La acción de tutela puede presentarse de manera verbal o escrita</w:t>
+      </w:r>
+      <w:r>
+        <w:rPr>
+          <w:sz w:val="20"/>
+          <w:szCs w:val="20"/>
+        </w:rPr>
+        <w:t>, y puede hacerse en nombre propio o en representación de la persona afectada. No es necesario contar con la asistencia de un abogado para interponer esta acción.</w:t>
+      </w:r>
+      <w:r>
         <w:br/>
       </w:r>
       <w:r>
-        <w:rPr>
-          <w:sz w:val="20"/>
-          <w:szCs w:val="20"/>
-        </w:rPr>
         <w:br/>
       </w:r>
       <w:r>
@@ -5343,16 +5509,12 @@
         <w:t xml:space="preserve"> de forma verbal en los siguientes casos:</w:t>
       </w:r>
       <w:r>
-        <w:rPr>
-          <w:sz w:val="20"/>
-          <w:szCs w:val="20"/>
-        </w:rPr>
         <w:br/>
       </w:r>
       <w:r>
         <w:rPr>
-          <w:b/>
-          <w:bCs/>
+          <w:b w:val="1"/>
+          <w:bCs w:val="1"/>
           <w:sz w:val="20"/>
           <w:szCs w:val="20"/>
         </w:rPr>
@@ -5360,8 +5522,8 @@
       </w:r>
       <w:r>
         <w:rPr>
-          <w:b/>
-          <w:bCs/>
+          <w:b w:val="1"/>
+          <w:bCs w:val="1"/>
         </w:rPr>
         <w:t xml:space="preserve"> </w:t>
       </w:r>
@@ -5373,22 +5535,19 @@
         <w:t>Cuando el solicitante no sabe escribir.</w:t>
       </w:r>
       <w:r>
-        <w:rPr>
-          <w:sz w:val="20"/>
-          <w:szCs w:val="20"/>
-        </w:rPr>
         <w:br/>
       </w:r>
       <w:r>
         <w:rPr>
-          <w:b/>
-          <w:bCs/>
+          <w:b w:val="1"/>
+          <w:bCs w:val="1"/>
           <w:sz w:val="20"/>
           <w:szCs w:val="20"/>
         </w:rPr>
         <w:t>-</w:t>
       </w:r>
       <w:r>
+        <w:rPr/>
         <w:t xml:space="preserve"> </w:t>
       </w:r>
       <w:r>
@@ -5399,23 +5558,19 @@
         <w:t>Cuando el solicitante sea menor de edad.</w:t>
       </w:r>
       <w:r>
-        <w:rPr>
-          <w:sz w:val="20"/>
-          <w:szCs w:val="20"/>
-        </w:rPr>
         <w:br/>
       </w:r>
       <w:r>
         <w:rPr>
-          <w:b/>
-          <w:bCs/>
-          <w:sz w:val="20"/>
-          <w:szCs w:val="20"/>
-        </w:rPr>
-        <w:lastRenderedPageBreak/>
+          <w:b w:val="1"/>
+          <w:bCs w:val="1"/>
+          <w:sz w:val="20"/>
+          <w:szCs w:val="20"/>
+        </w:rPr>
         <w:t>-</w:t>
       </w:r>
       <w:r>
+        <w:rPr/>
         <w:t xml:space="preserve"> </w:t>
       </w:r>
       <w:r>
@@ -5426,10 +5581,6 @@
         <w:t>Cuando se requiera una protección urgente.</w:t>
       </w:r>
       <w:r>
-        <w:rPr>
-          <w:sz w:val="20"/>
-          <w:szCs w:val="20"/>
-        </w:rPr>
         <w:br/>
       </w:r>
     </w:p>
@@ -5781,7 +5932,6 @@
           <w:sz w:val="20"/>
           <w:szCs w:val="20"/>
         </w:rPr>
-        <w:lastRenderedPageBreak/>
         <mc:AlternateContent>
           <mc:Choice Requires="wps">
             <w:drawing>
@@ -5841,9 +5991,9 @@
               </wp:anchor>
             </w:drawing>
           </mc:Choice>
-          <mc:Fallback xmlns:pic="http://schemas.openxmlformats.org/drawingml/2006/picture" xmlns:a="http://schemas.openxmlformats.org/drawingml/2006/main">
+          <mc:Fallback>
             <w:pict w14:anchorId="1C58CFB2">
-              <v:rect id="Rectángulo 18" style="position:absolute;margin-left:-8.7pt;margin-top:-7.95pt;width:521.5pt;height:59.35pt;z-index:251701248;visibility:visible;mso-wrap-style:square;mso-height-percent:0;mso-wrap-distance-left:9pt;mso-wrap-distance-top:0;mso-wrap-distance-right:9pt;mso-wrap-distance-bottom:0;mso-position-horizontal:absolute;mso-position-horizontal-relative:text;mso-position-vertical:absolute;mso-position-vertical-relative:text;mso-height-percent:0;mso-height-relative:margin;v-text-anchor:middle" o:spid="_x0000_s1026" filled="f" strokecolor="#f68c36 [3049]" w14:anchorId="018EDCF7" o:gfxdata="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">
+              <v:rect id="Rectángulo 18" style="position:absolute;margin-left:-8.7pt;margin-top:-7.95pt;width:521.5pt;height:59.35pt;z-index:251701248;visibility:visible;mso-wrap-style:square;mso-height-percent:0;mso-wrap-distance-left:9pt;mso-wrap-distance-top:0;mso-wrap-distance-right:9pt;mso-wrap-distance-bottom:0;mso-position-horizontal:absolute;mso-position-horizontal-relative:text;mso-position-vertical:absolute;mso-position-vertical-relative:text;mso-height-percent:0;mso-height-relative:margin;v-text-anchor:middle" o:spid="_x0000_s1026" filled="f" strokecolor="#f68c36 [3049]" w14:anchorId="018EDCF7" o:gfxdata="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">
                 <v:shadow on="t" color="black" opacity="24903f" offset="0,.55556mm" origin=",.5"/>
               </v:rect>
             </w:pict>
@@ -5863,7 +6013,7 @@
       <w:r>
         <w:rPr>
           <w:rStyle w:val="Refdecomentario"/>
-          <w:rFonts w:ascii="Arial" w:eastAsia="Arial" w:hAnsi="Arial" w:cs="Arial"/>
+          <w:rFonts w:ascii="Arial" w:hAnsi="Arial" w:eastAsia="Arial" w:cs="Arial"/>
           <w:lang w:eastAsia="ja-JP"/>
         </w:rPr>
         <w:commentReference w:id="9"/>
@@ -6084,9 +6234,9 @@
               </wp:anchor>
             </w:drawing>
           </mc:Choice>
-          <mc:Fallback xmlns:pic="http://schemas.openxmlformats.org/drawingml/2006/picture" xmlns:a="http://schemas.openxmlformats.org/drawingml/2006/main">
+          <mc:Fallback>
             <w:pict w14:anchorId="047638AB">
-              <v:rect id="Rectángulo 18" style="position:absolute;margin-left:-11.85pt;margin-top:11.25pt;width:521.5pt;height:59.35pt;z-index:251703296;visibility:visible;mso-wrap-style:square;mso-height-percent:0;mso-wrap-distance-left:9pt;mso-wrap-distance-top:0;mso-wrap-distance-right:9pt;mso-wrap-distance-bottom:0;mso-position-horizontal:absolute;mso-position-horizontal-relative:text;mso-position-vertical:absolute;mso-position-vertical-relative:text;mso-height-percent:0;mso-height-relative:margin;v-text-anchor:middle" o:spid="_x0000_s1026" filled="f" strokecolor="#f68c36 [3049]" w14:anchorId="754FB1CF" o:gfxdata="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">
+              <v:rect id="Rectángulo 18" style="position:absolute;margin-left:-11.85pt;margin-top:11.25pt;width:521.5pt;height:59.35pt;z-index:251703296;visibility:visible;mso-wrap-style:square;mso-height-percent:0;mso-wrap-distance-left:9pt;mso-wrap-distance-top:0;mso-wrap-distance-right:9pt;mso-wrap-distance-bottom:0;mso-position-horizontal:absolute;mso-position-horizontal-relative:text;mso-position-vertical:absolute;mso-position-vertical-relative:text;mso-height-percent:0;mso-height-relative:margin;v-text-anchor:middle" o:spid="_x0000_s1026" filled="f" strokecolor="#f68c36 [3049]" w14:anchorId="754FB1CF" o:gfxdata="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">
                 <v:shadow on="t" color="black" opacity="24903f" offset="0,.55556mm" origin=",.5"/>
               </v:rect>
             </w:pict>
@@ -6125,7 +6275,7 @@
       <w:r>
         <w:rPr>
           <w:rStyle w:val="Refdecomentario"/>
-          <w:rFonts w:ascii="Arial" w:eastAsia="Arial" w:hAnsi="Arial" w:cs="Arial"/>
+          <w:rFonts w:ascii="Arial" w:hAnsi="Arial" w:eastAsia="Arial" w:cs="Arial"/>
           <w:lang w:eastAsia="ja-JP"/>
         </w:rPr>
         <w:commentReference w:id="10"/>
@@ -6418,7 +6568,6 @@
           <w:sz w:val="20"/>
           <w:szCs w:val="20"/>
         </w:rPr>
-        <w:lastRenderedPageBreak/>
         <w:t xml:space="preserve">Finalmente, el papel del Estado, la sociedad civil y las instituciones educativas resulta fundamental en la promoción de una cultura que valore la dignidad humana como un principio </w:t>
       </w:r>
       <w:r>
@@ -6441,208 +6590,98 @@
     <w:p>
       <w:pPr>
         <w:pStyle w:val="Normal0"/>
+      </w:pPr>
+    </w:p>
+    <w:p>
+      <w:pPr>
+        <w:pStyle w:val="Normal0"/>
         <w:rPr>
           <w:color w:val="000000" w:themeColor="text1"/>
           <w:sz w:val="20"/>
           <w:szCs w:val="20"/>
         </w:rPr>
       </w:pPr>
-      <w:r>
-        <w:rPr>
-          <w:color w:val="000000" w:themeColor="text1"/>
-          <w:sz w:val="20"/>
-          <w:szCs w:val="20"/>
-        </w:rPr>
-        <w:br/>
-      </w:r>
-    </w:p>
-    <w:p>
-      <w:pPr>
-        <w:pStyle w:val="Normal0"/>
-        <w:rPr>
-          <w:color w:val="000000" w:themeColor="text1"/>
-          <w:sz w:val="20"/>
-          <w:szCs w:val="20"/>
-        </w:rPr>
-      </w:pPr>
+      <w:commentRangeStart w:id="976150697"/>
       <w:r>
         <w:rPr>
           <w:noProof/>
-          <w:color w:val="000000" w:themeColor="text1"/>
-          <w:sz w:val="20"/>
-          <w:szCs w:val="20"/>
-        </w:rPr>
-        <mc:AlternateContent>
-          <mc:Choice Requires="wps">
-            <w:drawing>
-              <wp:anchor distT="0" distB="0" distL="114300" distR="114300" simplePos="0" relativeHeight="251710464" behindDoc="0" locked="0" layoutInCell="1" allowOverlap="1" wp14:anchorId="2422DBF8" wp14:editId="5BB9F96E">
-                <wp:simplePos x="0" y="0"/>
-                <wp:positionH relativeFrom="column">
-                  <wp:posOffset>-64770</wp:posOffset>
-                </wp:positionH>
-                <wp:positionV relativeFrom="paragraph">
-                  <wp:posOffset>-3006</wp:posOffset>
-                </wp:positionV>
-                <wp:extent cx="5952435" cy="569595"/>
-                <wp:effectExtent l="50800" t="25400" r="67945" b="78105"/>
-                <wp:wrapNone/>
-                <wp:docPr id="2044075521" name="Rectángulo redondeado 6"/>
-                <wp:cNvGraphicFramePr/>
+        </w:rPr>
+        <mc:AlternateContent xmlns:mc="http://schemas.openxmlformats.org/markup-compatibility/2006">
+          <mc:Choice xmlns:mc="http://schemas.openxmlformats.org/markup-compatibility/2006" Requires="wps">
+            <w:drawing xmlns:w="http://schemas.openxmlformats.org/wordprocessingml/2006/main">
+              <wp:inline xmlns:wp="http://schemas.openxmlformats.org/drawingml/2006/wordprocessingDrawing" xmlns:wp14="http://schemas.microsoft.com/office/word/2010/wordprocessingDrawing" distT="0" distB="0" distL="0" distR="0" wp14:anchorId="703CB47F" wp14:editId="2E3FA98B">
+                <wp:extent xmlns:wp="http://schemas.openxmlformats.org/drawingml/2006/wordprocessingDrawing" cx="6376353" cy="641474"/>
+                <wp:effectExtent xmlns:wp="http://schemas.openxmlformats.org/drawingml/2006/wordprocessingDrawing" l="0" t="0" r="24765" b="25400"/>
+                <wp:docPr xmlns:wp="http://schemas.openxmlformats.org/drawingml/2006/wordprocessingDrawing" id="2099012324" name="Rectángulo 1"/>
+                <wp:cNvGraphicFramePr xmlns:wp="http://schemas.openxmlformats.org/drawingml/2006/wordprocessingDrawing"/>
                 <a:graphic xmlns:a="http://schemas.openxmlformats.org/drawingml/2006/main">
                   <a:graphicData uri="http://schemas.microsoft.com/office/word/2010/wordprocessingShape">
-                    <wps:wsp>
+                    <wps:wsp xmlns:wps="http://schemas.microsoft.com/office/word/2010/wordprocessingShape">
                       <wps:cNvSpPr/>
                       <wps:spPr>
                         <a:xfrm>
                           <a:off x="0" y="0"/>
-                          <a:ext cx="5952435" cy="569595"/>
+                          <a:ext cx="6376353" cy="641474"/>
                         </a:xfrm>
-                        <a:prstGeom prst="roundRect">
+                        <a:prstGeom prst="rect">
                           <a:avLst/>
                         </a:prstGeom>
                         <a:noFill/>
+                        <a:ln>
+                          <a:solidFill>
+                            <a:schemeClr val="accent6">
+                              <a:lumMod val="75000"/>
+                            </a:schemeClr>
+                          </a:solidFill>
+                        </a:ln>
                       </wps:spPr>
-                      <wps:style>
-                        <a:lnRef idx="1">
-                          <a:schemeClr val="accent6"/>
-                        </a:lnRef>
-                        <a:fillRef idx="2">
-                          <a:schemeClr val="accent6"/>
-                        </a:fillRef>
-                        <a:effectRef idx="1">
-                          <a:schemeClr val="accent6"/>
-                        </a:effectRef>
-                        <a:fontRef idx="minor">
-                          <a:schemeClr val="dk1"/>
-                        </a:fontRef>
-                      </wps:style>
-                      <wps:bodyPr rot="0" spcFirstLastPara="0" vertOverflow="overflow" horzOverflow="overflow" vert="horz" wrap="square" lIns="91440" tIns="45720" rIns="91440" bIns="45720" numCol="1" spcCol="0" rtlCol="0" fromWordArt="0" anchor="ctr" anchorCtr="0" forceAA="0" compatLnSpc="1">
-                        <a:prstTxWarp prst="textNoShape">
-                          <a:avLst/>
-                        </a:prstTxWarp>
-                        <a:noAutofit/>
-                      </wps:bodyPr>
+                      <wps:txbx>
+                        <w:txbxContent xmlns:w="http://schemas.openxmlformats.org/wordprocessingml/2006/main">
+                          <w:p>
+                            <w:pPr>
+                              <w:rPr>
+                                <w:rFonts w:ascii="Arial" w:hAnsi="Arial" w:cs="Arial"/>
+                                <w:kern w:val="0"/>
+                                <w:sz w:val="20"/>
+                                <w:szCs w:val="20"/>
+                                <w:lang w:val="en-US"/>
+                                <w14:ligatures xmlns:w14="http://schemas.microsoft.com/office/word/2010/wordml" w14:val="none"/>
+                              </w:rPr>
+                            </w:pPr>
+                            <w:r>
+                              <w:rPr>
+                                <w:rFonts w:ascii="Arial" w:hAnsi="Arial" w:cs="Arial"/>
+                                <w:sz w:val="20"/>
+                                <w:szCs w:val="20"/>
+                                <w:lang w:val="en-US"/>
+                              </w:rPr>
+                              <w:t>Para finalizar, le invitamos a consultar el siguiente video “Estado social de derecho”.</w:t>
+                            </w:r>
+                          </w:p>
+                        </w:txbxContent>
+                      </wps:txbx>
+                      <wps:bodyPr anchor="t"/>
                     </wps:wsp>
                   </a:graphicData>
                 </a:graphic>
-                <wp14:sizeRelH relativeFrom="margin">
-                  <wp14:pctWidth>0</wp14:pctWidth>
-                </wp14:sizeRelH>
-                <wp14:sizeRelV relativeFrom="margin">
-                  <wp14:pctHeight>0</wp14:pctHeight>
-                </wp14:sizeRelV>
-              </wp:anchor>
+              </wp:inline>
             </w:drawing>
           </mc:Choice>
-          <mc:Fallback xmlns:pic="http://schemas.openxmlformats.org/drawingml/2006/picture" xmlns:a="http://schemas.openxmlformats.org/drawingml/2006/main">
-            <w:pict w14:anchorId="3ECAE93C">
-              <v:roundrect id="Rectángulo redondeado 6" style="position:absolute;margin-left:-5.1pt;margin-top:-.25pt;width:468.7pt;height:44.85pt;z-index:251710464;visibility:visible;mso-wrap-style:square;mso-width-percent:0;mso-height-percent:0;mso-wrap-distance-left:9pt;mso-wrap-distance-top:0;mso-wrap-distance-right:9pt;mso-wrap-distance-bottom:0;mso-position-horizontal:absolute;mso-position-horizontal-relative:text;mso-position-vertical:absolute;mso-position-vertical-relative:text;mso-width-percent:0;mso-height-percent:0;mso-width-relative:margin;mso-height-relative:margin;v-text-anchor:middle" o:spid="_x0000_s1026" filled="f" strokecolor="#f68c36 [3049]" arcsize="10923f" w14:anchorId="1963DE48" o:gfxdata="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">
-                <v:shadow on="t" color="black" opacity="24903f" offset="0,.55556mm" origin=",.5"/>
-              </v:roundrect>
-            </w:pict>
-          </mc:Fallback>
+          <mc:Fallback xmlns:mc="http://schemas.openxmlformats.org/markup-compatibility/2006"/>
         </mc:AlternateContent>
       </w:r>
-    </w:p>
-    <w:p>
-      <w:pPr>
-        <w:pStyle w:val="Normal0"/>
-        <w:rPr>
-          <w:color w:val="000000" w:themeColor="text1"/>
-          <w:sz w:val="20"/>
-          <w:szCs w:val="20"/>
-        </w:rPr>
-      </w:pPr>
-      <w:commentRangeStart w:id="11"/>
-      <w:r>
-        <w:rPr>
-          <w:color w:val="000000" w:themeColor="text1"/>
-          <w:sz w:val="20"/>
-          <w:szCs w:val="20"/>
-        </w:rPr>
-        <w:t>Para</w:t>
-      </w:r>
-      <w:commentRangeEnd w:id="11"/>
-      <w:r>
-        <w:rPr>
-          <w:rStyle w:val="Refdecomentario"/>
-        </w:rPr>
-        <w:commentReference w:id="11"/>
-      </w:r>
-      <w:r>
-        <w:rPr>
-          <w:color w:val="000000" w:themeColor="text1"/>
-          <w:sz w:val="20"/>
-          <w:szCs w:val="20"/>
-        </w:rPr>
-        <w:t xml:space="preserve"> </w:t>
-      </w:r>
-      <w:r>
-        <w:rPr>
-          <w:color w:val="000000" w:themeColor="text1"/>
-          <w:sz w:val="20"/>
-          <w:szCs w:val="20"/>
-        </w:rPr>
-        <w:t>finalizar</w:t>
-      </w:r>
-      <w:r>
-        <w:rPr>
-          <w:color w:val="000000" w:themeColor="text1"/>
-          <w:sz w:val="20"/>
-          <w:szCs w:val="20"/>
-        </w:rPr>
-        <w:t xml:space="preserve">, le invitamos a consultar </w:t>
-      </w:r>
-      <w:r>
-        <w:rPr>
-          <w:color w:val="000000" w:themeColor="text1"/>
-          <w:sz w:val="20"/>
-          <w:szCs w:val="20"/>
-        </w:rPr>
-        <w:t>e</w:t>
-      </w:r>
-      <w:r>
-        <w:rPr>
-          <w:color w:val="000000" w:themeColor="text1"/>
-          <w:sz w:val="20"/>
-          <w:szCs w:val="20"/>
-        </w:rPr>
-        <w:t>l siguiente video</w:t>
-      </w:r>
-      <w:r>
-        <w:rPr>
-          <w:color w:val="000000" w:themeColor="text1"/>
-          <w:sz w:val="20"/>
-          <w:szCs w:val="20"/>
-        </w:rPr>
-        <w:t xml:space="preserve"> “Estado social de der</w:t>
-      </w:r>
-      <w:r>
-        <w:rPr>
-          <w:color w:val="000000" w:themeColor="text1"/>
-          <w:sz w:val="20"/>
-          <w:szCs w:val="20"/>
-        </w:rPr>
-        <w:t>e</w:t>
-      </w:r>
-      <w:r>
-        <w:rPr>
-          <w:color w:val="000000" w:themeColor="text1"/>
-          <w:sz w:val="20"/>
-          <w:szCs w:val="20"/>
-        </w:rPr>
-        <w:t>cho”</w:t>
+      <w:commentRangeEnd w:id="976150697"/>
+      <w:r>
+        <w:rPr>
+          <w:rStyle w:val="CommentReference"/>
+        </w:rPr>
+        <w:commentReference w:id="976150697"/>
       </w:r>
     </w:p>
     <w:p>
       <w:pPr>
         <w:pStyle w:val="Normal0"/>
         <w:jc w:val="both"/>
-        <w:rPr>
-          <w:color w:val="000000" w:themeColor="text1"/>
-          <w:sz w:val="18"/>
-          <w:szCs w:val="18"/>
-        </w:rPr>
       </w:pPr>
     </w:p>
     <w:p>
@@ -6834,7 +6873,6 @@
           <w:sz w:val="20"/>
           <w:szCs w:val="20"/>
         </w:rPr>
-        <w:lastRenderedPageBreak/>
         <w:drawing>
           <wp:inline distT="0" distB="0" distL="0" distR="0" wp14:anchorId="4E382805" wp14:editId="249AE378">
             <wp:extent cx="6480810" cy="3839210"/>
@@ -7040,12 +7078,12 @@
         <w:tblW w:w="10072" w:type="dxa"/>
         <w:tblInd w:w="0" w:type="dxa"/>
         <w:tblBorders>
-          <w:top w:val="single" w:sz="4" w:space="0" w:color="000000"/>
-          <w:left w:val="single" w:sz="4" w:space="0" w:color="000000"/>
-          <w:bottom w:val="single" w:sz="4" w:space="0" w:color="000000"/>
-          <w:right w:val="single" w:sz="4" w:space="0" w:color="000000"/>
-          <w:insideH w:val="single" w:sz="4" w:space="0" w:color="000000"/>
-          <w:insideV w:val="single" w:sz="4" w:space="0" w:color="000000"/>
+          <w:top w:val="single" w:color="000000" w:sz="4" w:space="0"/>
+          <w:left w:val="single" w:color="000000" w:sz="4" w:space="0"/>
+          <w:bottom w:val="single" w:color="000000" w:sz="4" w:space="0"/>
+          <w:right w:val="single" w:color="000000" w:sz="4" w:space="0"/>
+          <w:insideH w:val="single" w:color="000000" w:sz="4" w:space="0"/>
+          <w:insideV w:val="single" w:color="000000" w:sz="4" w:space="0"/>
         </w:tblBorders>
         <w:tblLayout w:type="fixed"/>
         <w:tblLook w:val="0400" w:firstRow="0" w:lastRow="0" w:firstColumn="0" w:lastColumn="0" w:noHBand="0" w:noVBand="1"/>
@@ -7257,7 +7295,9 @@
               <w:rPr>
                 <w:rFonts w:ascii="Arial" w:hAnsi="Arial" w:cs="Arial"/>
                 <w:b w:val="0"/>
-                <w:bCs/>
+                <w:bCs w:val="0"/>
+                <w:sz w:val="20"/>
+                <w:szCs w:val="20"/>
                 <w:lang w:eastAsia="ja-JP"/>
               </w:rPr>
             </w:pPr>
@@ -7265,10 +7305,45 @@
               <w:rPr>
                 <w:rFonts w:ascii="Arial" w:hAnsi="Arial" w:cs="Arial"/>
                 <w:b w:val="0"/>
-                <w:bCs/>
+                <w:bCs w:val="0"/>
+                <w:sz w:val="20"/>
+                <w:szCs w:val="20"/>
                 <w:lang w:eastAsia="ja-JP"/>
               </w:rPr>
-              <w:t>1. Trabajo, sociedad y dignidad</w:t>
+              <w:t xml:space="preserve">1. </w:t>
+            </w:r>
+            <w:r>
+              <w:rPr>
+                <w:rFonts w:ascii="Arial" w:hAnsi="Arial" w:cs="Arial"/>
+                <w:b w:val="0"/>
+                <w:bCs w:val="0"/>
+                <w:sz w:val="20"/>
+                <w:szCs w:val="20"/>
+                <w:lang w:eastAsia="ja-JP"/>
+              </w:rPr>
+              <w:t xml:space="preserve">Trabajo, sociedad y </w:t>
+            </w:r>
+            <w:r>
+              <w:rPr>
+                <w:rFonts w:ascii="Arial" w:hAnsi="Arial" w:cs="Arial"/>
+                <w:b w:val="0"/>
+                <w:bCs w:val="0"/>
+                <w:sz w:val="20"/>
+                <w:szCs w:val="20"/>
+                <w:lang w:eastAsia="ja-JP"/>
+              </w:rPr>
+              <w:t>dignidad</w:t>
+            </w:r>
+            <w:r>
+              <w:rPr>
+                <w:rFonts w:ascii="Arial" w:hAnsi="Arial" w:cs="Arial"/>
+                <w:b w:val="0"/>
+                <w:bCs w:val="0"/>
+                <w:sz w:val="20"/>
+                <w:szCs w:val="20"/>
+                <w:lang w:eastAsia="ja-JP"/>
+              </w:rPr>
+              <w:t xml:space="preserve"> humana</w:t>
             </w:r>
           </w:p>
         </w:tc>
@@ -7287,7 +7362,7 @@
               <w:rPr>
                 <w:rFonts w:ascii="Arial" w:hAnsi="Arial" w:cs="Arial"/>
                 <w:b w:val="0"/>
-                <w:bCs/>
+                <w:bCs w:val="0"/>
                 <w:sz w:val="20"/>
                 <w:szCs w:val="20"/>
               </w:rPr>
@@ -7296,11 +7371,21 @@
               <w:rPr>
                 <w:rFonts w:ascii="Arial" w:hAnsi="Arial" w:cs="Arial"/>
                 <w:b w:val="0"/>
-                <w:bCs/>
-                <w:sz w:val="20"/>
-                <w:szCs w:val="20"/>
-              </w:rPr>
-              <w:t xml:space="preserve">CARLOS ARTURO GARCÍA CALERO. (2023, June 8). ¿Qué son los derechos fundamentales en el trabajo [Video]. YouTube. </w:t>
+                <w:bCs w:val="0"/>
+                <w:sz w:val="20"/>
+                <w:szCs w:val="20"/>
+              </w:rPr>
+              <w:t xml:space="preserve">García Calero, C. A. (8 de junio de 2023). ¿Qué son los derechos fundamentales en el trabajo?. </w:t>
+            </w:r>
+            <w:r>
+              <w:rPr>
+                <w:rFonts w:ascii="Arial" w:hAnsi="Arial" w:cs="Arial"/>
+                <w:b w:val="0"/>
+                <w:bCs w:val="0"/>
+                <w:sz w:val="20"/>
+                <w:szCs w:val="20"/>
+              </w:rPr>
+              <w:t xml:space="preserve"> </w:t>
             </w:r>
           </w:p>
         </w:tc>
@@ -7355,7 +7440,7 @@
                 <w:szCs w:val="20"/>
               </w:rPr>
             </w:pPr>
-            <w:hyperlink r:id="rId17" w:history="1">
+            <w:hyperlink w:history="1" r:id="rId17">
               <w:r>
                 <w:rPr>
                   <w:rStyle w:val="Hipervnculo"/>
@@ -7406,7 +7491,6 @@
                 <w:sz w:val="20"/>
                 <w:szCs w:val="20"/>
               </w:rPr>
-              <w:lastRenderedPageBreak/>
               <w:t>4. Desarrollo para una vida digna</w:t>
             </w:r>
           </w:p>
@@ -7424,9 +7508,9 @@
           <w:p>
             <w:pPr>
               <w:rPr>
-                <w:rFonts w:ascii="Arial" w:eastAsia="Arial" w:hAnsi="Arial" w:cs="Arial"/>
+                <w:rFonts w:ascii="Arial" w:hAnsi="Arial" w:eastAsia="Arial" w:cs="Arial"/>
                 <w:b w:val="0"/>
-                <w:bCs/>
+                <w:bCs w:val="0"/>
                 <w:sz w:val="20"/>
                 <w:szCs w:val="20"/>
                 <w:lang w:eastAsia="ja-JP"/>
@@ -7434,14 +7518,36 @@
             </w:pPr>
             <w:r>
               <w:rPr>
-                <w:rFonts w:ascii="Arial" w:eastAsia="Arial" w:hAnsi="Arial" w:cs="Arial"/>
+                <w:rFonts w:ascii="Arial" w:hAnsi="Arial" w:eastAsia="Arial" w:cs="Arial"/>
                 <w:b w:val="0"/>
-                <w:bCs/>
+                <w:bCs w:val="0"/>
                 <w:sz w:val="20"/>
                 <w:szCs w:val="20"/>
                 <w:lang w:eastAsia="ja-JP"/>
               </w:rPr>
-              <w:t xml:space="preserve">Canal Capital. (2021, June 30). ¿Qué significa el Estado Social de Derecho? | La promesa congelada | Especiales Capital [Video]. YouTube. </w:t>
+              <w:t>Canal Capital. (</w:t>
+            </w:r>
+            <w:r>
+              <w:rPr>
+                <w:rFonts w:ascii="Arial" w:hAnsi="Arial" w:eastAsia="Arial" w:cs="Arial"/>
+                <w:b w:val="0"/>
+                <w:bCs w:val="0"/>
+                <w:sz w:val="20"/>
+                <w:szCs w:val="20"/>
+                <w:lang w:eastAsia="ja-JP"/>
+              </w:rPr>
+              <w:t>29 de junio de 2021</w:t>
+            </w:r>
+            <w:r>
+              <w:rPr>
+                <w:rFonts w:ascii="Arial" w:hAnsi="Arial" w:eastAsia="Arial" w:cs="Arial"/>
+                <w:b w:val="0"/>
+                <w:bCs w:val="0"/>
+                <w:sz w:val="20"/>
+                <w:szCs w:val="20"/>
+                <w:lang w:eastAsia="ja-JP"/>
+              </w:rPr>
+              <w:t xml:space="preserve">). ¿Qué significa el Estado Social de Derecho? | La promesa congelada | Especiales Capital. </w:t>
             </w:r>
           </w:p>
         </w:tc>
@@ -7496,7 +7602,7 @@
                 <w:szCs w:val="20"/>
               </w:rPr>
             </w:pPr>
-            <w:hyperlink r:id="rId18" w:history="1">
+            <w:hyperlink w:history="1" r:id="rId18">
               <w:r>
                 <w:rPr>
                   <w:rStyle w:val="Hipervnculo"/>
@@ -7596,12 +7702,12 @@
         <w:tblW w:w="9962" w:type="dxa"/>
         <w:tblInd w:w="0" w:type="dxa"/>
         <w:tblBorders>
-          <w:top w:val="single" w:sz="4" w:space="0" w:color="000000"/>
-          <w:left w:val="single" w:sz="4" w:space="0" w:color="000000"/>
-          <w:bottom w:val="single" w:sz="4" w:space="0" w:color="000000"/>
-          <w:right w:val="single" w:sz="4" w:space="0" w:color="000000"/>
-          <w:insideH w:val="single" w:sz="4" w:space="0" w:color="000000"/>
-          <w:insideV w:val="single" w:sz="4" w:space="0" w:color="000000"/>
+          <w:top w:val="single" w:color="000000" w:sz="4" w:space="0"/>
+          <w:left w:val="single" w:color="000000" w:sz="4" w:space="0"/>
+          <w:bottom w:val="single" w:color="000000" w:sz="4" w:space="0"/>
+          <w:right w:val="single" w:color="000000" w:sz="4" w:space="0"/>
+          <w:insideH w:val="single" w:color="000000" w:sz="4" w:space="0"/>
+          <w:insideV w:val="single" w:color="000000" w:sz="4" w:space="0"/>
         </w:tblBorders>
         <w:tblLayout w:type="fixed"/>
         <w:tblLook w:val="0400" w:firstRow="0" w:lastRow="0" w:firstColumn="0" w:lastColumn="0" w:noHBand="0" w:noVBand="1"/>
@@ -7695,7 +7801,7 @@
               <w:pStyle w:val="Normal0"/>
               <w:rPr>
                 <w:b w:val="0"/>
-                <w:bCs/>
+                <w:bCs w:val="0"/>
                 <w:sz w:val="20"/>
                 <w:szCs w:val="20"/>
               </w:rPr>
@@ -7703,11 +7809,29 @@
             <w:r>
               <w:rPr>
                 <w:b w:val="0"/>
-                <w:bCs/>
-                <w:sz w:val="20"/>
-                <w:szCs w:val="20"/>
-              </w:rPr>
-              <w:t>Acción de Tutela</w:t>
+                <w:bCs w:val="0"/>
+                <w:sz w:val="20"/>
+                <w:szCs w:val="20"/>
+              </w:rPr>
+              <w:t xml:space="preserve">Acción de </w:t>
+            </w:r>
+            <w:r>
+              <w:rPr>
+                <w:b w:val="0"/>
+                <w:bCs w:val="0"/>
+                <w:sz w:val="20"/>
+                <w:szCs w:val="20"/>
+              </w:rPr>
+              <w:t>t</w:t>
+            </w:r>
+            <w:r>
+              <w:rPr>
+                <w:b w:val="0"/>
+                <w:bCs w:val="0"/>
+                <w:sz w:val="20"/>
+                <w:szCs w:val="20"/>
+              </w:rPr>
+              <w:t>utela</w:t>
             </w:r>
           </w:p>
         </w:tc>
@@ -7762,7 +7886,7 @@
               <w:pStyle w:val="Normal0"/>
               <w:rPr>
                 <w:b w:val="0"/>
-                <w:bCs/>
+                <w:bCs w:val="0"/>
                 <w:sz w:val="20"/>
                 <w:szCs w:val="20"/>
               </w:rPr>
@@ -7770,11 +7894,29 @@
             <w:r>
               <w:rPr>
                 <w:b w:val="0"/>
-                <w:bCs/>
-                <w:sz w:val="20"/>
-                <w:szCs w:val="20"/>
-              </w:rPr>
-              <w:t>Acción Pública</w:t>
+                <w:bCs w:val="0"/>
+                <w:sz w:val="20"/>
+                <w:szCs w:val="20"/>
+              </w:rPr>
+              <w:t xml:space="preserve">Acción </w:t>
+            </w:r>
+            <w:r>
+              <w:rPr>
+                <w:b w:val="0"/>
+                <w:bCs w:val="0"/>
+                <w:sz w:val="20"/>
+                <w:szCs w:val="20"/>
+              </w:rPr>
+              <w:t>p</w:t>
+            </w:r>
+            <w:r>
+              <w:rPr>
+                <w:b w:val="0"/>
+                <w:bCs w:val="0"/>
+                <w:sz w:val="20"/>
+                <w:szCs w:val="20"/>
+              </w:rPr>
+              <w:t>ública</w:t>
             </w:r>
           </w:p>
         </w:tc>
@@ -7927,7 +8069,7 @@
               <w:pStyle w:val="Normal0"/>
               <w:rPr>
                 <w:b w:val="0"/>
-                <w:bCs/>
+                <w:bCs w:val="0"/>
                 <w:sz w:val="20"/>
                 <w:szCs w:val="20"/>
               </w:rPr>
@@ -7935,7 +8077,7 @@
             <w:r>
               <w:rPr>
                 <w:b w:val="0"/>
-                <w:bCs/>
+                <w:bCs w:val="0"/>
                 <w:sz w:val="20"/>
                 <w:szCs w:val="20"/>
               </w:rPr>
@@ -7944,7 +8086,7 @@
             <w:r>
               <w:rPr>
                 <w:b w:val="0"/>
-                <w:bCs/>
+                <w:bCs w:val="0"/>
                 <w:sz w:val="20"/>
                 <w:szCs w:val="20"/>
               </w:rPr>
@@ -7953,16 +8095,25 @@
             <w:r>
               <w:rPr>
                 <w:b w:val="0"/>
-                <w:bCs/>
-                <w:sz w:val="20"/>
-                <w:szCs w:val="20"/>
-              </w:rPr>
-              <w:t>normalmente los gobiernos o entidades públicas</w:t>
+                <w:bCs w:val="0"/>
+                <w:sz w:val="20"/>
+                <w:szCs w:val="20"/>
+              </w:rPr>
+              <w:t>normalmente los gobiernos o entidades pública</w:t>
             </w:r>
             <w:r>
               <w:rPr>
                 <w:b w:val="0"/>
-                <w:bCs/>
+                <w:bCs w:val="0"/>
+                <w:sz w:val="20"/>
+                <w:szCs w:val="20"/>
+              </w:rPr>
+              <w:t>s</w:t>
+            </w:r>
+            <w:r>
+              <w:rPr>
+                <w:b w:val="0"/>
+                <w:bCs w:val="0"/>
                 <w:sz w:val="20"/>
                 <w:szCs w:val="20"/>
               </w:rPr>
@@ -7971,7 +8122,7 @@
             <w:r>
               <w:rPr>
                 <w:b w:val="0"/>
-                <w:bCs/>
+                <w:bCs w:val="0"/>
                 <w:sz w:val="20"/>
                 <w:szCs w:val="20"/>
               </w:rPr>
@@ -8182,7 +8333,7 @@
               <w:pStyle w:val="Normal0"/>
               <w:rPr>
                 <w:b w:val="0"/>
-                <w:bCs/>
+                <w:bCs w:val="0"/>
                 <w:sz w:val="20"/>
                 <w:szCs w:val="20"/>
               </w:rPr>
@@ -8190,20 +8341,91 @@
             <w:r>
               <w:rPr>
                 <w:b w:val="0"/>
-                <w:bCs/>
-                <w:sz w:val="20"/>
-                <w:szCs w:val="20"/>
-              </w:rPr>
-              <w:t xml:space="preserve">también conocidos como Derechos de Solidaridad o de los Pueblos contemplan cuestiones de carácter supranacional como el derecho a la paz y </w:t>
+                <w:bCs w:val="0"/>
+                <w:sz w:val="20"/>
+                <w:szCs w:val="20"/>
+              </w:rPr>
+              <w:t xml:space="preserve">también conocidos como </w:t>
             </w:r>
             <w:r>
               <w:rPr>
                 <w:b w:val="0"/>
-                <w:bCs/>
-                <w:sz w:val="20"/>
-                <w:szCs w:val="20"/>
-              </w:rPr>
-              <w:lastRenderedPageBreak/>
+                <w:bCs w:val="0"/>
+                <w:sz w:val="20"/>
+                <w:szCs w:val="20"/>
+              </w:rPr>
+              <w:t>d</w:t>
+            </w:r>
+            <w:r>
+              <w:rPr>
+                <w:b w:val="0"/>
+                <w:bCs w:val="0"/>
+                <w:sz w:val="20"/>
+                <w:szCs w:val="20"/>
+              </w:rPr>
+              <w:t xml:space="preserve">erechos de </w:t>
+            </w:r>
+            <w:r>
+              <w:rPr>
+                <w:b w:val="0"/>
+                <w:bCs w:val="0"/>
+                <w:sz w:val="20"/>
+                <w:szCs w:val="20"/>
+              </w:rPr>
+              <w:t>s</w:t>
+            </w:r>
+            <w:r>
+              <w:rPr>
+                <w:b w:val="0"/>
+                <w:bCs w:val="0"/>
+                <w:sz w:val="20"/>
+                <w:szCs w:val="20"/>
+              </w:rPr>
+              <w:t xml:space="preserve">olidaridad o de los </w:t>
+            </w:r>
+            <w:r>
+              <w:rPr>
+                <w:b w:val="0"/>
+                <w:bCs w:val="0"/>
+                <w:sz w:val="20"/>
+                <w:szCs w:val="20"/>
+              </w:rPr>
+              <w:t>p</w:t>
+            </w:r>
+            <w:r>
+              <w:rPr>
+                <w:b w:val="0"/>
+                <w:bCs w:val="0"/>
+                <w:sz w:val="20"/>
+                <w:szCs w:val="20"/>
+              </w:rPr>
+              <w:t>ueblos</w:t>
+            </w:r>
+            <w:r>
+              <w:rPr>
+                <w:b w:val="0"/>
+                <w:bCs w:val="0"/>
+                <w:sz w:val="20"/>
+                <w:szCs w:val="20"/>
+              </w:rPr>
+              <w:t>,</w:t>
+            </w:r>
+            <w:r>
+              <w:rPr>
+                <w:b w:val="0"/>
+                <w:bCs w:val="0"/>
+                <w:sz w:val="20"/>
+                <w:szCs w:val="20"/>
+              </w:rPr>
+              <w:t xml:space="preserve"> contemplan cuestiones de carácter supranacional como el derecho a la paz y </w:t>
+            </w:r>
+            <w:r>
+              <w:rPr>
+                <w:b w:val="0"/>
+                <w:bCs w:val="0"/>
+                <w:sz w:val="20"/>
+                <w:szCs w:val="20"/>
+              </w:rPr>
               <w:t>a un medio ambiente sano. Surgen como respuesta a la necesidad de cooperación entre las naciones y los distintos grupos que las integran. Comprende tres tipos de derechos: civiles y políticos; económicos, sociales y culturales; y de cooperación entre los pueblos. Pertenecen a los distintos grupos que conforman una nación y a las naciones entre sí. Su titular es el Estado, pero también pueden ser reclamados ante el propio Estado por los grupos pertenecientes al mismo, y ante otro Estado, en el caso de la comunidad internacional: de nación a nación.</w:t>
             </w:r>
           </w:p>
@@ -8240,7 +8462,6 @@
                 <w:sz w:val="20"/>
                 <w:szCs w:val="20"/>
               </w:rPr>
-              <w:lastRenderedPageBreak/>
               <w:t>Derechos de territorialidad</w:t>
             </w:r>
           </w:p>
@@ -8777,7 +8998,6 @@
                 <w:sz w:val="20"/>
                 <w:szCs w:val="20"/>
               </w:rPr>
-              <w:lastRenderedPageBreak/>
               <w:t>reconociendo pilares como organización, regulación, representación, negociación y huelga. Este derecho humano fundamental, protegido por el artículo 39 de la Constitución Colombiana, asegura que los trabajadores puedan crear y afiliarse a sindicatos sin interferencias del Estado o empleadores.</w:t>
             </w:r>
           </w:p>
@@ -8814,7 +9034,6 @@
                 <w:sz w:val="20"/>
                 <w:szCs w:val="20"/>
               </w:rPr>
-              <w:lastRenderedPageBreak/>
               <w:t>Normas Internacionales del Trabajo</w:t>
             </w:r>
           </w:p>
@@ -8973,7 +9192,7 @@
     <w:p>
       <w:pPr>
         <w:rPr>
-          <w:rFonts w:ascii="Arial" w:eastAsia="Arial" w:hAnsi="Arial" w:cs="Arial"/>
+          <w:rFonts w:ascii="Arial" w:hAnsi="Arial" w:eastAsia="Arial" w:cs="Arial"/>
           <w:sz w:val="20"/>
           <w:szCs w:val="20"/>
           <w:lang w:eastAsia="ja-JP"/>
@@ -8983,55 +9202,66 @@
     <w:p>
       <w:pPr>
         <w:rPr>
-          <w:rFonts w:ascii="Arial" w:eastAsia="Arial" w:hAnsi="Arial" w:cs="Arial"/>
+          <w:rFonts w:ascii="Arial" w:hAnsi="Arial" w:eastAsia="Arial" w:cs="Arial"/>
           <w:sz w:val="20"/>
           <w:szCs w:val="20"/>
           <w:lang w:eastAsia="ja-JP"/>
         </w:rPr>
       </w:pPr>
-      <w:r>
-        <w:rPr>
-          <w:rFonts w:ascii="Arial" w:eastAsia="Arial" w:hAnsi="Arial" w:cs="Arial"/>
+      <w:proofErr w:type="spellStart"/>
+      <w:r>
+        <w:rPr>
+          <w:rFonts w:ascii="Arial" w:hAnsi="Arial" w:eastAsia="Arial" w:cs="Arial"/>
           <w:sz w:val="20"/>
           <w:szCs w:val="20"/>
           <w:lang w:eastAsia="ja-JP"/>
         </w:rPr>
-        <w:t>Antunes, R. (2009). Los sentidos del trabajo: Ensayo sobre la afirmación y la negación del trabajo. Buenos Aires: Herramienta.</w:t>
-      </w:r>
-    </w:p>
-    <w:p>
-      <w:pPr>
-        <w:rPr>
-          <w:rFonts w:ascii="Arial" w:eastAsia="Arial" w:hAnsi="Arial" w:cs="Arial"/>
+        <w:t>Antunes</w:t>
+      </w:r>
+      <w:proofErr w:type="spellEnd"/>
+      <w:r>
+        <w:rPr>
+          <w:rFonts w:ascii="Arial" w:hAnsi="Arial" w:eastAsia="Arial" w:cs="Arial"/>
           <w:sz w:val="20"/>
           <w:szCs w:val="20"/>
           <w:lang w:eastAsia="ja-JP"/>
         </w:rPr>
-      </w:pPr>
-    </w:p>
-    <w:p>
-      <w:pPr>
-        <w:rPr>
-          <w:rFonts w:ascii="Arial" w:eastAsia="Arial" w:hAnsi="Arial" w:cs="Arial"/>
+        <w:t>, R. (2009). Los sentidos del trabajo: Ensayo sobre la afirmación y la negación del trabajo. Buenos Aires: Herramienta.</w:t>
+      </w:r>
+    </w:p>
+    <w:p>
+      <w:pPr>
+        <w:rPr>
+          <w:rFonts w:ascii="Arial" w:hAnsi="Arial" w:eastAsia="Arial" w:cs="Arial"/>
           <w:sz w:val="20"/>
           <w:szCs w:val="20"/>
           <w:lang w:eastAsia="ja-JP"/>
         </w:rPr>
       </w:pPr>
-      <w:r>
-        <w:rPr>
-          <w:rFonts w:ascii="Arial" w:eastAsia="Arial" w:hAnsi="Arial" w:cs="Arial"/>
+    </w:p>
+    <w:p>
+      <w:pPr>
+        <w:rPr>
+          <w:rFonts w:ascii="Arial" w:hAnsi="Arial" w:eastAsia="Arial" w:cs="Arial"/>
           <w:sz w:val="20"/>
           <w:szCs w:val="20"/>
           <w:lang w:eastAsia="ja-JP"/>
         </w:rPr>
+      </w:pPr>
+      <w:r>
+        <w:rPr>
+          <w:rFonts w:ascii="Arial" w:hAnsi="Arial" w:eastAsia="Arial" w:cs="Arial"/>
+          <w:sz w:val="20"/>
+          <w:szCs w:val="20"/>
+          <w:lang w:eastAsia="ja-JP"/>
+        </w:rPr>
         <w:t>Asamblea Nacional Constituyente. (1991). Constitución Política de Colombia. Diario Oficial No. 40.965.</w:t>
       </w:r>
     </w:p>
     <w:p>
       <w:pPr>
         <w:rPr>
-          <w:rFonts w:ascii="Arial" w:eastAsia="Arial" w:hAnsi="Arial" w:cs="Arial"/>
+          <w:rFonts w:ascii="Arial" w:hAnsi="Arial" w:eastAsia="Arial" w:cs="Arial"/>
           <w:sz w:val="20"/>
           <w:szCs w:val="20"/>
           <w:lang w:eastAsia="ja-JP"/>
@@ -9041,7 +9271,7 @@
     <w:p>
       <w:pPr>
         <w:rPr>
-          <w:rFonts w:ascii="Arial" w:eastAsia="Arial" w:hAnsi="Arial" w:cs="Arial"/>
+          <w:rFonts w:ascii="Arial" w:hAnsi="Arial" w:eastAsia="Arial" w:cs="Arial"/>
           <w:sz w:val="20"/>
           <w:szCs w:val="20"/>
           <w:lang w:eastAsia="ja-JP"/>
@@ -9049,7 +9279,7 @@
       </w:pPr>
       <w:r>
         <w:rPr>
-          <w:rFonts w:ascii="Arial" w:eastAsia="Arial" w:hAnsi="Arial" w:cs="Arial"/>
+          <w:rFonts w:ascii="Arial" w:hAnsi="Arial" w:eastAsia="Arial" w:cs="Arial"/>
           <w:sz w:val="20"/>
           <w:szCs w:val="20"/>
           <w:lang w:eastAsia="ja-JP"/>
@@ -9060,7 +9290,7 @@
     <w:p>
       <w:pPr>
         <w:rPr>
-          <w:rFonts w:ascii="Arial" w:eastAsia="Arial" w:hAnsi="Arial" w:cs="Arial"/>
+          <w:rFonts w:ascii="Arial" w:hAnsi="Arial" w:eastAsia="Arial" w:cs="Arial"/>
           <w:sz w:val="20"/>
           <w:szCs w:val="20"/>
           <w:lang w:eastAsia="ja-JP"/>
@@ -9070,7 +9300,7 @@
     <w:p>
       <w:pPr>
         <w:rPr>
-          <w:rFonts w:ascii="Arial" w:eastAsia="Arial" w:hAnsi="Arial" w:cs="Arial"/>
+          <w:rFonts w:ascii="Arial" w:hAnsi="Arial" w:eastAsia="Arial" w:cs="Arial"/>
           <w:sz w:val="20"/>
           <w:szCs w:val="20"/>
           <w:lang w:eastAsia="ja-JP"/>
@@ -9078,47 +9308,67 @@
       </w:pPr>
       <w:r>
         <w:rPr>
-          <w:rFonts w:ascii="Arial" w:eastAsia="Arial" w:hAnsi="Arial" w:cs="Arial"/>
+          <w:rFonts w:ascii="Arial" w:hAnsi="Arial" w:eastAsia="Arial" w:cs="Arial"/>
           <w:sz w:val="20"/>
           <w:szCs w:val="20"/>
           <w:lang w:eastAsia="ja-JP"/>
         </w:rPr>
-        <w:t>Cardona, C., &amp; Vera, C. (2003). Modelo de producción, mundo del trabajo y cambio cultural. En C. Cardona &amp; C. Vera (Eds.), Trabajo, sociedad y dignidad humana (pp. 13–36). Editorial Anthropos.</w:t>
-      </w:r>
-    </w:p>
-    <w:p>
-      <w:pPr>
-        <w:rPr>
-          <w:rFonts w:ascii="Arial" w:eastAsia="Arial" w:hAnsi="Arial" w:cs="Arial"/>
+        <w:t xml:space="preserve">Cardona, C., &amp; Vera, C. (2003). Modelo de producción, mundo del trabajo y cambio cultural. En C. Cardona &amp; C. Vera (Eds.), Trabajo, sociedad y dignidad humana (pp. 13–36). Editorial </w:t>
+      </w:r>
+      <w:proofErr w:type="spellStart"/>
+      <w:r>
+        <w:rPr>
+          <w:rFonts w:ascii="Arial" w:hAnsi="Arial" w:eastAsia="Arial" w:cs="Arial"/>
           <w:sz w:val="20"/>
           <w:szCs w:val="20"/>
           <w:lang w:eastAsia="ja-JP"/>
         </w:rPr>
-      </w:pPr>
-    </w:p>
-    <w:p>
-      <w:pPr>
-        <w:rPr>
-          <w:rFonts w:ascii="Arial" w:eastAsia="Arial" w:hAnsi="Arial" w:cs="Arial"/>
+        <w:t>Anthropos</w:t>
+      </w:r>
+      <w:proofErr w:type="spellEnd"/>
+      <w:r>
+        <w:rPr>
+          <w:rFonts w:ascii="Arial" w:hAnsi="Arial" w:eastAsia="Arial" w:cs="Arial"/>
           <w:sz w:val="20"/>
           <w:szCs w:val="20"/>
           <w:lang w:eastAsia="ja-JP"/>
         </w:rPr>
-      </w:pPr>
-      <w:r>
-        <w:rPr>
-          <w:rFonts w:ascii="Arial" w:eastAsia="Arial" w:hAnsi="Arial" w:cs="Arial"/>
+        <w:t>.</w:t>
+      </w:r>
+    </w:p>
+    <w:p>
+      <w:pPr>
+        <w:rPr>
+          <w:rFonts w:ascii="Arial" w:hAnsi="Arial" w:eastAsia="Arial" w:cs="Arial"/>
           <w:sz w:val="20"/>
           <w:szCs w:val="20"/>
           <w:lang w:eastAsia="ja-JP"/>
         </w:rPr>
+      </w:pPr>
+    </w:p>
+    <w:p>
+      <w:pPr>
+        <w:rPr>
+          <w:rFonts w:ascii="Arial" w:hAnsi="Arial" w:eastAsia="Arial" w:cs="Arial"/>
+          <w:sz w:val="20"/>
+          <w:szCs w:val="20"/>
+          <w:lang w:eastAsia="ja-JP"/>
+        </w:rPr>
+      </w:pPr>
+      <w:r>
+        <w:rPr>
+          <w:rFonts w:ascii="Arial" w:hAnsi="Arial" w:eastAsia="Arial" w:cs="Arial"/>
+          <w:sz w:val="20"/>
+          <w:szCs w:val="20"/>
+          <w:lang w:eastAsia="ja-JP"/>
+        </w:rPr>
         <w:t>Castel, R. (1997). La metamorfosis de la cuestión social: una crónica del salariado. Paidós.</w:t>
       </w:r>
     </w:p>
     <w:p>
       <w:pPr>
         <w:rPr>
-          <w:rFonts w:ascii="Arial" w:eastAsia="Arial" w:hAnsi="Arial" w:cs="Arial"/>
+          <w:rFonts w:ascii="Arial" w:hAnsi="Arial" w:eastAsia="Arial" w:cs="Arial"/>
           <w:sz w:val="20"/>
           <w:szCs w:val="20"/>
           <w:lang w:eastAsia="ja-JP"/>
@@ -9128,7 +9378,7 @@
     <w:p>
       <w:pPr>
         <w:rPr>
-          <w:rFonts w:ascii="Arial" w:eastAsia="Arial" w:hAnsi="Arial" w:cs="Arial"/>
+          <w:rFonts w:ascii="Arial" w:hAnsi="Arial" w:eastAsia="Arial" w:cs="Arial"/>
           <w:sz w:val="20"/>
           <w:szCs w:val="20"/>
           <w:lang w:eastAsia="ja-JP"/>
@@ -9136,7 +9386,7 @@
       </w:pPr>
       <w:r>
         <w:rPr>
-          <w:rFonts w:ascii="Arial" w:eastAsia="Arial" w:hAnsi="Arial" w:cs="Arial"/>
+          <w:rFonts w:ascii="Arial" w:hAnsi="Arial" w:eastAsia="Arial" w:cs="Arial"/>
           <w:sz w:val="20"/>
           <w:szCs w:val="20"/>
           <w:lang w:eastAsia="ja-JP"/>
@@ -9145,7 +9395,7 @@
       </w:r>
       <w:r>
         <w:rPr>
-          <w:rFonts w:ascii="Arial" w:eastAsia="Arial" w:hAnsi="Arial" w:cs="Arial"/>
+          <w:rFonts w:ascii="Arial" w:hAnsi="Arial" w:eastAsia="Arial" w:cs="Arial"/>
           <w:sz w:val="20"/>
           <w:szCs w:val="20"/>
           <w:lang w:eastAsia="ja-JP"/>
@@ -9156,7 +9406,7 @@
     <w:p>
       <w:pPr>
         <w:rPr>
-          <w:rFonts w:ascii="Arial" w:eastAsia="Arial" w:hAnsi="Arial" w:cs="Arial"/>
+          <w:rFonts w:ascii="Arial" w:hAnsi="Arial" w:eastAsia="Arial" w:cs="Arial"/>
           <w:sz w:val="20"/>
           <w:szCs w:val="20"/>
           <w:lang w:eastAsia="ja-JP"/>
@@ -9166,7 +9416,7 @@
     <w:p>
       <w:pPr>
         <w:rPr>
-          <w:rFonts w:ascii="Arial" w:eastAsia="Arial" w:hAnsi="Arial" w:cs="Arial"/>
+          <w:rFonts w:ascii="Arial" w:hAnsi="Arial" w:eastAsia="Arial" w:cs="Arial"/>
           <w:sz w:val="20"/>
           <w:szCs w:val="20"/>
           <w:lang w:eastAsia="ja-JP"/>
@@ -9174,18 +9424,18 @@
       </w:pPr>
       <w:r>
         <w:rPr>
-          <w:rFonts w:ascii="Arial" w:eastAsia="Arial" w:hAnsi="Arial" w:cs="Arial"/>
+          <w:rFonts w:ascii="Arial" w:hAnsi="Arial" w:eastAsia="Arial" w:cs="Arial"/>
           <w:sz w:val="20"/>
           <w:szCs w:val="20"/>
           <w:lang w:eastAsia="ja-JP"/>
         </w:rPr>
-        <w:t xml:space="preserve">Constitución Política de Colombia. (1991). Asamblea Nacional Constituyente. Recuperado de </w:t>
-      </w:r>
-      <w:hyperlink r:id="rId19" w:history="1">
+        <w:t xml:space="preserve">Constitución Política de Colombia. (1991). Asamblea Nacional Constituyente. </w:t>
+      </w:r>
+      <w:hyperlink r:id="Ra85d24879cab4a16">
         <w:r>
           <w:rPr>
             <w:rStyle w:val="Hipervnculo"/>
-            <w:rFonts w:ascii="Arial" w:eastAsia="Arial" w:hAnsi="Arial" w:cs="Arial"/>
+            <w:rFonts w:ascii="Arial" w:hAnsi="Arial" w:eastAsia="Arial" w:cs="Arial"/>
             <w:sz w:val="20"/>
             <w:szCs w:val="20"/>
             <w:lang w:eastAsia="ja-JP"/>
@@ -9195,7 +9445,7 @@
       </w:hyperlink>
       <w:r>
         <w:rPr>
-          <w:rFonts w:ascii="Arial" w:eastAsia="Arial" w:hAnsi="Arial" w:cs="Arial"/>
+          <w:rFonts w:ascii="Arial" w:hAnsi="Arial" w:eastAsia="Arial" w:cs="Arial"/>
           <w:sz w:val="20"/>
           <w:szCs w:val="20"/>
           <w:lang w:eastAsia="ja-JP"/>
@@ -9206,7 +9456,7 @@
     <w:p>
       <w:pPr>
         <w:rPr>
-          <w:rFonts w:ascii="Arial" w:eastAsia="Arial" w:hAnsi="Arial" w:cs="Arial"/>
+          <w:rFonts w:ascii="Arial" w:hAnsi="Arial" w:eastAsia="Arial" w:cs="Arial"/>
           <w:sz w:val="20"/>
           <w:szCs w:val="20"/>
           <w:lang w:eastAsia="ja-JP"/>
@@ -9216,7 +9466,7 @@
     <w:p>
       <w:pPr>
         <w:rPr>
-          <w:rFonts w:ascii="Arial" w:eastAsia="Arial" w:hAnsi="Arial" w:cs="Arial"/>
+          <w:rFonts w:ascii="Arial" w:hAnsi="Arial" w:eastAsia="Arial" w:cs="Arial"/>
           <w:sz w:val="20"/>
           <w:szCs w:val="20"/>
           <w:lang w:eastAsia="ja-JP"/>
@@ -9224,126 +9474,173 @@
       </w:pPr>
       <w:r>
         <w:rPr>
-          <w:rFonts w:ascii="Arial" w:eastAsia="Arial" w:hAnsi="Arial" w:cs="Arial"/>
+          <w:rFonts w:ascii="Arial" w:hAnsi="Arial" w:eastAsia="Arial" w:cs="Arial"/>
           <w:sz w:val="20"/>
           <w:szCs w:val="20"/>
           <w:lang w:eastAsia="ja-JP"/>
         </w:rPr>
-        <w:t xml:space="preserve">Corte Constitucional. (1992). Sentencia T-401 de 1992. Magistrado ponente: Eduardo Cifuentes Muñoz. Recuperado de </w:t>
-      </w:r>
-      <w:hyperlink r:id="rId20" w:history="1">
+        <w:t xml:space="preserve">Corte Constitucional. (1992). Sentencia T-401 de 1992. Magistrado ponente: Eduardo Cifuentes Muñoz. </w:t>
+      </w:r>
+      <w:hyperlink r:id="Rf2d265e5d8034c80">
         <w:r>
           <w:rPr>
             <w:rStyle w:val="Hipervnculo"/>
-            <w:rFonts w:ascii="Arial" w:eastAsia="Arial" w:hAnsi="Arial" w:cs="Arial"/>
+            <w:rFonts w:ascii="Arial" w:hAnsi="Arial" w:eastAsia="Arial" w:cs="Arial"/>
             <w:sz w:val="20"/>
             <w:szCs w:val="20"/>
             <w:lang w:eastAsia="ja-JP"/>
           </w:rPr>
-          <w:t>https://img.lpderecho.pe/wp-content/uploads/2022/05/Sentencia-T-401-1992-Colombia-LPDerecho.pdf</w:t>
+          <w:t>https://img.lpderecho.pe/wp-content/uploads/202</w:t>
         </w:r>
-      </w:hyperlink>
-      <w:r>
-        <w:rPr>
-          <w:rFonts w:ascii="Arial" w:eastAsia="Arial" w:hAnsi="Arial" w:cs="Arial"/>
-          <w:sz w:val="20"/>
-          <w:szCs w:val="20"/>
-          <w:lang w:eastAsia="ja-JP"/>
-        </w:rPr>
-        <w:t xml:space="preserve"> </w:t>
-      </w:r>
-    </w:p>
-    <w:p>
-      <w:pPr>
-        <w:rPr>
-          <w:rFonts w:ascii="Arial" w:eastAsia="Arial" w:hAnsi="Arial" w:cs="Arial"/>
-          <w:sz w:val="20"/>
-          <w:szCs w:val="20"/>
-          <w:lang w:eastAsia="ja-JP"/>
-        </w:rPr>
-      </w:pPr>
-    </w:p>
-    <w:p>
-      <w:pPr>
-        <w:rPr>
-          <w:rFonts w:ascii="Arial" w:eastAsia="Arial" w:hAnsi="Arial" w:cs="Arial"/>
-          <w:sz w:val="20"/>
-          <w:szCs w:val="20"/>
-          <w:lang w:eastAsia="ja-JP"/>
-        </w:rPr>
-      </w:pPr>
-      <w:r>
-        <w:rPr>
-          <w:rFonts w:ascii="Arial" w:eastAsia="Arial" w:hAnsi="Arial" w:cs="Arial"/>
-          <w:sz w:val="20"/>
-          <w:szCs w:val="20"/>
-          <w:lang w:eastAsia="ja-JP"/>
-        </w:rPr>
-        <w:t>Dahl, R. A. (2001). La democracia: Una guía para los ciudadanos. Madrid: Taurus.</w:t>
-      </w:r>
-    </w:p>
-    <w:p>
-      <w:pPr>
-        <w:rPr>
-          <w:rFonts w:ascii="Arial" w:eastAsia="Arial" w:hAnsi="Arial" w:cs="Arial"/>
-          <w:sz w:val="20"/>
-          <w:szCs w:val="20"/>
-          <w:lang w:eastAsia="ja-JP"/>
-        </w:rPr>
-      </w:pPr>
-    </w:p>
-    <w:p>
-      <w:pPr>
-        <w:rPr>
-          <w:rFonts w:ascii="Arial" w:eastAsia="Arial" w:hAnsi="Arial" w:cs="Arial"/>
-          <w:sz w:val="20"/>
-          <w:szCs w:val="20"/>
-          <w:lang w:eastAsia="ja-JP"/>
-        </w:rPr>
-      </w:pPr>
-      <w:r>
-        <w:rPr>
-          <w:rFonts w:ascii="Arial" w:eastAsia="Arial" w:hAnsi="Arial" w:cs="Arial"/>
-          <w:sz w:val="20"/>
-          <w:szCs w:val="20"/>
-          <w:lang w:eastAsia="ja-JP"/>
-        </w:rPr>
-        <w:t>Federici, S. (2013). El patriarcado del salario. Traficantes de Sueños.</w:t>
-      </w:r>
-    </w:p>
-    <w:p>
-      <w:pPr>
-        <w:rPr>
-          <w:rFonts w:ascii="Arial" w:eastAsia="Arial" w:hAnsi="Arial" w:cs="Arial"/>
-          <w:sz w:val="20"/>
-          <w:szCs w:val="20"/>
-          <w:lang w:eastAsia="ja-JP"/>
-        </w:rPr>
-      </w:pPr>
-    </w:p>
-    <w:p>
-      <w:pPr>
-        <w:rPr>
-          <w:rFonts w:ascii="Arial" w:eastAsia="Arial" w:hAnsi="Arial" w:cs="Arial"/>
-          <w:sz w:val="20"/>
-          <w:szCs w:val="20"/>
-          <w:lang w:eastAsia="ja-JP"/>
-        </w:rPr>
-      </w:pPr>
-      <w:r>
-        <w:rPr>
-          <w:rFonts w:ascii="Arial" w:eastAsia="Arial" w:hAnsi="Arial" w:cs="Arial"/>
-          <w:sz w:val="20"/>
-          <w:szCs w:val="20"/>
-          <w:lang w:eastAsia="ja-JP"/>
-        </w:rPr>
-        <w:t xml:space="preserve">Feregrino Basurto, M. A. (2015). TRABAJO y CIUDADANÍA. In Iberofórum. Revista De Ciencias Sociales De La Universidad Iberoamericana: Vol. Año X (Issue No. 19, pp. 29–62) [Journal-article]. Universidad Iberoamericana A.C., Ciudad de México. </w:t>
-      </w:r>
-      <w:hyperlink r:id="rId21" w:history="1">
         <w:r>
           <w:rPr>
             <w:rStyle w:val="Hipervnculo"/>
-            <w:rFonts w:ascii="Arial" w:eastAsia="Arial" w:hAnsi="Arial" w:cs="Arial"/>
+            <w:rFonts w:ascii="Arial" w:hAnsi="Arial" w:eastAsia="Arial" w:cs="Arial"/>
+            <w:sz w:val="20"/>
+            <w:szCs w:val="20"/>
+            <w:lang w:eastAsia="ja-JP"/>
+          </w:rPr>
+          <w:t>2</w:t>
+        </w:r>
+        <w:r>
+          <w:rPr>
+            <w:rStyle w:val="Hipervnculo"/>
+            <w:rFonts w:ascii="Arial" w:hAnsi="Arial" w:eastAsia="Arial" w:cs="Arial"/>
+            <w:sz w:val="20"/>
+            <w:szCs w:val="20"/>
+            <w:lang w:eastAsia="ja-JP"/>
+          </w:rPr>
+          <w:t>/05/Sentencia-T-401-1992-Colombia-LPDerecho.pdf</w:t>
+        </w:r>
+      </w:hyperlink>
+      <w:r>
+        <w:rPr>
+          <w:rFonts w:ascii="Arial" w:hAnsi="Arial" w:eastAsia="Arial" w:cs="Arial"/>
+          <w:sz w:val="20"/>
+          <w:szCs w:val="20"/>
+          <w:lang w:eastAsia="ja-JP"/>
+        </w:rPr>
+        <w:t xml:space="preserve"> </w:t>
+      </w:r>
+    </w:p>
+    <w:p>
+      <w:pPr>
+        <w:rPr>
+          <w:rFonts w:ascii="Arial" w:hAnsi="Arial" w:eastAsia="Arial" w:cs="Arial"/>
+          <w:sz w:val="20"/>
+          <w:szCs w:val="20"/>
+          <w:lang w:eastAsia="ja-JP"/>
+        </w:rPr>
+      </w:pPr>
+    </w:p>
+    <w:p>
+      <w:pPr>
+        <w:rPr>
+          <w:rFonts w:ascii="Arial" w:hAnsi="Arial" w:eastAsia="Arial" w:cs="Arial"/>
+          <w:sz w:val="20"/>
+          <w:szCs w:val="20"/>
+          <w:lang w:eastAsia="ja-JP"/>
+        </w:rPr>
+      </w:pPr>
+      <w:r>
+        <w:rPr>
+          <w:rFonts w:ascii="Arial" w:hAnsi="Arial" w:eastAsia="Arial" w:cs="Arial"/>
+          <w:sz w:val="20"/>
+          <w:szCs w:val="20"/>
+          <w:lang w:eastAsia="ja-JP"/>
+        </w:rPr>
+        <w:t>Dahl, R. A. (2001). La democracia: Una guía para los ciudadanos. Madrid: Taurus.</w:t>
+      </w:r>
+    </w:p>
+    <w:p>
+      <w:pPr>
+        <w:rPr>
+          <w:rFonts w:ascii="Arial" w:hAnsi="Arial" w:eastAsia="Arial" w:cs="Arial"/>
+          <w:sz w:val="20"/>
+          <w:szCs w:val="20"/>
+          <w:lang w:eastAsia="ja-JP"/>
+        </w:rPr>
+      </w:pPr>
+    </w:p>
+    <w:p>
+      <w:pPr>
+        <w:rPr>
+          <w:rFonts w:ascii="Arial" w:hAnsi="Arial" w:eastAsia="Arial" w:cs="Arial"/>
+          <w:sz w:val="20"/>
+          <w:szCs w:val="20"/>
+          <w:lang w:eastAsia="ja-JP"/>
+        </w:rPr>
+      </w:pPr>
+      <w:r>
+        <w:rPr>
+          <w:rFonts w:ascii="Arial" w:hAnsi="Arial" w:eastAsia="Arial" w:cs="Arial"/>
+          <w:sz w:val="20"/>
+          <w:szCs w:val="20"/>
+          <w:lang w:eastAsia="ja-JP"/>
+        </w:rPr>
+        <w:t>Federici, S. (2013). El patriarcado del salario. Traficantes de Sueños.</w:t>
+      </w:r>
+    </w:p>
+    <w:p>
+      <w:pPr>
+        <w:rPr>
+          <w:rFonts w:ascii="Arial" w:hAnsi="Arial" w:eastAsia="Arial" w:cs="Arial"/>
+          <w:sz w:val="20"/>
+          <w:szCs w:val="20"/>
+          <w:lang w:eastAsia="ja-JP"/>
+        </w:rPr>
+      </w:pPr>
+    </w:p>
+    <w:p>
+      <w:pPr>
+        <w:rPr>
+          <w:rFonts w:ascii="Arial" w:hAnsi="Arial" w:eastAsia="Arial" w:cs="Arial"/>
+          <w:sz w:val="20"/>
+          <w:szCs w:val="20"/>
+          <w:lang w:eastAsia="ja-JP"/>
+        </w:rPr>
+      </w:pPr>
+      <w:r>
+        <w:rPr>
+          <w:rFonts w:ascii="Arial" w:hAnsi="Arial" w:eastAsia="Arial" w:cs="Arial"/>
+          <w:sz w:val="20"/>
+          <w:szCs w:val="20"/>
+          <w:lang w:eastAsia="ja-JP"/>
+        </w:rPr>
+        <w:t xml:space="preserve">Feregrino Basurto, M. A. (2015). Trabajo y ciudadanía. </w:t>
+      </w:r>
+      <w:r>
+        <w:rPr>
+          <w:rFonts w:ascii="Arial" w:hAnsi="Arial" w:eastAsia="Arial" w:cs="Arial"/>
+          <w:sz w:val="20"/>
+          <w:szCs w:val="20"/>
+          <w:lang w:eastAsia="ja-JP"/>
+        </w:rPr>
+        <w:t>Iberofórum</w:t>
+      </w:r>
+      <w:r>
+        <w:rPr>
+          <w:rFonts w:ascii="Arial" w:hAnsi="Arial" w:eastAsia="Arial" w:cs="Arial"/>
+          <w:sz w:val="20"/>
+          <w:szCs w:val="20"/>
+          <w:lang w:eastAsia="ja-JP"/>
+        </w:rPr>
+        <w:t>. Revista de Ciencias Sociales de la Universidad Iberoamericana, 19, 29-62</w:t>
+      </w:r>
+      <w:r>
+        <w:rPr>
+          <w:rFonts w:ascii="Arial" w:hAnsi="Arial" w:eastAsia="Arial" w:cs="Arial"/>
+          <w:sz w:val="20"/>
+          <w:szCs w:val="20"/>
+          <w:lang w:eastAsia="ja-JP"/>
+        </w:rPr>
+        <w:t xml:space="preserve">. </w:t>
+      </w:r>
+      <w:hyperlink r:id="Rf4d49332b0464c33">
+        <w:r>
+          <w:rPr>
+            <w:rStyle w:val="Hipervnculo"/>
+            <w:rFonts w:ascii="Arial" w:hAnsi="Arial" w:eastAsia="Arial" w:cs="Arial"/>
             <w:sz w:val="20"/>
             <w:szCs w:val="20"/>
             <w:lang w:eastAsia="ja-JP"/>
@@ -9353,7 +9650,7 @@
       </w:hyperlink>
       <w:r>
         <w:rPr>
-          <w:rFonts w:ascii="Arial" w:eastAsia="Arial" w:hAnsi="Arial" w:cs="Arial"/>
+          <w:rFonts w:ascii="Arial" w:hAnsi="Arial" w:eastAsia="Arial" w:cs="Arial"/>
           <w:sz w:val="20"/>
           <w:szCs w:val="20"/>
           <w:lang w:eastAsia="ja-JP"/>
@@ -9364,7 +9661,7 @@
     <w:p>
       <w:pPr>
         <w:rPr>
-          <w:rFonts w:ascii="Arial" w:eastAsia="Arial" w:hAnsi="Arial" w:cs="Arial"/>
+          <w:rFonts w:ascii="Arial" w:hAnsi="Arial" w:eastAsia="Arial" w:cs="Arial"/>
           <w:sz w:val="20"/>
           <w:szCs w:val="20"/>
           <w:lang w:eastAsia="ja-JP"/>
@@ -9374,7 +9671,7 @@
     <w:p>
       <w:pPr>
         <w:rPr>
-          <w:rFonts w:ascii="Arial" w:eastAsia="Arial" w:hAnsi="Arial" w:cs="Arial"/>
+          <w:rFonts w:ascii="Arial" w:hAnsi="Arial" w:eastAsia="Arial" w:cs="Arial"/>
           <w:sz w:val="20"/>
           <w:szCs w:val="20"/>
           <w:lang w:eastAsia="ja-JP"/>
@@ -9382,48 +9679,56 @@
       </w:pPr>
       <w:r>
         <w:rPr>
-          <w:rFonts w:ascii="Arial" w:eastAsia="Arial" w:hAnsi="Arial" w:cs="Arial"/>
+          <w:rFonts w:ascii="Arial" w:hAnsi="Arial" w:eastAsia="Arial" w:cs="Arial"/>
           <w:sz w:val="20"/>
           <w:szCs w:val="20"/>
           <w:lang w:eastAsia="ja-JP"/>
         </w:rPr>
-        <w:t xml:space="preserve">Kant, I. (1785/2007). Fundamentación de la metafísica de las costumbres (M. García Morente, Trad.). México: Ediciones Coyoacán. (Obra original publicada en 1785) </w:t>
-      </w:r>
-    </w:p>
-    <w:p>
-      <w:pPr>
-        <w:rPr>
-          <w:rFonts w:ascii="Arial" w:eastAsia="Arial" w:hAnsi="Arial" w:cs="Arial"/>
+        <w:t xml:space="preserve">Kant, I. (2009). Fundamentación de la metafísica de las costumbres (M. García Morente, Trad.; Opuscula Philosophica, n.º 18). Madrid: Ediciones Encuentro, S.A. (Trabajo original publicado en 1785). </w:t>
+      </w:r>
+      <w:r>
+        <w:rPr>
+          <w:rFonts w:ascii="Arial" w:hAnsi="Arial" w:eastAsia="Arial" w:cs="Arial"/>
           <w:sz w:val="20"/>
           <w:szCs w:val="20"/>
           <w:lang w:eastAsia="ja-JP"/>
         </w:rPr>
-      </w:pPr>
-    </w:p>
-    <w:p>
-      <w:pPr>
-        <w:rPr>
-          <w:rFonts w:ascii="Arial" w:eastAsia="Arial" w:hAnsi="Arial" w:cs="Arial"/>
+        <w:t xml:space="preserve"> </w:t>
+      </w:r>
+    </w:p>
+    <w:p>
+      <w:pPr>
+        <w:rPr>
+          <w:rFonts w:ascii="Arial" w:hAnsi="Arial" w:eastAsia="Arial" w:cs="Arial"/>
           <w:sz w:val="20"/>
           <w:szCs w:val="20"/>
           <w:lang w:eastAsia="ja-JP"/>
         </w:rPr>
       </w:pPr>
-      <w:r>
-        <w:rPr>
-          <w:rFonts w:ascii="Arial" w:eastAsia="Arial" w:hAnsi="Arial" w:cs="Arial"/>
+    </w:p>
+    <w:p>
+      <w:pPr>
+        <w:rPr>
+          <w:rFonts w:ascii="Arial" w:hAnsi="Arial" w:eastAsia="Arial" w:cs="Arial"/>
           <w:sz w:val="20"/>
           <w:szCs w:val="20"/>
           <w:lang w:eastAsia="ja-JP"/>
         </w:rPr>
-        <w:lastRenderedPageBreak/>
+      </w:pPr>
+      <w:r>
+        <w:rPr>
+          <w:rFonts w:ascii="Arial" w:hAnsi="Arial" w:eastAsia="Arial" w:cs="Arial"/>
+          <w:sz w:val="20"/>
+          <w:szCs w:val="20"/>
+          <w:lang w:eastAsia="ja-JP"/>
+        </w:rPr>
         <w:t xml:space="preserve">López, D., &amp; Rojas, A. (2018). Derechos colectivos del trabajo en Colombia: avances y desafíos. Revista Derecho del Trabajo, 35(2), 45–62. </w:t>
       </w:r>
     </w:p>
     <w:p>
       <w:pPr>
         <w:rPr>
-          <w:rFonts w:ascii="Arial" w:eastAsia="Arial" w:hAnsi="Arial" w:cs="Arial"/>
+          <w:rFonts w:ascii="Arial" w:hAnsi="Arial" w:eastAsia="Arial" w:cs="Arial"/>
           <w:sz w:val="20"/>
           <w:szCs w:val="20"/>
           <w:lang w:eastAsia="ja-JP"/>
@@ -9433,7 +9738,7 @@
     <w:p>
       <w:pPr>
         <w:rPr>
-          <w:rFonts w:ascii="Arial" w:eastAsia="Arial" w:hAnsi="Arial" w:cs="Arial"/>
+          <w:rFonts w:ascii="Arial" w:hAnsi="Arial" w:eastAsia="Arial" w:cs="Arial"/>
           <w:sz w:val="20"/>
           <w:szCs w:val="20"/>
           <w:lang w:eastAsia="ja-JP"/>
@@ -9441,7 +9746,7 @@
       </w:pPr>
       <w:r>
         <w:rPr>
-          <w:rFonts w:ascii="Arial" w:eastAsia="Arial" w:hAnsi="Arial" w:cs="Arial"/>
+          <w:rFonts w:ascii="Arial" w:hAnsi="Arial" w:eastAsia="Arial" w:cs="Arial"/>
           <w:sz w:val="20"/>
           <w:szCs w:val="20"/>
           <w:lang w:eastAsia="ja-JP"/>
@@ -9452,7 +9757,7 @@
     <w:p>
       <w:pPr>
         <w:rPr>
-          <w:rFonts w:ascii="Arial" w:eastAsia="Arial" w:hAnsi="Arial" w:cs="Arial"/>
+          <w:rFonts w:ascii="Arial" w:hAnsi="Arial" w:eastAsia="Arial" w:cs="Arial"/>
           <w:sz w:val="20"/>
           <w:szCs w:val="20"/>
           <w:lang w:eastAsia="ja-JP"/>
@@ -9462,7 +9767,7 @@
     <w:p>
       <w:pPr>
         <w:rPr>
-          <w:rFonts w:ascii="Arial" w:eastAsia="Arial" w:hAnsi="Arial" w:cs="Arial"/>
+          <w:rFonts w:ascii="Arial" w:hAnsi="Arial" w:eastAsia="Arial" w:cs="Arial"/>
           <w:sz w:val="20"/>
           <w:szCs w:val="20"/>
           <w:lang w:eastAsia="ja-JP"/>
@@ -9470,7 +9775,7 @@
       </w:pPr>
       <w:r>
         <w:rPr>
-          <w:rFonts w:ascii="Arial" w:eastAsia="Arial" w:hAnsi="Arial" w:cs="Arial"/>
+          <w:rFonts w:ascii="Arial" w:hAnsi="Arial" w:eastAsia="Arial" w:cs="Arial"/>
           <w:sz w:val="20"/>
           <w:szCs w:val="20"/>
           <w:lang w:eastAsia="ja-JP"/>
@@ -9481,7 +9786,7 @@
     <w:p>
       <w:pPr>
         <w:rPr>
-          <w:rFonts w:ascii="Arial" w:eastAsia="Arial" w:hAnsi="Arial" w:cs="Arial"/>
+          <w:rFonts w:ascii="Arial" w:hAnsi="Arial" w:eastAsia="Arial" w:cs="Arial"/>
           <w:sz w:val="20"/>
           <w:szCs w:val="20"/>
           <w:lang w:eastAsia="ja-JP"/>
@@ -9491,7 +9796,7 @@
     <w:p>
       <w:pPr>
         <w:rPr>
-          <w:rFonts w:ascii="Arial" w:eastAsia="Arial" w:hAnsi="Arial" w:cs="Arial"/>
+          <w:rFonts w:ascii="Arial" w:hAnsi="Arial" w:eastAsia="Arial" w:cs="Arial"/>
           <w:sz w:val="20"/>
           <w:szCs w:val="20"/>
           <w:lang w:eastAsia="ja-JP"/>
@@ -9499,7 +9804,7 @@
       </w:pPr>
       <w:r>
         <w:rPr>
-          <w:rFonts w:ascii="Arial" w:eastAsia="Arial" w:hAnsi="Arial" w:cs="Arial"/>
+          <w:rFonts w:ascii="Arial" w:hAnsi="Arial" w:eastAsia="Arial" w:cs="Arial"/>
           <w:sz w:val="20"/>
           <w:szCs w:val="20"/>
           <w:lang w:eastAsia="ja-JP"/>
@@ -9508,7 +9813,7 @@
       </w:r>
       <w:r>
         <w:rPr>
-          <w:rFonts w:ascii="Arial" w:eastAsia="Arial" w:hAnsi="Arial" w:cs="Arial"/>
+          <w:rFonts w:ascii="Arial" w:hAnsi="Arial" w:eastAsia="Arial" w:cs="Arial"/>
           <w:sz w:val="20"/>
           <w:szCs w:val="20"/>
           <w:lang w:eastAsia="ja-JP"/>
@@ -9519,7 +9824,7 @@
     <w:p>
       <w:pPr>
         <w:rPr>
-          <w:rFonts w:ascii="Arial" w:eastAsia="Arial" w:hAnsi="Arial" w:cs="Arial"/>
+          <w:rFonts w:ascii="Arial" w:hAnsi="Arial" w:eastAsia="Arial" w:cs="Arial"/>
           <w:sz w:val="20"/>
           <w:szCs w:val="20"/>
           <w:lang w:eastAsia="ja-JP"/>
@@ -9529,7 +9834,7 @@
     <w:p>
       <w:pPr>
         <w:rPr>
-          <w:rFonts w:ascii="Arial" w:eastAsia="Arial" w:hAnsi="Arial" w:cs="Arial"/>
+          <w:rFonts w:ascii="Arial" w:hAnsi="Arial" w:eastAsia="Arial" w:cs="Arial"/>
           <w:sz w:val="20"/>
           <w:szCs w:val="20"/>
           <w:lang w:eastAsia="ja-JP"/>
@@ -9537,7 +9842,7 @@
       </w:pPr>
       <w:r>
         <w:rPr>
-          <w:rFonts w:ascii="Arial" w:eastAsia="Arial" w:hAnsi="Arial" w:cs="Arial"/>
+          <w:rFonts w:ascii="Arial" w:hAnsi="Arial" w:eastAsia="Arial" w:cs="Arial"/>
           <w:sz w:val="20"/>
           <w:szCs w:val="20"/>
           <w:lang w:eastAsia="ja-JP"/>
@@ -9548,7 +9853,7 @@
     <w:p>
       <w:pPr>
         <w:rPr>
-          <w:rFonts w:ascii="Arial" w:eastAsia="Arial" w:hAnsi="Arial" w:cs="Arial"/>
+          <w:rFonts w:ascii="Arial" w:hAnsi="Arial" w:eastAsia="Arial" w:cs="Arial"/>
           <w:sz w:val="20"/>
           <w:szCs w:val="20"/>
           <w:lang w:eastAsia="ja-JP"/>
@@ -9558,7 +9863,7 @@
     <w:p>
       <w:pPr>
         <w:rPr>
-          <w:rFonts w:ascii="Arial" w:eastAsia="Arial" w:hAnsi="Arial" w:cs="Arial"/>
+          <w:rFonts w:ascii="Arial" w:hAnsi="Arial" w:eastAsia="Arial" w:cs="Arial"/>
           <w:sz w:val="20"/>
           <w:szCs w:val="20"/>
           <w:lang w:eastAsia="ja-JP"/>
@@ -9566,7 +9871,7 @@
       </w:pPr>
       <w:r>
         <w:rPr>
-          <w:rFonts w:ascii="Arial" w:eastAsia="Arial" w:hAnsi="Arial" w:cs="Arial"/>
+          <w:rFonts w:ascii="Arial" w:hAnsi="Arial" w:eastAsia="Arial" w:cs="Arial"/>
           <w:sz w:val="20"/>
           <w:szCs w:val="20"/>
           <w:lang w:eastAsia="ja-JP"/>
@@ -9577,7 +9882,7 @@
     <w:p>
       <w:pPr>
         <w:rPr>
-          <w:rFonts w:ascii="Arial" w:eastAsia="Arial" w:hAnsi="Arial" w:cs="Arial"/>
+          <w:rFonts w:ascii="Arial" w:hAnsi="Arial" w:eastAsia="Arial" w:cs="Arial"/>
           <w:sz w:val="20"/>
           <w:szCs w:val="20"/>
           <w:lang w:eastAsia="ja-JP"/>
@@ -9594,7 +9899,7 @@
       </w:pPr>
       <w:r>
         <w:rPr>
-          <w:rFonts w:ascii="Arial" w:eastAsia="Arial" w:hAnsi="Arial" w:cs="Arial"/>
+          <w:rFonts w:ascii="Arial" w:hAnsi="Arial" w:eastAsia="Arial" w:cs="Arial"/>
           <w:sz w:val="20"/>
           <w:szCs w:val="20"/>
           <w:lang w:eastAsia="ja-JP"/>
@@ -9625,9 +9930,9 @@
           <w:sz w:val="20"/>
           <w:szCs w:val="20"/>
         </w:rPr>
-        <w:t xml:space="preserve">Organización Internacional del Trabajo. (s. f.). Los derechos laborales son derechos humanos. Recuperado de </w:t>
-      </w:r>
-      <w:hyperlink r:id="rId22" w:history="1">
+        <w:t xml:space="preserve">Organización Internacional del Trabajo. (s. f.). Los derechos laborales son derechos humanos. </w:t>
+      </w:r>
+      <w:hyperlink r:id="R2ee083fb7c034dcd">
         <w:r>
           <w:rPr>
             <w:rStyle w:val="Hipervnculo"/>
@@ -9683,7 +9988,7 @@
     <w:p>
       <w:pPr>
         <w:rPr>
-          <w:rFonts w:ascii="Arial" w:eastAsia="Arial" w:hAnsi="Arial" w:cs="Arial"/>
+          <w:rFonts w:ascii="Arial" w:hAnsi="Arial" w:eastAsia="Arial" w:cs="Arial"/>
           <w:sz w:val="20"/>
           <w:szCs w:val="20"/>
           <w:lang w:eastAsia="ja-JP"/>
@@ -9691,7 +9996,7 @@
       </w:pPr>
       <w:r>
         <w:rPr>
-          <w:rFonts w:ascii="Arial" w:eastAsia="Arial" w:hAnsi="Arial" w:cs="Arial"/>
+          <w:rFonts w:ascii="Arial" w:hAnsi="Arial" w:eastAsia="Arial" w:cs="Arial"/>
           <w:sz w:val="20"/>
           <w:szCs w:val="20"/>
           <w:lang w:eastAsia="ja-JP"/>
@@ -9702,7 +10007,7 @@
     <w:p>
       <w:pPr>
         <w:rPr>
-          <w:rFonts w:ascii="Arial" w:eastAsia="Arial" w:hAnsi="Arial" w:cs="Arial"/>
+          <w:rFonts w:ascii="Arial" w:hAnsi="Arial" w:eastAsia="Arial" w:cs="Arial"/>
           <w:sz w:val="20"/>
           <w:szCs w:val="20"/>
           <w:lang w:eastAsia="ja-JP"/>
@@ -9712,7 +10017,7 @@
     <w:p>
       <w:pPr>
         <w:rPr>
-          <w:rFonts w:ascii="Arial" w:eastAsia="Arial" w:hAnsi="Arial" w:cs="Arial"/>
+          <w:rFonts w:ascii="Arial" w:hAnsi="Arial" w:eastAsia="Arial" w:cs="Arial"/>
           <w:sz w:val="20"/>
           <w:szCs w:val="20"/>
           <w:lang w:eastAsia="ja-JP"/>
@@ -9720,27 +10025,27 @@
       </w:pPr>
       <w:r>
         <w:rPr>
-          <w:rFonts w:ascii="Arial" w:eastAsia="Arial" w:hAnsi="Arial" w:cs="Arial"/>
+          <w:rFonts w:ascii="Arial" w:hAnsi="Arial" w:eastAsia="Arial" w:cs="Arial"/>
           <w:sz w:val="20"/>
           <w:szCs w:val="20"/>
           <w:lang w:eastAsia="ja-JP"/>
         </w:rPr>
-        <w:t>Real Academia Española. (s. f.). Democracia. En Diccionario de la lengua española (23.ª ed.). Recuperado de</w:t>
-      </w:r>
-      <w:r>
-        <w:rPr>
-          <w:rFonts w:ascii="Arial" w:eastAsia="Arial" w:hAnsi="Arial" w:cs="Arial"/>
+        <w:t>Real Academia Española. (s. f.). Democracia. En Diccionario de la lengua española (23.ª ed.).</w:t>
+      </w:r>
+      <w:r>
+        <w:rPr>
+          <w:rFonts w:ascii="Arial" w:hAnsi="Arial" w:eastAsia="Arial" w:cs="Arial"/>
           <w:sz w:val="20"/>
           <w:szCs w:val="20"/>
           <w:lang w:eastAsia="ja-JP"/>
         </w:rPr>
         <w:t xml:space="preserve"> </w:t>
       </w:r>
-      <w:hyperlink r:id="rId23" w:history="1">
+      <w:hyperlink r:id="R86930e2f7f59495e">
         <w:r>
           <w:rPr>
             <w:rStyle w:val="Hipervnculo"/>
-            <w:rFonts w:ascii="Arial" w:eastAsia="Arial" w:hAnsi="Arial" w:cs="Arial"/>
+            <w:rFonts w:ascii="Arial" w:hAnsi="Arial" w:eastAsia="Arial" w:cs="Arial"/>
             <w:sz w:val="20"/>
             <w:szCs w:val="20"/>
             <w:lang w:eastAsia="ja-JP"/>
@@ -9750,7 +10055,7 @@
       </w:hyperlink>
       <w:r>
         <w:rPr>
-          <w:rFonts w:ascii="Arial" w:eastAsia="Arial" w:hAnsi="Arial" w:cs="Arial"/>
+          <w:rFonts w:ascii="Arial" w:hAnsi="Arial" w:eastAsia="Arial" w:cs="Arial"/>
           <w:sz w:val="20"/>
           <w:szCs w:val="20"/>
           <w:lang w:eastAsia="ja-JP"/>
@@ -9761,7 +10066,7 @@
     <w:p>
       <w:pPr>
         <w:rPr>
-          <w:rFonts w:ascii="Arial" w:eastAsia="Arial" w:hAnsi="Arial" w:cs="Arial"/>
+          <w:rFonts w:ascii="Arial" w:hAnsi="Arial" w:eastAsia="Arial" w:cs="Arial"/>
           <w:sz w:val="20"/>
           <w:szCs w:val="20"/>
           <w:lang w:eastAsia="ja-JP"/>
@@ -9771,7 +10076,7 @@
     <w:p>
       <w:pPr>
         <w:rPr>
-          <w:rFonts w:ascii="Arial" w:eastAsia="Arial" w:hAnsi="Arial" w:cs="Arial"/>
+          <w:rFonts w:ascii="Arial" w:hAnsi="Arial" w:eastAsia="Arial" w:cs="Arial"/>
           <w:sz w:val="20"/>
           <w:szCs w:val="20"/>
           <w:lang w:eastAsia="ja-JP"/>
@@ -9779,7 +10084,7 @@
       </w:pPr>
       <w:r>
         <w:rPr>
-          <w:rFonts w:ascii="Arial" w:eastAsia="Arial" w:hAnsi="Arial" w:cs="Arial"/>
+          <w:rFonts w:ascii="Arial" w:hAnsi="Arial" w:eastAsia="Arial" w:cs="Arial"/>
           <w:sz w:val="20"/>
           <w:szCs w:val="20"/>
           <w:lang w:eastAsia="ja-JP"/>
@@ -9790,7 +10095,7 @@
     <w:p>
       <w:pPr>
         <w:rPr>
-          <w:rFonts w:ascii="Arial" w:eastAsia="Arial" w:hAnsi="Arial" w:cs="Arial"/>
+          <w:rFonts w:ascii="Arial" w:hAnsi="Arial" w:eastAsia="Arial" w:cs="Arial"/>
           <w:sz w:val="20"/>
           <w:szCs w:val="20"/>
           <w:lang w:eastAsia="ja-JP"/>
@@ -9800,7 +10105,7 @@
     <w:p>
       <w:pPr>
         <w:rPr>
-          <w:rFonts w:ascii="Arial" w:eastAsia="Arial" w:hAnsi="Arial" w:cs="Arial"/>
+          <w:rFonts w:ascii="Arial" w:hAnsi="Arial" w:eastAsia="Arial" w:cs="Arial"/>
           <w:sz w:val="20"/>
           <w:szCs w:val="20"/>
           <w:lang w:eastAsia="ja-JP"/>
@@ -9808,47 +10113,67 @@
       </w:pPr>
       <w:r>
         <w:rPr>
-          <w:rFonts w:ascii="Arial" w:eastAsia="Arial" w:hAnsi="Arial" w:cs="Arial"/>
+          <w:rFonts w:ascii="Arial" w:hAnsi="Arial" w:eastAsia="Arial" w:cs="Arial"/>
           <w:sz w:val="20"/>
           <w:szCs w:val="20"/>
           <w:lang w:eastAsia="ja-JP"/>
         </w:rPr>
-        <w:t>Sen, A. (2000). Desarrollo y libertad (1.ª ed., traducción de Joaquín Chamorro Mielke). Editorial Planeta.</w:t>
-      </w:r>
-    </w:p>
-    <w:p>
-      <w:pPr>
-        <w:rPr>
-          <w:rFonts w:ascii="Arial" w:eastAsia="Arial" w:hAnsi="Arial" w:cs="Arial"/>
+        <w:t xml:space="preserve">Sen, A. (2000). Desarrollo y libertad (1.ª ed., traducción de Joaquín Chamorro </w:t>
+      </w:r>
+      <w:proofErr w:type="spellStart"/>
+      <w:r>
+        <w:rPr>
+          <w:rFonts w:ascii="Arial" w:hAnsi="Arial" w:eastAsia="Arial" w:cs="Arial"/>
           <w:sz w:val="20"/>
           <w:szCs w:val="20"/>
           <w:lang w:eastAsia="ja-JP"/>
         </w:rPr>
-      </w:pPr>
-    </w:p>
-    <w:p>
-      <w:pPr>
-        <w:rPr>
-          <w:rFonts w:ascii="Arial" w:eastAsia="Arial" w:hAnsi="Arial" w:cs="Arial"/>
+        <w:t>Mielke</w:t>
+      </w:r>
+      <w:proofErr w:type="spellEnd"/>
+      <w:r>
+        <w:rPr>
+          <w:rFonts w:ascii="Arial" w:hAnsi="Arial" w:eastAsia="Arial" w:cs="Arial"/>
           <w:sz w:val="20"/>
           <w:szCs w:val="20"/>
           <w:lang w:eastAsia="ja-JP"/>
         </w:rPr>
-      </w:pPr>
-      <w:r>
-        <w:rPr>
-          <w:rFonts w:ascii="Arial" w:eastAsia="Arial" w:hAnsi="Arial" w:cs="Arial"/>
+        <w:t>). Editorial Planeta.</w:t>
+      </w:r>
+    </w:p>
+    <w:p>
+      <w:pPr>
+        <w:rPr>
+          <w:rFonts w:ascii="Arial" w:hAnsi="Arial" w:eastAsia="Arial" w:cs="Arial"/>
           <w:sz w:val="20"/>
           <w:szCs w:val="20"/>
           <w:lang w:eastAsia="ja-JP"/>
         </w:rPr>
+      </w:pPr>
+    </w:p>
+    <w:p>
+      <w:pPr>
+        <w:rPr>
+          <w:rFonts w:ascii="Arial" w:hAnsi="Arial" w:eastAsia="Arial" w:cs="Arial"/>
+          <w:sz w:val="20"/>
+          <w:szCs w:val="20"/>
+          <w:lang w:eastAsia="ja-JP"/>
+        </w:rPr>
+      </w:pPr>
+      <w:r>
+        <w:rPr>
+          <w:rFonts w:ascii="Arial" w:hAnsi="Arial" w:eastAsia="Arial" w:cs="Arial"/>
+          <w:sz w:val="20"/>
+          <w:szCs w:val="20"/>
+          <w:lang w:eastAsia="ja-JP"/>
+        </w:rPr>
         <w:t>UNESCO. (2020). Educación para la ciudadanía mundial: prepararse para el futuro.</w:t>
       </w:r>
     </w:p>
     <w:p>
       <w:pPr>
         <w:rPr>
-          <w:rFonts w:ascii="Arial" w:eastAsia="Arial" w:hAnsi="Arial" w:cs="Arial"/>
+          <w:rFonts w:ascii="Arial" w:hAnsi="Arial" w:eastAsia="Arial" w:cs="Arial"/>
           <w:sz w:val="20"/>
           <w:szCs w:val="20"/>
           <w:lang w:eastAsia="ja-JP"/>
@@ -9858,7 +10183,7 @@
     <w:p>
       <w:pPr>
         <w:rPr>
-          <w:rFonts w:ascii="Arial" w:eastAsia="Arial" w:hAnsi="Arial" w:cs="Arial"/>
+          <w:rFonts w:ascii="Arial" w:hAnsi="Arial" w:eastAsia="Arial" w:cs="Arial"/>
           <w:sz w:val="20"/>
           <w:szCs w:val="20"/>
           <w:lang w:eastAsia="ja-JP"/>
@@ -9866,45 +10191,65 @@
       </w:pPr>
       <w:r>
         <w:rPr>
-          <w:rFonts w:ascii="Arial" w:eastAsia="Arial" w:hAnsi="Arial" w:cs="Arial"/>
+          <w:rFonts w:ascii="Arial" w:hAnsi="Arial" w:eastAsia="Arial" w:cs="Arial"/>
           <w:sz w:val="20"/>
           <w:szCs w:val="20"/>
           <w:lang w:eastAsia="ja-JP"/>
         </w:rPr>
-        <w:t>Uprimny, R. (2011). La tutela: origen, desarrollos y desafíos. Bogotá: Dejusticia.</w:t>
-      </w:r>
-    </w:p>
-    <w:p>
-      <w:pPr>
-        <w:rPr>
-          <w:rFonts w:ascii="Arial" w:eastAsia="Arial" w:hAnsi="Arial" w:cs="Arial"/>
+        <w:t xml:space="preserve">Uprimny, R. (2011). La tutela: origen, desarrollos y desafíos. Bogotá: </w:t>
+      </w:r>
+      <w:proofErr w:type="spellStart"/>
+      <w:r>
+        <w:rPr>
+          <w:rFonts w:ascii="Arial" w:hAnsi="Arial" w:eastAsia="Arial" w:cs="Arial"/>
           <w:sz w:val="20"/>
           <w:szCs w:val="20"/>
           <w:lang w:eastAsia="ja-JP"/>
         </w:rPr>
-      </w:pPr>
-    </w:p>
-    <w:p>
-      <w:pPr>
-        <w:rPr>
-          <w:rFonts w:ascii="Arial" w:eastAsia="Arial" w:hAnsi="Arial" w:cs="Arial"/>
+        <w:t>Dejusticia</w:t>
+      </w:r>
+      <w:proofErr w:type="spellEnd"/>
+      <w:r>
+        <w:rPr>
+          <w:rFonts w:ascii="Arial" w:hAnsi="Arial" w:eastAsia="Arial" w:cs="Arial"/>
           <w:sz w:val="20"/>
           <w:szCs w:val="20"/>
           <w:lang w:eastAsia="ja-JP"/>
         </w:rPr>
-      </w:pPr>
-      <w:r>
-        <w:rPr>
-          <w:rFonts w:ascii="Arial" w:eastAsia="Arial" w:hAnsi="Arial" w:cs="Arial"/>
+        <w:t>.</w:t>
+      </w:r>
+    </w:p>
+    <w:p>
+      <w:pPr>
+        <w:rPr>
+          <w:rFonts w:ascii="Arial" w:hAnsi="Arial" w:eastAsia="Arial" w:cs="Arial"/>
           <w:sz w:val="20"/>
           <w:szCs w:val="20"/>
           <w:lang w:eastAsia="ja-JP"/>
         </w:rPr>
+      </w:pPr>
+    </w:p>
+    <w:p>
+      <w:pPr>
+        <w:rPr>
+          <w:rFonts w:ascii="Arial" w:hAnsi="Arial" w:eastAsia="Arial" w:cs="Arial"/>
+          <w:sz w:val="20"/>
+          <w:szCs w:val="20"/>
+          <w:lang w:eastAsia="ja-JP"/>
+        </w:rPr>
+      </w:pPr>
+      <w:r>
+        <w:rPr>
+          <w:rFonts w:ascii="Arial" w:hAnsi="Arial" w:eastAsia="Arial" w:cs="Arial"/>
+          <w:sz w:val="20"/>
+          <w:szCs w:val="20"/>
+          <w:lang w:eastAsia="ja-JP"/>
+        </w:rPr>
         <w:t>Vásquez, M., &amp; Molina, D. (2020). Ciudadanía y acceso a la justicia: estrategias pedagógicas para la divulgación de derechos. Bogotá: Universidad Nacional de Colombia.</w:t>
       </w:r>
       <w:r>
         <w:rPr>
-          <w:rFonts w:ascii="Arial" w:eastAsia="Arial" w:hAnsi="Arial" w:cs="Arial"/>
+          <w:rFonts w:ascii="Arial" w:hAnsi="Arial" w:eastAsia="Arial" w:cs="Arial"/>
           <w:sz w:val="20"/>
           <w:szCs w:val="20"/>
           <w:lang w:eastAsia="ja-JP"/>
@@ -9915,7 +10260,7 @@
     <w:p>
       <w:pPr>
         <w:rPr>
-          <w:rFonts w:ascii="Arial" w:eastAsia="Arial" w:hAnsi="Arial" w:cs="Arial"/>
+          <w:rFonts w:ascii="Arial" w:hAnsi="Arial" w:eastAsia="Arial" w:cs="Arial"/>
           <w:sz w:val="20"/>
           <w:szCs w:val="20"/>
           <w:lang w:eastAsia="ja-JP"/>
@@ -9981,12 +10326,12 @@
         <w:tblW w:w="9967" w:type="dxa"/>
         <w:tblInd w:w="0" w:type="dxa"/>
         <w:tblBorders>
-          <w:top w:val="single" w:sz="4" w:space="0" w:color="000000"/>
-          <w:left w:val="single" w:sz="4" w:space="0" w:color="000000"/>
-          <w:bottom w:val="single" w:sz="4" w:space="0" w:color="000000"/>
-          <w:right w:val="single" w:sz="4" w:space="0" w:color="000000"/>
-          <w:insideH w:val="single" w:sz="4" w:space="0" w:color="000000"/>
-          <w:insideV w:val="single" w:sz="4" w:space="0" w:color="000000"/>
+          <w:top w:val="single" w:color="000000" w:sz="4" w:space="0"/>
+          <w:left w:val="single" w:color="000000" w:sz="4" w:space="0"/>
+          <w:bottom w:val="single" w:color="000000" w:sz="4" w:space="0"/>
+          <w:right w:val="single" w:color="000000" w:sz="4" w:space="0"/>
+          <w:insideH w:val="single" w:color="000000" w:sz="4" w:space="0"/>
+          <w:insideV w:val="single" w:color="000000" w:sz="4" w:space="0"/>
         </w:tblBorders>
         <w:tblLayout w:type="fixed"/>
         <w:tblLook w:val="0400" w:firstRow="0" w:lastRow="0" w:firstColumn="0" w:lastColumn="0" w:noHBand="0" w:noVBand="1"/>
@@ -10305,7 +10650,27 @@
                 <w:sz w:val="20"/>
                 <w:szCs w:val="20"/>
               </w:rPr>
-              <w:t>Josué Dario Niño Riaño</w:t>
+              <w:t xml:space="preserve">Josué </w:t>
+            </w:r>
+            <w:proofErr w:type="spellStart"/>
+            <w:r>
+              <w:rPr>
+                <w:b w:val="0"/>
+                <w:bCs/>
+                <w:sz w:val="20"/>
+                <w:szCs w:val="20"/>
+              </w:rPr>
+              <w:t>Dario</w:t>
+            </w:r>
+            <w:proofErr w:type="spellEnd"/>
+            <w:r>
+              <w:rPr>
+                <w:b w:val="0"/>
+                <w:bCs/>
+                <w:sz w:val="20"/>
+                <w:szCs w:val="20"/>
+              </w:rPr>
+              <w:t xml:space="preserve"> Niño Riaño</w:t>
             </w:r>
           </w:p>
         </w:tc>
@@ -10607,12 +10972,12 @@
         <w:tblW w:w="9967" w:type="dxa"/>
         <w:tblInd w:w="0" w:type="dxa"/>
         <w:tblBorders>
-          <w:top w:val="single" w:sz="4" w:space="0" w:color="000000"/>
-          <w:left w:val="single" w:sz="4" w:space="0" w:color="000000"/>
-          <w:bottom w:val="single" w:sz="4" w:space="0" w:color="000000"/>
-          <w:right w:val="single" w:sz="4" w:space="0" w:color="000000"/>
-          <w:insideH w:val="single" w:sz="4" w:space="0" w:color="000000"/>
-          <w:insideV w:val="single" w:sz="4" w:space="0" w:color="000000"/>
+          <w:top w:val="single" w:color="000000" w:sz="4" w:space="0"/>
+          <w:left w:val="single" w:color="000000" w:sz="4" w:space="0"/>
+          <w:bottom w:val="single" w:color="000000" w:sz="4" w:space="0"/>
+          <w:right w:val="single" w:color="000000" w:sz="4" w:space="0"/>
+          <w:insideH w:val="single" w:color="000000" w:sz="4" w:space="0"/>
+          <w:insideV w:val="single" w:color="000000" w:sz="4" w:space="0"/>
         </w:tblBorders>
         <w:tblLayout w:type="fixed"/>
         <w:tblLook w:val="0400" w:firstRow="0" w:lastRow="0" w:firstColumn="0" w:lastColumn="0" w:noHBand="0" w:noVBand="1"/>
@@ -10966,9 +11331,9 @@
       </w:r>
     </w:p>
     <w:sectPr>
-      <w:headerReference w:type="default" r:id="rId24"/>
-      <w:footerReference w:type="default" r:id="rId25"/>
-      <w:pgSz w:w="12240" w:h="15840"/>
+      <w:headerReference w:type="default" r:id="rId29"/>
+      <w:footerReference w:type="default" r:id="rId30"/>
+      <w:pgSz w:w="12240" w:h="15840" w:orient="portrait"/>
       <w:pgMar w:top="1701" w:right="900" w:bottom="1134" w:left="1134" w:header="720" w:footer="0" w:gutter="0"/>
       <w:pgNumType w:start="1"/>
       <w:cols w:space="720"/>
@@ -10979,7 +11344,7 @@
 
 <file path=word/comments.xml><?xml version="1.0" encoding="utf-8"?>
 <w:comments xmlns:wpc="http://schemas.microsoft.com/office/word/2010/wordprocessingCanvas" xmlns:cx="http://schemas.microsoft.com/office/drawing/2014/chartex" xmlns:cx1="http://schemas.microsoft.com/office/drawing/2015/9/8/chartex" xmlns:cx2="http://schemas.microsoft.com/office/drawing/2015/10/21/chartex" xmlns:cx3="http://schemas.microsoft.com/office/drawing/2016/5/9/chartex" xmlns:cx4="http://schemas.microsoft.com/office/drawing/2016/5/10/chartex" xmlns:cx5="http://schemas.microsoft.com/office/drawing/2016/5/11/chartex" xmlns:cx6="http://schemas.microsoft.com/office/drawing/2016/5/12/chartex" xmlns:cx7="http://schemas.microsoft.com/office/drawing/2016/5/13/chartex" xmlns:cx8="http://schemas.microsoft.com/office/drawing/2016/5/14/chartex" xmlns:mc="http://schemas.openxmlformats.org/markup-compatibility/2006" xmlns:aink="http://schemas.microsoft.com/office/drawing/2016/ink" xmlns:am3d="http://schemas.microsoft.com/office/drawing/2017/model3d" xmlns:o="urn:schemas-microsoft-com:office:office" xmlns:oel="http://schemas.microsoft.com/office/2019/extlst" xmlns:r="http://schemas.openxmlformats.org/officeDocument/2006/relationships" xmlns:m="http://schemas.openxmlformats.org/officeDocument/2006/math" xmlns:v="urn:schemas-microsoft-com:vml" xmlns:wp14="http://schemas.microsoft.com/office/word/2010/wordprocessingDrawing" xmlns:wp="http://schemas.openxmlformats.org/drawingml/2006/wordprocessingDrawing" xmlns:w10="urn:schemas-microsoft-com:office:word" xmlns:w="http://schemas.openxmlformats.org/wordprocessingml/2006/main" xmlns:w14="http://schemas.microsoft.com/office/word/2010/wordml" xmlns:w15="http://schemas.microsoft.com/office/word/2012/wordml" xmlns:w16cex="http://schemas.microsoft.com/office/word/2018/wordml/cex" xmlns:w16cid="http://schemas.microsoft.com/office/word/2016/wordml/cid" xmlns:w16="http://schemas.microsoft.com/office/word/2018/wordml" xmlns:w16du="http://schemas.microsoft.com/office/word/2023/wordml/word16du" xmlns:w16sdtdh="http://schemas.microsoft.com/office/word/2020/wordml/sdtdatahash" xmlns:w16sdtfl="http://schemas.microsoft.com/office/word/2024/wordml/sdtformatlock" xmlns:w16se="http://schemas.microsoft.com/office/word/2015/wordml/symex" xmlns:wpg="http://schemas.microsoft.com/office/word/2010/wordprocessingGroup" xmlns:wpi="http://schemas.microsoft.com/office/word/2010/wordprocessingInk" xmlns:wne="http://schemas.microsoft.com/office/word/2006/wordml" xmlns:wps="http://schemas.microsoft.com/office/word/2010/wordprocessingShape" mc:Ignorable="w14 w15 w16se w16cid w16 w16cex w16sdtdh w16sdtfl w16du wp14">
-  <w:comment w:id="0" w:author="Andrea Ardila" w:date="2025-04-27T17:06:00Z" w:initials="AA">
+  <w:comment w:initials="AA" w:author="Andrea Ardila" w:date="2025-04-27T17:06:00Z" w:id="0">
     <w:p>
       <w:pPr>
         <w:pStyle w:val="Textocomentario"/>
@@ -10993,7 +11358,7 @@
       <w:r>
         <w:t xml:space="preserve">RUTA: </w:t>
       </w:r>
-      <w:hyperlink r:id="rId1" w:history="1">
+      <w:hyperlink w:history="1" r:id="rId1">
         <w:r>
           <w:rPr>
             <w:rStyle w:val="Hipervnculo"/>
@@ -11003,7 +11368,7 @@
       </w:hyperlink>
     </w:p>
   </w:comment>
-  <w:comment w:id="1" w:author="Andrea Ardila" w:date="2025-04-24T18:16:00Z" w:initials="AA">
+  <w:comment w:initials="AA" w:author="Andrea Ardila" w:date="2025-04-24T18:16:00Z" w:id="1">
     <w:p>
       <w:pPr>
         <w:pStyle w:val="Textocomentario"/>
@@ -11022,7 +11387,7 @@
       </w:r>
     </w:p>
   </w:comment>
-  <w:comment w:id="2" w:author="Andrea Ardila" w:date="2025-05-06T18:02:00Z" w:initials="AA">
+  <w:comment w:initials="AA" w:author="Andrea Ardila" w:date="2025-05-06T18:02:00Z" w:id="2">
     <w:p>
       <w:pPr>
         <w:pStyle w:val="Textocomentario"/>
@@ -11041,9 +11406,11 @@
       </w:r>
       <w:r>
         <w:br/>
+      </w:r>
+      <w:r>
         <w:t xml:space="preserve">Enlace del video: </w:t>
       </w:r>
-      <w:hyperlink r:id="rId2" w:history="1">
+      <w:hyperlink w:history="1" r:id="rId2">
         <w:r>
           <w:rPr>
             <w:rStyle w:val="Hipervnculo"/>
@@ -11056,7 +11423,7 @@
       </w:r>
     </w:p>
   </w:comment>
-  <w:comment w:id="3" w:author="Andrea Ardila" w:date="2025-05-15T13:14:00Z" w:initials="AA">
+  <w:comment w:initials="AA" w:author="Andrea Ardila" w:date="2025-05-15T13:14:00Z" w:id="3">
     <w:p>
       <w:pPr>
         <w:pStyle w:val="Textocomentario"/>
@@ -11072,7 +11439,7 @@
       </w:r>
     </w:p>
   </w:comment>
-  <w:comment w:id="4" w:author="Andrea Ardila" w:date="2025-05-15T14:05:00Z" w:initials="AA">
+  <w:comment w:initials="AA" w:author="Andrea Ardila" w:date="2025-05-15T14:05:00Z" w:id="4">
     <w:p>
       <w:pPr>
         <w:pStyle w:val="Textocomentario"/>
@@ -11088,7 +11455,7 @@
       </w:r>
     </w:p>
   </w:comment>
-  <w:comment w:id="5" w:author="Andrea Ardila" w:date="2025-05-06T18:29:00Z" w:initials="AA">
+  <w:comment w:initials="AA" w:author="Andrea Ardila" w:date="2025-05-06T18:29:00Z" w:id="5">
     <w:p>
       <w:pPr>
         <w:pStyle w:val="Textocomentario"/>
@@ -11107,9 +11474,11 @@
       </w:r>
       <w:r>
         <w:br/>
+      </w:r>
+      <w:r>
         <w:t xml:space="preserve">Enlace del documento: </w:t>
       </w:r>
-      <w:hyperlink r:id="rId3" w:history="1">
+      <w:hyperlink w:history="1" r:id="rId3">
         <w:r>
           <w:rPr>
             <w:rStyle w:val="Hipervnculo"/>
@@ -11122,7 +11491,7 @@
       </w:r>
     </w:p>
   </w:comment>
-  <w:comment w:id="6" w:author="Andrea Ardila" w:date="2025-05-06T18:36:00Z" w:initials="AA">
+  <w:comment w:initials="AA" w:author="Andrea Ardila" w:date="2025-05-06T18:36:00Z" w:id="6">
     <w:p>
       <w:pPr>
         <w:pStyle w:val="Textocomentario"/>
@@ -11135,6 +11504,8 @@
       </w:r>
       <w:r>
         <w:br/>
+      </w:r>
+      <w:r>
         <w:t xml:space="preserve">Enlace del video: </w:t>
       </w:r>
       <w:r>
@@ -11146,7 +11517,7 @@
         </w:rPr>
         <w:annotationRef/>
       </w:r>
-      <w:hyperlink r:id="rId4" w:history="1">
+      <w:hyperlink w:history="1" r:id="rId4">
         <w:r>
           <w:rPr>
             <w:rStyle w:val="Hipervnculo"/>
@@ -11159,7 +11530,7 @@
       </w:r>
     </w:p>
   </w:comment>
-  <w:comment w:id="7" w:author="Andrea Ardila" w:date="2025-05-15T15:01:00Z" w:initials="AA">
+  <w:comment w:initials="AA" w:author="Andrea Ardila" w:date="2025-05-15T15:01:00Z" w:id="7">
     <w:p>
       <w:pPr>
         <w:pStyle w:val="Textocomentario"/>
@@ -11175,7 +11546,7 @@
       </w:r>
     </w:p>
   </w:comment>
-  <w:comment w:id="8" w:author="Andrea Ardila" w:date="2025-04-25T14:45:00Z" w:initials="AA">
+  <w:comment w:initials="AA" w:author="Andrea Ardila" w:date="2025-04-25T14:45:00Z" w:id="8">
     <w:p>
       <w:pPr>
         <w:pStyle w:val="Ttulo1"/>
@@ -11211,7 +11582,7 @@
       </w:pPr>
     </w:p>
   </w:comment>
-  <w:comment w:id="9" w:author="Andrea Ardila" w:date="2025-05-06T22:03:00Z" w:initials="AA">
+  <w:comment w:initials="AA" w:author="Andrea Ardila" w:date="2025-05-06T22:03:00Z" w:id="9">
     <w:p>
       <w:pPr>
         <w:pStyle w:val="Textocomentario"/>
@@ -11230,9 +11601,11 @@
       </w:r>
       <w:r>
         <w:br/>
+      </w:r>
+      <w:r>
         <w:t xml:space="preserve">Enlace del documento: </w:t>
       </w:r>
-      <w:hyperlink r:id="rId5" w:history="1">
+      <w:hyperlink w:history="1" r:id="rId5">
         <w:r>
           <w:rPr>
             <w:rStyle w:val="Hipervnculo"/>
@@ -11242,7 +11615,7 @@
       </w:hyperlink>
     </w:p>
   </w:comment>
-  <w:comment w:id="10" w:author="Andrea Ardila" w:date="2025-05-06T22:04:00Z" w:initials="AA">
+  <w:comment w:initials="AA" w:author="Andrea Ardila" w:date="2025-05-06T22:04:00Z" w:id="10">
     <w:p>
       <w:pPr>
         <w:pStyle w:val="Textocomentario"/>
@@ -11261,9 +11634,11 @@
       </w:r>
       <w:r>
         <w:br/>
+      </w:r>
+      <w:r>
         <w:t xml:space="preserve">Enlace del documento: </w:t>
       </w:r>
-      <w:hyperlink r:id="rId6" w:history="1">
+      <w:hyperlink w:history="1" r:id="rId6">
         <w:r>
           <w:rPr>
             <w:rStyle w:val="Hipervnculo"/>
@@ -11273,7 +11648,7 @@
       </w:hyperlink>
     </w:p>
   </w:comment>
-  <w:comment w:id="11" w:author="Andrea Ardila" w:date="2025-05-06T22:14:00Z" w:initials="AA">
+  <w:comment w:initials="AA" w:author="Andrea Ardila" w:date="2025-04-25T18:29:00Z" w:id="12">
     <w:p>
       <w:pPr>
         <w:pStyle w:val="Textocomentario"/>
@@ -11285,50 +11660,18 @@
         <w:annotationRef/>
       </w:r>
       <w:r>
-        <w:t>Generar un llamado a la acción para el siguiente video:</w:t>
+        <w:t>Ruta: Realizar diseño de sínte</w:t>
+      </w:r>
+      <w:r>
+        <w:t>sis</w:t>
       </w:r>
       <w:r>
         <w:br/>
       </w:r>
       <w:r>
-        <w:br/>
-        <w:t xml:space="preserve">Enlace del video: </w:t>
-      </w:r>
-      <w:hyperlink r:id="rId7" w:history="1">
-        <w:r>
-          <w:rPr>
-            <w:rStyle w:val="Hipervnculo"/>
-          </w:rPr>
-          <w:t>https://www.youtube.com/watch?v=qUIXuBrkH9A</w:t>
-        </w:r>
-      </w:hyperlink>
-      <w:r>
-        <w:t xml:space="preserve"> </w:t>
-      </w:r>
-    </w:p>
-  </w:comment>
-  <w:comment w:id="12" w:author="Andrea Ardila" w:date="2025-04-25T18:29:00Z" w:initials="AA">
-    <w:p>
-      <w:pPr>
-        <w:pStyle w:val="Textocomentario"/>
-      </w:pPr>
-      <w:r>
-        <w:rPr>
-          <w:rStyle w:val="Refdecomentario"/>
-        </w:rPr>
-        <w:annotationRef/>
-      </w:r>
-      <w:r>
-        <w:t>Ruta: Realizar diseño de sínte</w:t>
-      </w:r>
-      <w:r>
-        <w:t>sis</w:t>
-      </w:r>
-      <w:r>
-        <w:br/>
         <w:t xml:space="preserve">Ruta: </w:t>
       </w:r>
-      <w:hyperlink r:id="rId8" w:history="1">
+      <w:hyperlink w:history="1" r:id="rId8">
         <w:r>
           <w:rPr>
             <w:rStyle w:val="Hipervnculo"/>
@@ -11338,7 +11681,7 @@
       </w:hyperlink>
     </w:p>
   </w:comment>
-  <w:comment w:id="13" w:author="Andrea Ardila" w:date="2025-04-27T18:24:00Z" w:initials="AA">
+  <w:comment w:initials="AA" w:author="Andrea Ardila" w:date="2025-04-27T18:24:00Z" w:id="13">
     <w:p>
       <w:pPr>
         <w:pStyle w:val="Textocomentario"/>
@@ -11352,7 +11695,7 @@
       <w:r>
         <w:t xml:space="preserve">Ruta: </w:t>
       </w:r>
-      <w:hyperlink r:id="rId9" w:history="1">
+      <w:hyperlink w:history="1" r:id="rId9">
         <w:r>
           <w:rPr>
             <w:rStyle w:val="Hipervnculo"/>
@@ -11365,30 +11708,57 @@
       </w:r>
     </w:p>
   </w:comment>
+  <w:comment xmlns:w="http://schemas.openxmlformats.org/wordprocessingml/2006/main" w:initials="AC" w:author="Andrea Ardila Chaparro" w:date="2025-08-22T10:54:14" w:id="976150697">
+    <w:p xmlns:w14="http://schemas.microsoft.com/office/word/2010/wordml" xmlns:w="http://schemas.openxmlformats.org/wordprocessingml/2006/main">
+      <w:pPr>
+        <w:pStyle w:val="CommentText"/>
+      </w:pPr>
+      <w:r>
+        <w:rPr>
+          <w:rStyle w:val="CommentReference"/>
+        </w:rPr>
+        <w:annotationRef/>
+      </w:r>
+      <w:r>
+        <w:t xml:space="preserve">Generar un llamado a la acción para el siguiente video:Enlace del video: </w:t>
+      </w:r>
+      <w:hyperlink xmlns:r="http://schemas.openxmlformats.org/officeDocument/2006/relationships" r:id="R5fb314864b7d463a">
+        <w:r>
+          <w:rPr>
+            <w:rStyle w:val="Hyperlink"/>
+          </w:rPr>
+          <w:t>https://www.youtube.com/watch?v=qUIXuBrkH9A</w:t>
+        </w:r>
+      </w:hyperlink>
+      <w:r>
+        <w:t xml:space="preserve"> </w:t>
+      </w:r>
+    </w:p>
+  </w:comment>
 </w:comments>
 </file>
 
 <file path=word/commentsExtended.xml><?xml version="1.0" encoding="utf-8"?>
-<w15:commentsEx xmlns:wpc="http://schemas.microsoft.com/office/word/2010/wordprocessingCanvas" xmlns:cx="http://schemas.microsoft.com/office/drawing/2014/chartex" xmlns:cx1="http://schemas.microsoft.com/office/drawing/2015/9/8/chartex" xmlns:cx2="http://schemas.microsoft.com/office/drawing/2015/10/21/chartex" xmlns:cx3="http://schemas.microsoft.com/office/drawing/2016/5/9/chartex" xmlns:cx4="http://schemas.microsoft.com/office/drawing/2016/5/10/chartex" xmlns:cx5="http://schemas.microsoft.com/office/drawing/2016/5/11/chartex" xmlns:cx6="http://schemas.microsoft.com/office/drawing/2016/5/12/chartex" xmlns:cx7="http://schemas.microsoft.com/office/drawing/2016/5/13/chartex" xmlns:cx8="http://schemas.microsoft.com/office/drawing/2016/5/14/chartex" xmlns:mc="http://schemas.openxmlformats.org/markup-compatibility/2006" xmlns:aink="http://schemas.microsoft.com/office/drawing/2016/ink" xmlns:am3d="http://schemas.microsoft.com/office/drawing/2017/model3d" xmlns:o="urn:schemas-microsoft-com:office:office" xmlns:oel="http://schemas.microsoft.com/office/2019/extlst" xmlns:r="http://schemas.openxmlformats.org/officeDocument/2006/relationships" xmlns:m="http://schemas.openxmlformats.org/officeDocument/2006/math" xmlns:v="urn:schemas-microsoft-com:vml" xmlns:wp14="http://schemas.microsoft.com/office/word/2010/wordprocessingDrawing" xmlns:wp="http://schemas.openxmlformats.org/drawingml/2006/wordprocessingDrawing" xmlns:w10="urn:schemas-microsoft-com:office:word" xmlns:w="http://schemas.openxmlformats.org/wordprocessingml/2006/main" xmlns:w14="http://schemas.microsoft.com/office/word/2010/wordml" xmlns:w15="http://schemas.microsoft.com/office/word/2012/wordml" xmlns:w16cex="http://schemas.microsoft.com/office/word/2018/wordml/cex" xmlns:w16cid="http://schemas.microsoft.com/office/word/2016/wordml/cid" xmlns:w16="http://schemas.microsoft.com/office/word/2018/wordml" xmlns:w16du="http://schemas.microsoft.com/office/word/2023/wordml/word16du" xmlns:w16sdtdh="http://schemas.microsoft.com/office/word/2020/wordml/sdtdatahash" xmlns:w16sdtfl="http://schemas.microsoft.com/office/word/2024/wordml/sdtformatlock" xmlns:w16se="http://schemas.microsoft.com/office/word/2015/wordml/symex" xmlns:wpg="http://schemas.microsoft.com/office/word/2010/wordprocessingGroup" xmlns:wpi="http://schemas.microsoft.com/office/word/2010/wordprocessingInk" xmlns:wne="http://schemas.microsoft.com/office/word/2006/wordml" xmlns:wps="http://schemas.microsoft.com/office/word/2010/wordprocessingShape" mc:Ignorable="w14 w15 w16se w16cid w16 w16cex w16sdtdh w16sdtfl w16du wp14">
-  <w15:commentEx w15:paraId="2E8B5CD2" w15:done="0"/>
-  <w15:commentEx w15:paraId="2386BE48" w15:done="0"/>
-  <w15:commentEx w15:paraId="305027B8" w15:done="0"/>
-  <w15:commentEx w15:paraId="1FA381BF" w15:done="0"/>
-  <w15:commentEx w15:paraId="492AD720" w15:done="0"/>
-  <w15:commentEx w15:paraId="32353EC3" w15:done="0"/>
-  <w15:commentEx w15:paraId="73C0BA18" w15:done="0"/>
-  <w15:commentEx w15:paraId="579C1AE4" w15:done="0"/>
-  <w15:commentEx w15:paraId="081D28DB" w15:done="0"/>
-  <w15:commentEx w15:paraId="097931E6" w15:done="0"/>
-  <w15:commentEx w15:paraId="3D77B62C" w15:done="0"/>
-  <w15:commentEx w15:paraId="39AD4E8F" w15:done="0"/>
-  <w15:commentEx w15:paraId="534CC159" w15:done="0"/>
-  <w15:commentEx w15:paraId="4107E1C2" w15:done="0"/>
+<w15:commentsEx xmlns:mc="http://schemas.openxmlformats.org/markup-compatibility/2006" xmlns:w15="http://schemas.microsoft.com/office/word/2012/wordml" mc:Ignorable="w15">
+  <w15:commentEx w15:done="0" w15:paraId="2E8B5CD2"/>
+  <w15:commentEx w15:done="0" w15:paraId="2386BE48"/>
+  <w15:commentEx w15:done="0" w15:paraId="305027B8"/>
+  <w15:commentEx w15:done="0" w15:paraId="1FA381BF"/>
+  <w15:commentEx w15:done="0" w15:paraId="492AD720"/>
+  <w15:commentEx w15:done="0" w15:paraId="32353EC3"/>
+  <w15:commentEx w15:done="0" w15:paraId="73C0BA18"/>
+  <w15:commentEx w15:done="0" w15:paraId="579C1AE4"/>
+  <w15:commentEx w15:done="0" w15:paraId="081D28DB"/>
+  <w15:commentEx w15:done="0" w15:paraId="097931E6"/>
+  <w15:commentEx w15:done="0" w15:paraId="3D77B62C"/>
+  <w15:commentEx w15:done="0" w15:paraId="534CC159"/>
+  <w15:commentEx w15:done="0" w15:paraId="4107E1C2"/>
+  <w15:commentEx w15:done="0" w15:paraId="0C2491F5"/>
 </w15:commentsEx>
 </file>
 
 <file path=word/commentsExtensible.xml><?xml version="1.0" encoding="utf-8"?>
-<w16cex:commentsExtensible xmlns:wpc="http://schemas.microsoft.com/office/word/2010/wordprocessingCanvas" xmlns:cx="http://schemas.microsoft.com/office/drawing/2014/chartex" xmlns:cx1="http://schemas.microsoft.com/office/drawing/2015/9/8/chartex" xmlns:cx2="http://schemas.microsoft.com/office/drawing/2015/10/21/chartex" xmlns:cx3="http://schemas.microsoft.com/office/drawing/2016/5/9/chartex" xmlns:cx4="http://schemas.microsoft.com/office/drawing/2016/5/10/chartex" xmlns:cx5="http://schemas.microsoft.com/office/drawing/2016/5/11/chartex" xmlns:cx6="http://schemas.microsoft.com/office/drawing/2016/5/12/chartex" xmlns:cx7="http://schemas.microsoft.com/office/drawing/2016/5/13/chartex" xmlns:cx8="http://schemas.microsoft.com/office/drawing/2016/5/14/chartex" xmlns:cr="http://schemas.microsoft.com/office/comments/2020/reactions" xmlns:mc="http://schemas.openxmlformats.org/markup-compatibility/2006" xmlns:aink="http://schemas.microsoft.com/office/drawing/2016/ink" xmlns:am3d="http://schemas.microsoft.com/office/drawing/2017/model3d" xmlns:o="urn:schemas-microsoft-com:office:office" xmlns:oel="http://schemas.microsoft.com/office/2019/extlst" xmlns:r="http://schemas.openxmlformats.org/officeDocument/2006/relationships" xmlns:m="http://schemas.openxmlformats.org/officeDocument/2006/math" xmlns:v="urn:schemas-microsoft-com:vml" xmlns:wp14="http://schemas.microsoft.com/office/word/2010/wordprocessingDrawing" xmlns:wp="http://schemas.openxmlformats.org/drawingml/2006/wordprocessingDrawing" xmlns:w10="urn:schemas-microsoft-com:office:word" xmlns:w="http://schemas.openxmlformats.org/wordprocessingml/2006/main" xmlns:w14="http://schemas.microsoft.com/office/word/2010/wordml" xmlns:w15="http://schemas.microsoft.com/office/word/2012/wordml" xmlns:w16cex="http://schemas.microsoft.com/office/word/2018/wordml/cex" xmlns:w16cid="http://schemas.microsoft.com/office/word/2016/wordml/cid" xmlns:w16="http://schemas.microsoft.com/office/word/2018/wordml" xmlns:w16du="http://schemas.microsoft.com/office/word/2023/wordml/word16du" xmlns:w16sdtdh="http://schemas.microsoft.com/office/word/2020/wordml/sdtdatahash" xmlns:w16sdtfl="http://schemas.microsoft.com/office/word/2024/wordml/sdtformatlock" xmlns:w16se="http://schemas.microsoft.com/office/word/2015/wordml/symex" xmlns:wpg="http://schemas.microsoft.com/office/word/2010/wordprocessingGroup" xmlns:wpi="http://schemas.microsoft.com/office/word/2010/wordprocessingInk" xmlns:wne="http://schemas.microsoft.com/office/word/2006/wordml" xmlns:wps="http://schemas.microsoft.com/office/word/2010/wordprocessingShape" mc:Ignorable="w14 w15 w16se w16cid w16 w16cex w16sdtdh w16sdtfl cr w16du wp14">
+<w16cex:commentsExtensible xmlns:w16="http://schemas.microsoft.com/office/word/2018/wordml" xmlns:w16cex="http://schemas.microsoft.com/office/word/2018/wordml/cex" xmlns:mc="http://schemas.openxmlformats.org/markup-compatibility/2006" mc:Ignorable="w16 w16cex">
   <w16cex:commentExtensible w16cex:durableId="79212D2F" w16cex:dateUtc="2025-04-27T22:06:00Z"/>
   <w16cex:commentExtensible w16cex:durableId="0238F651" w16cex:dateUtc="2025-04-24T23:16:00Z"/>
   <w16cex:commentExtensible w16cex:durableId="2F2ACDFD" w16cex:dateUtc="2025-05-06T23:02:00Z"/>
@@ -11400,14 +11770,14 @@
   <w16cex:commentExtensible w16cex:durableId="2B4D7566" w16cex:dateUtc="2025-04-25T19:45:00Z"/>
   <w16cex:commentExtensible w16cex:durableId="0BC70B3B" w16cex:dateUtc="2025-05-07T03:03:00Z"/>
   <w16cex:commentExtensible w16cex:durableId="12E083C2" w16cex:dateUtc="2025-05-07T03:04:00Z"/>
-  <w16cex:commentExtensible w16cex:durableId="2974E53B" w16cex:dateUtc="2025-05-07T03:14:00Z"/>
+  <w16cex:commentExtensible w16cex:durableId="4C6D5654" w16cex:dateUtc="2025-08-22T15:54:14.195Z"/>
   <w16cex:commentExtensible w16cex:durableId="1CD408B1" w16cex:dateUtc="2025-04-25T23:29:00Z"/>
   <w16cex:commentExtensible w16cex:durableId="59CA27C1" w16cex:dateUtc="2025-04-27T23:24:00Z"/>
 </w16cex:commentsExtensible>
 </file>
 
 <file path=word/commentsIds.xml><?xml version="1.0" encoding="utf-8"?>
-<w16cid:commentsIds xmlns:wpc="http://schemas.microsoft.com/office/word/2010/wordprocessingCanvas" xmlns:cx="http://schemas.microsoft.com/office/drawing/2014/chartex" xmlns:cx1="http://schemas.microsoft.com/office/drawing/2015/9/8/chartex" xmlns:cx2="http://schemas.microsoft.com/office/drawing/2015/10/21/chartex" xmlns:cx3="http://schemas.microsoft.com/office/drawing/2016/5/9/chartex" xmlns:cx4="http://schemas.microsoft.com/office/drawing/2016/5/10/chartex" xmlns:cx5="http://schemas.microsoft.com/office/drawing/2016/5/11/chartex" xmlns:cx6="http://schemas.microsoft.com/office/drawing/2016/5/12/chartex" xmlns:cx7="http://schemas.microsoft.com/office/drawing/2016/5/13/chartex" xmlns:cx8="http://schemas.microsoft.com/office/drawing/2016/5/14/chartex" xmlns:mc="http://schemas.openxmlformats.org/markup-compatibility/2006" xmlns:aink="http://schemas.microsoft.com/office/drawing/2016/ink" xmlns:am3d="http://schemas.microsoft.com/office/drawing/2017/model3d" xmlns:o="urn:schemas-microsoft-com:office:office" xmlns:oel="http://schemas.microsoft.com/office/2019/extlst" xmlns:r="http://schemas.openxmlformats.org/officeDocument/2006/relationships" xmlns:m="http://schemas.openxmlformats.org/officeDocument/2006/math" xmlns:v="urn:schemas-microsoft-com:vml" xmlns:wp14="http://schemas.microsoft.com/office/word/2010/wordprocessingDrawing" xmlns:wp="http://schemas.openxmlformats.org/drawingml/2006/wordprocessingDrawing" xmlns:w10="urn:schemas-microsoft-com:office:word" xmlns:w="http://schemas.openxmlformats.org/wordprocessingml/2006/main" xmlns:w14="http://schemas.microsoft.com/office/word/2010/wordml" xmlns:w15="http://schemas.microsoft.com/office/word/2012/wordml" xmlns:w16cex="http://schemas.microsoft.com/office/word/2018/wordml/cex" xmlns:w16cid="http://schemas.microsoft.com/office/word/2016/wordml/cid" xmlns:w16="http://schemas.microsoft.com/office/word/2018/wordml" xmlns:w16du="http://schemas.microsoft.com/office/word/2023/wordml/word16du" xmlns:w16sdtdh="http://schemas.microsoft.com/office/word/2020/wordml/sdtdatahash" xmlns:w16sdtfl="http://schemas.microsoft.com/office/word/2024/wordml/sdtformatlock" xmlns:w16se="http://schemas.microsoft.com/office/word/2015/wordml/symex" xmlns:wpg="http://schemas.microsoft.com/office/word/2010/wordprocessingGroup" xmlns:wpi="http://schemas.microsoft.com/office/word/2010/wordprocessingInk" xmlns:wne="http://schemas.microsoft.com/office/word/2006/wordml" xmlns:wps="http://schemas.microsoft.com/office/word/2010/wordprocessingShape" mc:Ignorable="w14 w15 w16se w16cid w16 w16cex w16sdtdh w16sdtfl w16du wp14">
+<w16cid:commentsIds xmlns:mc="http://schemas.openxmlformats.org/markup-compatibility/2006" xmlns:w16cid="http://schemas.microsoft.com/office/word/2016/wordml/cid" mc:Ignorable="w16cid">
   <w16cid:commentId w16cid:paraId="2E8B5CD2" w16cid:durableId="79212D2F"/>
   <w16cid:commentId w16cid:paraId="2386BE48" w16cid:durableId="0238F651"/>
   <w16cid:commentId w16cid:paraId="305027B8" w16cid:durableId="2F2ACDFD"/>
@@ -11419,9 +11789,9 @@
   <w16cid:commentId w16cid:paraId="081D28DB" w16cid:durableId="2B4D7566"/>
   <w16cid:commentId w16cid:paraId="097931E6" w16cid:durableId="0BC70B3B"/>
   <w16cid:commentId w16cid:paraId="3D77B62C" w16cid:durableId="12E083C2"/>
-  <w16cid:commentId w16cid:paraId="39AD4E8F" w16cid:durableId="2974E53B"/>
   <w16cid:commentId w16cid:paraId="534CC159" w16cid:durableId="1CD408B1"/>
   <w16cid:commentId w16cid:paraId="4107E1C2" w16cid:durableId="59CA27C1"/>
+  <w16cid:commentId w16cid:paraId="0C2491F5" w16cid:durableId="4C6D5654"/>
 </w16cid:commentsIds>
 </file>
 
@@ -11478,7 +11848,7 @@
       <w:ind w:left="-2" w:hanging="2"/>
       <w:jc w:val="right"/>
       <w:rPr>
-        <w:rFonts w:ascii="Times New Roman" w:eastAsia="Times New Roman" w:hAnsi="Times New Roman" w:cs="Times New Roman"/>
+        <w:rFonts w:ascii="Times New Roman" w:hAnsi="Times New Roman" w:eastAsia="Times New Roman" w:cs="Times New Roman"/>
         <w:sz w:val="24"/>
         <w:szCs w:val="24"/>
       </w:rPr>
@@ -11489,7 +11859,7 @@
       <w:pStyle w:val="Normal0"/>
       <w:spacing w:line="240" w:lineRule="auto"/>
       <w:rPr>
-        <w:rFonts w:ascii="Times New Roman" w:eastAsia="Times New Roman" w:hAnsi="Times New Roman" w:cs="Times New Roman"/>
+        <w:rFonts w:ascii="Times New Roman" w:hAnsi="Times New Roman" w:eastAsia="Times New Roman" w:cs="Times New Roman"/>
         <w:sz w:val="24"/>
         <w:szCs w:val="24"/>
       </w:rPr>
@@ -11568,7 +11938,7 @@
 </file>
 
 <file path=word/header1.xml><?xml version="1.0" encoding="utf-8"?>
-<w:hdr xmlns:wpc="http://schemas.microsoft.com/office/word/2010/wordprocessingCanvas" xmlns:cx="http://schemas.microsoft.com/office/drawing/2014/chartex" xmlns:cx1="http://schemas.microsoft.com/office/drawing/2015/9/8/chartex" xmlns:cx2="http://schemas.microsoft.com/office/drawing/2015/10/21/chartex" xmlns:cx3="http://schemas.microsoft.com/office/drawing/2016/5/9/chartex" xmlns:cx4="http://schemas.microsoft.com/office/drawing/2016/5/10/chartex" xmlns:cx5="http://schemas.microsoft.com/office/drawing/2016/5/11/chartex" xmlns:cx6="http://schemas.microsoft.com/office/drawing/2016/5/12/chartex" xmlns:cx7="http://schemas.microsoft.com/office/drawing/2016/5/13/chartex" xmlns:cx8="http://schemas.microsoft.com/office/drawing/2016/5/14/chartex" xmlns:mc="http://schemas.openxmlformats.org/markup-compatibility/2006" xmlns:aink="http://schemas.microsoft.com/office/drawing/2016/ink" xmlns:am3d="http://schemas.microsoft.com/office/drawing/2017/model3d" xmlns:o="urn:schemas-microsoft-com:office:office" xmlns:oel="http://schemas.microsoft.com/office/2019/extlst" xmlns:r="http://schemas.openxmlformats.org/officeDocument/2006/relationships" xmlns:m="http://schemas.openxmlformats.org/officeDocument/2006/math" xmlns:v="urn:schemas-microsoft-com:vml" xmlns:wp14="http://schemas.microsoft.com/office/word/2010/wordprocessingDrawing" xmlns:wp="http://schemas.openxmlformats.org/drawingml/2006/wordprocessingDrawing" xmlns:w10="urn:schemas-microsoft-com:office:word" xmlns:w="http://schemas.openxmlformats.org/wordprocessingml/2006/main" xmlns:w14="http://schemas.microsoft.com/office/word/2010/wordml" xmlns:w15="http://schemas.microsoft.com/office/word/2012/wordml" xmlns:w16cex="http://schemas.microsoft.com/office/word/2018/wordml/cex" xmlns:w16cid="http://schemas.microsoft.com/office/word/2016/wordml/cid" xmlns:w16="http://schemas.microsoft.com/office/word/2018/wordml" xmlns:w16du="http://schemas.microsoft.com/office/word/2023/wordml/word16du" xmlns:w16sdtdh="http://schemas.microsoft.com/office/word/2020/wordml/sdtdatahash" xmlns:w16sdtfl="http://schemas.microsoft.com/office/word/2024/wordml/sdtformatlock" xmlns:w16se="http://schemas.microsoft.com/office/word/2015/wordml/symex" xmlns:wpg="http://schemas.microsoft.com/office/word/2010/wordprocessingGroup" xmlns:wpi="http://schemas.microsoft.com/office/word/2010/wordprocessingInk" xmlns:wne="http://schemas.microsoft.com/office/word/2006/wordml" xmlns:wps="http://schemas.microsoft.com/office/word/2010/wordprocessingShape" mc:Ignorable="w14 w15 w16se w16cid w16 w16cex w16sdtdh w16sdtfl w16du wp14">
+<w:hdr xmlns:wpc="http://schemas.microsoft.com/office/word/2010/wordprocessingCanvas" xmlns:cx="http://schemas.microsoft.com/office/drawing/2014/chartex" xmlns:cx1="http://schemas.microsoft.com/office/drawing/2015/9/8/chartex" xmlns:cx2="http://schemas.microsoft.com/office/drawing/2015/10/21/chartex" xmlns:cx3="http://schemas.microsoft.com/office/drawing/2016/5/9/chartex" xmlns:cx4="http://schemas.microsoft.com/office/drawing/2016/5/10/chartex" xmlns:cx5="http://schemas.microsoft.com/office/drawing/2016/5/11/chartex" xmlns:cx6="http://schemas.microsoft.com/office/drawing/2016/5/12/chartex" xmlns:cx7="http://schemas.microsoft.com/office/drawing/2016/5/13/chartex" xmlns:cx8="http://schemas.microsoft.com/office/drawing/2016/5/14/chartex" xmlns:mc="http://schemas.openxmlformats.org/markup-compatibility/2006" xmlns:aink="http://schemas.microsoft.com/office/drawing/2016/ink" xmlns:am3d="http://schemas.microsoft.com/office/drawing/2017/model3d" xmlns:o="urn:schemas-microsoft-com:office:office" xmlns:oel="http://schemas.microsoft.com/office/2019/extlst" xmlns:r="http://schemas.openxmlformats.org/officeDocument/2006/relationships" xmlns:m="http://schemas.openxmlformats.org/officeDocument/2006/math" xmlns:v="urn:schemas-microsoft-com:vml" xmlns:wp14="http://schemas.microsoft.com/office/word/2010/wordprocessingDrawing" xmlns:wp="http://schemas.openxmlformats.org/drawingml/2006/wordprocessingDrawing" xmlns:w10="urn:schemas-microsoft-com:office:word" xmlns:w="http://schemas.openxmlformats.org/wordprocessingml/2006/main" xmlns:w14="http://schemas.microsoft.com/office/word/2010/wordml" xmlns:w15="http://schemas.microsoft.com/office/word/2012/wordml" xmlns:w16cex="http://schemas.microsoft.com/office/word/2018/wordml/cex" xmlns:w16cid="http://schemas.microsoft.com/office/word/2016/wordml/cid" xmlns:w16="http://schemas.microsoft.com/office/word/2018/wordml" xmlns:w16du="http://schemas.microsoft.com/office/word/2023/wordml/word16du" xmlns:w16sdtdh="http://schemas.microsoft.com/office/word/2020/wordml/sdtdatahash" xmlns:w16sdtfl="http://schemas.microsoft.com/office/word/2024/wordml/sdtformatlock" xmlns:w16se="http://schemas.microsoft.com/office/word/2015/wordml/symex" xmlns:wpg="http://schemas.microsoft.com/office/word/2010/wordprocessingGroup" xmlns:wpi="http://schemas.microsoft.com/office/word/2010/wordprocessingInk" xmlns:wne="http://schemas.microsoft.com/office/word/2006/wordml" xmlns:wps="http://schemas.microsoft.com/office/word/2010/wordprocessingShape" xmlns:a="http://schemas.openxmlformats.org/drawingml/2006/main" xmlns:pic="http://schemas.openxmlformats.org/drawingml/2006/picture" xmlns:a14="http://schemas.microsoft.com/office/drawing/2010/main" mc:Ignorable="w14 w15 w16se w16cid w16 w16cex w16sdtdh w16sdtfl w16du wp14">
   <w:p>
     <w:pPr>
       <w:pStyle w:val="Normal0"/>
@@ -11675,7 +12045,7 @@
         <w:ind w:left="1287" w:hanging="360"/>
       </w:pPr>
       <w:rPr>
-        <w:rFonts w:ascii="Symbol" w:hAnsi="Symbol" w:hint="default"/>
+        <w:rFonts w:hint="default" w:ascii="Symbol" w:hAnsi="Symbol"/>
       </w:rPr>
     </w:lvl>
     <w:lvl w:ilvl="1" w:tplc="080A0003" w:tentative="1">
@@ -11687,7 +12057,7 @@
         <w:ind w:left="2007" w:hanging="360"/>
       </w:pPr>
       <w:rPr>
-        <w:rFonts w:ascii="Courier New" w:hAnsi="Courier New" w:cs="Courier New" w:hint="default"/>
+        <w:rFonts w:hint="default" w:ascii="Courier New" w:hAnsi="Courier New" w:cs="Courier New"/>
       </w:rPr>
     </w:lvl>
     <w:lvl w:ilvl="2" w:tplc="080A0005" w:tentative="1">
@@ -11699,7 +12069,7 @@
         <w:ind w:left="2727" w:hanging="360"/>
       </w:pPr>
       <w:rPr>
-        <w:rFonts w:ascii="Wingdings" w:hAnsi="Wingdings" w:hint="default"/>
+        <w:rFonts w:hint="default" w:ascii="Wingdings" w:hAnsi="Wingdings"/>
       </w:rPr>
     </w:lvl>
     <w:lvl w:ilvl="3" w:tplc="080A0001" w:tentative="1">
@@ -11711,7 +12081,7 @@
         <w:ind w:left="3447" w:hanging="360"/>
       </w:pPr>
       <w:rPr>
-        <w:rFonts w:ascii="Symbol" w:hAnsi="Symbol" w:hint="default"/>
+        <w:rFonts w:hint="default" w:ascii="Symbol" w:hAnsi="Symbol"/>
       </w:rPr>
     </w:lvl>
     <w:lvl w:ilvl="4" w:tplc="080A0003" w:tentative="1">
@@ -11723,7 +12093,7 @@
         <w:ind w:left="4167" w:hanging="360"/>
       </w:pPr>
       <w:rPr>
-        <w:rFonts w:ascii="Courier New" w:hAnsi="Courier New" w:cs="Courier New" w:hint="default"/>
+        <w:rFonts w:hint="default" w:ascii="Courier New" w:hAnsi="Courier New" w:cs="Courier New"/>
       </w:rPr>
     </w:lvl>
     <w:lvl w:ilvl="5" w:tplc="080A0005" w:tentative="1">
@@ -11735,7 +12105,7 @@
         <w:ind w:left="4887" w:hanging="360"/>
       </w:pPr>
       <w:rPr>
-        <w:rFonts w:ascii="Wingdings" w:hAnsi="Wingdings" w:hint="default"/>
+        <w:rFonts w:hint="default" w:ascii="Wingdings" w:hAnsi="Wingdings"/>
       </w:rPr>
     </w:lvl>
     <w:lvl w:ilvl="6" w:tplc="080A0001" w:tentative="1">
@@ -11747,7 +12117,7 @@
         <w:ind w:left="5607" w:hanging="360"/>
       </w:pPr>
       <w:rPr>
-        <w:rFonts w:ascii="Symbol" w:hAnsi="Symbol" w:hint="default"/>
+        <w:rFonts w:hint="default" w:ascii="Symbol" w:hAnsi="Symbol"/>
       </w:rPr>
     </w:lvl>
     <w:lvl w:ilvl="7" w:tplc="080A0003" w:tentative="1">
@@ -11759,7 +12129,7 @@
         <w:ind w:left="6327" w:hanging="360"/>
       </w:pPr>
       <w:rPr>
-        <w:rFonts w:ascii="Courier New" w:hAnsi="Courier New" w:cs="Courier New" w:hint="default"/>
+        <w:rFonts w:hint="default" w:ascii="Courier New" w:hAnsi="Courier New" w:cs="Courier New"/>
       </w:rPr>
     </w:lvl>
     <w:lvl w:ilvl="8" w:tplc="080A0005" w:tentative="1">
@@ -11771,7 +12141,7 @@
         <w:ind w:left="7047" w:hanging="360"/>
       </w:pPr>
       <w:rPr>
-        <w:rFonts w:ascii="Wingdings" w:hAnsi="Wingdings" w:hint="default"/>
+        <w:rFonts w:hint="default" w:ascii="Wingdings" w:hAnsi="Wingdings"/>
       </w:rPr>
     </w:lvl>
   </w:abstractNum>
@@ -12075,7 +12445,7 @@
         <w:ind w:left="1080" w:hanging="360"/>
       </w:pPr>
       <w:rPr>
-        <w:rFonts w:ascii="Symbol" w:hAnsi="Symbol" w:hint="default"/>
+        <w:rFonts w:hint="default" w:ascii="Symbol" w:hAnsi="Symbol"/>
       </w:rPr>
     </w:lvl>
     <w:lvl w:ilvl="1" w:tplc="080A0003" w:tentative="1">
@@ -12087,7 +12457,7 @@
         <w:ind w:left="1800" w:hanging="360"/>
       </w:pPr>
       <w:rPr>
-        <w:rFonts w:ascii="Courier New" w:hAnsi="Courier New" w:cs="Courier New" w:hint="default"/>
+        <w:rFonts w:hint="default" w:ascii="Courier New" w:hAnsi="Courier New" w:cs="Courier New"/>
       </w:rPr>
     </w:lvl>
     <w:lvl w:ilvl="2" w:tplc="080A0005" w:tentative="1">
@@ -12099,7 +12469,7 @@
         <w:ind w:left="2520" w:hanging="360"/>
       </w:pPr>
       <w:rPr>
-        <w:rFonts w:ascii="Wingdings" w:hAnsi="Wingdings" w:hint="default"/>
+        <w:rFonts w:hint="default" w:ascii="Wingdings" w:hAnsi="Wingdings"/>
       </w:rPr>
     </w:lvl>
     <w:lvl w:ilvl="3" w:tplc="080A0001" w:tentative="1">
@@ -12111,7 +12481,7 @@
         <w:ind w:left="3240" w:hanging="360"/>
       </w:pPr>
       <w:rPr>
-        <w:rFonts w:ascii="Symbol" w:hAnsi="Symbol" w:hint="default"/>
+        <w:rFonts w:hint="default" w:ascii="Symbol" w:hAnsi="Symbol"/>
       </w:rPr>
     </w:lvl>
     <w:lvl w:ilvl="4" w:tplc="080A0003" w:tentative="1">
@@ -12123,7 +12493,7 @@
         <w:ind w:left="3960" w:hanging="360"/>
       </w:pPr>
       <w:rPr>
-        <w:rFonts w:ascii="Courier New" w:hAnsi="Courier New" w:cs="Courier New" w:hint="default"/>
+        <w:rFonts w:hint="default" w:ascii="Courier New" w:hAnsi="Courier New" w:cs="Courier New"/>
       </w:rPr>
     </w:lvl>
     <w:lvl w:ilvl="5" w:tplc="080A0005" w:tentative="1">
@@ -12135,7 +12505,7 @@
         <w:ind w:left="4680" w:hanging="360"/>
       </w:pPr>
       <w:rPr>
-        <w:rFonts w:ascii="Wingdings" w:hAnsi="Wingdings" w:hint="default"/>
+        <w:rFonts w:hint="default" w:ascii="Wingdings" w:hAnsi="Wingdings"/>
       </w:rPr>
     </w:lvl>
     <w:lvl w:ilvl="6" w:tplc="080A0001" w:tentative="1">
@@ -12147,7 +12517,7 @@
         <w:ind w:left="5400" w:hanging="360"/>
       </w:pPr>
       <w:rPr>
-        <w:rFonts w:ascii="Symbol" w:hAnsi="Symbol" w:hint="default"/>
+        <w:rFonts w:hint="default" w:ascii="Symbol" w:hAnsi="Symbol"/>
       </w:rPr>
     </w:lvl>
     <w:lvl w:ilvl="7" w:tplc="080A0003" w:tentative="1">
@@ -12159,7 +12529,7 @@
         <w:ind w:left="6120" w:hanging="360"/>
       </w:pPr>
       <w:rPr>
-        <w:rFonts w:ascii="Courier New" w:hAnsi="Courier New" w:cs="Courier New" w:hint="default"/>
+        <w:rFonts w:hint="default" w:ascii="Courier New" w:hAnsi="Courier New" w:cs="Courier New"/>
       </w:rPr>
     </w:lvl>
     <w:lvl w:ilvl="8" w:tplc="080A0005" w:tentative="1">
@@ -12171,7 +12541,7 @@
         <w:ind w:left="6840" w:hanging="360"/>
       </w:pPr>
       <w:rPr>
-        <w:rFonts w:ascii="Wingdings" w:hAnsi="Wingdings" w:hint="default"/>
+        <w:rFonts w:hint="default" w:ascii="Wingdings" w:hAnsi="Wingdings"/>
       </w:rPr>
     </w:lvl>
   </w:abstractNum>
@@ -12188,7 +12558,7 @@
         <w:ind w:left="1713" w:hanging="360"/>
       </w:pPr>
       <w:rPr>
-        <w:rFonts w:ascii="Symbol" w:hAnsi="Symbol" w:hint="default"/>
+        <w:rFonts w:hint="default" w:ascii="Symbol" w:hAnsi="Symbol"/>
       </w:rPr>
     </w:lvl>
     <w:lvl w:ilvl="1" w:tplc="080A0003" w:tentative="1">
@@ -12200,7 +12570,7 @@
         <w:ind w:left="2433" w:hanging="360"/>
       </w:pPr>
       <w:rPr>
-        <w:rFonts w:ascii="Courier New" w:hAnsi="Courier New" w:cs="Courier New" w:hint="default"/>
+        <w:rFonts w:hint="default" w:ascii="Courier New" w:hAnsi="Courier New" w:cs="Courier New"/>
       </w:rPr>
     </w:lvl>
     <w:lvl w:ilvl="2" w:tplc="080A0005" w:tentative="1">
@@ -12212,7 +12582,7 @@
         <w:ind w:left="3153" w:hanging="360"/>
       </w:pPr>
       <w:rPr>
-        <w:rFonts w:ascii="Wingdings" w:hAnsi="Wingdings" w:hint="default"/>
+        <w:rFonts w:hint="default" w:ascii="Wingdings" w:hAnsi="Wingdings"/>
       </w:rPr>
     </w:lvl>
     <w:lvl w:ilvl="3" w:tplc="080A0001" w:tentative="1">
@@ -12224,7 +12594,7 @@
         <w:ind w:left="3873" w:hanging="360"/>
       </w:pPr>
       <w:rPr>
-        <w:rFonts w:ascii="Symbol" w:hAnsi="Symbol" w:hint="default"/>
+        <w:rFonts w:hint="default" w:ascii="Symbol" w:hAnsi="Symbol"/>
       </w:rPr>
     </w:lvl>
     <w:lvl w:ilvl="4" w:tplc="080A0003" w:tentative="1">
@@ -12236,7 +12606,7 @@
         <w:ind w:left="4593" w:hanging="360"/>
       </w:pPr>
       <w:rPr>
-        <w:rFonts w:ascii="Courier New" w:hAnsi="Courier New" w:cs="Courier New" w:hint="default"/>
+        <w:rFonts w:hint="default" w:ascii="Courier New" w:hAnsi="Courier New" w:cs="Courier New"/>
       </w:rPr>
     </w:lvl>
     <w:lvl w:ilvl="5" w:tplc="080A0005" w:tentative="1">
@@ -12248,7 +12618,7 @@
         <w:ind w:left="5313" w:hanging="360"/>
       </w:pPr>
       <w:rPr>
-        <w:rFonts w:ascii="Wingdings" w:hAnsi="Wingdings" w:hint="default"/>
+        <w:rFonts w:hint="default" w:ascii="Wingdings" w:hAnsi="Wingdings"/>
       </w:rPr>
     </w:lvl>
     <w:lvl w:ilvl="6" w:tplc="080A0001" w:tentative="1">
@@ -12260,7 +12630,7 @@
         <w:ind w:left="6033" w:hanging="360"/>
       </w:pPr>
       <w:rPr>
-        <w:rFonts w:ascii="Symbol" w:hAnsi="Symbol" w:hint="default"/>
+        <w:rFonts w:hint="default" w:ascii="Symbol" w:hAnsi="Symbol"/>
       </w:rPr>
     </w:lvl>
     <w:lvl w:ilvl="7" w:tplc="080A0003" w:tentative="1">
@@ -12272,7 +12642,7 @@
         <w:ind w:left="6753" w:hanging="360"/>
       </w:pPr>
       <w:rPr>
-        <w:rFonts w:ascii="Courier New" w:hAnsi="Courier New" w:cs="Courier New" w:hint="default"/>
+        <w:rFonts w:hint="default" w:ascii="Courier New" w:hAnsi="Courier New" w:cs="Courier New"/>
       </w:rPr>
     </w:lvl>
     <w:lvl w:ilvl="8" w:tplc="080A0005" w:tentative="1">
@@ -12284,7 +12654,7 @@
         <w:ind w:left="7473" w:hanging="360"/>
       </w:pPr>
       <w:rPr>
-        <w:rFonts w:ascii="Wingdings" w:hAnsi="Wingdings" w:hint="default"/>
+        <w:rFonts w:hint="default" w:ascii="Wingdings" w:hAnsi="Wingdings"/>
       </w:rPr>
     </w:lvl>
   </w:abstractNum>
@@ -12301,7 +12671,7 @@
         <w:ind w:left="720" w:hanging="360"/>
       </w:pPr>
       <w:rPr>
-        <w:rFonts w:ascii="Symbol" w:hAnsi="Symbol" w:hint="default"/>
+        <w:rFonts w:hint="default" w:ascii="Symbol" w:hAnsi="Symbol"/>
       </w:rPr>
     </w:lvl>
     <w:lvl w:ilvl="1" w:tplc="080A0003" w:tentative="1">
@@ -12313,7 +12683,7 @@
         <w:ind w:left="1440" w:hanging="360"/>
       </w:pPr>
       <w:rPr>
-        <w:rFonts w:ascii="Courier New" w:hAnsi="Courier New" w:cs="Courier New" w:hint="default"/>
+        <w:rFonts w:hint="default" w:ascii="Courier New" w:hAnsi="Courier New" w:cs="Courier New"/>
       </w:rPr>
     </w:lvl>
     <w:lvl w:ilvl="2" w:tplc="080A0005" w:tentative="1">
@@ -12325,7 +12695,7 @@
         <w:ind w:left="2160" w:hanging="360"/>
       </w:pPr>
       <w:rPr>
-        <w:rFonts w:ascii="Wingdings" w:hAnsi="Wingdings" w:hint="default"/>
+        <w:rFonts w:hint="default" w:ascii="Wingdings" w:hAnsi="Wingdings"/>
       </w:rPr>
     </w:lvl>
     <w:lvl w:ilvl="3" w:tplc="080A0001" w:tentative="1">
@@ -12337,7 +12707,7 @@
         <w:ind w:left="2880" w:hanging="360"/>
       </w:pPr>
       <w:rPr>
-        <w:rFonts w:ascii="Symbol" w:hAnsi="Symbol" w:hint="default"/>
+        <w:rFonts w:hint="default" w:ascii="Symbol" w:hAnsi="Symbol"/>
       </w:rPr>
     </w:lvl>
     <w:lvl w:ilvl="4" w:tplc="080A0003" w:tentative="1">
@@ -12349,7 +12719,7 @@
         <w:ind w:left="3600" w:hanging="360"/>
       </w:pPr>
       <w:rPr>
-        <w:rFonts w:ascii="Courier New" w:hAnsi="Courier New" w:cs="Courier New" w:hint="default"/>
+        <w:rFonts w:hint="default" w:ascii="Courier New" w:hAnsi="Courier New" w:cs="Courier New"/>
       </w:rPr>
     </w:lvl>
     <w:lvl w:ilvl="5" w:tplc="080A0005" w:tentative="1">
@@ -12361,7 +12731,7 @@
         <w:ind w:left="4320" w:hanging="360"/>
       </w:pPr>
       <w:rPr>
-        <w:rFonts w:ascii="Wingdings" w:hAnsi="Wingdings" w:hint="default"/>
+        <w:rFonts w:hint="default" w:ascii="Wingdings" w:hAnsi="Wingdings"/>
       </w:rPr>
     </w:lvl>
     <w:lvl w:ilvl="6" w:tplc="080A0001" w:tentative="1">
@@ -12373,7 +12743,7 @@
         <w:ind w:left="5040" w:hanging="360"/>
       </w:pPr>
       <w:rPr>
-        <w:rFonts w:ascii="Symbol" w:hAnsi="Symbol" w:hint="default"/>
+        <w:rFonts w:hint="default" w:ascii="Symbol" w:hAnsi="Symbol"/>
       </w:rPr>
     </w:lvl>
     <w:lvl w:ilvl="7" w:tplc="080A0003" w:tentative="1">
@@ -12385,7 +12755,7 @@
         <w:ind w:left="5760" w:hanging="360"/>
       </w:pPr>
       <w:rPr>
-        <w:rFonts w:ascii="Courier New" w:hAnsi="Courier New" w:cs="Courier New" w:hint="default"/>
+        <w:rFonts w:hint="default" w:ascii="Courier New" w:hAnsi="Courier New" w:cs="Courier New"/>
       </w:rPr>
     </w:lvl>
     <w:lvl w:ilvl="8" w:tplc="080A0005" w:tentative="1">
@@ -12397,7 +12767,7 @@
         <w:ind w:left="6480" w:hanging="360"/>
       </w:pPr>
       <w:rPr>
-        <w:rFonts w:ascii="Wingdings" w:hAnsi="Wingdings" w:hint="default"/>
+        <w:rFonts w:hint="default" w:ascii="Wingdings" w:hAnsi="Wingdings"/>
       </w:rPr>
     </w:lvl>
   </w:abstractNum>
@@ -12414,7 +12784,7 @@
         <w:ind w:left="2149" w:hanging="360"/>
       </w:pPr>
       <w:rPr>
-        <w:rFonts w:ascii="Symbol" w:hAnsi="Symbol" w:hint="default"/>
+        <w:rFonts w:hint="default" w:ascii="Symbol" w:hAnsi="Symbol"/>
       </w:rPr>
     </w:lvl>
     <w:lvl w:ilvl="1" w:tplc="080A0003" w:tentative="1">
@@ -12426,7 +12796,7 @@
         <w:ind w:left="2869" w:hanging="360"/>
       </w:pPr>
       <w:rPr>
-        <w:rFonts w:ascii="Courier New" w:hAnsi="Courier New" w:cs="Courier New" w:hint="default"/>
+        <w:rFonts w:hint="default" w:ascii="Courier New" w:hAnsi="Courier New" w:cs="Courier New"/>
       </w:rPr>
     </w:lvl>
     <w:lvl w:ilvl="2" w:tplc="080A0005" w:tentative="1">
@@ -12438,7 +12808,7 @@
         <w:ind w:left="3589" w:hanging="360"/>
       </w:pPr>
       <w:rPr>
-        <w:rFonts w:ascii="Wingdings" w:hAnsi="Wingdings" w:hint="default"/>
+        <w:rFonts w:hint="default" w:ascii="Wingdings" w:hAnsi="Wingdings"/>
       </w:rPr>
     </w:lvl>
     <w:lvl w:ilvl="3" w:tplc="080A0001" w:tentative="1">
@@ -12450,7 +12820,7 @@
         <w:ind w:left="4309" w:hanging="360"/>
       </w:pPr>
       <w:rPr>
-        <w:rFonts w:ascii="Symbol" w:hAnsi="Symbol" w:hint="default"/>
+        <w:rFonts w:hint="default" w:ascii="Symbol" w:hAnsi="Symbol"/>
       </w:rPr>
     </w:lvl>
     <w:lvl w:ilvl="4" w:tplc="080A0003" w:tentative="1">
@@ -12462,7 +12832,7 @@
         <w:ind w:left="5029" w:hanging="360"/>
       </w:pPr>
       <w:rPr>
-        <w:rFonts w:ascii="Courier New" w:hAnsi="Courier New" w:cs="Courier New" w:hint="default"/>
+        <w:rFonts w:hint="default" w:ascii="Courier New" w:hAnsi="Courier New" w:cs="Courier New"/>
       </w:rPr>
     </w:lvl>
     <w:lvl w:ilvl="5" w:tplc="080A0005" w:tentative="1">
@@ -12474,7 +12844,7 @@
         <w:ind w:left="5749" w:hanging="360"/>
       </w:pPr>
       <w:rPr>
-        <w:rFonts w:ascii="Wingdings" w:hAnsi="Wingdings" w:hint="default"/>
+        <w:rFonts w:hint="default" w:ascii="Wingdings" w:hAnsi="Wingdings"/>
       </w:rPr>
     </w:lvl>
     <w:lvl w:ilvl="6" w:tplc="080A0001" w:tentative="1">
@@ -12486,7 +12856,7 @@
         <w:ind w:left="6469" w:hanging="360"/>
       </w:pPr>
       <w:rPr>
-        <w:rFonts w:ascii="Symbol" w:hAnsi="Symbol" w:hint="default"/>
+        <w:rFonts w:hint="default" w:ascii="Symbol" w:hAnsi="Symbol"/>
       </w:rPr>
     </w:lvl>
     <w:lvl w:ilvl="7" w:tplc="080A0003" w:tentative="1">
@@ -12498,7 +12868,7 @@
         <w:ind w:left="7189" w:hanging="360"/>
       </w:pPr>
       <w:rPr>
-        <w:rFonts w:ascii="Courier New" w:hAnsi="Courier New" w:cs="Courier New" w:hint="default"/>
+        <w:rFonts w:hint="default" w:ascii="Courier New" w:hAnsi="Courier New" w:cs="Courier New"/>
       </w:rPr>
     </w:lvl>
     <w:lvl w:ilvl="8" w:tplc="080A0005" w:tentative="1">
@@ -12510,7 +12880,7 @@
         <w:ind w:left="7909" w:hanging="360"/>
       </w:pPr>
       <w:rPr>
-        <w:rFonts w:ascii="Wingdings" w:hAnsi="Wingdings" w:hint="default"/>
+        <w:rFonts w:hint="default" w:ascii="Wingdings" w:hAnsi="Wingdings"/>
       </w:rPr>
     </w:lvl>
   </w:abstractNum>
@@ -12527,7 +12897,7 @@
         <w:ind w:left="1800" w:hanging="360"/>
       </w:pPr>
       <w:rPr>
-        <w:rFonts w:ascii="Courier New" w:hAnsi="Courier New" w:cs="Courier New" w:hint="default"/>
+        <w:rFonts w:hint="default" w:ascii="Courier New" w:hAnsi="Courier New" w:cs="Courier New"/>
       </w:rPr>
     </w:lvl>
     <w:lvl w:ilvl="1" w:tplc="080A0003" w:tentative="1">
@@ -12539,7 +12909,7 @@
         <w:ind w:left="2520" w:hanging="360"/>
       </w:pPr>
       <w:rPr>
-        <w:rFonts w:ascii="Courier New" w:hAnsi="Courier New" w:cs="Courier New" w:hint="default"/>
+        <w:rFonts w:hint="default" w:ascii="Courier New" w:hAnsi="Courier New" w:cs="Courier New"/>
       </w:rPr>
     </w:lvl>
     <w:lvl w:ilvl="2" w:tplc="080A0005" w:tentative="1">
@@ -12551,7 +12921,7 @@
         <w:ind w:left="3240" w:hanging="360"/>
       </w:pPr>
       <w:rPr>
-        <w:rFonts w:ascii="Wingdings" w:hAnsi="Wingdings" w:hint="default"/>
+        <w:rFonts w:hint="default" w:ascii="Wingdings" w:hAnsi="Wingdings"/>
       </w:rPr>
     </w:lvl>
     <w:lvl w:ilvl="3" w:tplc="080A0001" w:tentative="1">
@@ -12563,7 +12933,7 @@
         <w:ind w:left="3960" w:hanging="360"/>
       </w:pPr>
       <w:rPr>
-        <w:rFonts w:ascii="Symbol" w:hAnsi="Symbol" w:hint="default"/>
+        <w:rFonts w:hint="default" w:ascii="Symbol" w:hAnsi="Symbol"/>
       </w:rPr>
     </w:lvl>
     <w:lvl w:ilvl="4" w:tplc="080A0003" w:tentative="1">
@@ -12575,7 +12945,7 @@
         <w:ind w:left="4680" w:hanging="360"/>
       </w:pPr>
       <w:rPr>
-        <w:rFonts w:ascii="Courier New" w:hAnsi="Courier New" w:cs="Courier New" w:hint="default"/>
+        <w:rFonts w:hint="default" w:ascii="Courier New" w:hAnsi="Courier New" w:cs="Courier New"/>
       </w:rPr>
     </w:lvl>
     <w:lvl w:ilvl="5" w:tplc="080A0005" w:tentative="1">
@@ -12587,7 +12957,7 @@
         <w:ind w:left="5400" w:hanging="360"/>
       </w:pPr>
       <w:rPr>
-        <w:rFonts w:ascii="Wingdings" w:hAnsi="Wingdings" w:hint="default"/>
+        <w:rFonts w:hint="default" w:ascii="Wingdings" w:hAnsi="Wingdings"/>
       </w:rPr>
     </w:lvl>
     <w:lvl w:ilvl="6" w:tplc="080A0001" w:tentative="1">
@@ -12599,7 +12969,7 @@
         <w:ind w:left="6120" w:hanging="360"/>
       </w:pPr>
       <w:rPr>
-        <w:rFonts w:ascii="Symbol" w:hAnsi="Symbol" w:hint="default"/>
+        <w:rFonts w:hint="default" w:ascii="Symbol" w:hAnsi="Symbol"/>
       </w:rPr>
     </w:lvl>
     <w:lvl w:ilvl="7" w:tplc="080A0003" w:tentative="1">
@@ -12611,7 +12981,7 @@
         <w:ind w:left="6840" w:hanging="360"/>
       </w:pPr>
       <w:rPr>
-        <w:rFonts w:ascii="Courier New" w:hAnsi="Courier New" w:cs="Courier New" w:hint="default"/>
+        <w:rFonts w:hint="default" w:ascii="Courier New" w:hAnsi="Courier New" w:cs="Courier New"/>
       </w:rPr>
     </w:lvl>
     <w:lvl w:ilvl="8" w:tplc="080A0005" w:tentative="1">
@@ -12623,7 +12993,7 @@
         <w:ind w:left="7560" w:hanging="360"/>
       </w:pPr>
       <w:rPr>
-        <w:rFonts w:ascii="Wingdings" w:hAnsi="Wingdings" w:hint="default"/>
+        <w:rFonts w:hint="default" w:ascii="Wingdings" w:hAnsi="Wingdings"/>
       </w:rPr>
     </w:lvl>
   </w:abstractNum>
@@ -12640,7 +13010,7 @@
         <w:ind w:left="1800" w:hanging="360"/>
       </w:pPr>
       <w:rPr>
-        <w:rFonts w:ascii="Courier New" w:hAnsi="Courier New" w:cs="Courier New" w:hint="default"/>
+        <w:rFonts w:hint="default" w:ascii="Courier New" w:hAnsi="Courier New" w:cs="Courier New"/>
       </w:rPr>
     </w:lvl>
     <w:lvl w:ilvl="1" w:tplc="080A0003" w:tentative="1">
@@ -12652,7 +13022,7 @@
         <w:ind w:left="2520" w:hanging="360"/>
       </w:pPr>
       <w:rPr>
-        <w:rFonts w:ascii="Courier New" w:hAnsi="Courier New" w:cs="Courier New" w:hint="default"/>
+        <w:rFonts w:hint="default" w:ascii="Courier New" w:hAnsi="Courier New" w:cs="Courier New"/>
       </w:rPr>
     </w:lvl>
     <w:lvl w:ilvl="2" w:tplc="080A0005" w:tentative="1">
@@ -12664,7 +13034,7 @@
         <w:ind w:left="3240" w:hanging="360"/>
       </w:pPr>
       <w:rPr>
-        <w:rFonts w:ascii="Wingdings" w:hAnsi="Wingdings" w:hint="default"/>
+        <w:rFonts w:hint="default" w:ascii="Wingdings" w:hAnsi="Wingdings"/>
       </w:rPr>
     </w:lvl>
     <w:lvl w:ilvl="3" w:tplc="080A0001" w:tentative="1">
@@ -12676,7 +13046,7 @@
         <w:ind w:left="3960" w:hanging="360"/>
       </w:pPr>
       <w:rPr>
-        <w:rFonts w:ascii="Symbol" w:hAnsi="Symbol" w:hint="default"/>
+        <w:rFonts w:hint="default" w:ascii="Symbol" w:hAnsi="Symbol"/>
       </w:rPr>
     </w:lvl>
     <w:lvl w:ilvl="4" w:tplc="080A0003" w:tentative="1">
@@ -12688,7 +13058,7 @@
         <w:ind w:left="4680" w:hanging="360"/>
       </w:pPr>
       <w:rPr>
-        <w:rFonts w:ascii="Courier New" w:hAnsi="Courier New" w:cs="Courier New" w:hint="default"/>
+        <w:rFonts w:hint="default" w:ascii="Courier New" w:hAnsi="Courier New" w:cs="Courier New"/>
       </w:rPr>
     </w:lvl>
     <w:lvl w:ilvl="5" w:tplc="080A0005" w:tentative="1">
@@ -12700,7 +13070,7 @@
         <w:ind w:left="5400" w:hanging="360"/>
       </w:pPr>
       <w:rPr>
-        <w:rFonts w:ascii="Wingdings" w:hAnsi="Wingdings" w:hint="default"/>
+        <w:rFonts w:hint="default" w:ascii="Wingdings" w:hAnsi="Wingdings"/>
       </w:rPr>
     </w:lvl>
     <w:lvl w:ilvl="6" w:tplc="080A0001" w:tentative="1">
@@ -12712,7 +13082,7 @@
         <w:ind w:left="6120" w:hanging="360"/>
       </w:pPr>
       <w:rPr>
-        <w:rFonts w:ascii="Symbol" w:hAnsi="Symbol" w:hint="default"/>
+        <w:rFonts w:hint="default" w:ascii="Symbol" w:hAnsi="Symbol"/>
       </w:rPr>
     </w:lvl>
     <w:lvl w:ilvl="7" w:tplc="080A0003" w:tentative="1">
@@ -12724,7 +13094,7 @@
         <w:ind w:left="6840" w:hanging="360"/>
       </w:pPr>
       <w:rPr>
-        <w:rFonts w:ascii="Courier New" w:hAnsi="Courier New" w:cs="Courier New" w:hint="default"/>
+        <w:rFonts w:hint="default" w:ascii="Courier New" w:hAnsi="Courier New" w:cs="Courier New"/>
       </w:rPr>
     </w:lvl>
     <w:lvl w:ilvl="8" w:tplc="080A0005" w:tentative="1">
@@ -12736,7 +13106,7 @@
         <w:ind w:left="7560" w:hanging="360"/>
       </w:pPr>
       <w:rPr>
-        <w:rFonts w:ascii="Wingdings" w:hAnsi="Wingdings" w:hint="default"/>
+        <w:rFonts w:hint="default" w:ascii="Wingdings" w:hAnsi="Wingdings"/>
       </w:rPr>
     </w:lvl>
   </w:abstractNum>
@@ -12866,7 +13236,7 @@
         <w:ind w:left="720" w:hanging="360"/>
       </w:pPr>
       <w:rPr>
-        <w:rFonts w:ascii="Symbol" w:hAnsi="Symbol" w:hint="default"/>
+        <w:rFonts w:hint="default" w:ascii="Symbol" w:hAnsi="Symbol"/>
       </w:rPr>
     </w:lvl>
     <w:lvl w:ilvl="1" w:tplc="080A0003" w:tentative="1">
@@ -12878,7 +13248,7 @@
         <w:ind w:left="1440" w:hanging="360"/>
       </w:pPr>
       <w:rPr>
-        <w:rFonts w:ascii="Courier New" w:hAnsi="Courier New" w:cs="Courier New" w:hint="default"/>
+        <w:rFonts w:hint="default" w:ascii="Courier New" w:hAnsi="Courier New" w:cs="Courier New"/>
       </w:rPr>
     </w:lvl>
     <w:lvl w:ilvl="2" w:tplc="080A0005" w:tentative="1">
@@ -12890,7 +13260,7 @@
         <w:ind w:left="2160" w:hanging="360"/>
       </w:pPr>
       <w:rPr>
-        <w:rFonts w:ascii="Wingdings" w:hAnsi="Wingdings" w:hint="default"/>
+        <w:rFonts w:hint="default" w:ascii="Wingdings" w:hAnsi="Wingdings"/>
       </w:rPr>
     </w:lvl>
     <w:lvl w:ilvl="3" w:tplc="080A0001" w:tentative="1">
@@ -12902,7 +13272,7 @@
         <w:ind w:left="2880" w:hanging="360"/>
       </w:pPr>
       <w:rPr>
-        <w:rFonts w:ascii="Symbol" w:hAnsi="Symbol" w:hint="default"/>
+        <w:rFonts w:hint="default" w:ascii="Symbol" w:hAnsi="Symbol"/>
       </w:rPr>
     </w:lvl>
     <w:lvl w:ilvl="4" w:tplc="080A0003" w:tentative="1">
@@ -12914,7 +13284,7 @@
         <w:ind w:left="3600" w:hanging="360"/>
       </w:pPr>
       <w:rPr>
-        <w:rFonts w:ascii="Courier New" w:hAnsi="Courier New" w:cs="Courier New" w:hint="default"/>
+        <w:rFonts w:hint="default" w:ascii="Courier New" w:hAnsi="Courier New" w:cs="Courier New"/>
       </w:rPr>
     </w:lvl>
     <w:lvl w:ilvl="5" w:tplc="080A0005" w:tentative="1">
@@ -12926,7 +13296,7 @@
         <w:ind w:left="4320" w:hanging="360"/>
       </w:pPr>
       <w:rPr>
-        <w:rFonts w:ascii="Wingdings" w:hAnsi="Wingdings" w:hint="default"/>
+        <w:rFonts w:hint="default" w:ascii="Wingdings" w:hAnsi="Wingdings"/>
       </w:rPr>
     </w:lvl>
     <w:lvl w:ilvl="6" w:tplc="080A0001" w:tentative="1">
@@ -12938,7 +13308,7 @@
         <w:ind w:left="5040" w:hanging="360"/>
       </w:pPr>
       <w:rPr>
-        <w:rFonts w:ascii="Symbol" w:hAnsi="Symbol" w:hint="default"/>
+        <w:rFonts w:hint="default" w:ascii="Symbol" w:hAnsi="Symbol"/>
       </w:rPr>
     </w:lvl>
     <w:lvl w:ilvl="7" w:tplc="080A0003" w:tentative="1">
@@ -12950,7 +13320,7 @@
         <w:ind w:left="5760" w:hanging="360"/>
       </w:pPr>
       <w:rPr>
-        <w:rFonts w:ascii="Courier New" w:hAnsi="Courier New" w:cs="Courier New" w:hint="default"/>
+        <w:rFonts w:hint="default" w:ascii="Courier New" w:hAnsi="Courier New" w:cs="Courier New"/>
       </w:rPr>
     </w:lvl>
     <w:lvl w:ilvl="8" w:tplc="080A0005" w:tentative="1">
@@ -12962,7 +13332,7 @@
         <w:ind w:left="6480" w:hanging="360"/>
       </w:pPr>
       <w:rPr>
-        <w:rFonts w:ascii="Wingdings" w:hAnsi="Wingdings" w:hint="default"/>
+        <w:rFonts w:hint="default" w:ascii="Wingdings" w:hAnsi="Wingdings"/>
       </w:rPr>
     </w:lvl>
   </w:abstractNum>
@@ -12979,7 +13349,7 @@
         <w:ind w:left="1440" w:hanging="360"/>
       </w:pPr>
       <w:rPr>
-        <w:rFonts w:ascii="Symbol" w:hAnsi="Symbol" w:hint="default"/>
+        <w:rFonts w:hint="default" w:ascii="Symbol" w:hAnsi="Symbol"/>
       </w:rPr>
     </w:lvl>
     <w:lvl w:ilvl="1" w:tplc="080A0003" w:tentative="1">
@@ -12991,7 +13361,7 @@
         <w:ind w:left="2160" w:hanging="360"/>
       </w:pPr>
       <w:rPr>
-        <w:rFonts w:ascii="Courier New" w:hAnsi="Courier New" w:cs="Courier New" w:hint="default"/>
+        <w:rFonts w:hint="default" w:ascii="Courier New" w:hAnsi="Courier New" w:cs="Courier New"/>
       </w:rPr>
     </w:lvl>
     <w:lvl w:ilvl="2" w:tplc="080A0005" w:tentative="1">
@@ -13003,7 +13373,7 @@
         <w:ind w:left="2880" w:hanging="360"/>
       </w:pPr>
       <w:rPr>
-        <w:rFonts w:ascii="Wingdings" w:hAnsi="Wingdings" w:hint="default"/>
+        <w:rFonts w:hint="default" w:ascii="Wingdings" w:hAnsi="Wingdings"/>
       </w:rPr>
     </w:lvl>
     <w:lvl w:ilvl="3" w:tplc="080A0001" w:tentative="1">
@@ -13015,7 +13385,7 @@
         <w:ind w:left="3600" w:hanging="360"/>
       </w:pPr>
       <w:rPr>
-        <w:rFonts w:ascii="Symbol" w:hAnsi="Symbol" w:hint="default"/>
+        <w:rFonts w:hint="default" w:ascii="Symbol" w:hAnsi="Symbol"/>
       </w:rPr>
     </w:lvl>
     <w:lvl w:ilvl="4" w:tplc="080A0003" w:tentative="1">
@@ -13027,7 +13397,7 @@
         <w:ind w:left="4320" w:hanging="360"/>
       </w:pPr>
       <w:rPr>
-        <w:rFonts w:ascii="Courier New" w:hAnsi="Courier New" w:cs="Courier New" w:hint="default"/>
+        <w:rFonts w:hint="default" w:ascii="Courier New" w:hAnsi="Courier New" w:cs="Courier New"/>
       </w:rPr>
     </w:lvl>
     <w:lvl w:ilvl="5" w:tplc="080A0005" w:tentative="1">
@@ -13039,7 +13409,7 @@
         <w:ind w:left="5040" w:hanging="360"/>
       </w:pPr>
       <w:rPr>
-        <w:rFonts w:ascii="Wingdings" w:hAnsi="Wingdings" w:hint="default"/>
+        <w:rFonts w:hint="default" w:ascii="Wingdings" w:hAnsi="Wingdings"/>
       </w:rPr>
     </w:lvl>
     <w:lvl w:ilvl="6" w:tplc="080A0001" w:tentative="1">
@@ -13051,7 +13421,7 @@
         <w:ind w:left="5760" w:hanging="360"/>
       </w:pPr>
       <w:rPr>
-        <w:rFonts w:ascii="Symbol" w:hAnsi="Symbol" w:hint="default"/>
+        <w:rFonts w:hint="default" w:ascii="Symbol" w:hAnsi="Symbol"/>
       </w:rPr>
     </w:lvl>
     <w:lvl w:ilvl="7" w:tplc="080A0003" w:tentative="1">
@@ -13063,7 +13433,7 @@
         <w:ind w:left="6480" w:hanging="360"/>
       </w:pPr>
       <w:rPr>
-        <w:rFonts w:ascii="Courier New" w:hAnsi="Courier New" w:cs="Courier New" w:hint="default"/>
+        <w:rFonts w:hint="default" w:ascii="Courier New" w:hAnsi="Courier New" w:cs="Courier New"/>
       </w:rPr>
     </w:lvl>
     <w:lvl w:ilvl="8" w:tplc="080A0005" w:tentative="1">
@@ -13075,7 +13445,7 @@
         <w:ind w:left="7200" w:hanging="360"/>
       </w:pPr>
       <w:rPr>
-        <w:rFonts w:ascii="Wingdings" w:hAnsi="Wingdings" w:hint="default"/>
+        <w:rFonts w:hint="default" w:ascii="Wingdings" w:hAnsi="Wingdings"/>
       </w:rPr>
     </w:lvl>
   </w:abstractNum>
@@ -13272,7 +13642,7 @@
         <w:ind w:left="720" w:hanging="360"/>
       </w:pPr>
       <w:rPr>
-        <w:rFonts w:ascii="Symbol" w:hAnsi="Symbol" w:hint="default"/>
+        <w:rFonts w:hint="default" w:ascii="Symbol" w:hAnsi="Symbol"/>
       </w:rPr>
     </w:lvl>
     <w:lvl w:ilvl="1" w:tplc="080A0003" w:tentative="1">
@@ -13284,7 +13654,7 @@
         <w:ind w:left="1440" w:hanging="360"/>
       </w:pPr>
       <w:rPr>
-        <w:rFonts w:ascii="Courier New" w:hAnsi="Courier New" w:cs="Courier New" w:hint="default"/>
+        <w:rFonts w:hint="default" w:ascii="Courier New" w:hAnsi="Courier New" w:cs="Courier New"/>
       </w:rPr>
     </w:lvl>
     <w:lvl w:ilvl="2" w:tplc="080A0005" w:tentative="1">
@@ -13296,7 +13666,7 @@
         <w:ind w:left="2160" w:hanging="360"/>
       </w:pPr>
       <w:rPr>
-        <w:rFonts w:ascii="Wingdings" w:hAnsi="Wingdings" w:hint="default"/>
+        <w:rFonts w:hint="default" w:ascii="Wingdings" w:hAnsi="Wingdings"/>
       </w:rPr>
     </w:lvl>
     <w:lvl w:ilvl="3" w:tplc="080A0001" w:tentative="1">
@@ -13308,7 +13678,7 @@
         <w:ind w:left="2880" w:hanging="360"/>
       </w:pPr>
       <w:rPr>
-        <w:rFonts w:ascii="Symbol" w:hAnsi="Symbol" w:hint="default"/>
+        <w:rFonts w:hint="default" w:ascii="Symbol" w:hAnsi="Symbol"/>
       </w:rPr>
     </w:lvl>
     <w:lvl w:ilvl="4" w:tplc="080A0003" w:tentative="1">
@@ -13320,7 +13690,7 @@
         <w:ind w:left="3600" w:hanging="360"/>
       </w:pPr>
       <w:rPr>
-        <w:rFonts w:ascii="Courier New" w:hAnsi="Courier New" w:cs="Courier New" w:hint="default"/>
+        <w:rFonts w:hint="default" w:ascii="Courier New" w:hAnsi="Courier New" w:cs="Courier New"/>
       </w:rPr>
     </w:lvl>
     <w:lvl w:ilvl="5" w:tplc="080A0005" w:tentative="1">
@@ -13332,7 +13702,7 @@
         <w:ind w:left="4320" w:hanging="360"/>
       </w:pPr>
       <w:rPr>
-        <w:rFonts w:ascii="Wingdings" w:hAnsi="Wingdings" w:hint="default"/>
+        <w:rFonts w:hint="default" w:ascii="Wingdings" w:hAnsi="Wingdings"/>
       </w:rPr>
     </w:lvl>
     <w:lvl w:ilvl="6" w:tplc="080A0001" w:tentative="1">
@@ -13344,7 +13714,7 @@
         <w:ind w:left="5040" w:hanging="360"/>
       </w:pPr>
       <w:rPr>
-        <w:rFonts w:ascii="Symbol" w:hAnsi="Symbol" w:hint="default"/>
+        <w:rFonts w:hint="default" w:ascii="Symbol" w:hAnsi="Symbol"/>
       </w:rPr>
     </w:lvl>
     <w:lvl w:ilvl="7" w:tplc="080A0003" w:tentative="1">
@@ -13356,7 +13726,7 @@
         <w:ind w:left="5760" w:hanging="360"/>
       </w:pPr>
       <w:rPr>
-        <w:rFonts w:ascii="Courier New" w:hAnsi="Courier New" w:cs="Courier New" w:hint="default"/>
+        <w:rFonts w:hint="default" w:ascii="Courier New" w:hAnsi="Courier New" w:cs="Courier New"/>
       </w:rPr>
     </w:lvl>
     <w:lvl w:ilvl="8" w:tplc="080A0005" w:tentative="1">
@@ -13368,7 +13738,7 @@
         <w:ind w:left="6480" w:hanging="360"/>
       </w:pPr>
       <w:rPr>
-        <w:rFonts w:ascii="Wingdings" w:hAnsi="Wingdings" w:hint="default"/>
+        <w:rFonts w:hint="default" w:ascii="Wingdings" w:hAnsi="Wingdings"/>
       </w:rPr>
     </w:lvl>
   </w:abstractNum>
@@ -13385,7 +13755,7 @@
         <w:ind w:left="720" w:hanging="360"/>
       </w:pPr>
       <w:rPr>
-        <w:rFonts w:ascii="Symbol" w:hAnsi="Symbol" w:hint="default"/>
+        <w:rFonts w:hint="default" w:ascii="Symbol" w:hAnsi="Symbol"/>
       </w:rPr>
     </w:lvl>
     <w:lvl w:ilvl="1" w:tplc="080A0003" w:tentative="1">
@@ -13397,7 +13767,7 @@
         <w:ind w:left="1440" w:hanging="360"/>
       </w:pPr>
       <w:rPr>
-        <w:rFonts w:ascii="Courier New" w:hAnsi="Courier New" w:cs="Courier New" w:hint="default"/>
+        <w:rFonts w:hint="default" w:ascii="Courier New" w:hAnsi="Courier New" w:cs="Courier New"/>
       </w:rPr>
     </w:lvl>
     <w:lvl w:ilvl="2" w:tplc="080A0005" w:tentative="1">
@@ -13409,7 +13779,7 @@
         <w:ind w:left="2160" w:hanging="360"/>
       </w:pPr>
       <w:rPr>
-        <w:rFonts w:ascii="Wingdings" w:hAnsi="Wingdings" w:hint="default"/>
+        <w:rFonts w:hint="default" w:ascii="Wingdings" w:hAnsi="Wingdings"/>
       </w:rPr>
     </w:lvl>
     <w:lvl w:ilvl="3" w:tplc="080A0001" w:tentative="1">
@@ -13421,7 +13791,7 @@
         <w:ind w:left="2880" w:hanging="360"/>
       </w:pPr>
       <w:rPr>
-        <w:rFonts w:ascii="Symbol" w:hAnsi="Symbol" w:hint="default"/>
+        <w:rFonts w:hint="default" w:ascii="Symbol" w:hAnsi="Symbol"/>
       </w:rPr>
     </w:lvl>
     <w:lvl w:ilvl="4" w:tplc="080A0003" w:tentative="1">
@@ -13433,7 +13803,7 @@
         <w:ind w:left="3600" w:hanging="360"/>
       </w:pPr>
       <w:rPr>
-        <w:rFonts w:ascii="Courier New" w:hAnsi="Courier New" w:cs="Courier New" w:hint="default"/>
+        <w:rFonts w:hint="default" w:ascii="Courier New" w:hAnsi="Courier New" w:cs="Courier New"/>
       </w:rPr>
     </w:lvl>
     <w:lvl w:ilvl="5" w:tplc="080A0005" w:tentative="1">
@@ -13445,7 +13815,7 @@
         <w:ind w:left="4320" w:hanging="360"/>
       </w:pPr>
       <w:rPr>
-        <w:rFonts w:ascii="Wingdings" w:hAnsi="Wingdings" w:hint="default"/>
+        <w:rFonts w:hint="default" w:ascii="Wingdings" w:hAnsi="Wingdings"/>
       </w:rPr>
     </w:lvl>
     <w:lvl w:ilvl="6" w:tplc="080A0001" w:tentative="1">
@@ -13457,7 +13827,7 @@
         <w:ind w:left="5040" w:hanging="360"/>
       </w:pPr>
       <w:rPr>
-        <w:rFonts w:ascii="Symbol" w:hAnsi="Symbol" w:hint="default"/>
+        <w:rFonts w:hint="default" w:ascii="Symbol" w:hAnsi="Symbol"/>
       </w:rPr>
     </w:lvl>
     <w:lvl w:ilvl="7" w:tplc="080A0003" w:tentative="1">
@@ -13469,7 +13839,7 @@
         <w:ind w:left="5760" w:hanging="360"/>
       </w:pPr>
       <w:rPr>
-        <w:rFonts w:ascii="Courier New" w:hAnsi="Courier New" w:cs="Courier New" w:hint="default"/>
+        <w:rFonts w:hint="default" w:ascii="Courier New" w:hAnsi="Courier New" w:cs="Courier New"/>
       </w:rPr>
     </w:lvl>
     <w:lvl w:ilvl="8" w:tplc="080A0005" w:tentative="1">
@@ -13481,7 +13851,7 @@
         <w:ind w:left="6480" w:hanging="360"/>
       </w:pPr>
       <w:rPr>
-        <w:rFonts w:ascii="Wingdings" w:hAnsi="Wingdings" w:hint="default"/>
+        <w:rFonts w:hint="default" w:ascii="Wingdings" w:hAnsi="Wingdings"/>
       </w:rPr>
     </w:lvl>
   </w:abstractNum>
@@ -13733,7 +14103,7 @@
         <w:ind w:left="1440" w:hanging="360"/>
       </w:pPr>
       <w:rPr>
-        <w:rFonts w:ascii="Courier New" w:hAnsi="Courier New" w:cs="Courier New" w:hint="default"/>
+        <w:rFonts w:hint="default" w:ascii="Courier New" w:hAnsi="Courier New" w:cs="Courier New"/>
       </w:rPr>
     </w:lvl>
     <w:lvl w:ilvl="1" w:tplc="080A0003" w:tentative="1">
@@ -13745,7 +14115,7 @@
         <w:ind w:left="2160" w:hanging="360"/>
       </w:pPr>
       <w:rPr>
-        <w:rFonts w:ascii="Courier New" w:hAnsi="Courier New" w:cs="Courier New" w:hint="default"/>
+        <w:rFonts w:hint="default" w:ascii="Courier New" w:hAnsi="Courier New" w:cs="Courier New"/>
       </w:rPr>
     </w:lvl>
     <w:lvl w:ilvl="2" w:tplc="080A0005" w:tentative="1">
@@ -13757,7 +14127,7 @@
         <w:ind w:left="2880" w:hanging="360"/>
       </w:pPr>
       <w:rPr>
-        <w:rFonts w:ascii="Wingdings" w:hAnsi="Wingdings" w:hint="default"/>
+        <w:rFonts w:hint="default" w:ascii="Wingdings" w:hAnsi="Wingdings"/>
       </w:rPr>
     </w:lvl>
     <w:lvl w:ilvl="3" w:tplc="080A0001" w:tentative="1">
@@ -13769,7 +14139,7 @@
         <w:ind w:left="3600" w:hanging="360"/>
       </w:pPr>
       <w:rPr>
-        <w:rFonts w:ascii="Symbol" w:hAnsi="Symbol" w:hint="default"/>
+        <w:rFonts w:hint="default" w:ascii="Symbol" w:hAnsi="Symbol"/>
       </w:rPr>
     </w:lvl>
     <w:lvl w:ilvl="4" w:tplc="080A0003" w:tentative="1">
@@ -13781,7 +14151,7 @@
         <w:ind w:left="4320" w:hanging="360"/>
       </w:pPr>
       <w:rPr>
-        <w:rFonts w:ascii="Courier New" w:hAnsi="Courier New" w:cs="Courier New" w:hint="default"/>
+        <w:rFonts w:hint="default" w:ascii="Courier New" w:hAnsi="Courier New" w:cs="Courier New"/>
       </w:rPr>
     </w:lvl>
     <w:lvl w:ilvl="5" w:tplc="080A0005" w:tentative="1">
@@ -13793,7 +14163,7 @@
         <w:ind w:left="5040" w:hanging="360"/>
       </w:pPr>
       <w:rPr>
-        <w:rFonts w:ascii="Wingdings" w:hAnsi="Wingdings" w:hint="default"/>
+        <w:rFonts w:hint="default" w:ascii="Wingdings" w:hAnsi="Wingdings"/>
       </w:rPr>
     </w:lvl>
     <w:lvl w:ilvl="6" w:tplc="080A0001" w:tentative="1">
@@ -13805,7 +14175,7 @@
         <w:ind w:left="5760" w:hanging="360"/>
       </w:pPr>
       <w:rPr>
-        <w:rFonts w:ascii="Symbol" w:hAnsi="Symbol" w:hint="default"/>
+        <w:rFonts w:hint="default" w:ascii="Symbol" w:hAnsi="Symbol"/>
       </w:rPr>
     </w:lvl>
     <w:lvl w:ilvl="7" w:tplc="080A0003" w:tentative="1">
@@ -13817,7 +14187,7 @@
         <w:ind w:left="6480" w:hanging="360"/>
       </w:pPr>
       <w:rPr>
-        <w:rFonts w:ascii="Courier New" w:hAnsi="Courier New" w:cs="Courier New" w:hint="default"/>
+        <w:rFonts w:hint="default" w:ascii="Courier New" w:hAnsi="Courier New" w:cs="Courier New"/>
       </w:rPr>
     </w:lvl>
     <w:lvl w:ilvl="8" w:tplc="080A0005" w:tentative="1">
@@ -13829,7 +14199,7 @@
         <w:ind w:left="7200" w:hanging="360"/>
       </w:pPr>
       <w:rPr>
-        <w:rFonts w:ascii="Wingdings" w:hAnsi="Wingdings" w:hint="default"/>
+        <w:rFonts w:hint="default" w:ascii="Wingdings" w:hAnsi="Wingdings"/>
       </w:rPr>
     </w:lvl>
   </w:abstractNum>
@@ -13846,7 +14216,7 @@
         <w:ind w:left="1440" w:hanging="360"/>
       </w:pPr>
       <w:rPr>
-        <w:rFonts w:ascii="Symbol" w:hAnsi="Symbol" w:hint="default"/>
+        <w:rFonts w:hint="default" w:ascii="Symbol" w:hAnsi="Symbol"/>
       </w:rPr>
     </w:lvl>
     <w:lvl w:ilvl="1" w:tplc="080A0003" w:tentative="1">
@@ -13858,7 +14228,7 @@
         <w:ind w:left="2160" w:hanging="360"/>
       </w:pPr>
       <w:rPr>
-        <w:rFonts w:ascii="Courier New" w:hAnsi="Courier New" w:cs="Courier New" w:hint="default"/>
+        <w:rFonts w:hint="default" w:ascii="Courier New" w:hAnsi="Courier New" w:cs="Courier New"/>
       </w:rPr>
     </w:lvl>
     <w:lvl w:ilvl="2" w:tplc="080A0005" w:tentative="1">
@@ -13870,7 +14240,7 @@
         <w:ind w:left="2880" w:hanging="360"/>
       </w:pPr>
       <w:rPr>
-        <w:rFonts w:ascii="Wingdings" w:hAnsi="Wingdings" w:hint="default"/>
+        <w:rFonts w:hint="default" w:ascii="Wingdings" w:hAnsi="Wingdings"/>
       </w:rPr>
     </w:lvl>
     <w:lvl w:ilvl="3" w:tplc="080A0001" w:tentative="1">
@@ -13882,7 +14252,7 @@
         <w:ind w:left="3600" w:hanging="360"/>
       </w:pPr>
       <w:rPr>
-        <w:rFonts w:ascii="Symbol" w:hAnsi="Symbol" w:hint="default"/>
+        <w:rFonts w:hint="default" w:ascii="Symbol" w:hAnsi="Symbol"/>
       </w:rPr>
     </w:lvl>
     <w:lvl w:ilvl="4" w:tplc="080A0003" w:tentative="1">
@@ -13894,7 +14264,7 @@
         <w:ind w:left="4320" w:hanging="360"/>
       </w:pPr>
       <w:rPr>
-        <w:rFonts w:ascii="Courier New" w:hAnsi="Courier New" w:cs="Courier New" w:hint="default"/>
+        <w:rFonts w:hint="default" w:ascii="Courier New" w:hAnsi="Courier New" w:cs="Courier New"/>
       </w:rPr>
     </w:lvl>
     <w:lvl w:ilvl="5" w:tplc="080A0005" w:tentative="1">
@@ -13906,7 +14276,7 @@
         <w:ind w:left="5040" w:hanging="360"/>
       </w:pPr>
       <w:rPr>
-        <w:rFonts w:ascii="Wingdings" w:hAnsi="Wingdings" w:hint="default"/>
+        <w:rFonts w:hint="default" w:ascii="Wingdings" w:hAnsi="Wingdings"/>
       </w:rPr>
     </w:lvl>
     <w:lvl w:ilvl="6" w:tplc="080A0001" w:tentative="1">
@@ -13918,7 +14288,7 @@
         <w:ind w:left="5760" w:hanging="360"/>
       </w:pPr>
       <w:rPr>
-        <w:rFonts w:ascii="Symbol" w:hAnsi="Symbol" w:hint="default"/>
+        <w:rFonts w:hint="default" w:ascii="Symbol" w:hAnsi="Symbol"/>
       </w:rPr>
     </w:lvl>
     <w:lvl w:ilvl="7" w:tplc="080A0003" w:tentative="1">
@@ -13930,7 +14300,7 @@
         <w:ind w:left="6480" w:hanging="360"/>
       </w:pPr>
       <w:rPr>
-        <w:rFonts w:ascii="Courier New" w:hAnsi="Courier New" w:cs="Courier New" w:hint="default"/>
+        <w:rFonts w:hint="default" w:ascii="Courier New" w:hAnsi="Courier New" w:cs="Courier New"/>
       </w:rPr>
     </w:lvl>
     <w:lvl w:ilvl="8" w:tplc="080A0005" w:tentative="1">
@@ -13942,7 +14312,7 @@
         <w:ind w:left="7200" w:hanging="360"/>
       </w:pPr>
       <w:rPr>
-        <w:rFonts w:ascii="Wingdings" w:hAnsi="Wingdings" w:hint="default"/>
+        <w:rFonts w:hint="default" w:ascii="Wingdings" w:hAnsi="Wingdings"/>
       </w:rPr>
     </w:lvl>
   </w:abstractNum>
@@ -13959,7 +14329,7 @@
         <w:ind w:left="1713" w:hanging="360"/>
       </w:pPr>
       <w:rPr>
-        <w:rFonts w:ascii="Symbol" w:hAnsi="Symbol" w:hint="default"/>
+        <w:rFonts w:hint="default" w:ascii="Symbol" w:hAnsi="Symbol"/>
       </w:rPr>
     </w:lvl>
     <w:lvl w:ilvl="1" w:tplc="080A0003" w:tentative="1">
@@ -13971,7 +14341,7 @@
         <w:ind w:left="2433" w:hanging="360"/>
       </w:pPr>
       <w:rPr>
-        <w:rFonts w:ascii="Courier New" w:hAnsi="Courier New" w:cs="Courier New" w:hint="default"/>
+        <w:rFonts w:hint="default" w:ascii="Courier New" w:hAnsi="Courier New" w:cs="Courier New"/>
       </w:rPr>
     </w:lvl>
     <w:lvl w:ilvl="2" w:tplc="080A0005" w:tentative="1">
@@ -13983,7 +14353,7 @@
         <w:ind w:left="3153" w:hanging="360"/>
       </w:pPr>
       <w:rPr>
-        <w:rFonts w:ascii="Wingdings" w:hAnsi="Wingdings" w:hint="default"/>
+        <w:rFonts w:hint="default" w:ascii="Wingdings" w:hAnsi="Wingdings"/>
       </w:rPr>
     </w:lvl>
     <w:lvl w:ilvl="3" w:tplc="080A0001" w:tentative="1">
@@ -13995,7 +14365,7 @@
         <w:ind w:left="3873" w:hanging="360"/>
       </w:pPr>
       <w:rPr>
-        <w:rFonts w:ascii="Symbol" w:hAnsi="Symbol" w:hint="default"/>
+        <w:rFonts w:hint="default" w:ascii="Symbol" w:hAnsi="Symbol"/>
       </w:rPr>
     </w:lvl>
     <w:lvl w:ilvl="4" w:tplc="080A0003" w:tentative="1">
@@ -14007,7 +14377,7 @@
         <w:ind w:left="4593" w:hanging="360"/>
       </w:pPr>
       <w:rPr>
-        <w:rFonts w:ascii="Courier New" w:hAnsi="Courier New" w:cs="Courier New" w:hint="default"/>
+        <w:rFonts w:hint="default" w:ascii="Courier New" w:hAnsi="Courier New" w:cs="Courier New"/>
       </w:rPr>
     </w:lvl>
     <w:lvl w:ilvl="5" w:tplc="080A0005" w:tentative="1">
@@ -14019,7 +14389,7 @@
         <w:ind w:left="5313" w:hanging="360"/>
       </w:pPr>
       <w:rPr>
-        <w:rFonts w:ascii="Wingdings" w:hAnsi="Wingdings" w:hint="default"/>
+        <w:rFonts w:hint="default" w:ascii="Wingdings" w:hAnsi="Wingdings"/>
       </w:rPr>
     </w:lvl>
     <w:lvl w:ilvl="6" w:tplc="080A0001" w:tentative="1">
@@ -14031,7 +14401,7 @@
         <w:ind w:left="6033" w:hanging="360"/>
       </w:pPr>
       <w:rPr>
-        <w:rFonts w:ascii="Symbol" w:hAnsi="Symbol" w:hint="default"/>
+        <w:rFonts w:hint="default" w:ascii="Symbol" w:hAnsi="Symbol"/>
       </w:rPr>
     </w:lvl>
     <w:lvl w:ilvl="7" w:tplc="080A0003" w:tentative="1">
@@ -14043,7 +14413,7 @@
         <w:ind w:left="6753" w:hanging="360"/>
       </w:pPr>
       <w:rPr>
-        <w:rFonts w:ascii="Courier New" w:hAnsi="Courier New" w:cs="Courier New" w:hint="default"/>
+        <w:rFonts w:hint="default" w:ascii="Courier New" w:hAnsi="Courier New" w:cs="Courier New"/>
       </w:rPr>
     </w:lvl>
     <w:lvl w:ilvl="8" w:tplc="080A0005" w:tentative="1">
@@ -14055,7 +14425,7 @@
         <w:ind w:left="7473" w:hanging="360"/>
       </w:pPr>
       <w:rPr>
-        <w:rFonts w:ascii="Wingdings" w:hAnsi="Wingdings" w:hint="default"/>
+        <w:rFonts w:hint="default" w:ascii="Wingdings" w:hAnsi="Wingdings"/>
       </w:rPr>
     </w:lvl>
   </w:abstractNum>
@@ -14298,7 +14668,7 @@
         <w:ind w:left="1440" w:hanging="360"/>
       </w:pPr>
       <w:rPr>
-        <w:rFonts w:ascii="Symbol" w:hAnsi="Symbol" w:hint="default"/>
+        <w:rFonts w:hint="default" w:ascii="Symbol" w:hAnsi="Symbol"/>
       </w:rPr>
     </w:lvl>
     <w:lvl w:ilvl="1" w:tplc="080A0003" w:tentative="1">
@@ -14310,7 +14680,7 @@
         <w:ind w:left="2160" w:hanging="360"/>
       </w:pPr>
       <w:rPr>
-        <w:rFonts w:ascii="Courier New" w:hAnsi="Courier New" w:cs="Courier New" w:hint="default"/>
+        <w:rFonts w:hint="default" w:ascii="Courier New" w:hAnsi="Courier New" w:cs="Courier New"/>
       </w:rPr>
     </w:lvl>
     <w:lvl w:ilvl="2" w:tplc="080A0005" w:tentative="1">
@@ -14322,7 +14692,7 @@
         <w:ind w:left="2880" w:hanging="360"/>
       </w:pPr>
       <w:rPr>
-        <w:rFonts w:ascii="Wingdings" w:hAnsi="Wingdings" w:hint="default"/>
+        <w:rFonts w:hint="default" w:ascii="Wingdings" w:hAnsi="Wingdings"/>
       </w:rPr>
     </w:lvl>
     <w:lvl w:ilvl="3" w:tplc="080A0001" w:tentative="1">
@@ -14334,7 +14704,7 @@
         <w:ind w:left="3600" w:hanging="360"/>
       </w:pPr>
       <w:rPr>
-        <w:rFonts w:ascii="Symbol" w:hAnsi="Symbol" w:hint="default"/>
+        <w:rFonts w:hint="default" w:ascii="Symbol" w:hAnsi="Symbol"/>
       </w:rPr>
     </w:lvl>
     <w:lvl w:ilvl="4" w:tplc="080A0003" w:tentative="1">
@@ -14346,7 +14716,7 @@
         <w:ind w:left="4320" w:hanging="360"/>
       </w:pPr>
       <w:rPr>
-        <w:rFonts w:ascii="Courier New" w:hAnsi="Courier New" w:cs="Courier New" w:hint="default"/>
+        <w:rFonts w:hint="default" w:ascii="Courier New" w:hAnsi="Courier New" w:cs="Courier New"/>
       </w:rPr>
     </w:lvl>
     <w:lvl w:ilvl="5" w:tplc="080A0005" w:tentative="1">
@@ -14358,7 +14728,7 @@
         <w:ind w:left="5040" w:hanging="360"/>
       </w:pPr>
       <w:rPr>
-        <w:rFonts w:ascii="Wingdings" w:hAnsi="Wingdings" w:hint="default"/>
+        <w:rFonts w:hint="default" w:ascii="Wingdings" w:hAnsi="Wingdings"/>
       </w:rPr>
     </w:lvl>
     <w:lvl w:ilvl="6" w:tplc="080A0001" w:tentative="1">
@@ -14370,7 +14740,7 @@
         <w:ind w:left="5760" w:hanging="360"/>
       </w:pPr>
       <w:rPr>
-        <w:rFonts w:ascii="Symbol" w:hAnsi="Symbol" w:hint="default"/>
+        <w:rFonts w:hint="default" w:ascii="Symbol" w:hAnsi="Symbol"/>
       </w:rPr>
     </w:lvl>
     <w:lvl w:ilvl="7" w:tplc="080A0003" w:tentative="1">
@@ -14382,7 +14752,7 @@
         <w:ind w:left="6480" w:hanging="360"/>
       </w:pPr>
       <w:rPr>
-        <w:rFonts w:ascii="Courier New" w:hAnsi="Courier New" w:cs="Courier New" w:hint="default"/>
+        <w:rFonts w:hint="default" w:ascii="Courier New" w:hAnsi="Courier New" w:cs="Courier New"/>
       </w:rPr>
     </w:lvl>
     <w:lvl w:ilvl="8" w:tplc="080A0005" w:tentative="1">
@@ -14394,7 +14764,7 @@
         <w:ind w:left="7200" w:hanging="360"/>
       </w:pPr>
       <w:rPr>
-        <w:rFonts w:ascii="Wingdings" w:hAnsi="Wingdings" w:hint="default"/>
+        <w:rFonts w:hint="default" w:ascii="Wingdings" w:hAnsi="Wingdings"/>
       </w:rPr>
     </w:lvl>
   </w:abstractNum>
@@ -14411,7 +14781,7 @@
         <w:ind w:left="2160" w:hanging="360"/>
       </w:pPr>
       <w:rPr>
-        <w:rFonts w:ascii="Symbol" w:hAnsi="Symbol" w:hint="default"/>
+        <w:rFonts w:hint="default" w:ascii="Symbol" w:hAnsi="Symbol"/>
       </w:rPr>
     </w:lvl>
     <w:lvl w:ilvl="1" w:tplc="080A0003" w:tentative="1">
@@ -14423,7 +14793,7 @@
         <w:ind w:left="2880" w:hanging="360"/>
       </w:pPr>
       <w:rPr>
-        <w:rFonts w:ascii="Courier New" w:hAnsi="Courier New" w:cs="Courier New" w:hint="default"/>
+        <w:rFonts w:hint="default" w:ascii="Courier New" w:hAnsi="Courier New" w:cs="Courier New"/>
       </w:rPr>
     </w:lvl>
     <w:lvl w:ilvl="2" w:tplc="080A0005" w:tentative="1">
@@ -14435,7 +14805,7 @@
         <w:ind w:left="3600" w:hanging="360"/>
       </w:pPr>
       <w:rPr>
-        <w:rFonts w:ascii="Wingdings" w:hAnsi="Wingdings" w:hint="default"/>
+        <w:rFonts w:hint="default" w:ascii="Wingdings" w:hAnsi="Wingdings"/>
       </w:rPr>
     </w:lvl>
     <w:lvl w:ilvl="3" w:tplc="080A0001" w:tentative="1">
@@ -14447,7 +14817,7 @@
         <w:ind w:left="4320" w:hanging="360"/>
       </w:pPr>
       <w:rPr>
-        <w:rFonts w:ascii="Symbol" w:hAnsi="Symbol" w:hint="default"/>
+        <w:rFonts w:hint="default" w:ascii="Symbol" w:hAnsi="Symbol"/>
       </w:rPr>
     </w:lvl>
     <w:lvl w:ilvl="4" w:tplc="080A0003" w:tentative="1">
@@ -14459,7 +14829,7 @@
         <w:ind w:left="5040" w:hanging="360"/>
       </w:pPr>
       <w:rPr>
-        <w:rFonts w:ascii="Courier New" w:hAnsi="Courier New" w:cs="Courier New" w:hint="default"/>
+        <w:rFonts w:hint="default" w:ascii="Courier New" w:hAnsi="Courier New" w:cs="Courier New"/>
       </w:rPr>
     </w:lvl>
     <w:lvl w:ilvl="5" w:tplc="080A0005" w:tentative="1">
@@ -14471,7 +14841,7 @@
         <w:ind w:left="5760" w:hanging="360"/>
       </w:pPr>
       <w:rPr>
-        <w:rFonts w:ascii="Wingdings" w:hAnsi="Wingdings" w:hint="default"/>
+        <w:rFonts w:hint="default" w:ascii="Wingdings" w:hAnsi="Wingdings"/>
       </w:rPr>
     </w:lvl>
     <w:lvl w:ilvl="6" w:tplc="080A0001" w:tentative="1">
@@ -14483,7 +14853,7 @@
         <w:ind w:left="6480" w:hanging="360"/>
       </w:pPr>
       <w:rPr>
-        <w:rFonts w:ascii="Symbol" w:hAnsi="Symbol" w:hint="default"/>
+        <w:rFonts w:hint="default" w:ascii="Symbol" w:hAnsi="Symbol"/>
       </w:rPr>
     </w:lvl>
     <w:lvl w:ilvl="7" w:tplc="080A0003" w:tentative="1">
@@ -14495,7 +14865,7 @@
         <w:ind w:left="7200" w:hanging="360"/>
       </w:pPr>
       <w:rPr>
-        <w:rFonts w:ascii="Courier New" w:hAnsi="Courier New" w:cs="Courier New" w:hint="default"/>
+        <w:rFonts w:hint="default" w:ascii="Courier New" w:hAnsi="Courier New" w:cs="Courier New"/>
       </w:rPr>
     </w:lvl>
     <w:lvl w:ilvl="8" w:tplc="080A0005" w:tentative="1">
@@ -14507,7 +14877,7 @@
         <w:ind w:left="7920" w:hanging="360"/>
       </w:pPr>
       <w:rPr>
-        <w:rFonts w:ascii="Wingdings" w:hAnsi="Wingdings" w:hint="default"/>
+        <w:rFonts w:hint="default" w:ascii="Wingdings" w:hAnsi="Wingdings"/>
       </w:rPr>
     </w:lvl>
   </w:abstractNum>
@@ -14524,7 +14894,7 @@
         <w:ind w:left="1996" w:hanging="360"/>
       </w:pPr>
       <w:rPr>
-        <w:rFonts w:ascii="Symbol" w:hAnsi="Symbol" w:hint="default"/>
+        <w:rFonts w:hint="default" w:ascii="Symbol" w:hAnsi="Symbol"/>
       </w:rPr>
     </w:lvl>
     <w:lvl w:ilvl="1" w:tplc="080A0003" w:tentative="1">
@@ -14536,7 +14906,7 @@
         <w:ind w:left="2716" w:hanging="360"/>
       </w:pPr>
       <w:rPr>
-        <w:rFonts w:ascii="Courier New" w:hAnsi="Courier New" w:cs="Courier New" w:hint="default"/>
+        <w:rFonts w:hint="default" w:ascii="Courier New" w:hAnsi="Courier New" w:cs="Courier New"/>
       </w:rPr>
     </w:lvl>
     <w:lvl w:ilvl="2" w:tplc="080A0005" w:tentative="1">
@@ -14548,7 +14918,7 @@
         <w:ind w:left="3436" w:hanging="360"/>
       </w:pPr>
       <w:rPr>
-        <w:rFonts w:ascii="Wingdings" w:hAnsi="Wingdings" w:hint="default"/>
+        <w:rFonts w:hint="default" w:ascii="Wingdings" w:hAnsi="Wingdings"/>
       </w:rPr>
     </w:lvl>
     <w:lvl w:ilvl="3" w:tplc="080A0001" w:tentative="1">
@@ -14560,7 +14930,7 @@
         <w:ind w:left="4156" w:hanging="360"/>
       </w:pPr>
       <w:rPr>
-        <w:rFonts w:ascii="Symbol" w:hAnsi="Symbol" w:hint="default"/>
+        <w:rFonts w:hint="default" w:ascii="Symbol" w:hAnsi="Symbol"/>
       </w:rPr>
     </w:lvl>
     <w:lvl w:ilvl="4" w:tplc="080A0003" w:tentative="1">
@@ -14572,7 +14942,7 @@
         <w:ind w:left="4876" w:hanging="360"/>
       </w:pPr>
       <w:rPr>
-        <w:rFonts w:ascii="Courier New" w:hAnsi="Courier New" w:cs="Courier New" w:hint="default"/>
+        <w:rFonts w:hint="default" w:ascii="Courier New" w:hAnsi="Courier New" w:cs="Courier New"/>
       </w:rPr>
     </w:lvl>
     <w:lvl w:ilvl="5" w:tplc="080A0005" w:tentative="1">
@@ -14584,7 +14954,7 @@
         <w:ind w:left="5596" w:hanging="360"/>
       </w:pPr>
       <w:rPr>
-        <w:rFonts w:ascii="Wingdings" w:hAnsi="Wingdings" w:hint="default"/>
+        <w:rFonts w:hint="default" w:ascii="Wingdings" w:hAnsi="Wingdings"/>
       </w:rPr>
     </w:lvl>
     <w:lvl w:ilvl="6" w:tplc="080A0001" w:tentative="1">
@@ -14596,7 +14966,7 @@
         <w:ind w:left="6316" w:hanging="360"/>
       </w:pPr>
       <w:rPr>
-        <w:rFonts w:ascii="Symbol" w:hAnsi="Symbol" w:hint="default"/>
+        <w:rFonts w:hint="default" w:ascii="Symbol" w:hAnsi="Symbol"/>
       </w:rPr>
     </w:lvl>
     <w:lvl w:ilvl="7" w:tplc="080A0003" w:tentative="1">
@@ -14608,7 +14978,7 @@
         <w:ind w:left="7036" w:hanging="360"/>
       </w:pPr>
       <w:rPr>
-        <w:rFonts w:ascii="Courier New" w:hAnsi="Courier New" w:cs="Courier New" w:hint="default"/>
+        <w:rFonts w:hint="default" w:ascii="Courier New" w:hAnsi="Courier New" w:cs="Courier New"/>
       </w:rPr>
     </w:lvl>
     <w:lvl w:ilvl="8" w:tplc="080A0005" w:tentative="1">
@@ -14620,7 +14990,7 @@
         <w:ind w:left="7756" w:hanging="360"/>
       </w:pPr>
       <w:rPr>
-        <w:rFonts w:ascii="Wingdings" w:hAnsi="Wingdings" w:hint="default"/>
+        <w:rFonts w:hint="default" w:ascii="Wingdings" w:hAnsi="Wingdings"/>
       </w:rPr>
     </w:lvl>
   </w:abstractNum>
@@ -14637,7 +15007,7 @@
         <w:ind w:left="1287" w:hanging="360"/>
       </w:pPr>
       <w:rPr>
-        <w:rFonts w:ascii="Symbol" w:hAnsi="Symbol" w:hint="default"/>
+        <w:rFonts w:hint="default" w:ascii="Symbol" w:hAnsi="Symbol"/>
       </w:rPr>
     </w:lvl>
     <w:lvl w:ilvl="1" w:tplc="080A0003" w:tentative="1">
@@ -14649,7 +15019,7 @@
         <w:ind w:left="2007" w:hanging="360"/>
       </w:pPr>
       <w:rPr>
-        <w:rFonts w:ascii="Courier New" w:hAnsi="Courier New" w:cs="Courier New" w:hint="default"/>
+        <w:rFonts w:hint="default" w:ascii="Courier New" w:hAnsi="Courier New" w:cs="Courier New"/>
       </w:rPr>
     </w:lvl>
     <w:lvl w:ilvl="2" w:tplc="080A0005" w:tentative="1">
@@ -14661,7 +15031,7 @@
         <w:ind w:left="2727" w:hanging="360"/>
       </w:pPr>
       <w:rPr>
-        <w:rFonts w:ascii="Wingdings" w:hAnsi="Wingdings" w:hint="default"/>
+        <w:rFonts w:hint="default" w:ascii="Wingdings" w:hAnsi="Wingdings"/>
       </w:rPr>
     </w:lvl>
     <w:lvl w:ilvl="3" w:tplc="080A0001" w:tentative="1">
@@ -14673,7 +15043,7 @@
         <w:ind w:left="3447" w:hanging="360"/>
       </w:pPr>
       <w:rPr>
-        <w:rFonts w:ascii="Symbol" w:hAnsi="Symbol" w:hint="default"/>
+        <w:rFonts w:hint="default" w:ascii="Symbol" w:hAnsi="Symbol"/>
       </w:rPr>
     </w:lvl>
     <w:lvl w:ilvl="4" w:tplc="080A0003" w:tentative="1">
@@ -14685,7 +15055,7 @@
         <w:ind w:left="4167" w:hanging="360"/>
       </w:pPr>
       <w:rPr>
-        <w:rFonts w:ascii="Courier New" w:hAnsi="Courier New" w:cs="Courier New" w:hint="default"/>
+        <w:rFonts w:hint="default" w:ascii="Courier New" w:hAnsi="Courier New" w:cs="Courier New"/>
       </w:rPr>
     </w:lvl>
     <w:lvl w:ilvl="5" w:tplc="080A0005" w:tentative="1">
@@ -14697,7 +15067,7 @@
         <w:ind w:left="4887" w:hanging="360"/>
       </w:pPr>
       <w:rPr>
-        <w:rFonts w:ascii="Wingdings" w:hAnsi="Wingdings" w:hint="default"/>
+        <w:rFonts w:hint="default" w:ascii="Wingdings" w:hAnsi="Wingdings"/>
       </w:rPr>
     </w:lvl>
     <w:lvl w:ilvl="6" w:tplc="080A0001" w:tentative="1">
@@ -14709,7 +15079,7 @@
         <w:ind w:left="5607" w:hanging="360"/>
       </w:pPr>
       <w:rPr>
-        <w:rFonts w:ascii="Symbol" w:hAnsi="Symbol" w:hint="default"/>
+        <w:rFonts w:hint="default" w:ascii="Symbol" w:hAnsi="Symbol"/>
       </w:rPr>
     </w:lvl>
     <w:lvl w:ilvl="7" w:tplc="080A0003" w:tentative="1">
@@ -14721,7 +15091,7 @@
         <w:ind w:left="6327" w:hanging="360"/>
       </w:pPr>
       <w:rPr>
-        <w:rFonts w:ascii="Courier New" w:hAnsi="Courier New" w:cs="Courier New" w:hint="default"/>
+        <w:rFonts w:hint="default" w:ascii="Courier New" w:hAnsi="Courier New" w:cs="Courier New"/>
       </w:rPr>
     </w:lvl>
     <w:lvl w:ilvl="8" w:tplc="080A0005" w:tentative="1">
@@ -14733,7 +15103,7 @@
         <w:ind w:left="7047" w:hanging="360"/>
       </w:pPr>
       <w:rPr>
-        <w:rFonts w:ascii="Wingdings" w:hAnsi="Wingdings" w:hint="default"/>
+        <w:rFonts w:hint="default" w:ascii="Wingdings" w:hAnsi="Wingdings"/>
       </w:rPr>
     </w:lvl>
   </w:abstractNum>
@@ -14750,7 +15120,7 @@
         <w:ind w:left="720" w:hanging="360"/>
       </w:pPr>
       <w:rPr>
-        <w:rFonts w:ascii="Symbol" w:hAnsi="Symbol" w:hint="default"/>
+        <w:rFonts w:hint="default" w:ascii="Symbol" w:hAnsi="Symbol"/>
       </w:rPr>
     </w:lvl>
     <w:lvl w:ilvl="1" w:tplc="080A0003" w:tentative="1">
@@ -14762,7 +15132,7 @@
         <w:ind w:left="1440" w:hanging="360"/>
       </w:pPr>
       <w:rPr>
-        <w:rFonts w:ascii="Courier New" w:hAnsi="Courier New" w:cs="Courier New" w:hint="default"/>
+        <w:rFonts w:hint="default" w:ascii="Courier New" w:hAnsi="Courier New" w:cs="Courier New"/>
       </w:rPr>
     </w:lvl>
     <w:lvl w:ilvl="2" w:tplc="080A0005" w:tentative="1">
@@ -14774,7 +15144,7 @@
         <w:ind w:left="2160" w:hanging="360"/>
       </w:pPr>
       <w:rPr>
-        <w:rFonts w:ascii="Wingdings" w:hAnsi="Wingdings" w:hint="default"/>
+        <w:rFonts w:hint="default" w:ascii="Wingdings" w:hAnsi="Wingdings"/>
       </w:rPr>
     </w:lvl>
     <w:lvl w:ilvl="3" w:tplc="080A0001" w:tentative="1">
@@ -14786,7 +15156,7 @@
         <w:ind w:left="2880" w:hanging="360"/>
       </w:pPr>
       <w:rPr>
-        <w:rFonts w:ascii="Symbol" w:hAnsi="Symbol" w:hint="default"/>
+        <w:rFonts w:hint="default" w:ascii="Symbol" w:hAnsi="Symbol"/>
       </w:rPr>
     </w:lvl>
     <w:lvl w:ilvl="4" w:tplc="080A0003" w:tentative="1">
@@ -14798,7 +15168,7 @@
         <w:ind w:left="3600" w:hanging="360"/>
       </w:pPr>
       <w:rPr>
-        <w:rFonts w:ascii="Courier New" w:hAnsi="Courier New" w:cs="Courier New" w:hint="default"/>
+        <w:rFonts w:hint="default" w:ascii="Courier New" w:hAnsi="Courier New" w:cs="Courier New"/>
       </w:rPr>
     </w:lvl>
     <w:lvl w:ilvl="5" w:tplc="080A0005" w:tentative="1">
@@ -14810,7 +15180,7 @@
         <w:ind w:left="4320" w:hanging="360"/>
       </w:pPr>
       <w:rPr>
-        <w:rFonts w:ascii="Wingdings" w:hAnsi="Wingdings" w:hint="default"/>
+        <w:rFonts w:hint="default" w:ascii="Wingdings" w:hAnsi="Wingdings"/>
       </w:rPr>
     </w:lvl>
     <w:lvl w:ilvl="6" w:tplc="080A0001" w:tentative="1">
@@ -14822,7 +15192,7 @@
         <w:ind w:left="5040" w:hanging="360"/>
       </w:pPr>
       <w:rPr>
-        <w:rFonts w:ascii="Symbol" w:hAnsi="Symbol" w:hint="default"/>
+        <w:rFonts w:hint="default" w:ascii="Symbol" w:hAnsi="Symbol"/>
       </w:rPr>
     </w:lvl>
     <w:lvl w:ilvl="7" w:tplc="080A0003" w:tentative="1">
@@ -14834,7 +15204,7 @@
         <w:ind w:left="5760" w:hanging="360"/>
       </w:pPr>
       <w:rPr>
-        <w:rFonts w:ascii="Courier New" w:hAnsi="Courier New" w:cs="Courier New" w:hint="default"/>
+        <w:rFonts w:hint="default" w:ascii="Courier New" w:hAnsi="Courier New" w:cs="Courier New"/>
       </w:rPr>
     </w:lvl>
     <w:lvl w:ilvl="8" w:tplc="080A0005" w:tentative="1">
@@ -14846,7 +15216,7 @@
         <w:ind w:left="6480" w:hanging="360"/>
       </w:pPr>
       <w:rPr>
-        <w:rFonts w:ascii="Wingdings" w:hAnsi="Wingdings" w:hint="default"/>
+        <w:rFonts w:hint="default" w:ascii="Wingdings" w:hAnsi="Wingdings"/>
       </w:rPr>
     </w:lvl>
   </w:abstractNum>
@@ -14863,7 +15233,7 @@
         <w:ind w:left="720" w:hanging="360"/>
       </w:pPr>
       <w:rPr>
-        <w:rFonts w:ascii="Symbol" w:hAnsi="Symbol" w:hint="default"/>
+        <w:rFonts w:hint="default" w:ascii="Symbol" w:hAnsi="Symbol"/>
       </w:rPr>
     </w:lvl>
     <w:lvl w:ilvl="1" w:tplc="080A0003" w:tentative="1">
@@ -14875,7 +15245,7 @@
         <w:ind w:left="1440" w:hanging="360"/>
       </w:pPr>
       <w:rPr>
-        <w:rFonts w:ascii="Courier New" w:hAnsi="Courier New" w:cs="Courier New" w:hint="default"/>
+        <w:rFonts w:hint="default" w:ascii="Courier New" w:hAnsi="Courier New" w:cs="Courier New"/>
       </w:rPr>
     </w:lvl>
     <w:lvl w:ilvl="2" w:tplc="080A0005" w:tentative="1">
@@ -14887,7 +15257,7 @@
         <w:ind w:left="2160" w:hanging="360"/>
       </w:pPr>
       <w:rPr>
-        <w:rFonts w:ascii="Wingdings" w:hAnsi="Wingdings" w:hint="default"/>
+        <w:rFonts w:hint="default" w:ascii="Wingdings" w:hAnsi="Wingdings"/>
       </w:rPr>
     </w:lvl>
     <w:lvl w:ilvl="3" w:tplc="080A0001" w:tentative="1">
@@ -14899,7 +15269,7 @@
         <w:ind w:left="2880" w:hanging="360"/>
       </w:pPr>
       <w:rPr>
-        <w:rFonts w:ascii="Symbol" w:hAnsi="Symbol" w:hint="default"/>
+        <w:rFonts w:hint="default" w:ascii="Symbol" w:hAnsi="Symbol"/>
       </w:rPr>
     </w:lvl>
     <w:lvl w:ilvl="4" w:tplc="080A0003" w:tentative="1">
@@ -14911,7 +15281,7 @@
         <w:ind w:left="3600" w:hanging="360"/>
       </w:pPr>
       <w:rPr>
-        <w:rFonts w:ascii="Courier New" w:hAnsi="Courier New" w:cs="Courier New" w:hint="default"/>
+        <w:rFonts w:hint="default" w:ascii="Courier New" w:hAnsi="Courier New" w:cs="Courier New"/>
       </w:rPr>
     </w:lvl>
     <w:lvl w:ilvl="5" w:tplc="080A0005" w:tentative="1">
@@ -14923,7 +15293,7 @@
         <w:ind w:left="4320" w:hanging="360"/>
       </w:pPr>
       <w:rPr>
-        <w:rFonts w:ascii="Wingdings" w:hAnsi="Wingdings" w:hint="default"/>
+        <w:rFonts w:hint="default" w:ascii="Wingdings" w:hAnsi="Wingdings"/>
       </w:rPr>
     </w:lvl>
     <w:lvl w:ilvl="6" w:tplc="080A0001" w:tentative="1">
@@ -14935,7 +15305,7 @@
         <w:ind w:left="5040" w:hanging="360"/>
       </w:pPr>
       <w:rPr>
-        <w:rFonts w:ascii="Symbol" w:hAnsi="Symbol" w:hint="default"/>
+        <w:rFonts w:hint="default" w:ascii="Symbol" w:hAnsi="Symbol"/>
       </w:rPr>
     </w:lvl>
     <w:lvl w:ilvl="7" w:tplc="080A0003" w:tentative="1">
@@ -14947,7 +15317,7 @@
         <w:ind w:left="5760" w:hanging="360"/>
       </w:pPr>
       <w:rPr>
-        <w:rFonts w:ascii="Courier New" w:hAnsi="Courier New" w:cs="Courier New" w:hint="default"/>
+        <w:rFonts w:hint="default" w:ascii="Courier New" w:hAnsi="Courier New" w:cs="Courier New"/>
       </w:rPr>
     </w:lvl>
     <w:lvl w:ilvl="8" w:tplc="080A0005" w:tentative="1">
@@ -14959,7 +15329,7 @@
         <w:ind w:left="6480" w:hanging="360"/>
       </w:pPr>
       <w:rPr>
-        <w:rFonts w:ascii="Wingdings" w:hAnsi="Wingdings" w:hint="default"/>
+        <w:rFonts w:hint="default" w:ascii="Wingdings" w:hAnsi="Wingdings"/>
       </w:rPr>
     </w:lvl>
   </w:abstractNum>
@@ -14976,7 +15346,7 @@
         <w:ind w:left="720" w:hanging="360"/>
       </w:pPr>
       <w:rPr>
-        <w:rFonts w:ascii="Arial" w:eastAsia="Arial" w:hAnsi="Arial" w:cs="Arial"/>
+        <w:rFonts w:ascii="Arial" w:hAnsi="Arial" w:eastAsia="Arial" w:cs="Arial"/>
       </w:rPr>
     </w:lvl>
     <w:lvl w:ilvl="1">
@@ -14988,7 +15358,7 @@
         <w:ind w:left="1440" w:hanging="360"/>
       </w:pPr>
       <w:rPr>
-        <w:rFonts w:ascii="Courier New" w:eastAsia="Courier New" w:hAnsi="Courier New" w:cs="Courier New"/>
+        <w:rFonts w:ascii="Courier New" w:hAnsi="Courier New" w:eastAsia="Courier New" w:cs="Courier New"/>
       </w:rPr>
     </w:lvl>
     <w:lvl w:ilvl="2">
@@ -15000,7 +15370,7 @@
         <w:ind w:left="2160" w:hanging="360"/>
       </w:pPr>
       <w:rPr>
-        <w:rFonts w:ascii="Noto Sans Symbols" w:eastAsia="Noto Sans Symbols" w:hAnsi="Noto Sans Symbols" w:cs="Noto Sans Symbols"/>
+        <w:rFonts w:ascii="Noto Sans Symbols" w:hAnsi="Noto Sans Symbols" w:eastAsia="Noto Sans Symbols" w:cs="Noto Sans Symbols"/>
       </w:rPr>
     </w:lvl>
     <w:lvl w:ilvl="3">
@@ -15012,7 +15382,7 @@
         <w:ind w:left="2880" w:hanging="360"/>
       </w:pPr>
       <w:rPr>
-        <w:rFonts w:ascii="Noto Sans Symbols" w:eastAsia="Noto Sans Symbols" w:hAnsi="Noto Sans Symbols" w:cs="Noto Sans Symbols"/>
+        <w:rFonts w:ascii="Noto Sans Symbols" w:hAnsi="Noto Sans Symbols" w:eastAsia="Noto Sans Symbols" w:cs="Noto Sans Symbols"/>
       </w:rPr>
     </w:lvl>
     <w:lvl w:ilvl="4">
@@ -15024,7 +15394,7 @@
         <w:ind w:left="3600" w:hanging="360"/>
       </w:pPr>
       <w:rPr>
-        <w:rFonts w:ascii="Courier New" w:eastAsia="Courier New" w:hAnsi="Courier New" w:cs="Courier New"/>
+        <w:rFonts w:ascii="Courier New" w:hAnsi="Courier New" w:eastAsia="Courier New" w:cs="Courier New"/>
       </w:rPr>
     </w:lvl>
     <w:lvl w:ilvl="5">
@@ -15036,7 +15406,7 @@
         <w:ind w:left="4320" w:hanging="360"/>
       </w:pPr>
       <w:rPr>
-        <w:rFonts w:ascii="Noto Sans Symbols" w:eastAsia="Noto Sans Symbols" w:hAnsi="Noto Sans Symbols" w:cs="Noto Sans Symbols"/>
+        <w:rFonts w:ascii="Noto Sans Symbols" w:hAnsi="Noto Sans Symbols" w:eastAsia="Noto Sans Symbols" w:cs="Noto Sans Symbols"/>
       </w:rPr>
     </w:lvl>
     <w:lvl w:ilvl="6">
@@ -15048,7 +15418,7 @@
         <w:ind w:left="5040" w:hanging="360"/>
       </w:pPr>
       <w:rPr>
-        <w:rFonts w:ascii="Noto Sans Symbols" w:eastAsia="Noto Sans Symbols" w:hAnsi="Noto Sans Symbols" w:cs="Noto Sans Symbols"/>
+        <w:rFonts w:ascii="Noto Sans Symbols" w:hAnsi="Noto Sans Symbols" w:eastAsia="Noto Sans Symbols" w:cs="Noto Sans Symbols"/>
       </w:rPr>
     </w:lvl>
     <w:lvl w:ilvl="7">
@@ -15060,7 +15430,7 @@
         <w:ind w:left="5760" w:hanging="360"/>
       </w:pPr>
       <w:rPr>
-        <w:rFonts w:ascii="Courier New" w:eastAsia="Courier New" w:hAnsi="Courier New" w:cs="Courier New"/>
+        <w:rFonts w:ascii="Courier New" w:hAnsi="Courier New" w:eastAsia="Courier New" w:cs="Courier New"/>
       </w:rPr>
     </w:lvl>
     <w:lvl w:ilvl="8">
@@ -15072,7 +15442,7 @@
         <w:ind w:left="6480" w:hanging="360"/>
       </w:pPr>
       <w:rPr>
-        <w:rFonts w:ascii="Noto Sans Symbols" w:eastAsia="Noto Sans Symbols" w:hAnsi="Noto Sans Symbols" w:cs="Noto Sans Symbols"/>
+        <w:rFonts w:ascii="Noto Sans Symbols" w:hAnsi="Noto Sans Symbols" w:eastAsia="Noto Sans Symbols" w:cs="Noto Sans Symbols"/>
       </w:rPr>
     </w:lvl>
   </w:abstractNum>
@@ -15089,7 +15459,7 @@
         <w:ind w:left="1080" w:hanging="360"/>
       </w:pPr>
       <w:rPr>
-        <w:rFonts w:ascii="Symbol" w:hAnsi="Symbol" w:hint="default"/>
+        <w:rFonts w:hint="default" w:ascii="Symbol" w:hAnsi="Symbol"/>
       </w:rPr>
     </w:lvl>
     <w:lvl w:ilvl="1" w:tplc="080A0003" w:tentative="1">
@@ -15101,7 +15471,7 @@
         <w:ind w:left="1800" w:hanging="360"/>
       </w:pPr>
       <w:rPr>
-        <w:rFonts w:ascii="Courier New" w:hAnsi="Courier New" w:cs="Courier New" w:hint="default"/>
+        <w:rFonts w:hint="default" w:ascii="Courier New" w:hAnsi="Courier New" w:cs="Courier New"/>
       </w:rPr>
     </w:lvl>
     <w:lvl w:ilvl="2" w:tplc="080A0005" w:tentative="1">
@@ -15113,7 +15483,7 @@
         <w:ind w:left="2520" w:hanging="360"/>
       </w:pPr>
       <w:rPr>
-        <w:rFonts w:ascii="Wingdings" w:hAnsi="Wingdings" w:hint="default"/>
+        <w:rFonts w:hint="default" w:ascii="Wingdings" w:hAnsi="Wingdings"/>
       </w:rPr>
     </w:lvl>
     <w:lvl w:ilvl="3" w:tplc="080A0001" w:tentative="1">
@@ -15125,7 +15495,7 @@
         <w:ind w:left="3240" w:hanging="360"/>
       </w:pPr>
       <w:rPr>
-        <w:rFonts w:ascii="Symbol" w:hAnsi="Symbol" w:hint="default"/>
+        <w:rFonts w:hint="default" w:ascii="Symbol" w:hAnsi="Symbol"/>
       </w:rPr>
     </w:lvl>
     <w:lvl w:ilvl="4" w:tplc="080A0003" w:tentative="1">
@@ -15137,7 +15507,7 @@
         <w:ind w:left="3960" w:hanging="360"/>
       </w:pPr>
       <w:rPr>
-        <w:rFonts w:ascii="Courier New" w:hAnsi="Courier New" w:cs="Courier New" w:hint="default"/>
+        <w:rFonts w:hint="default" w:ascii="Courier New" w:hAnsi="Courier New" w:cs="Courier New"/>
       </w:rPr>
     </w:lvl>
     <w:lvl w:ilvl="5" w:tplc="080A0005" w:tentative="1">
@@ -15149,7 +15519,7 @@
         <w:ind w:left="4680" w:hanging="360"/>
       </w:pPr>
       <w:rPr>
-        <w:rFonts w:ascii="Wingdings" w:hAnsi="Wingdings" w:hint="default"/>
+        <w:rFonts w:hint="default" w:ascii="Wingdings" w:hAnsi="Wingdings"/>
       </w:rPr>
     </w:lvl>
     <w:lvl w:ilvl="6" w:tplc="080A0001" w:tentative="1">
@@ -15161,7 +15531,7 @@
         <w:ind w:left="5400" w:hanging="360"/>
       </w:pPr>
       <w:rPr>
-        <w:rFonts w:ascii="Symbol" w:hAnsi="Symbol" w:hint="default"/>
+        <w:rFonts w:hint="default" w:ascii="Symbol" w:hAnsi="Symbol"/>
       </w:rPr>
     </w:lvl>
     <w:lvl w:ilvl="7" w:tplc="080A0003" w:tentative="1">
@@ -15173,7 +15543,7 @@
         <w:ind w:left="6120" w:hanging="360"/>
       </w:pPr>
       <w:rPr>
-        <w:rFonts w:ascii="Courier New" w:hAnsi="Courier New" w:cs="Courier New" w:hint="default"/>
+        <w:rFonts w:hint="default" w:ascii="Courier New" w:hAnsi="Courier New" w:cs="Courier New"/>
       </w:rPr>
     </w:lvl>
     <w:lvl w:ilvl="8" w:tplc="080A0005" w:tentative="1">
@@ -15185,7 +15555,7 @@
         <w:ind w:left="6840" w:hanging="360"/>
       </w:pPr>
       <w:rPr>
-        <w:rFonts w:ascii="Wingdings" w:hAnsi="Wingdings" w:hint="default"/>
+        <w:rFonts w:hint="default" w:ascii="Wingdings" w:hAnsi="Wingdings"/>
       </w:rPr>
     </w:lvl>
   </w:abstractNum>
@@ -15202,7 +15572,7 @@
         <w:ind w:left="1713" w:hanging="360"/>
       </w:pPr>
       <w:rPr>
-        <w:rFonts w:ascii="Symbol" w:hAnsi="Symbol" w:hint="default"/>
+        <w:rFonts w:hint="default" w:ascii="Symbol" w:hAnsi="Symbol"/>
       </w:rPr>
     </w:lvl>
     <w:lvl w:ilvl="1" w:tplc="080A0003" w:tentative="1">
@@ -15214,7 +15584,7 @@
         <w:ind w:left="2433" w:hanging="360"/>
       </w:pPr>
       <w:rPr>
-        <w:rFonts w:ascii="Courier New" w:hAnsi="Courier New" w:cs="Courier New" w:hint="default"/>
+        <w:rFonts w:hint="default" w:ascii="Courier New" w:hAnsi="Courier New" w:cs="Courier New"/>
       </w:rPr>
     </w:lvl>
     <w:lvl w:ilvl="2" w:tplc="080A0005" w:tentative="1">
@@ -15226,7 +15596,7 @@
         <w:ind w:left="3153" w:hanging="360"/>
       </w:pPr>
       <w:rPr>
-        <w:rFonts w:ascii="Wingdings" w:hAnsi="Wingdings" w:hint="default"/>
+        <w:rFonts w:hint="default" w:ascii="Wingdings" w:hAnsi="Wingdings"/>
       </w:rPr>
     </w:lvl>
     <w:lvl w:ilvl="3" w:tplc="080A0001" w:tentative="1">
@@ -15238,7 +15608,7 @@
         <w:ind w:left="3873" w:hanging="360"/>
       </w:pPr>
       <w:rPr>
-        <w:rFonts w:ascii="Symbol" w:hAnsi="Symbol" w:hint="default"/>
+        <w:rFonts w:hint="default" w:ascii="Symbol" w:hAnsi="Symbol"/>
       </w:rPr>
     </w:lvl>
     <w:lvl w:ilvl="4" w:tplc="080A0003" w:tentative="1">
@@ -15250,7 +15620,7 @@
         <w:ind w:left="4593" w:hanging="360"/>
       </w:pPr>
       <w:rPr>
-        <w:rFonts w:ascii="Courier New" w:hAnsi="Courier New" w:cs="Courier New" w:hint="default"/>
+        <w:rFonts w:hint="default" w:ascii="Courier New" w:hAnsi="Courier New" w:cs="Courier New"/>
       </w:rPr>
     </w:lvl>
     <w:lvl w:ilvl="5" w:tplc="080A0005" w:tentative="1">
@@ -15262,7 +15632,7 @@
         <w:ind w:left="5313" w:hanging="360"/>
       </w:pPr>
       <w:rPr>
-        <w:rFonts w:ascii="Wingdings" w:hAnsi="Wingdings" w:hint="default"/>
+        <w:rFonts w:hint="default" w:ascii="Wingdings" w:hAnsi="Wingdings"/>
       </w:rPr>
     </w:lvl>
     <w:lvl w:ilvl="6" w:tplc="080A0001" w:tentative="1">
@@ -15274,7 +15644,7 @@
         <w:ind w:left="6033" w:hanging="360"/>
       </w:pPr>
       <w:rPr>
-        <w:rFonts w:ascii="Symbol" w:hAnsi="Symbol" w:hint="default"/>
+        <w:rFonts w:hint="default" w:ascii="Symbol" w:hAnsi="Symbol"/>
       </w:rPr>
     </w:lvl>
     <w:lvl w:ilvl="7" w:tplc="080A0003" w:tentative="1">
@@ -15286,7 +15656,7 @@
         <w:ind w:left="6753" w:hanging="360"/>
       </w:pPr>
       <w:rPr>
-        <w:rFonts w:ascii="Courier New" w:hAnsi="Courier New" w:cs="Courier New" w:hint="default"/>
+        <w:rFonts w:hint="default" w:ascii="Courier New" w:hAnsi="Courier New" w:cs="Courier New"/>
       </w:rPr>
     </w:lvl>
     <w:lvl w:ilvl="8" w:tplc="080A0005" w:tentative="1">
@@ -15298,7 +15668,7 @@
         <w:ind w:left="7473" w:hanging="360"/>
       </w:pPr>
       <w:rPr>
-        <w:rFonts w:ascii="Wingdings" w:hAnsi="Wingdings" w:hint="default"/>
+        <w:rFonts w:hint="default" w:ascii="Wingdings" w:hAnsi="Wingdings"/>
       </w:rPr>
     </w:lvl>
   </w:abstractNum>
@@ -15315,7 +15685,7 @@
         <w:ind w:left="720" w:hanging="360"/>
       </w:pPr>
       <w:rPr>
-        <w:rFonts w:ascii="Symbol" w:hAnsi="Symbol" w:hint="default"/>
+        <w:rFonts w:hint="default" w:ascii="Symbol" w:hAnsi="Symbol"/>
       </w:rPr>
     </w:lvl>
     <w:lvl w:ilvl="1" w:tplc="080A0003" w:tentative="1">
@@ -15327,7 +15697,7 @@
         <w:ind w:left="1440" w:hanging="360"/>
       </w:pPr>
       <w:rPr>
-        <w:rFonts w:ascii="Courier New" w:hAnsi="Courier New" w:cs="Courier New" w:hint="default"/>
+        <w:rFonts w:hint="default" w:ascii="Courier New" w:hAnsi="Courier New" w:cs="Courier New"/>
       </w:rPr>
     </w:lvl>
     <w:lvl w:ilvl="2" w:tplc="080A0005" w:tentative="1">
@@ -15339,7 +15709,7 @@
         <w:ind w:left="2160" w:hanging="360"/>
       </w:pPr>
       <w:rPr>
-        <w:rFonts w:ascii="Wingdings" w:hAnsi="Wingdings" w:hint="default"/>
+        <w:rFonts w:hint="default" w:ascii="Wingdings" w:hAnsi="Wingdings"/>
       </w:rPr>
     </w:lvl>
     <w:lvl w:ilvl="3" w:tplc="080A0001" w:tentative="1">
@@ -15351,7 +15721,7 @@
         <w:ind w:left="2880" w:hanging="360"/>
       </w:pPr>
       <w:rPr>
-        <w:rFonts w:ascii="Symbol" w:hAnsi="Symbol" w:hint="default"/>
+        <w:rFonts w:hint="default" w:ascii="Symbol" w:hAnsi="Symbol"/>
       </w:rPr>
     </w:lvl>
     <w:lvl w:ilvl="4" w:tplc="080A0003" w:tentative="1">
@@ -15363,7 +15733,7 @@
         <w:ind w:left="3600" w:hanging="360"/>
       </w:pPr>
       <w:rPr>
-        <w:rFonts w:ascii="Courier New" w:hAnsi="Courier New" w:cs="Courier New" w:hint="default"/>
+        <w:rFonts w:hint="default" w:ascii="Courier New" w:hAnsi="Courier New" w:cs="Courier New"/>
       </w:rPr>
     </w:lvl>
     <w:lvl w:ilvl="5" w:tplc="080A0005" w:tentative="1">
@@ -15375,7 +15745,7 @@
         <w:ind w:left="4320" w:hanging="360"/>
       </w:pPr>
       <w:rPr>
-        <w:rFonts w:ascii="Wingdings" w:hAnsi="Wingdings" w:hint="default"/>
+        <w:rFonts w:hint="default" w:ascii="Wingdings" w:hAnsi="Wingdings"/>
       </w:rPr>
     </w:lvl>
     <w:lvl w:ilvl="6" w:tplc="080A0001" w:tentative="1">
@@ -15387,7 +15757,7 @@
         <w:ind w:left="5040" w:hanging="360"/>
       </w:pPr>
       <w:rPr>
-        <w:rFonts w:ascii="Symbol" w:hAnsi="Symbol" w:hint="default"/>
+        <w:rFonts w:hint="default" w:ascii="Symbol" w:hAnsi="Symbol"/>
       </w:rPr>
     </w:lvl>
     <w:lvl w:ilvl="7" w:tplc="080A0003" w:tentative="1">
@@ -15399,7 +15769,7 @@
         <w:ind w:left="5760" w:hanging="360"/>
       </w:pPr>
       <w:rPr>
-        <w:rFonts w:ascii="Courier New" w:hAnsi="Courier New" w:cs="Courier New" w:hint="default"/>
+        <w:rFonts w:hint="default" w:ascii="Courier New" w:hAnsi="Courier New" w:cs="Courier New"/>
       </w:rPr>
     </w:lvl>
     <w:lvl w:ilvl="8" w:tplc="080A0005" w:tentative="1">
@@ -15411,7 +15781,7 @@
         <w:ind w:left="6480" w:hanging="360"/>
       </w:pPr>
       <w:rPr>
-        <w:rFonts w:ascii="Wingdings" w:hAnsi="Wingdings" w:hint="default"/>
+        <w:rFonts w:hint="default" w:ascii="Wingdings" w:hAnsi="Wingdings"/>
       </w:rPr>
     </w:lvl>
   </w:abstractNum>
@@ -15428,7 +15798,7 @@
         <w:ind w:left="720" w:hanging="360"/>
       </w:pPr>
       <w:rPr>
-        <w:rFonts w:ascii="Courier New" w:hAnsi="Courier New" w:cs="Courier New" w:hint="default"/>
+        <w:rFonts w:hint="default" w:ascii="Courier New" w:hAnsi="Courier New" w:cs="Courier New"/>
       </w:rPr>
     </w:lvl>
     <w:lvl w:ilvl="1" w:tplc="080A0003" w:tentative="1">
@@ -15440,7 +15810,7 @@
         <w:ind w:left="1440" w:hanging="360"/>
       </w:pPr>
       <w:rPr>
-        <w:rFonts w:ascii="Courier New" w:hAnsi="Courier New" w:cs="Courier New" w:hint="default"/>
+        <w:rFonts w:hint="default" w:ascii="Courier New" w:hAnsi="Courier New" w:cs="Courier New"/>
       </w:rPr>
     </w:lvl>
     <w:lvl w:ilvl="2" w:tplc="080A0005" w:tentative="1">
@@ -15452,7 +15822,7 @@
         <w:ind w:left="2160" w:hanging="360"/>
       </w:pPr>
       <w:rPr>
-        <w:rFonts w:ascii="Wingdings" w:hAnsi="Wingdings" w:hint="default"/>
+        <w:rFonts w:hint="default" w:ascii="Wingdings" w:hAnsi="Wingdings"/>
       </w:rPr>
     </w:lvl>
     <w:lvl w:ilvl="3" w:tplc="080A0001" w:tentative="1">
@@ -15464,7 +15834,7 @@
         <w:ind w:left="2880" w:hanging="360"/>
       </w:pPr>
       <w:rPr>
-        <w:rFonts w:ascii="Symbol" w:hAnsi="Symbol" w:hint="default"/>
+        <w:rFonts w:hint="default" w:ascii="Symbol" w:hAnsi="Symbol"/>
       </w:rPr>
     </w:lvl>
     <w:lvl w:ilvl="4" w:tplc="080A0003" w:tentative="1">
@@ -15476,7 +15846,7 @@
         <w:ind w:left="3600" w:hanging="360"/>
       </w:pPr>
       <w:rPr>
-        <w:rFonts w:ascii="Courier New" w:hAnsi="Courier New" w:cs="Courier New" w:hint="default"/>
+        <w:rFonts w:hint="default" w:ascii="Courier New" w:hAnsi="Courier New" w:cs="Courier New"/>
       </w:rPr>
     </w:lvl>
     <w:lvl w:ilvl="5" w:tplc="080A0005" w:tentative="1">
@@ -15488,7 +15858,7 @@
         <w:ind w:left="4320" w:hanging="360"/>
       </w:pPr>
       <w:rPr>
-        <w:rFonts w:ascii="Wingdings" w:hAnsi="Wingdings" w:hint="default"/>
+        <w:rFonts w:hint="default" w:ascii="Wingdings" w:hAnsi="Wingdings"/>
       </w:rPr>
     </w:lvl>
     <w:lvl w:ilvl="6" w:tplc="080A0001" w:tentative="1">
@@ -15500,7 +15870,7 @@
         <w:ind w:left="5040" w:hanging="360"/>
       </w:pPr>
       <w:rPr>
-        <w:rFonts w:ascii="Symbol" w:hAnsi="Symbol" w:hint="default"/>
+        <w:rFonts w:hint="default" w:ascii="Symbol" w:hAnsi="Symbol"/>
       </w:rPr>
     </w:lvl>
     <w:lvl w:ilvl="7" w:tplc="080A0003" w:tentative="1">
@@ -15512,7 +15882,7 @@
         <w:ind w:left="5760" w:hanging="360"/>
       </w:pPr>
       <w:rPr>
-        <w:rFonts w:ascii="Courier New" w:hAnsi="Courier New" w:cs="Courier New" w:hint="default"/>
+        <w:rFonts w:hint="default" w:ascii="Courier New" w:hAnsi="Courier New" w:cs="Courier New"/>
       </w:rPr>
     </w:lvl>
     <w:lvl w:ilvl="8" w:tplc="080A0005" w:tentative="1">
@@ -15524,7 +15894,7 @@
         <w:ind w:left="6480" w:hanging="360"/>
       </w:pPr>
       <w:rPr>
-        <w:rFonts w:ascii="Wingdings" w:hAnsi="Wingdings" w:hint="default"/>
+        <w:rFonts w:hint="default" w:ascii="Wingdings" w:hAnsi="Wingdings"/>
       </w:rPr>
     </w:lvl>
   </w:abstractNum>
@@ -15541,7 +15911,7 @@
         <w:ind w:left="720" w:hanging="360"/>
       </w:pPr>
       <w:rPr>
-        <w:rFonts w:ascii="Symbol" w:hAnsi="Symbol" w:hint="default"/>
+        <w:rFonts w:hint="default" w:ascii="Symbol" w:hAnsi="Symbol"/>
       </w:rPr>
     </w:lvl>
     <w:lvl w:ilvl="1" w:tplc="080A0003" w:tentative="1">
@@ -15553,7 +15923,7 @@
         <w:ind w:left="1440" w:hanging="360"/>
       </w:pPr>
       <w:rPr>
-        <w:rFonts w:ascii="Courier New" w:hAnsi="Courier New" w:cs="Courier New" w:hint="default"/>
+        <w:rFonts w:hint="default" w:ascii="Courier New" w:hAnsi="Courier New" w:cs="Courier New"/>
       </w:rPr>
     </w:lvl>
     <w:lvl w:ilvl="2" w:tplc="080A0005" w:tentative="1">
@@ -15565,7 +15935,7 @@
         <w:ind w:left="2160" w:hanging="360"/>
       </w:pPr>
       <w:rPr>
-        <w:rFonts w:ascii="Wingdings" w:hAnsi="Wingdings" w:hint="default"/>
+        <w:rFonts w:hint="default" w:ascii="Wingdings" w:hAnsi="Wingdings"/>
       </w:rPr>
     </w:lvl>
     <w:lvl w:ilvl="3" w:tplc="080A0001" w:tentative="1">
@@ -15577,7 +15947,7 @@
         <w:ind w:left="2880" w:hanging="360"/>
       </w:pPr>
       <w:rPr>
-        <w:rFonts w:ascii="Symbol" w:hAnsi="Symbol" w:hint="default"/>
+        <w:rFonts w:hint="default" w:ascii="Symbol" w:hAnsi="Symbol"/>
       </w:rPr>
     </w:lvl>
     <w:lvl w:ilvl="4" w:tplc="080A0003" w:tentative="1">
@@ -15589,7 +15959,7 @@
         <w:ind w:left="3600" w:hanging="360"/>
       </w:pPr>
       <w:rPr>
-        <w:rFonts w:ascii="Courier New" w:hAnsi="Courier New" w:cs="Courier New" w:hint="default"/>
+        <w:rFonts w:hint="default" w:ascii="Courier New" w:hAnsi="Courier New" w:cs="Courier New"/>
       </w:rPr>
     </w:lvl>
     <w:lvl w:ilvl="5" w:tplc="080A0005" w:tentative="1">
@@ -15601,7 +15971,7 @@
         <w:ind w:left="4320" w:hanging="360"/>
       </w:pPr>
       <w:rPr>
-        <w:rFonts w:ascii="Wingdings" w:hAnsi="Wingdings" w:hint="default"/>
+        <w:rFonts w:hint="default" w:ascii="Wingdings" w:hAnsi="Wingdings"/>
       </w:rPr>
     </w:lvl>
     <w:lvl w:ilvl="6" w:tplc="080A0001" w:tentative="1">
@@ -15613,7 +15983,7 @@
         <w:ind w:left="5040" w:hanging="360"/>
       </w:pPr>
       <w:rPr>
-        <w:rFonts w:ascii="Symbol" w:hAnsi="Symbol" w:hint="default"/>
+        <w:rFonts w:hint="default" w:ascii="Symbol" w:hAnsi="Symbol"/>
       </w:rPr>
     </w:lvl>
     <w:lvl w:ilvl="7" w:tplc="080A0003" w:tentative="1">
@@ -15625,7 +15995,7 @@
         <w:ind w:left="5760" w:hanging="360"/>
       </w:pPr>
       <w:rPr>
-        <w:rFonts w:ascii="Courier New" w:hAnsi="Courier New" w:cs="Courier New" w:hint="default"/>
+        <w:rFonts w:hint="default" w:ascii="Courier New" w:hAnsi="Courier New" w:cs="Courier New"/>
       </w:rPr>
     </w:lvl>
     <w:lvl w:ilvl="8" w:tplc="080A0005" w:tentative="1">
@@ -15637,7 +16007,7 @@
         <w:ind w:left="6480" w:hanging="360"/>
       </w:pPr>
       <w:rPr>
-        <w:rFonts w:ascii="Wingdings" w:hAnsi="Wingdings" w:hint="default"/>
+        <w:rFonts w:hint="default" w:ascii="Wingdings" w:hAnsi="Wingdings"/>
       </w:rPr>
     </w:lvl>
   </w:abstractNum>
@@ -15744,7 +16114,7 @@
         <w:ind w:left="720" w:hanging="360"/>
       </w:pPr>
       <w:rPr>
-        <w:rFonts w:ascii="Symbol" w:hAnsi="Symbol" w:hint="default"/>
+        <w:rFonts w:hint="default" w:ascii="Symbol" w:hAnsi="Symbol"/>
       </w:rPr>
     </w:lvl>
     <w:lvl w:ilvl="1" w:tplc="080A0003" w:tentative="1">
@@ -15756,7 +16126,7 @@
         <w:ind w:left="1440" w:hanging="360"/>
       </w:pPr>
       <w:rPr>
-        <w:rFonts w:ascii="Courier New" w:hAnsi="Courier New" w:cs="Courier New" w:hint="default"/>
+        <w:rFonts w:hint="default" w:ascii="Courier New" w:hAnsi="Courier New" w:cs="Courier New"/>
       </w:rPr>
     </w:lvl>
     <w:lvl w:ilvl="2" w:tplc="080A0005" w:tentative="1">
@@ -15768,7 +16138,7 @@
         <w:ind w:left="2160" w:hanging="360"/>
       </w:pPr>
       <w:rPr>
-        <w:rFonts w:ascii="Wingdings" w:hAnsi="Wingdings" w:hint="default"/>
+        <w:rFonts w:hint="default" w:ascii="Wingdings" w:hAnsi="Wingdings"/>
       </w:rPr>
     </w:lvl>
     <w:lvl w:ilvl="3" w:tplc="080A0001" w:tentative="1">
@@ -15780,7 +16150,7 @@
         <w:ind w:left="2880" w:hanging="360"/>
       </w:pPr>
       <w:rPr>
-        <w:rFonts w:ascii="Symbol" w:hAnsi="Symbol" w:hint="default"/>
+        <w:rFonts w:hint="default" w:ascii="Symbol" w:hAnsi="Symbol"/>
       </w:rPr>
     </w:lvl>
     <w:lvl w:ilvl="4" w:tplc="080A0003" w:tentative="1">
@@ -15792,7 +16162,7 @@
         <w:ind w:left="3600" w:hanging="360"/>
       </w:pPr>
       <w:rPr>
-        <w:rFonts w:ascii="Courier New" w:hAnsi="Courier New" w:cs="Courier New" w:hint="default"/>
+        <w:rFonts w:hint="default" w:ascii="Courier New" w:hAnsi="Courier New" w:cs="Courier New"/>
       </w:rPr>
     </w:lvl>
     <w:lvl w:ilvl="5" w:tplc="080A0005" w:tentative="1">
@@ -15804,7 +16174,7 @@
         <w:ind w:left="4320" w:hanging="360"/>
       </w:pPr>
       <w:rPr>
-        <w:rFonts w:ascii="Wingdings" w:hAnsi="Wingdings" w:hint="default"/>
+        <w:rFonts w:hint="default" w:ascii="Wingdings" w:hAnsi="Wingdings"/>
       </w:rPr>
     </w:lvl>
     <w:lvl w:ilvl="6" w:tplc="080A0001" w:tentative="1">
@@ -15816,7 +16186,7 @@
         <w:ind w:left="5040" w:hanging="360"/>
       </w:pPr>
       <w:rPr>
-        <w:rFonts w:ascii="Symbol" w:hAnsi="Symbol" w:hint="default"/>
+        <w:rFonts w:hint="default" w:ascii="Symbol" w:hAnsi="Symbol"/>
       </w:rPr>
     </w:lvl>
     <w:lvl w:ilvl="7" w:tplc="080A0003" w:tentative="1">
@@ -15828,7 +16198,7 @@
         <w:ind w:left="5760" w:hanging="360"/>
       </w:pPr>
       <w:rPr>
-        <w:rFonts w:ascii="Courier New" w:hAnsi="Courier New" w:cs="Courier New" w:hint="default"/>
+        <w:rFonts w:hint="default" w:ascii="Courier New" w:hAnsi="Courier New" w:cs="Courier New"/>
       </w:rPr>
     </w:lvl>
     <w:lvl w:ilvl="8" w:tplc="080A0005" w:tentative="1">
@@ -15840,7 +16210,7 @@
         <w:ind w:left="6480" w:hanging="360"/>
       </w:pPr>
       <w:rPr>
-        <w:rFonts w:ascii="Wingdings" w:hAnsi="Wingdings" w:hint="default"/>
+        <w:rFonts w:hint="default" w:ascii="Wingdings" w:hAnsi="Wingdings"/>
       </w:rPr>
     </w:lvl>
   </w:abstractNum>
@@ -15857,7 +16227,7 @@
         <w:ind w:left="720" w:hanging="360"/>
       </w:pPr>
       <w:rPr>
-        <w:rFonts w:ascii="Symbol" w:hAnsi="Symbol" w:hint="default"/>
+        <w:rFonts w:hint="default" w:ascii="Symbol" w:hAnsi="Symbol"/>
       </w:rPr>
     </w:lvl>
     <w:lvl w:ilvl="1" w:tplc="080A0003" w:tentative="1">
@@ -15869,7 +16239,7 @@
         <w:ind w:left="1440" w:hanging="360"/>
       </w:pPr>
       <w:rPr>
-        <w:rFonts w:ascii="Courier New" w:hAnsi="Courier New" w:cs="Courier New" w:hint="default"/>
+        <w:rFonts w:hint="default" w:ascii="Courier New" w:hAnsi="Courier New" w:cs="Courier New"/>
       </w:rPr>
     </w:lvl>
     <w:lvl w:ilvl="2" w:tplc="080A0005" w:tentative="1">
@@ -15881,7 +16251,7 @@
         <w:ind w:left="2160" w:hanging="360"/>
       </w:pPr>
       <w:rPr>
-        <w:rFonts w:ascii="Wingdings" w:hAnsi="Wingdings" w:hint="default"/>
+        <w:rFonts w:hint="default" w:ascii="Wingdings" w:hAnsi="Wingdings"/>
       </w:rPr>
     </w:lvl>
     <w:lvl w:ilvl="3" w:tplc="080A0001" w:tentative="1">
@@ -15893,7 +16263,7 @@
         <w:ind w:left="2880" w:hanging="360"/>
       </w:pPr>
       <w:rPr>
-        <w:rFonts w:ascii="Symbol" w:hAnsi="Symbol" w:hint="default"/>
+        <w:rFonts w:hint="default" w:ascii="Symbol" w:hAnsi="Symbol"/>
       </w:rPr>
     </w:lvl>
     <w:lvl w:ilvl="4" w:tplc="080A0003" w:tentative="1">
@@ -15905,7 +16275,7 @@
         <w:ind w:left="3600" w:hanging="360"/>
       </w:pPr>
       <w:rPr>
-        <w:rFonts w:ascii="Courier New" w:hAnsi="Courier New" w:cs="Courier New" w:hint="default"/>
+        <w:rFonts w:hint="default" w:ascii="Courier New" w:hAnsi="Courier New" w:cs="Courier New"/>
       </w:rPr>
     </w:lvl>
     <w:lvl w:ilvl="5" w:tplc="080A0005" w:tentative="1">
@@ -15917,7 +16287,7 @@
         <w:ind w:left="4320" w:hanging="360"/>
       </w:pPr>
       <w:rPr>
-        <w:rFonts w:ascii="Wingdings" w:hAnsi="Wingdings" w:hint="default"/>
+        <w:rFonts w:hint="default" w:ascii="Wingdings" w:hAnsi="Wingdings"/>
       </w:rPr>
     </w:lvl>
     <w:lvl w:ilvl="6" w:tplc="080A0001" w:tentative="1">
@@ -15929,7 +16299,7 @@
         <w:ind w:left="5040" w:hanging="360"/>
       </w:pPr>
       <w:rPr>
-        <w:rFonts w:ascii="Symbol" w:hAnsi="Symbol" w:hint="default"/>
+        <w:rFonts w:hint="default" w:ascii="Symbol" w:hAnsi="Symbol"/>
       </w:rPr>
     </w:lvl>
     <w:lvl w:ilvl="7" w:tplc="080A0003" w:tentative="1">
@@ -15941,7 +16311,7 @@
         <w:ind w:left="5760" w:hanging="360"/>
       </w:pPr>
       <w:rPr>
-        <w:rFonts w:ascii="Courier New" w:hAnsi="Courier New" w:cs="Courier New" w:hint="default"/>
+        <w:rFonts w:hint="default" w:ascii="Courier New" w:hAnsi="Courier New" w:cs="Courier New"/>
       </w:rPr>
     </w:lvl>
     <w:lvl w:ilvl="8" w:tplc="080A0005" w:tentative="1">
@@ -15953,7 +16323,7 @@
         <w:ind w:left="6480" w:hanging="360"/>
       </w:pPr>
       <w:rPr>
-        <w:rFonts w:ascii="Wingdings" w:hAnsi="Wingdings" w:hint="default"/>
+        <w:rFonts w:hint="default" w:ascii="Wingdings" w:hAnsi="Wingdings"/>
       </w:rPr>
     </w:lvl>
   </w:abstractNum>
@@ -15970,7 +16340,7 @@
         <w:ind w:left="720" w:hanging="360"/>
       </w:pPr>
       <w:rPr>
-        <w:rFonts w:ascii="Symbol" w:hAnsi="Symbol" w:hint="default"/>
+        <w:rFonts w:hint="default" w:ascii="Symbol" w:hAnsi="Symbol"/>
       </w:rPr>
     </w:lvl>
     <w:lvl w:ilvl="1" w:tplc="080A0003" w:tentative="1">
@@ -15982,7 +16352,7 @@
         <w:ind w:left="1440" w:hanging="360"/>
       </w:pPr>
       <w:rPr>
-        <w:rFonts w:ascii="Courier New" w:hAnsi="Courier New" w:cs="Courier New" w:hint="default"/>
+        <w:rFonts w:hint="default" w:ascii="Courier New" w:hAnsi="Courier New" w:cs="Courier New"/>
       </w:rPr>
     </w:lvl>
     <w:lvl w:ilvl="2" w:tplc="080A0005" w:tentative="1">
@@ -15994,7 +16364,7 @@
         <w:ind w:left="2160" w:hanging="360"/>
       </w:pPr>
       <w:rPr>
-        <w:rFonts w:ascii="Wingdings" w:hAnsi="Wingdings" w:hint="default"/>
+        <w:rFonts w:hint="default" w:ascii="Wingdings" w:hAnsi="Wingdings"/>
       </w:rPr>
     </w:lvl>
     <w:lvl w:ilvl="3" w:tplc="080A0001" w:tentative="1">
@@ -16006,7 +16376,7 @@
         <w:ind w:left="2880" w:hanging="360"/>
       </w:pPr>
       <w:rPr>
-        <w:rFonts w:ascii="Symbol" w:hAnsi="Symbol" w:hint="default"/>
+        <w:rFonts w:hint="default" w:ascii="Symbol" w:hAnsi="Symbol"/>
       </w:rPr>
     </w:lvl>
     <w:lvl w:ilvl="4" w:tplc="080A0003" w:tentative="1">
@@ -16018,7 +16388,7 @@
         <w:ind w:left="3600" w:hanging="360"/>
       </w:pPr>
       <w:rPr>
-        <w:rFonts w:ascii="Courier New" w:hAnsi="Courier New" w:cs="Courier New" w:hint="default"/>
+        <w:rFonts w:hint="default" w:ascii="Courier New" w:hAnsi="Courier New" w:cs="Courier New"/>
       </w:rPr>
     </w:lvl>
     <w:lvl w:ilvl="5" w:tplc="080A0005" w:tentative="1">
@@ -16030,7 +16400,7 @@
         <w:ind w:left="4320" w:hanging="360"/>
       </w:pPr>
       <w:rPr>
-        <w:rFonts w:ascii="Wingdings" w:hAnsi="Wingdings" w:hint="default"/>
+        <w:rFonts w:hint="default" w:ascii="Wingdings" w:hAnsi="Wingdings"/>
       </w:rPr>
     </w:lvl>
     <w:lvl w:ilvl="6" w:tplc="080A0001" w:tentative="1">
@@ -16042,7 +16412,7 @@
         <w:ind w:left="5040" w:hanging="360"/>
       </w:pPr>
       <w:rPr>
-        <w:rFonts w:ascii="Symbol" w:hAnsi="Symbol" w:hint="default"/>
+        <w:rFonts w:hint="default" w:ascii="Symbol" w:hAnsi="Symbol"/>
       </w:rPr>
     </w:lvl>
     <w:lvl w:ilvl="7" w:tplc="080A0003" w:tentative="1">
@@ -16054,7 +16424,7 @@
         <w:ind w:left="5760" w:hanging="360"/>
       </w:pPr>
       <w:rPr>
-        <w:rFonts w:ascii="Courier New" w:hAnsi="Courier New" w:cs="Courier New" w:hint="default"/>
+        <w:rFonts w:hint="default" w:ascii="Courier New" w:hAnsi="Courier New" w:cs="Courier New"/>
       </w:rPr>
     </w:lvl>
     <w:lvl w:ilvl="8" w:tplc="080A0005" w:tentative="1">
@@ -16066,7 +16436,7 @@
         <w:ind w:left="6480" w:hanging="360"/>
       </w:pPr>
       <w:rPr>
-        <w:rFonts w:ascii="Wingdings" w:hAnsi="Wingdings" w:hint="default"/>
+        <w:rFonts w:hint="default" w:ascii="Wingdings" w:hAnsi="Wingdings"/>
       </w:rPr>
     </w:lvl>
   </w:abstractNum>
@@ -16083,7 +16453,7 @@
         <w:ind w:left="720" w:hanging="360"/>
       </w:pPr>
       <w:rPr>
-        <w:rFonts w:ascii="Symbol" w:hAnsi="Symbol" w:hint="default"/>
+        <w:rFonts w:hint="default" w:ascii="Symbol" w:hAnsi="Symbol"/>
       </w:rPr>
     </w:lvl>
     <w:lvl w:ilvl="1" w:tplc="080A0003" w:tentative="1">
@@ -16095,7 +16465,7 @@
         <w:ind w:left="1440" w:hanging="360"/>
       </w:pPr>
       <w:rPr>
-        <w:rFonts w:ascii="Courier New" w:hAnsi="Courier New" w:cs="Courier New" w:hint="default"/>
+        <w:rFonts w:hint="default" w:ascii="Courier New" w:hAnsi="Courier New" w:cs="Courier New"/>
       </w:rPr>
     </w:lvl>
     <w:lvl w:ilvl="2" w:tplc="080A0005" w:tentative="1">
@@ -16107,7 +16477,7 @@
         <w:ind w:left="2160" w:hanging="360"/>
       </w:pPr>
       <w:rPr>
-        <w:rFonts w:ascii="Wingdings" w:hAnsi="Wingdings" w:hint="default"/>
+        <w:rFonts w:hint="default" w:ascii="Wingdings" w:hAnsi="Wingdings"/>
       </w:rPr>
     </w:lvl>
     <w:lvl w:ilvl="3" w:tplc="080A0001" w:tentative="1">
@@ -16119,7 +16489,7 @@
         <w:ind w:left="2880" w:hanging="360"/>
       </w:pPr>
       <w:rPr>
-        <w:rFonts w:ascii="Symbol" w:hAnsi="Symbol" w:hint="default"/>
+        <w:rFonts w:hint="default" w:ascii="Symbol" w:hAnsi="Symbol"/>
       </w:rPr>
     </w:lvl>
     <w:lvl w:ilvl="4" w:tplc="080A0003" w:tentative="1">
@@ -16131,7 +16501,7 @@
         <w:ind w:left="3600" w:hanging="360"/>
       </w:pPr>
       <w:rPr>
-        <w:rFonts w:ascii="Courier New" w:hAnsi="Courier New" w:cs="Courier New" w:hint="default"/>
+        <w:rFonts w:hint="default" w:ascii="Courier New" w:hAnsi="Courier New" w:cs="Courier New"/>
       </w:rPr>
     </w:lvl>
     <w:lvl w:ilvl="5" w:tplc="080A0005" w:tentative="1">
@@ -16143,7 +16513,7 @@
         <w:ind w:left="4320" w:hanging="360"/>
       </w:pPr>
       <w:rPr>
-        <w:rFonts w:ascii="Wingdings" w:hAnsi="Wingdings" w:hint="default"/>
+        <w:rFonts w:hint="default" w:ascii="Wingdings" w:hAnsi="Wingdings"/>
       </w:rPr>
     </w:lvl>
     <w:lvl w:ilvl="6" w:tplc="080A0001" w:tentative="1">
@@ -16155,7 +16525,7 @@
         <w:ind w:left="5040" w:hanging="360"/>
       </w:pPr>
       <w:rPr>
-        <w:rFonts w:ascii="Symbol" w:hAnsi="Symbol" w:hint="default"/>
+        <w:rFonts w:hint="default" w:ascii="Symbol" w:hAnsi="Symbol"/>
       </w:rPr>
     </w:lvl>
     <w:lvl w:ilvl="7" w:tplc="080A0003" w:tentative="1">
@@ -16167,7 +16537,7 @@
         <w:ind w:left="5760" w:hanging="360"/>
       </w:pPr>
       <w:rPr>
-        <w:rFonts w:ascii="Courier New" w:hAnsi="Courier New" w:cs="Courier New" w:hint="default"/>
+        <w:rFonts w:hint="default" w:ascii="Courier New" w:hAnsi="Courier New" w:cs="Courier New"/>
       </w:rPr>
     </w:lvl>
     <w:lvl w:ilvl="8" w:tplc="080A0005" w:tentative="1">
@@ -16179,7 +16549,7 @@
         <w:ind w:left="6480" w:hanging="360"/>
       </w:pPr>
       <w:rPr>
-        <w:rFonts w:ascii="Wingdings" w:hAnsi="Wingdings" w:hint="default"/>
+        <w:rFonts w:hint="default" w:ascii="Wingdings" w:hAnsi="Wingdings"/>
       </w:rPr>
     </w:lvl>
   </w:abstractNum>
@@ -16196,7 +16566,7 @@
         <w:ind w:left="1287" w:hanging="360"/>
       </w:pPr>
       <w:rPr>
-        <w:rFonts w:ascii="Symbol" w:hAnsi="Symbol" w:hint="default"/>
+        <w:rFonts w:hint="default" w:ascii="Symbol" w:hAnsi="Symbol"/>
       </w:rPr>
     </w:lvl>
     <w:lvl w:ilvl="1" w:tplc="080A0003" w:tentative="1">
@@ -16208,7 +16578,7 @@
         <w:ind w:left="2007" w:hanging="360"/>
       </w:pPr>
       <w:rPr>
-        <w:rFonts w:ascii="Courier New" w:hAnsi="Courier New" w:cs="Courier New" w:hint="default"/>
+        <w:rFonts w:hint="default" w:ascii="Courier New" w:hAnsi="Courier New" w:cs="Courier New"/>
       </w:rPr>
     </w:lvl>
     <w:lvl w:ilvl="2" w:tplc="080A0005" w:tentative="1">
@@ -16220,7 +16590,7 @@
         <w:ind w:left="2727" w:hanging="360"/>
       </w:pPr>
       <w:rPr>
-        <w:rFonts w:ascii="Wingdings" w:hAnsi="Wingdings" w:hint="default"/>
+        <w:rFonts w:hint="default" w:ascii="Wingdings" w:hAnsi="Wingdings"/>
       </w:rPr>
     </w:lvl>
     <w:lvl w:ilvl="3" w:tplc="080A0001" w:tentative="1">
@@ -16232,7 +16602,7 @@
         <w:ind w:left="3447" w:hanging="360"/>
       </w:pPr>
       <w:rPr>
-        <w:rFonts w:ascii="Symbol" w:hAnsi="Symbol" w:hint="default"/>
+        <w:rFonts w:hint="default" w:ascii="Symbol" w:hAnsi="Symbol"/>
       </w:rPr>
     </w:lvl>
     <w:lvl w:ilvl="4" w:tplc="080A0003" w:tentative="1">
@@ -16244,7 +16614,7 @@
         <w:ind w:left="4167" w:hanging="360"/>
       </w:pPr>
       <w:rPr>
-        <w:rFonts w:ascii="Courier New" w:hAnsi="Courier New" w:cs="Courier New" w:hint="default"/>
+        <w:rFonts w:hint="default" w:ascii="Courier New" w:hAnsi="Courier New" w:cs="Courier New"/>
       </w:rPr>
     </w:lvl>
     <w:lvl w:ilvl="5" w:tplc="080A0005" w:tentative="1">
@@ -16256,7 +16626,7 @@
         <w:ind w:left="4887" w:hanging="360"/>
       </w:pPr>
       <w:rPr>
-        <w:rFonts w:ascii="Wingdings" w:hAnsi="Wingdings" w:hint="default"/>
+        <w:rFonts w:hint="default" w:ascii="Wingdings" w:hAnsi="Wingdings"/>
       </w:rPr>
     </w:lvl>
     <w:lvl w:ilvl="6" w:tplc="080A0001" w:tentative="1">
@@ -16268,7 +16638,7 @@
         <w:ind w:left="5607" w:hanging="360"/>
       </w:pPr>
       <w:rPr>
-        <w:rFonts w:ascii="Symbol" w:hAnsi="Symbol" w:hint="default"/>
+        <w:rFonts w:hint="default" w:ascii="Symbol" w:hAnsi="Symbol"/>
       </w:rPr>
     </w:lvl>
     <w:lvl w:ilvl="7" w:tplc="080A0003" w:tentative="1">
@@ -16280,7 +16650,7 @@
         <w:ind w:left="6327" w:hanging="360"/>
       </w:pPr>
       <w:rPr>
-        <w:rFonts w:ascii="Courier New" w:hAnsi="Courier New" w:cs="Courier New" w:hint="default"/>
+        <w:rFonts w:hint="default" w:ascii="Courier New" w:hAnsi="Courier New" w:cs="Courier New"/>
       </w:rPr>
     </w:lvl>
     <w:lvl w:ilvl="8" w:tplc="080A0005" w:tentative="1">
@@ -16292,7 +16662,7 @@
         <w:ind w:left="7047" w:hanging="360"/>
       </w:pPr>
       <w:rPr>
-        <w:rFonts w:ascii="Wingdings" w:hAnsi="Wingdings" w:hint="default"/>
+        <w:rFonts w:hint="default" w:ascii="Wingdings" w:hAnsi="Wingdings"/>
       </w:rPr>
     </w:lvl>
   </w:abstractNum>
@@ -16399,7 +16769,7 @@
         <w:ind w:left="1287" w:hanging="360"/>
       </w:pPr>
       <w:rPr>
-        <w:rFonts w:ascii="Symbol" w:hAnsi="Symbol" w:hint="default"/>
+        <w:rFonts w:hint="default" w:ascii="Symbol" w:hAnsi="Symbol"/>
       </w:rPr>
     </w:lvl>
     <w:lvl w:ilvl="1" w:tplc="080A0003" w:tentative="1">
@@ -16411,7 +16781,7 @@
         <w:ind w:left="2007" w:hanging="360"/>
       </w:pPr>
       <w:rPr>
-        <w:rFonts w:ascii="Courier New" w:hAnsi="Courier New" w:cs="Courier New" w:hint="default"/>
+        <w:rFonts w:hint="default" w:ascii="Courier New" w:hAnsi="Courier New" w:cs="Courier New"/>
       </w:rPr>
     </w:lvl>
     <w:lvl w:ilvl="2" w:tplc="080A0005" w:tentative="1">
@@ -16423,7 +16793,7 @@
         <w:ind w:left="2727" w:hanging="360"/>
       </w:pPr>
       <w:rPr>
-        <w:rFonts w:ascii="Wingdings" w:hAnsi="Wingdings" w:hint="default"/>
+        <w:rFonts w:hint="default" w:ascii="Wingdings" w:hAnsi="Wingdings"/>
       </w:rPr>
     </w:lvl>
     <w:lvl w:ilvl="3" w:tplc="080A0001" w:tentative="1">
@@ -16435,7 +16805,7 @@
         <w:ind w:left="3447" w:hanging="360"/>
       </w:pPr>
       <w:rPr>
-        <w:rFonts w:ascii="Symbol" w:hAnsi="Symbol" w:hint="default"/>
+        <w:rFonts w:hint="default" w:ascii="Symbol" w:hAnsi="Symbol"/>
       </w:rPr>
     </w:lvl>
     <w:lvl w:ilvl="4" w:tplc="080A0003" w:tentative="1">
@@ -16447,7 +16817,7 @@
         <w:ind w:left="4167" w:hanging="360"/>
       </w:pPr>
       <w:rPr>
-        <w:rFonts w:ascii="Courier New" w:hAnsi="Courier New" w:cs="Courier New" w:hint="default"/>
+        <w:rFonts w:hint="default" w:ascii="Courier New" w:hAnsi="Courier New" w:cs="Courier New"/>
       </w:rPr>
     </w:lvl>
     <w:lvl w:ilvl="5" w:tplc="080A0005" w:tentative="1">
@@ -16459,7 +16829,7 @@
         <w:ind w:left="4887" w:hanging="360"/>
       </w:pPr>
       <w:rPr>
-        <w:rFonts w:ascii="Wingdings" w:hAnsi="Wingdings" w:hint="default"/>
+        <w:rFonts w:hint="default" w:ascii="Wingdings" w:hAnsi="Wingdings"/>
       </w:rPr>
     </w:lvl>
     <w:lvl w:ilvl="6" w:tplc="080A0001" w:tentative="1">
@@ -16471,7 +16841,7 @@
         <w:ind w:left="5607" w:hanging="360"/>
       </w:pPr>
       <w:rPr>
-        <w:rFonts w:ascii="Symbol" w:hAnsi="Symbol" w:hint="default"/>
+        <w:rFonts w:hint="default" w:ascii="Symbol" w:hAnsi="Symbol"/>
       </w:rPr>
     </w:lvl>
     <w:lvl w:ilvl="7" w:tplc="080A0003" w:tentative="1">
@@ -16483,7 +16853,7 @@
         <w:ind w:left="6327" w:hanging="360"/>
       </w:pPr>
       <w:rPr>
-        <w:rFonts w:ascii="Courier New" w:hAnsi="Courier New" w:cs="Courier New" w:hint="default"/>
+        <w:rFonts w:hint="default" w:ascii="Courier New" w:hAnsi="Courier New" w:cs="Courier New"/>
       </w:rPr>
     </w:lvl>
     <w:lvl w:ilvl="8" w:tplc="080A0005" w:tentative="1">
@@ -16495,7 +16865,7 @@
         <w:ind w:left="7047" w:hanging="360"/>
       </w:pPr>
       <w:rPr>
-        <w:rFonts w:ascii="Wingdings" w:hAnsi="Wingdings" w:hint="default"/>
+        <w:rFonts w:hint="default" w:ascii="Wingdings" w:hAnsi="Wingdings"/>
       </w:rPr>
     </w:lvl>
   </w:abstractNum>
@@ -16512,7 +16882,7 @@
         <w:ind w:left="1440" w:hanging="360"/>
       </w:pPr>
       <w:rPr>
-        <w:rFonts w:ascii="Symbol" w:hAnsi="Symbol" w:hint="default"/>
+        <w:rFonts w:hint="default" w:ascii="Symbol" w:hAnsi="Symbol"/>
       </w:rPr>
     </w:lvl>
     <w:lvl w:ilvl="1" w:tplc="080A0003" w:tentative="1">
@@ -16524,7 +16894,7 @@
         <w:ind w:left="2160" w:hanging="360"/>
       </w:pPr>
       <w:rPr>
-        <w:rFonts w:ascii="Courier New" w:hAnsi="Courier New" w:cs="Courier New" w:hint="default"/>
+        <w:rFonts w:hint="default" w:ascii="Courier New" w:hAnsi="Courier New" w:cs="Courier New"/>
       </w:rPr>
     </w:lvl>
     <w:lvl w:ilvl="2" w:tplc="080A0005" w:tentative="1">
@@ -16536,7 +16906,7 @@
         <w:ind w:left="2880" w:hanging="360"/>
       </w:pPr>
       <w:rPr>
-        <w:rFonts w:ascii="Wingdings" w:hAnsi="Wingdings" w:hint="default"/>
+        <w:rFonts w:hint="default" w:ascii="Wingdings" w:hAnsi="Wingdings"/>
       </w:rPr>
     </w:lvl>
     <w:lvl w:ilvl="3" w:tplc="080A0001" w:tentative="1">
@@ -16548,7 +16918,7 @@
         <w:ind w:left="3600" w:hanging="360"/>
       </w:pPr>
       <w:rPr>
-        <w:rFonts w:ascii="Symbol" w:hAnsi="Symbol" w:hint="default"/>
+        <w:rFonts w:hint="default" w:ascii="Symbol" w:hAnsi="Symbol"/>
       </w:rPr>
     </w:lvl>
     <w:lvl w:ilvl="4" w:tplc="080A0003" w:tentative="1">
@@ -16560,7 +16930,7 @@
         <w:ind w:left="4320" w:hanging="360"/>
       </w:pPr>
       <w:rPr>
-        <w:rFonts w:ascii="Courier New" w:hAnsi="Courier New" w:cs="Courier New" w:hint="default"/>
+        <w:rFonts w:hint="default" w:ascii="Courier New" w:hAnsi="Courier New" w:cs="Courier New"/>
       </w:rPr>
     </w:lvl>
     <w:lvl w:ilvl="5" w:tplc="080A0005" w:tentative="1">
@@ -16572,7 +16942,7 @@
         <w:ind w:left="5040" w:hanging="360"/>
       </w:pPr>
       <w:rPr>
-        <w:rFonts w:ascii="Wingdings" w:hAnsi="Wingdings" w:hint="default"/>
+        <w:rFonts w:hint="default" w:ascii="Wingdings" w:hAnsi="Wingdings"/>
       </w:rPr>
     </w:lvl>
     <w:lvl w:ilvl="6" w:tplc="080A0001" w:tentative="1">
@@ -16584,7 +16954,7 @@
         <w:ind w:left="5760" w:hanging="360"/>
       </w:pPr>
       <w:rPr>
-        <w:rFonts w:ascii="Symbol" w:hAnsi="Symbol" w:hint="default"/>
+        <w:rFonts w:hint="default" w:ascii="Symbol" w:hAnsi="Symbol"/>
       </w:rPr>
     </w:lvl>
     <w:lvl w:ilvl="7" w:tplc="080A0003" w:tentative="1">
@@ -16596,7 +16966,7 @@
         <w:ind w:left="6480" w:hanging="360"/>
       </w:pPr>
       <w:rPr>
-        <w:rFonts w:ascii="Courier New" w:hAnsi="Courier New" w:cs="Courier New" w:hint="default"/>
+        <w:rFonts w:hint="default" w:ascii="Courier New" w:hAnsi="Courier New" w:cs="Courier New"/>
       </w:rPr>
     </w:lvl>
     <w:lvl w:ilvl="8" w:tplc="080A0005" w:tentative="1">
@@ -16608,7 +16978,7 @@
         <w:ind w:left="7200" w:hanging="360"/>
       </w:pPr>
       <w:rPr>
-        <w:rFonts w:ascii="Wingdings" w:hAnsi="Wingdings" w:hint="default"/>
+        <w:rFonts w:hint="default" w:ascii="Wingdings" w:hAnsi="Wingdings"/>
       </w:rPr>
     </w:lvl>
   </w:abstractNum>
@@ -16738,7 +17108,7 @@
         <w:ind w:left="1287" w:hanging="360"/>
       </w:pPr>
       <w:rPr>
-        <w:rFonts w:ascii="Symbol" w:hAnsi="Symbol" w:hint="default"/>
+        <w:rFonts w:hint="default" w:ascii="Symbol" w:hAnsi="Symbol"/>
       </w:rPr>
     </w:lvl>
     <w:lvl w:ilvl="1" w:tplc="080A0003" w:tentative="1">
@@ -16750,7 +17120,7 @@
         <w:ind w:left="2007" w:hanging="360"/>
       </w:pPr>
       <w:rPr>
-        <w:rFonts w:ascii="Courier New" w:hAnsi="Courier New" w:cs="Courier New" w:hint="default"/>
+        <w:rFonts w:hint="default" w:ascii="Courier New" w:hAnsi="Courier New" w:cs="Courier New"/>
       </w:rPr>
     </w:lvl>
     <w:lvl w:ilvl="2" w:tplc="080A0005" w:tentative="1">
@@ -16762,7 +17132,7 @@
         <w:ind w:left="2727" w:hanging="360"/>
       </w:pPr>
       <w:rPr>
-        <w:rFonts w:ascii="Wingdings" w:hAnsi="Wingdings" w:hint="default"/>
+        <w:rFonts w:hint="default" w:ascii="Wingdings" w:hAnsi="Wingdings"/>
       </w:rPr>
     </w:lvl>
     <w:lvl w:ilvl="3" w:tplc="080A0001" w:tentative="1">
@@ -16774,7 +17144,7 @@
         <w:ind w:left="3447" w:hanging="360"/>
       </w:pPr>
       <w:rPr>
-        <w:rFonts w:ascii="Symbol" w:hAnsi="Symbol" w:hint="default"/>
+        <w:rFonts w:hint="default" w:ascii="Symbol" w:hAnsi="Symbol"/>
       </w:rPr>
     </w:lvl>
     <w:lvl w:ilvl="4" w:tplc="080A0003" w:tentative="1">
@@ -16786,7 +17156,7 @@
         <w:ind w:left="4167" w:hanging="360"/>
       </w:pPr>
       <w:rPr>
-        <w:rFonts w:ascii="Courier New" w:hAnsi="Courier New" w:cs="Courier New" w:hint="default"/>
+        <w:rFonts w:hint="default" w:ascii="Courier New" w:hAnsi="Courier New" w:cs="Courier New"/>
       </w:rPr>
     </w:lvl>
     <w:lvl w:ilvl="5" w:tplc="080A0005" w:tentative="1">
@@ -16798,7 +17168,7 @@
         <w:ind w:left="4887" w:hanging="360"/>
       </w:pPr>
       <w:rPr>
-        <w:rFonts w:ascii="Wingdings" w:hAnsi="Wingdings" w:hint="default"/>
+        <w:rFonts w:hint="default" w:ascii="Wingdings" w:hAnsi="Wingdings"/>
       </w:rPr>
     </w:lvl>
     <w:lvl w:ilvl="6" w:tplc="080A0001" w:tentative="1">
@@ -16810,7 +17180,7 @@
         <w:ind w:left="5607" w:hanging="360"/>
       </w:pPr>
       <w:rPr>
-        <w:rFonts w:ascii="Symbol" w:hAnsi="Symbol" w:hint="default"/>
+        <w:rFonts w:hint="default" w:ascii="Symbol" w:hAnsi="Symbol"/>
       </w:rPr>
     </w:lvl>
     <w:lvl w:ilvl="7" w:tplc="080A0003" w:tentative="1">
@@ -16822,7 +17192,7 @@
         <w:ind w:left="6327" w:hanging="360"/>
       </w:pPr>
       <w:rPr>
-        <w:rFonts w:ascii="Courier New" w:hAnsi="Courier New" w:cs="Courier New" w:hint="default"/>
+        <w:rFonts w:hint="default" w:ascii="Courier New" w:hAnsi="Courier New" w:cs="Courier New"/>
       </w:rPr>
     </w:lvl>
     <w:lvl w:ilvl="8" w:tplc="080A0005" w:tentative="1">
@@ -16834,7 +17204,7 @@
         <w:ind w:left="7047" w:hanging="360"/>
       </w:pPr>
       <w:rPr>
-        <w:rFonts w:ascii="Wingdings" w:hAnsi="Wingdings" w:hint="default"/>
+        <w:rFonts w:hint="default" w:ascii="Wingdings" w:hAnsi="Wingdings"/>
       </w:rPr>
     </w:lvl>
   </w:abstractNum>
@@ -16851,7 +17221,7 @@
         <w:ind w:left="1800" w:hanging="360"/>
       </w:pPr>
       <w:rPr>
-        <w:rFonts w:ascii="Courier New" w:hAnsi="Courier New" w:cs="Courier New" w:hint="default"/>
+        <w:rFonts w:hint="default" w:ascii="Courier New" w:hAnsi="Courier New" w:cs="Courier New"/>
       </w:rPr>
     </w:lvl>
     <w:lvl w:ilvl="1" w:tplc="080A0003" w:tentative="1">
@@ -16863,7 +17233,7 @@
         <w:ind w:left="2520" w:hanging="360"/>
       </w:pPr>
       <w:rPr>
-        <w:rFonts w:ascii="Courier New" w:hAnsi="Courier New" w:cs="Courier New" w:hint="default"/>
+        <w:rFonts w:hint="default" w:ascii="Courier New" w:hAnsi="Courier New" w:cs="Courier New"/>
       </w:rPr>
     </w:lvl>
     <w:lvl w:ilvl="2" w:tplc="080A0005" w:tentative="1">
@@ -16875,7 +17245,7 @@
         <w:ind w:left="3240" w:hanging="360"/>
       </w:pPr>
       <w:rPr>
-        <w:rFonts w:ascii="Wingdings" w:hAnsi="Wingdings" w:hint="default"/>
+        <w:rFonts w:hint="default" w:ascii="Wingdings" w:hAnsi="Wingdings"/>
       </w:rPr>
     </w:lvl>
     <w:lvl w:ilvl="3" w:tplc="080A0001" w:tentative="1">
@@ -16887,7 +17257,7 @@
         <w:ind w:left="3960" w:hanging="360"/>
       </w:pPr>
       <w:rPr>
-        <w:rFonts w:ascii="Symbol" w:hAnsi="Symbol" w:hint="default"/>
+        <w:rFonts w:hint="default" w:ascii="Symbol" w:hAnsi="Symbol"/>
       </w:rPr>
     </w:lvl>
     <w:lvl w:ilvl="4" w:tplc="080A0003" w:tentative="1">
@@ -16899,7 +17269,7 @@
         <w:ind w:left="4680" w:hanging="360"/>
       </w:pPr>
       <w:rPr>
-        <w:rFonts w:ascii="Courier New" w:hAnsi="Courier New" w:cs="Courier New" w:hint="default"/>
+        <w:rFonts w:hint="default" w:ascii="Courier New" w:hAnsi="Courier New" w:cs="Courier New"/>
       </w:rPr>
     </w:lvl>
     <w:lvl w:ilvl="5" w:tplc="080A0005" w:tentative="1">
@@ -16911,7 +17281,7 @@
         <w:ind w:left="5400" w:hanging="360"/>
       </w:pPr>
       <w:rPr>
-        <w:rFonts w:ascii="Wingdings" w:hAnsi="Wingdings" w:hint="default"/>
+        <w:rFonts w:hint="default" w:ascii="Wingdings" w:hAnsi="Wingdings"/>
       </w:rPr>
     </w:lvl>
     <w:lvl w:ilvl="6" w:tplc="080A0001" w:tentative="1">
@@ -16923,7 +17293,7 @@
         <w:ind w:left="6120" w:hanging="360"/>
       </w:pPr>
       <w:rPr>
-        <w:rFonts w:ascii="Symbol" w:hAnsi="Symbol" w:hint="default"/>
+        <w:rFonts w:hint="default" w:ascii="Symbol" w:hAnsi="Symbol"/>
       </w:rPr>
     </w:lvl>
     <w:lvl w:ilvl="7" w:tplc="080A0003" w:tentative="1">
@@ -16935,7 +17305,7 @@
         <w:ind w:left="6840" w:hanging="360"/>
       </w:pPr>
       <w:rPr>
-        <w:rFonts w:ascii="Courier New" w:hAnsi="Courier New" w:cs="Courier New" w:hint="default"/>
+        <w:rFonts w:hint="default" w:ascii="Courier New" w:hAnsi="Courier New" w:cs="Courier New"/>
       </w:rPr>
     </w:lvl>
     <w:lvl w:ilvl="8" w:tplc="080A0005" w:tentative="1">
@@ -16947,7 +17317,7 @@
         <w:ind w:left="7560" w:hanging="360"/>
       </w:pPr>
       <w:rPr>
-        <w:rFonts w:ascii="Wingdings" w:hAnsi="Wingdings" w:hint="default"/>
+        <w:rFonts w:hint="default" w:ascii="Wingdings" w:hAnsi="Wingdings"/>
       </w:rPr>
     </w:lvl>
   </w:abstractNum>
@@ -16964,7 +17334,7 @@
         <w:ind w:left="720" w:hanging="360"/>
       </w:pPr>
       <w:rPr>
-        <w:rFonts w:ascii="Symbol" w:hAnsi="Symbol" w:hint="default"/>
+        <w:rFonts w:hint="default" w:ascii="Symbol" w:hAnsi="Symbol"/>
       </w:rPr>
     </w:lvl>
     <w:lvl w:ilvl="1" w:tplc="080A0003" w:tentative="1">
@@ -16976,7 +17346,7 @@
         <w:ind w:left="1440" w:hanging="360"/>
       </w:pPr>
       <w:rPr>
-        <w:rFonts w:ascii="Courier New" w:hAnsi="Courier New" w:cs="Courier New" w:hint="default"/>
+        <w:rFonts w:hint="default" w:ascii="Courier New" w:hAnsi="Courier New" w:cs="Courier New"/>
       </w:rPr>
     </w:lvl>
     <w:lvl w:ilvl="2" w:tplc="080A0005" w:tentative="1">
@@ -16988,7 +17358,7 @@
         <w:ind w:left="2160" w:hanging="360"/>
       </w:pPr>
       <w:rPr>
-        <w:rFonts w:ascii="Wingdings" w:hAnsi="Wingdings" w:hint="default"/>
+        <w:rFonts w:hint="default" w:ascii="Wingdings" w:hAnsi="Wingdings"/>
       </w:rPr>
     </w:lvl>
     <w:lvl w:ilvl="3" w:tplc="080A0001" w:tentative="1">
@@ -17000,7 +17370,7 @@
         <w:ind w:left="2880" w:hanging="360"/>
       </w:pPr>
       <w:rPr>
-        <w:rFonts w:ascii="Symbol" w:hAnsi="Symbol" w:hint="default"/>
+        <w:rFonts w:hint="default" w:ascii="Symbol" w:hAnsi="Symbol"/>
       </w:rPr>
     </w:lvl>
     <w:lvl w:ilvl="4" w:tplc="080A0003" w:tentative="1">
@@ -17012,7 +17382,7 @@
         <w:ind w:left="3600" w:hanging="360"/>
       </w:pPr>
       <w:rPr>
-        <w:rFonts w:ascii="Courier New" w:hAnsi="Courier New" w:cs="Courier New" w:hint="default"/>
+        <w:rFonts w:hint="default" w:ascii="Courier New" w:hAnsi="Courier New" w:cs="Courier New"/>
       </w:rPr>
     </w:lvl>
     <w:lvl w:ilvl="5" w:tplc="080A0005" w:tentative="1">
@@ -17024,7 +17394,7 @@
         <w:ind w:left="4320" w:hanging="360"/>
       </w:pPr>
       <w:rPr>
-        <w:rFonts w:ascii="Wingdings" w:hAnsi="Wingdings" w:hint="default"/>
+        <w:rFonts w:hint="default" w:ascii="Wingdings" w:hAnsi="Wingdings"/>
       </w:rPr>
     </w:lvl>
     <w:lvl w:ilvl="6" w:tplc="080A0001" w:tentative="1">
@@ -17036,7 +17406,7 @@
         <w:ind w:left="5040" w:hanging="360"/>
       </w:pPr>
       <w:rPr>
-        <w:rFonts w:ascii="Symbol" w:hAnsi="Symbol" w:hint="default"/>
+        <w:rFonts w:hint="default" w:ascii="Symbol" w:hAnsi="Symbol"/>
       </w:rPr>
     </w:lvl>
     <w:lvl w:ilvl="7" w:tplc="080A0003" w:tentative="1">
@@ -17048,7 +17418,7 @@
         <w:ind w:left="5760" w:hanging="360"/>
       </w:pPr>
       <w:rPr>
-        <w:rFonts w:ascii="Courier New" w:hAnsi="Courier New" w:cs="Courier New" w:hint="default"/>
+        <w:rFonts w:hint="default" w:ascii="Courier New" w:hAnsi="Courier New" w:cs="Courier New"/>
       </w:rPr>
     </w:lvl>
     <w:lvl w:ilvl="8" w:tplc="080A0005" w:tentative="1">
@@ -17060,7 +17430,7 @@
         <w:ind w:left="6480" w:hanging="360"/>
       </w:pPr>
       <w:rPr>
-        <w:rFonts w:ascii="Wingdings" w:hAnsi="Wingdings" w:hint="default"/>
+        <w:rFonts w:hint="default" w:ascii="Wingdings" w:hAnsi="Wingdings"/>
       </w:rPr>
     </w:lvl>
   </w:abstractNum>
@@ -17215,19 +17585,25 @@
 </file>
 
 <file path=word/people.xml><?xml version="1.0" encoding="utf-8"?>
-<w15:people xmlns:wpc="http://schemas.microsoft.com/office/word/2010/wordprocessingCanvas" xmlns:cx="http://schemas.microsoft.com/office/drawing/2014/chartex" xmlns:cx1="http://schemas.microsoft.com/office/drawing/2015/9/8/chartex" xmlns:cx2="http://schemas.microsoft.com/office/drawing/2015/10/21/chartex" xmlns:cx3="http://schemas.microsoft.com/office/drawing/2016/5/9/chartex" xmlns:cx4="http://schemas.microsoft.com/office/drawing/2016/5/10/chartex" xmlns:cx5="http://schemas.microsoft.com/office/drawing/2016/5/11/chartex" xmlns:cx6="http://schemas.microsoft.com/office/drawing/2016/5/12/chartex" xmlns:cx7="http://schemas.microsoft.com/office/drawing/2016/5/13/chartex" xmlns:cx8="http://schemas.microsoft.com/office/drawing/2016/5/14/chartex" xmlns:mc="http://schemas.openxmlformats.org/markup-compatibility/2006" xmlns:aink="http://schemas.microsoft.com/office/drawing/2016/ink" xmlns:am3d="http://schemas.microsoft.com/office/drawing/2017/model3d" xmlns:o="urn:schemas-microsoft-com:office:office" xmlns:oel="http://schemas.microsoft.com/office/2019/extlst" xmlns:r="http://schemas.openxmlformats.org/officeDocument/2006/relationships" xmlns:m="http://schemas.openxmlformats.org/officeDocument/2006/math" xmlns:v="urn:schemas-microsoft-com:vml" xmlns:wp14="http://schemas.microsoft.com/office/word/2010/wordprocessingDrawing" xmlns:wp="http://schemas.openxmlformats.org/drawingml/2006/wordprocessingDrawing" xmlns:w10="urn:schemas-microsoft-com:office:word" xmlns:w="http://schemas.openxmlformats.org/wordprocessingml/2006/main" xmlns:w14="http://schemas.microsoft.com/office/word/2010/wordml" xmlns:w15="http://schemas.microsoft.com/office/word/2012/wordml" xmlns:w16cex="http://schemas.microsoft.com/office/word/2018/wordml/cex" xmlns:w16cid="http://schemas.microsoft.com/office/word/2016/wordml/cid" xmlns:w16="http://schemas.microsoft.com/office/word/2018/wordml" xmlns:w16du="http://schemas.microsoft.com/office/word/2023/wordml/word16du" xmlns:w16sdtdh="http://schemas.microsoft.com/office/word/2020/wordml/sdtdatahash" xmlns:w16sdtfl="http://schemas.microsoft.com/office/word/2024/wordml/sdtformatlock" xmlns:w16se="http://schemas.microsoft.com/office/word/2015/wordml/symex" xmlns:wpg="http://schemas.microsoft.com/office/word/2010/wordprocessingGroup" xmlns:wpi="http://schemas.microsoft.com/office/word/2010/wordprocessingInk" xmlns:wne="http://schemas.microsoft.com/office/word/2006/wordml" xmlns:wps="http://schemas.microsoft.com/office/word/2010/wordprocessingShape" mc:Ignorable="w14 w15 w16se w16cid w16 w16cex w16sdtdh w16sdtfl w16du wp14">
+<w15:people xmlns:mc="http://schemas.openxmlformats.org/markup-compatibility/2006" xmlns:w15="http://schemas.microsoft.com/office/word/2012/wordml" mc:Ignorable="w15">
   <w15:person w15:author="Andrea Ardila">
     <w15:presenceInfo w15:providerId="None" w15:userId="Andrea Ardila"/>
+  </w15:person>
+  <w15:person w15:author="Andrea Ardila Chaparro">
+    <w15:presenceInfo w15:providerId="AD" w15:userId="S::aardilac@sena.edu.co::d90acd1a-33aa-4f5e-9a58-42fa9ae170a2"/>
+  </w15:person>
+  <w15:person w15:author="Andrea Ardila Chaparro">
+    <w15:presenceInfo w15:providerId="AD" w15:userId="S::aardilac@sena.edu.co::d90acd1a-33aa-4f5e-9a58-42fa9ae170a2"/>
   </w15:person>
 </w15:people>
 </file>
 
 <file path=word/styles.xml><?xml version="1.0" encoding="utf-8"?>
-<w:styles xmlns:mc="http://schemas.openxmlformats.org/markup-compatibility/2006" xmlns:r="http://schemas.openxmlformats.org/officeDocument/2006/relationships" xmlns:w="http://schemas.openxmlformats.org/wordprocessingml/2006/main" xmlns:w14="http://schemas.microsoft.com/office/word/2010/wordml" xmlns:w15="http://schemas.microsoft.com/office/word/2012/wordml" xmlns:w16cex="http://schemas.microsoft.com/office/word/2018/wordml/cex" xmlns:w16cid="http://schemas.microsoft.com/office/word/2016/wordml/cid" xmlns:w16="http://schemas.microsoft.com/office/word/2018/wordml" xmlns:w16du="http://schemas.microsoft.com/office/word/2023/wordml/word16du" xmlns:w16sdtdh="http://schemas.microsoft.com/office/word/2020/wordml/sdtdatahash" xmlns:w16sdtfl="http://schemas.microsoft.com/office/word/2024/wordml/sdtformatlock" xmlns:w16se="http://schemas.microsoft.com/office/word/2015/wordml/symex" mc:Ignorable="w14 w15 w16se w16cid w16 w16cex w16sdtdh w16sdtfl w16du">
+<w:styles xmlns:wp14="http://schemas.microsoft.com/office/word/2010/wordprocessingDrawing" xmlns:mc="http://schemas.openxmlformats.org/markup-compatibility/2006" xmlns:r="http://schemas.openxmlformats.org/officeDocument/2006/relationships" xmlns:w="http://schemas.openxmlformats.org/wordprocessingml/2006/main" xmlns:w14="http://schemas.microsoft.com/office/word/2010/wordml" xmlns:w15="http://schemas.microsoft.com/office/word/2012/wordml" xmlns:w16cex="http://schemas.microsoft.com/office/word/2018/wordml/cex" xmlns:w16cid="http://schemas.microsoft.com/office/word/2016/wordml/cid" xmlns:w16="http://schemas.microsoft.com/office/word/2018/wordml" xmlns:w16du="http://schemas.microsoft.com/office/word/2023/wordml/word16du" xmlns:w16sdtdh="http://schemas.microsoft.com/office/word/2020/wordml/sdtdatahash" xmlns:w16sdtfl="http://schemas.microsoft.com/office/word/2024/wordml/sdtformatlock" xmlns:w16se="http://schemas.microsoft.com/office/word/2015/wordml/symex" mc:Ignorable="w14 w15 w16se w16cid w16 w16cex w16sdtdh w16sdtfl w16du wp14">
   <w:docDefaults>
     <w:rPrDefault>
       <w:rPr>
-        <w:rFonts w:ascii="Arial" w:eastAsia="Arial" w:hAnsi="Arial" w:cs="Arial"/>
+        <w:rFonts w:ascii="Arial" w:hAnsi="Arial" w:eastAsia="Arial" w:cs="Arial"/>
         <w:sz w:val="22"/>
         <w:szCs w:val="22"/>
         <w:lang w:val="es-CO" w:eastAsia="ja-JP" w:bidi="ar-SA"/>
@@ -17242,14 +17618,14 @@
   <w:latentStyles w:defLockedState="0" w:defUIPriority="99" w:defSemiHidden="0" w:defUnhideWhenUsed="0" w:defQFormat="0" w:count="376">
     <w:lsdException w:name="Normal" w:uiPriority="0" w:qFormat="1"/>
     <w:lsdException w:name="heading 1" w:uiPriority="9" w:qFormat="1"/>
-    <w:lsdException w:name="heading 2" w:semiHidden="1" w:uiPriority="9" w:unhideWhenUsed="1" w:qFormat="1"/>
-    <w:lsdException w:name="heading 3" w:semiHidden="1" w:uiPriority="9" w:unhideWhenUsed="1" w:qFormat="1"/>
-    <w:lsdException w:name="heading 4" w:semiHidden="1" w:uiPriority="9" w:unhideWhenUsed="1" w:qFormat="1"/>
-    <w:lsdException w:name="heading 5" w:semiHidden="1" w:uiPriority="9" w:unhideWhenUsed="1" w:qFormat="1"/>
-    <w:lsdException w:name="heading 6" w:semiHidden="1" w:uiPriority="9" w:unhideWhenUsed="1" w:qFormat="1"/>
-    <w:lsdException w:name="heading 7" w:semiHidden="1" w:uiPriority="9" w:unhideWhenUsed="1" w:qFormat="1"/>
-    <w:lsdException w:name="heading 8" w:semiHidden="1" w:uiPriority="9" w:unhideWhenUsed="1" w:qFormat="1"/>
-    <w:lsdException w:name="heading 9" w:semiHidden="1" w:uiPriority="9" w:unhideWhenUsed="1" w:qFormat="1"/>
+    <w:lsdException w:name="heading 2" w:uiPriority="9" w:semiHidden="1" w:unhideWhenUsed="1" w:qFormat="1"/>
+    <w:lsdException w:name="heading 3" w:uiPriority="9" w:semiHidden="1" w:unhideWhenUsed="1" w:qFormat="1"/>
+    <w:lsdException w:name="heading 4" w:uiPriority="9" w:semiHidden="1" w:unhideWhenUsed="1" w:qFormat="1"/>
+    <w:lsdException w:name="heading 5" w:uiPriority="9" w:semiHidden="1" w:unhideWhenUsed="1" w:qFormat="1"/>
+    <w:lsdException w:name="heading 6" w:uiPriority="9" w:semiHidden="1" w:unhideWhenUsed="1" w:qFormat="1"/>
+    <w:lsdException w:name="heading 7" w:uiPriority="9" w:semiHidden="1" w:unhideWhenUsed="1" w:qFormat="1"/>
+    <w:lsdException w:name="heading 8" w:uiPriority="9" w:semiHidden="1" w:unhideWhenUsed="1" w:qFormat="1"/>
+    <w:lsdException w:name="heading 9" w:uiPriority="9" w:semiHidden="1" w:unhideWhenUsed="1" w:qFormat="1"/>
     <w:lsdException w:name="index 1" w:semiHidden="1" w:unhideWhenUsed="1"/>
     <w:lsdException w:name="index 2" w:semiHidden="1" w:unhideWhenUsed="1"/>
     <w:lsdException w:name="index 3" w:semiHidden="1" w:unhideWhenUsed="1"/>
@@ -17259,22 +17635,22 @@
     <w:lsdException w:name="index 7" w:semiHidden="1" w:unhideWhenUsed="1"/>
     <w:lsdException w:name="index 8" w:semiHidden="1" w:unhideWhenUsed="1"/>
     <w:lsdException w:name="index 9" w:semiHidden="1" w:unhideWhenUsed="1"/>
-    <w:lsdException w:name="toc 1" w:semiHidden="1" w:uiPriority="39" w:unhideWhenUsed="1"/>
-    <w:lsdException w:name="toc 2" w:semiHidden="1" w:uiPriority="39" w:unhideWhenUsed="1"/>
-    <w:lsdException w:name="toc 3" w:semiHidden="1" w:uiPriority="39" w:unhideWhenUsed="1"/>
-    <w:lsdException w:name="toc 4" w:semiHidden="1" w:uiPriority="39" w:unhideWhenUsed="1"/>
-    <w:lsdException w:name="toc 5" w:semiHidden="1" w:uiPriority="39" w:unhideWhenUsed="1"/>
-    <w:lsdException w:name="toc 6" w:semiHidden="1" w:uiPriority="39" w:unhideWhenUsed="1"/>
-    <w:lsdException w:name="toc 7" w:semiHidden="1" w:uiPriority="39" w:unhideWhenUsed="1"/>
-    <w:lsdException w:name="toc 8" w:semiHidden="1" w:uiPriority="39" w:unhideWhenUsed="1"/>
-    <w:lsdException w:name="toc 9" w:semiHidden="1" w:uiPriority="39" w:unhideWhenUsed="1"/>
+    <w:lsdException w:name="toc 1" w:uiPriority="39" w:semiHidden="1" w:unhideWhenUsed="1"/>
+    <w:lsdException w:name="toc 2" w:uiPriority="39" w:semiHidden="1" w:unhideWhenUsed="1"/>
+    <w:lsdException w:name="toc 3" w:uiPriority="39" w:semiHidden="1" w:unhideWhenUsed="1"/>
+    <w:lsdException w:name="toc 4" w:uiPriority="39" w:semiHidden="1" w:unhideWhenUsed="1"/>
+    <w:lsdException w:name="toc 5" w:uiPriority="39" w:semiHidden="1" w:unhideWhenUsed="1"/>
+    <w:lsdException w:name="toc 6" w:uiPriority="39" w:semiHidden="1" w:unhideWhenUsed="1"/>
+    <w:lsdException w:name="toc 7" w:uiPriority="39" w:semiHidden="1" w:unhideWhenUsed="1"/>
+    <w:lsdException w:name="toc 8" w:uiPriority="39" w:semiHidden="1" w:unhideWhenUsed="1"/>
+    <w:lsdException w:name="toc 9" w:uiPriority="39" w:semiHidden="1" w:unhideWhenUsed="1"/>
     <w:lsdException w:name="Normal Indent" w:semiHidden="1" w:unhideWhenUsed="1"/>
     <w:lsdException w:name="footnote text" w:semiHidden="1" w:unhideWhenUsed="1"/>
     <w:lsdException w:name="annotation text" w:semiHidden="1" w:unhideWhenUsed="1"/>
     <w:lsdException w:name="header" w:semiHidden="1" w:unhideWhenUsed="1"/>
     <w:lsdException w:name="footer" w:semiHidden="1" w:unhideWhenUsed="1"/>
     <w:lsdException w:name="index heading" w:semiHidden="1" w:unhideWhenUsed="1"/>
-    <w:lsdException w:name="caption" w:semiHidden="1" w:uiPriority="35" w:unhideWhenUsed="1" w:qFormat="1"/>
+    <w:lsdException w:name="caption" w:uiPriority="35" w:semiHidden="1" w:unhideWhenUsed="1" w:qFormat="1"/>
     <w:lsdException w:name="table of figures" w:semiHidden="1" w:unhideWhenUsed="1"/>
     <w:lsdException w:name="envelope address" w:semiHidden="1" w:unhideWhenUsed="1"/>
     <w:lsdException w:name="envelope return" w:semiHidden="1" w:unhideWhenUsed="1"/>
@@ -17305,7 +17681,7 @@
     <w:lsdException w:name="Title" w:uiPriority="10" w:qFormat="1"/>
     <w:lsdException w:name="Closing" w:semiHidden="1" w:unhideWhenUsed="1"/>
     <w:lsdException w:name="Signature" w:semiHidden="1" w:unhideWhenUsed="1"/>
-    <w:lsdException w:name="Default Paragraph Font" w:semiHidden="1" w:uiPriority="1" w:unhideWhenUsed="1"/>
+    <w:lsdException w:name="Default Paragraph Font" w:uiPriority="1" w:semiHidden="1" w:unhideWhenUsed="1"/>
     <w:lsdException w:name="Body Text" w:semiHidden="1" w:unhideWhenUsed="1"/>
     <w:lsdException w:name="Body Text Indent" w:semiHidden="1" w:unhideWhenUsed="1"/>
     <w:lsdException w:name="List Continue" w:semiHidden="1" w:unhideWhenUsed="1"/>
@@ -17505,8 +17881,8 @@
     <w:lsdException w:name="Subtle Reference" w:uiPriority="31" w:qFormat="1"/>
     <w:lsdException w:name="Intense Reference" w:uiPriority="32" w:qFormat="1"/>
     <w:lsdException w:name="Book Title" w:uiPriority="33" w:qFormat="1"/>
-    <w:lsdException w:name="Bibliography" w:semiHidden="1" w:uiPriority="37" w:unhideWhenUsed="1"/>
-    <w:lsdException w:name="TOC Heading" w:semiHidden="1" w:uiPriority="39" w:unhideWhenUsed="1" w:qFormat="1"/>
+    <w:lsdException w:name="Bibliography" w:uiPriority="37" w:semiHidden="1" w:unhideWhenUsed="1"/>
+    <w:lsdException w:name="TOC Heading" w:uiPriority="39" w:semiHidden="1" w:unhideWhenUsed="1" w:qFormat="1"/>
     <w:lsdException w:name="Plain Table 1" w:uiPriority="41"/>
     <w:lsdException w:name="Plain Table 2" w:uiPriority="42"/>
     <w:lsdException w:name="Plain Table 3" w:uiPriority="43"/>
@@ -17617,7 +17993,7 @@
     <w:lsdException w:name="Unresolved Mention" w:semiHidden="1" w:unhideWhenUsed="1"/>
     <w:lsdException w:name="Smart Link" w:semiHidden="1" w:unhideWhenUsed="1"/>
   </w:latentStyles>
-  <w:style w:type="paragraph" w:default="1" w:styleId="Normal">
+  <w:style w:type="paragraph" w:styleId="Normal" w:default="1">
     <w:name w:val="Normal"/>
     <w:qFormat/>
     <w:rsid w:val="006846C5"/>
@@ -17625,7 +18001,7 @@
       <w:spacing w:line="240" w:lineRule="auto"/>
     </w:pPr>
     <w:rPr>
-      <w:rFonts w:ascii="Times New Roman" w:eastAsia="Times New Roman" w:hAnsi="Times New Roman" w:cs="Times New Roman"/>
+      <w:rFonts w:ascii="Times New Roman" w:hAnsi="Times New Roman" w:eastAsia="Times New Roman" w:cs="Times New Roman"/>
       <w:sz w:val="24"/>
       <w:szCs w:val="24"/>
       <w:lang w:eastAsia="es-MX"/>
@@ -17644,7 +18020,7 @@
       <w:outlineLvl w:val="0"/>
     </w:pPr>
     <w:rPr>
-      <w:rFonts w:ascii="Arial" w:eastAsia="Arial" w:hAnsi="Arial" w:cs="Arial"/>
+      <w:rFonts w:ascii="Arial" w:hAnsi="Arial" w:eastAsia="Arial" w:cs="Arial"/>
       <w:sz w:val="40"/>
       <w:szCs w:val="40"/>
       <w:lang w:eastAsia="ja-JP"/>
@@ -17664,7 +18040,7 @@
       <w:outlineLvl w:val="1"/>
     </w:pPr>
     <w:rPr>
-      <w:rFonts w:ascii="Arial" w:eastAsia="Arial" w:hAnsi="Arial" w:cs="Arial"/>
+      <w:rFonts w:ascii="Arial" w:hAnsi="Arial" w:eastAsia="Arial" w:cs="Arial"/>
       <w:sz w:val="32"/>
       <w:szCs w:val="32"/>
       <w:lang w:eastAsia="ja-JP"/>
@@ -17685,7 +18061,7 @@
       <w:outlineLvl w:val="2"/>
     </w:pPr>
     <w:rPr>
-      <w:rFonts w:ascii="Arial" w:eastAsia="Arial" w:hAnsi="Arial" w:cs="Arial"/>
+      <w:rFonts w:ascii="Arial" w:hAnsi="Arial" w:eastAsia="Arial" w:cs="Arial"/>
       <w:color w:val="434343"/>
       <w:sz w:val="28"/>
       <w:szCs w:val="28"/>
@@ -17707,7 +18083,7 @@
       <w:outlineLvl w:val="3"/>
     </w:pPr>
     <w:rPr>
-      <w:rFonts w:ascii="Arial" w:eastAsia="Arial" w:hAnsi="Arial" w:cs="Arial"/>
+      <w:rFonts w:ascii="Arial" w:hAnsi="Arial" w:eastAsia="Arial" w:cs="Arial"/>
       <w:color w:val="666666"/>
       <w:lang w:eastAsia="ja-JP"/>
     </w:rPr>
@@ -17727,7 +18103,7 @@
       <w:outlineLvl w:val="4"/>
     </w:pPr>
     <w:rPr>
-      <w:rFonts w:ascii="Arial" w:eastAsia="Arial" w:hAnsi="Arial" w:cs="Arial"/>
+      <w:rFonts w:ascii="Arial" w:hAnsi="Arial" w:eastAsia="Arial" w:cs="Arial"/>
       <w:color w:val="666666"/>
       <w:sz w:val="22"/>
       <w:szCs w:val="22"/>
@@ -17749,7 +18125,7 @@
       <w:outlineLvl w:val="5"/>
     </w:pPr>
     <w:rPr>
-      <w:rFonts w:ascii="Arial" w:eastAsia="Arial" w:hAnsi="Arial" w:cs="Arial"/>
+      <w:rFonts w:ascii="Arial" w:hAnsi="Arial" w:eastAsia="Arial" w:cs="Arial"/>
       <w:i/>
       <w:color w:val="666666"/>
       <w:sz w:val="22"/>
@@ -17757,13 +18133,13 @@
       <w:lang w:eastAsia="ja-JP"/>
     </w:rPr>
   </w:style>
-  <w:style w:type="character" w:default="1" w:styleId="Fuentedeprrafopredeter">
+  <w:style w:type="character" w:styleId="Fuentedeprrafopredeter" w:default="1">
     <w:name w:val="Default Paragraph Font"/>
     <w:uiPriority w:val="1"/>
     <w:semiHidden/>
     <w:unhideWhenUsed/>
   </w:style>
-  <w:style w:type="table" w:default="1" w:styleId="Tablanormal">
+  <w:style w:type="table" w:styleId="Tablanormal" w:default="1">
     <w:name w:val="Normal Table"/>
     <w:uiPriority w:val="99"/>
     <w:semiHidden/>
@@ -17778,7 +18154,7 @@
       </w:tblCellMar>
     </w:tblPr>
   </w:style>
-  <w:style w:type="numbering" w:default="1" w:styleId="Sinlista">
+  <w:style w:type="numbering" w:styleId="Sinlista" w:default="1">
     <w:name w:val="No List"/>
     <w:uiPriority w:val="99"/>
     <w:semiHidden/>
@@ -17796,17 +18172,17 @@
       <w:spacing w:after="60" w:line="276" w:lineRule="auto"/>
     </w:pPr>
     <w:rPr>
-      <w:rFonts w:ascii="Arial" w:eastAsia="Arial" w:hAnsi="Arial" w:cs="Arial"/>
+      <w:rFonts w:ascii="Arial" w:hAnsi="Arial" w:eastAsia="Arial" w:cs="Arial"/>
       <w:sz w:val="52"/>
       <w:szCs w:val="52"/>
       <w:lang w:eastAsia="ja-JP"/>
     </w:rPr>
   </w:style>
-  <w:style w:type="paragraph" w:customStyle="1" w:styleId="Normal0">
+  <w:style w:type="paragraph" w:styleId="Normal0" w:customStyle="1">
     <w:name w:val="Normal0"/>
     <w:qFormat/>
   </w:style>
-  <w:style w:type="paragraph" w:customStyle="1" w:styleId="heading10">
+  <w:style w:type="paragraph" w:styleId="heading10" w:customStyle="1">
     <w:name w:val="heading 10"/>
     <w:basedOn w:val="Normal0"/>
     <w:next w:val="Normal0"/>
@@ -17823,7 +18199,7 @@
       <w:szCs w:val="40"/>
     </w:rPr>
   </w:style>
-  <w:style w:type="paragraph" w:customStyle="1" w:styleId="heading20">
+  <w:style w:type="paragraph" w:styleId="heading20" w:customStyle="1">
     <w:name w:val="heading 20"/>
     <w:basedOn w:val="Normal0"/>
     <w:next w:val="Normal0"/>
@@ -17842,7 +18218,7 @@
       <w:szCs w:val="32"/>
     </w:rPr>
   </w:style>
-  <w:style w:type="paragraph" w:customStyle="1" w:styleId="heading30">
+  <w:style w:type="paragraph" w:styleId="heading30" w:customStyle="1">
     <w:name w:val="heading 30"/>
     <w:basedOn w:val="Normal0"/>
     <w:next w:val="Normal0"/>
@@ -17862,7 +18238,7 @@
       <w:szCs w:val="28"/>
     </w:rPr>
   </w:style>
-  <w:style w:type="paragraph" w:customStyle="1" w:styleId="heading40">
+  <w:style w:type="paragraph" w:styleId="heading40" w:customStyle="1">
     <w:name w:val="heading 40"/>
     <w:basedOn w:val="Normal0"/>
     <w:next w:val="Normal0"/>
@@ -17882,7 +18258,7 @@
       <w:szCs w:val="24"/>
     </w:rPr>
   </w:style>
-  <w:style w:type="paragraph" w:customStyle="1" w:styleId="heading50">
+  <w:style w:type="paragraph" w:styleId="heading50" w:customStyle="1">
     <w:name w:val="heading 50"/>
     <w:basedOn w:val="Normal0"/>
     <w:next w:val="Normal0"/>
@@ -17900,7 +18276,7 @@
       <w:color w:val="666666"/>
     </w:rPr>
   </w:style>
-  <w:style w:type="paragraph" w:customStyle="1" w:styleId="heading60">
+  <w:style w:type="paragraph" w:styleId="heading60" w:customStyle="1">
     <w:name w:val="heading 60"/>
     <w:basedOn w:val="Normal0"/>
     <w:next w:val="Normal0"/>
@@ -17919,7 +18295,7 @@
       <w:color w:val="666666"/>
     </w:rPr>
   </w:style>
-  <w:style w:type="table" w:customStyle="1" w:styleId="NormalTable0">
+  <w:style w:type="table" w:styleId="NormalTable0" w:customStyle="1">
     <w:name w:val="Normal Table0"/>
     <w:uiPriority w:val="99"/>
     <w:semiHidden/>
@@ -17934,7 +18310,7 @@
       </w:tblCellMar>
     </w:tblPr>
   </w:style>
-  <w:style w:type="table" w:customStyle="1" w:styleId="NormalTable1">
+  <w:style w:type="table" w:styleId="NormalTable1" w:customStyle="1">
     <w:name w:val="Normal Table1"/>
     <w:tblPr>
       <w:tblCellMar>
@@ -17945,7 +18321,7 @@
       </w:tblCellMar>
     </w:tblPr>
   </w:style>
-  <w:style w:type="paragraph" w:customStyle="1" w:styleId="Title0">
+  <w:style w:type="paragraph" w:styleId="Title0" w:customStyle="1">
     <w:name w:val="Title0"/>
     <w:basedOn w:val="Normal0"/>
     <w:next w:val="Normal0"/>
@@ -17961,7 +18337,7 @@
       <w:szCs w:val="52"/>
     </w:rPr>
   </w:style>
-  <w:style w:type="table" w:customStyle="1" w:styleId="TableNormal">
+  <w:style w:type="table" w:styleId="TableNormal" w:customStyle="1">
     <w:name w:val="Table Normal"/>
     <w:tblPr>
       <w:tblCellMar>
@@ -17989,7 +18365,7 @@
       <w:szCs w:val="30"/>
     </w:rPr>
   </w:style>
-  <w:style w:type="table" w:customStyle="1" w:styleId="a">
+  <w:style w:type="table" w:styleId="a" w:customStyle="1">
     <w:basedOn w:val="NormalTable0"/>
     <w:tblPr>
       <w:tblStyleRowBandSize w:val="1"/>
@@ -18002,7 +18378,7 @@
       </w:tblCellMar>
     </w:tblPr>
   </w:style>
-  <w:style w:type="table" w:customStyle="1" w:styleId="a0">
+  <w:style w:type="table" w:styleId="a0" w:customStyle="1">
     <w:basedOn w:val="NormalTable0"/>
     <w:tblPr>
       <w:tblStyleRowBandSize w:val="1"/>
@@ -18015,7 +18391,7 @@
       </w:tblCellMar>
     </w:tblPr>
   </w:style>
-  <w:style w:type="table" w:customStyle="1" w:styleId="a1">
+  <w:style w:type="table" w:styleId="a1" w:customStyle="1">
     <w:basedOn w:val="NormalTable0"/>
     <w:tblPr>
       <w:tblStyleRowBandSize w:val="1"/>
@@ -18038,12 +18414,12 @@
     </w:pPr>
     <w:tblPr>
       <w:tblBorders>
-        <w:top w:val="single" w:sz="4" w:space="0" w:color="auto"/>
-        <w:left w:val="single" w:sz="4" w:space="0" w:color="auto"/>
-        <w:bottom w:val="single" w:sz="4" w:space="0" w:color="auto"/>
-        <w:right w:val="single" w:sz="4" w:space="0" w:color="auto"/>
-        <w:insideH w:val="single" w:sz="4" w:space="0" w:color="auto"/>
-        <w:insideV w:val="single" w:sz="4" w:space="0" w:color="auto"/>
+        <w:top w:val="single" w:color="auto" w:sz="4" w:space="0"/>
+        <w:left w:val="single" w:color="auto" w:sz="4" w:space="0"/>
+        <w:bottom w:val="single" w:color="auto" w:sz="4" w:space="0"/>
+        <w:right w:val="single" w:color="auto" w:sz="4" w:space="0"/>
+        <w:insideH w:val="single" w:color="auto" w:sz="4" w:space="0"/>
+        <w:insideV w:val="single" w:color="auto" w:sz="4" w:space="0"/>
       </w:tblBorders>
     </w:tblPr>
   </w:style>
@@ -18062,7 +18438,7 @@
       <w:spacing w:line="240" w:lineRule="auto"/>
     </w:pPr>
   </w:style>
-  <w:style w:type="character" w:customStyle="1" w:styleId="EncabezadoCar">
+  <w:style w:type="character" w:styleId="EncabezadoCar" w:customStyle="1">
     <w:name w:val="Encabezado Car"/>
     <w:basedOn w:val="Fuentedeprrafopredeter"/>
     <w:link w:val="Encabezado"/>
@@ -18084,7 +18460,7 @@
       <w:spacing w:line="240" w:lineRule="auto"/>
     </w:pPr>
   </w:style>
-  <w:style w:type="character" w:customStyle="1" w:styleId="PiedepginaCar">
+  <w:style w:type="character" w:styleId="PiedepginaCar" w:customStyle="1">
     <w:name w:val="Pie de página Car"/>
     <w:basedOn w:val="Fuentedeprrafopredeter"/>
     <w:link w:val="Piedepgina"/>
@@ -18101,12 +18477,12 @@
       <w:spacing w:before="100" w:beforeAutospacing="1" w:after="100" w:afterAutospacing="1" w:line="240" w:lineRule="auto"/>
     </w:pPr>
     <w:rPr>
-      <w:rFonts w:ascii="Times New Roman" w:eastAsia="Times New Roman" w:hAnsi="Times New Roman" w:cs="Times New Roman"/>
+      <w:rFonts w:ascii="Times New Roman" w:hAnsi="Times New Roman" w:eastAsia="Times New Roman" w:cs="Times New Roman"/>
       <w:sz w:val="24"/>
       <w:szCs w:val="24"/>
     </w:rPr>
   </w:style>
-  <w:style w:type="character" w:customStyle="1" w:styleId="Listavistosa-nfasis1Car">
+  <w:style w:type="character" w:styleId="Listavistosa-nfasis1Car" w:customStyle="1">
     <w:name w:val="Lista vistosa - Énfasis 1 Car"/>
     <w:link w:val="Listavistosa-nfasis1"/>
     <w:uiPriority w:val="34"/>
@@ -18147,7 +18523,7 @@
       <w:tblPr/>
       <w:tcPr>
         <w:tcBorders>
-          <w:bottom w:val="single" w:sz="12" w:space="0" w:color="FFFFFF" w:themeColor="background1"/>
+          <w:bottom w:val="single" w:color="FFFFFF" w:themeColor="background1" w:sz="12" w:space="0"/>
         </w:tcBorders>
         <w:shd w:val="clear" w:color="auto" w:fill="9E3A38" w:themeFill="accent2" w:themeFillShade="CC"/>
       </w:tcPr>
@@ -18156,7 +18532,7 @@
       <w:tblPr/>
       <w:tcPr>
         <w:tcBorders>
-          <w:top w:val="single" w:sz="12" w:space="0" w:color="000000" w:themeColor="text1"/>
+          <w:top w:val="single" w:color="000000" w:themeColor="text1" w:sz="12" w:space="0"/>
         </w:tcBorders>
         <w:shd w:val="clear" w:color="auto" w:fill="FFFFFF" w:themeFill="background1"/>
       </w:tcPr>
@@ -18204,7 +18580,7 @@
       <w:u w:val="single"/>
     </w:rPr>
   </w:style>
-  <w:style w:type="character" w:customStyle="1" w:styleId="Mencinsinresolver1">
+  <w:style w:type="character" w:styleId="Mencinsinresolver1" w:customStyle="1">
     <w:name w:val="Mención sin resolver1"/>
     <w:basedOn w:val="Fuentedeprrafopredeter"/>
     <w:uiPriority w:val="99"/>
@@ -18245,7 +18621,7 @@
       <w:szCs w:val="18"/>
     </w:rPr>
   </w:style>
-  <w:style w:type="character" w:customStyle="1" w:styleId="TextodegloboCar">
+  <w:style w:type="character" w:styleId="TextodegloboCar" w:customStyle="1">
     <w:name w:val="Texto de globo Car"/>
     <w:basedOn w:val="Fuentedeprrafopredeter"/>
     <w:link w:val="Textodeglobo"/>
@@ -18285,7 +18661,7 @@
       <w:szCs w:val="20"/>
     </w:rPr>
   </w:style>
-  <w:style w:type="character" w:customStyle="1" w:styleId="TextocomentarioCar">
+  <w:style w:type="character" w:styleId="TextocomentarioCar" w:customStyle="1">
     <w:name w:val="Texto comentario Car"/>
     <w:basedOn w:val="Fuentedeprrafopredeter"/>
     <w:link w:val="Textocomentario"/>
@@ -18310,7 +18686,7 @@
       <w:bCs/>
     </w:rPr>
   </w:style>
-  <w:style w:type="character" w:customStyle="1" w:styleId="AsuntodelcomentarioCar">
+  <w:style w:type="character" w:styleId="AsuntodelcomentarioCar" w:customStyle="1">
     <w:name w:val="Asunto del comentario Car"/>
     <w:basedOn w:val="TextocomentarioCar"/>
     <w:link w:val="Asuntodelcomentario"/>
@@ -18324,7 +18700,7 @@
       <w:szCs w:val="20"/>
     </w:rPr>
   </w:style>
-  <w:style w:type="table" w:customStyle="1" w:styleId="a2">
+  <w:style w:type="table" w:styleId="a2" w:customStyle="1">
     <w:basedOn w:val="TableNormal"/>
     <w:pPr>
       <w:spacing w:line="240" w:lineRule="auto"/>
@@ -18346,7 +18722,7 @@
       <w:shd w:val="clear" w:color="auto" w:fill="EDF2F8"/>
     </w:tcPr>
   </w:style>
-  <w:style w:type="table" w:customStyle="1" w:styleId="a3">
+  <w:style w:type="table" w:styleId="a3" w:customStyle="1">
     <w:basedOn w:val="TableNormal"/>
     <w:pPr>
       <w:spacing w:line="240" w:lineRule="auto"/>
@@ -18368,7 +18744,7 @@
       <w:shd w:val="clear" w:color="auto" w:fill="EDF2F8"/>
     </w:tcPr>
   </w:style>
-  <w:style w:type="table" w:customStyle="1" w:styleId="a4">
+  <w:style w:type="table" w:styleId="a4" w:customStyle="1">
     <w:basedOn w:val="TableNormal"/>
     <w:pPr>
       <w:spacing w:line="240" w:lineRule="auto"/>
@@ -18390,7 +18766,7 @@
       <w:shd w:val="clear" w:color="auto" w:fill="EDF2F8"/>
     </w:tcPr>
   </w:style>
-  <w:style w:type="table" w:customStyle="1" w:styleId="a5">
+  <w:style w:type="table" w:styleId="a5" w:customStyle="1">
     <w:basedOn w:val="TableNormal"/>
     <w:pPr>
       <w:spacing w:line="240" w:lineRule="auto"/>
@@ -18412,7 +18788,7 @@
       <w:shd w:val="clear" w:color="auto" w:fill="EDF2F8"/>
     </w:tcPr>
   </w:style>
-  <w:style w:type="table" w:customStyle="1" w:styleId="a6">
+  <w:style w:type="table" w:styleId="a6" w:customStyle="1">
     <w:basedOn w:val="TableNormal"/>
     <w:tblPr>
       <w:tblStyleRowBandSize w:val="1"/>
@@ -18423,7 +18799,7 @@
       </w:tblCellMar>
     </w:tblPr>
   </w:style>
-  <w:style w:type="table" w:customStyle="1" w:styleId="a7">
+  <w:style w:type="table" w:styleId="a7" w:customStyle="1">
     <w:basedOn w:val="TableNormal"/>
     <w:tblPr>
       <w:tblStyleRowBandSize w:val="1"/>
@@ -18436,7 +18812,7 @@
       </w:tblCellMar>
     </w:tblPr>
   </w:style>
-  <w:style w:type="table" w:customStyle="1" w:styleId="a8">
+  <w:style w:type="table" w:styleId="a8" w:customStyle="1">
     <w:basedOn w:val="TableNormal"/>
     <w:tblPr>
       <w:tblStyleRowBandSize w:val="1"/>
@@ -18449,7 +18825,7 @@
       </w:tblCellMar>
     </w:tblPr>
   </w:style>
-  <w:style w:type="table" w:customStyle="1" w:styleId="a9">
+  <w:style w:type="table" w:styleId="a9" w:customStyle="1">
     <w:basedOn w:val="TableNormal"/>
     <w:tblPr>
       <w:tblStyleRowBandSize w:val="1"/>
@@ -18460,7 +18836,7 @@
       </w:tblCellMar>
     </w:tblPr>
   </w:style>
-  <w:style w:type="table" w:customStyle="1" w:styleId="aa">
+  <w:style w:type="table" w:styleId="aa" w:customStyle="1">
     <w:basedOn w:val="TableNormal"/>
     <w:tblPr>
       <w:tblStyleRowBandSize w:val="1"/>
@@ -18471,7 +18847,7 @@
       </w:tblCellMar>
     </w:tblPr>
   </w:style>
-  <w:style w:type="table" w:customStyle="1" w:styleId="ab">
+  <w:style w:type="table" w:styleId="ab" w:customStyle="1">
     <w:basedOn w:val="TableNormal"/>
     <w:pPr>
       <w:spacing w:line="240" w:lineRule="auto"/>
@@ -18493,7 +18869,7 @@
       <w:shd w:val="clear" w:color="auto" w:fill="EDF2F8"/>
     </w:tcPr>
   </w:style>
-  <w:style w:type="table" w:customStyle="1" w:styleId="ac">
+  <w:style w:type="table" w:styleId="ac" w:customStyle="1">
     <w:basedOn w:val="TableNormal"/>
     <w:pPr>
       <w:spacing w:line="240" w:lineRule="auto"/>
@@ -18515,7 +18891,7 @@
       <w:shd w:val="clear" w:color="auto" w:fill="EDF2F8"/>
     </w:tcPr>
   </w:style>
-  <w:style w:type="table" w:customStyle="1" w:styleId="ad">
+  <w:style w:type="table" w:styleId="ad" w:customStyle="1">
     <w:basedOn w:val="TableNormal"/>
     <w:pPr>
       <w:spacing w:line="240" w:lineRule="auto"/>
@@ -18537,7 +18913,7 @@
       <w:shd w:val="clear" w:color="auto" w:fill="EDF2F8"/>
     </w:tcPr>
   </w:style>
-  <w:style w:type="table" w:customStyle="1" w:styleId="ae">
+  <w:style w:type="table" w:styleId="ae" w:customStyle="1">
     <w:basedOn w:val="TableNormal"/>
     <w:pPr>
       <w:spacing w:line="240" w:lineRule="auto"/>
@@ -18559,7 +18935,7 @@
       <w:shd w:val="clear" w:color="auto" w:fill="EDF2F8"/>
     </w:tcPr>
   </w:style>
-  <w:style w:type="table" w:customStyle="1" w:styleId="af">
+  <w:style w:type="table" w:styleId="af" w:customStyle="1">
     <w:basedOn w:val="TableNormal"/>
     <w:pPr>
       <w:spacing w:line="240" w:lineRule="auto"/>
@@ -18581,7 +18957,7 @@
       <w:shd w:val="clear" w:color="auto" w:fill="EDF2F8"/>
     </w:tcPr>
   </w:style>
-  <w:style w:type="table" w:customStyle="1" w:styleId="af0">
+  <w:style w:type="table" w:styleId="af0" w:customStyle="1">
     <w:basedOn w:val="TableNormal"/>
     <w:pPr>
       <w:spacing w:line="240" w:lineRule="auto"/>
@@ -18603,7 +18979,7 @@
       <w:shd w:val="clear" w:color="auto" w:fill="EDF2F8"/>
     </w:tcPr>
   </w:style>
-  <w:style w:type="table" w:customStyle="1" w:styleId="af1">
+  <w:style w:type="table" w:styleId="af1" w:customStyle="1">
     <w:basedOn w:val="TableNormal"/>
     <w:pPr>
       <w:spacing w:line="240" w:lineRule="auto"/>
@@ -18625,7 +19001,7 @@
       <w:shd w:val="clear" w:color="auto" w:fill="EDF2F8"/>
     </w:tcPr>
   </w:style>
-  <w:style w:type="table" w:customStyle="1" w:styleId="af2">
+  <w:style w:type="table" w:styleId="af2" w:customStyle="1">
     <w:basedOn w:val="TableNormal"/>
     <w:pPr>
       <w:spacing w:line="240" w:lineRule="auto"/>
@@ -18647,7 +19023,7 @@
       <w:shd w:val="clear" w:color="auto" w:fill="EDF2F8"/>
     </w:tcPr>
   </w:style>
-  <w:style w:type="table" w:customStyle="1" w:styleId="af3">
+  <w:style w:type="table" w:styleId="af3" w:customStyle="1">
     <w:basedOn w:val="TableNormal"/>
     <w:pPr>
       <w:spacing w:line="240" w:lineRule="auto"/>
@@ -18669,7 +19045,7 @@
       <w:shd w:val="clear" w:color="auto" w:fill="EDF2F8"/>
     </w:tcPr>
   </w:style>
-  <w:style w:type="character" w:customStyle="1" w:styleId="Mencinsinresolver2">
+  <w:style w:type="character" w:styleId="Mencinsinresolver2" w:customStyle="1">
     <w:name w:val="Mención sin resolver2"/>
     <w:basedOn w:val="Fuentedeprrafopredeter"/>
     <w:uiPriority w:val="99"/>
@@ -18681,7 +19057,7 @@
       <w:shd w:val="clear" w:color="auto" w:fill="E1DFDD"/>
     </w:rPr>
   </w:style>
-  <w:style w:type="paragraph" w:customStyle="1" w:styleId="Subtitle0">
+  <w:style w:type="paragraph" w:styleId="Subtitle0" w:customStyle="1">
     <w:name w:val="Subtitle0"/>
     <w:basedOn w:val="Normal0"/>
     <w:next w:val="Normal0"/>
@@ -18696,7 +19072,7 @@
       <w:szCs w:val="30"/>
     </w:rPr>
   </w:style>
-  <w:style w:type="table" w:customStyle="1" w:styleId="af4">
+  <w:style w:type="table" w:styleId="af4" w:customStyle="1">
     <w:basedOn w:val="NormalTable1"/>
     <w:pPr>
       <w:spacing w:line="240" w:lineRule="auto"/>
@@ -18718,7 +19094,7 @@
       <w:shd w:val="clear" w:color="auto" w:fill="EDF2F8"/>
     </w:tcPr>
   </w:style>
-  <w:style w:type="table" w:customStyle="1" w:styleId="af5">
+  <w:style w:type="table" w:styleId="af5" w:customStyle="1">
     <w:basedOn w:val="NormalTable1"/>
     <w:pPr>
       <w:spacing w:line="240" w:lineRule="auto"/>
@@ -18740,7 +19116,7 @@
       <w:shd w:val="clear" w:color="auto" w:fill="EDF2F8"/>
     </w:tcPr>
   </w:style>
-  <w:style w:type="table" w:customStyle="1" w:styleId="af6">
+  <w:style w:type="table" w:styleId="af6" w:customStyle="1">
     <w:basedOn w:val="NormalTable1"/>
     <w:pPr>
       <w:spacing w:line="240" w:lineRule="auto"/>
@@ -18762,7 +19138,7 @@
       <w:shd w:val="clear" w:color="auto" w:fill="EDF2F8"/>
     </w:tcPr>
   </w:style>
-  <w:style w:type="table" w:customStyle="1" w:styleId="af7">
+  <w:style w:type="table" w:styleId="af7" w:customStyle="1">
     <w:basedOn w:val="NormalTable1"/>
     <w:pPr>
       <w:spacing w:line="240" w:lineRule="auto"/>
@@ -18784,7 +19160,7 @@
       <w:shd w:val="clear" w:color="auto" w:fill="EDF2F8"/>
     </w:tcPr>
   </w:style>
-  <w:style w:type="table" w:customStyle="1" w:styleId="af8">
+  <w:style w:type="table" w:styleId="af8" w:customStyle="1">
     <w:basedOn w:val="NormalTable1"/>
     <w:tblPr>
       <w:tblStyleRowBandSize w:val="1"/>
@@ -18797,7 +19173,7 @@
       </w:tblCellMar>
     </w:tblPr>
   </w:style>
-  <w:style w:type="table" w:customStyle="1" w:styleId="af9">
+  <w:style w:type="table" w:styleId="af9" w:customStyle="1">
     <w:basedOn w:val="NormalTable1"/>
     <w:tblPr>
       <w:tblStyleRowBandSize w:val="1"/>
@@ -18810,7 +19186,7 @@
       </w:tblCellMar>
     </w:tblPr>
   </w:style>
-  <w:style w:type="table" w:customStyle="1" w:styleId="afa">
+  <w:style w:type="table" w:styleId="afa" w:customStyle="1">
     <w:basedOn w:val="NormalTable1"/>
     <w:pPr>
       <w:spacing w:line="240" w:lineRule="auto"/>
@@ -18832,7 +19208,7 @@
       <w:shd w:val="clear" w:color="auto" w:fill="EDF2F8"/>
     </w:tcPr>
   </w:style>
-  <w:style w:type="table" w:customStyle="1" w:styleId="afb">
+  <w:style w:type="table" w:styleId="afb" w:customStyle="1">
     <w:basedOn w:val="NormalTable1"/>
     <w:pPr>
       <w:spacing w:line="240" w:lineRule="auto"/>
@@ -18854,7 +19230,7 @@
       <w:shd w:val="clear" w:color="auto" w:fill="EDF2F8"/>
     </w:tcPr>
   </w:style>
-  <w:style w:type="table" w:customStyle="1" w:styleId="afc">
+  <w:style w:type="table" w:styleId="afc" w:customStyle="1">
     <w:basedOn w:val="NormalTable1"/>
     <w:pPr>
       <w:spacing w:line="240" w:lineRule="auto"/>
@@ -18876,7 +19252,7 @@
       <w:shd w:val="clear" w:color="auto" w:fill="EDF2F8"/>
     </w:tcPr>
   </w:style>
-  <w:style w:type="table" w:customStyle="1" w:styleId="afd">
+  <w:style w:type="table" w:styleId="afd" w:customStyle="1">
     <w:basedOn w:val="NormalTable1"/>
     <w:pPr>
       <w:spacing w:line="240" w:lineRule="auto"/>
@@ -18898,7 +19274,7 @@
       <w:shd w:val="clear" w:color="auto" w:fill="EDF2F8"/>
     </w:tcPr>
   </w:style>
-  <w:style w:type="table" w:customStyle="1" w:styleId="afe">
+  <w:style w:type="table" w:styleId="afe" w:customStyle="1">
     <w:basedOn w:val="NormalTable1"/>
     <w:pPr>
       <w:spacing w:line="240" w:lineRule="auto"/>
@@ -18944,7 +19320,7 @@
       <w:color w:val="4F81BD" w:themeColor="accent1"/>
     </w:rPr>
   </w:style>
-  <w:style w:type="paragraph" w:customStyle="1" w:styleId="paragraph">
+  <w:style w:type="paragraph" w:styleId="paragraph" w:customStyle="1">
     <w:name w:val="paragraph"/>
     <w:basedOn w:val="Normal"/>
     <w:rsid w:val="00483525"/>
@@ -18952,12 +19328,12 @@
       <w:spacing w:before="100" w:beforeAutospacing="1" w:after="100" w:afterAutospacing="1"/>
     </w:pPr>
   </w:style>
-  <w:style w:type="character" w:customStyle="1" w:styleId="normaltextrun">
+  <w:style w:type="character" w:styleId="normaltextrun" w:customStyle="1">
     <w:name w:val="normaltextrun"/>
     <w:basedOn w:val="Fuentedeprrafopredeter"/>
     <w:rsid w:val="00483525"/>
   </w:style>
-  <w:style w:type="character" w:customStyle="1" w:styleId="eop">
+  <w:style w:type="character" w:styleId="eop" w:customStyle="1">
     <w:name w:val="eop"/>
     <w:basedOn w:val="Fuentedeprrafopredeter"/>
     <w:rsid w:val="00483525"/>
@@ -18995,7 +19371,7 @@
       <w:color w:val="666666"/>
     </w:rPr>
   </w:style>
-  <w:style w:type="character" w:customStyle="1" w:styleId="fadeinm1hgl8">
+  <w:style w:type="character" w:styleId="fadeinm1hgl8" w:customStyle="1">
     <w:name w:val="_fadein_m1hgl_8"/>
     <w:basedOn w:val="Fuentedeprrafopredeter"/>
     <w:rsid w:val="00AB2B7E"/>
@@ -19324,6 +19700,15 @@
 </file>
 
 <file path=customXml/item1.xml><?xml version="1.0" encoding="utf-8"?>
+<?mso-contentType ?>
+<FormTemplates xmlns="http://schemas.microsoft.com/sharepoint/v3/contenttype/forms">
+  <Display>DocumentLibraryForm</Display>
+  <Edit>DocumentLibraryForm</Edit>
+  <New>DocumentLibraryForm</New>
+</FormTemplates>
+</file>
+
+<file path=customXml/item2.xml><?xml version="1.0" encoding="utf-8"?>
 <ct:contentTypeSchema xmlns:ct="http://schemas.microsoft.com/office/2006/metadata/contentType" xmlns:ma="http://schemas.microsoft.com/office/2006/metadata/properties/metaAttributes" ct:_="" ma:_="" ma:contentTypeName="Documento" ma:contentTypeID="0x01010049282E1EDBE9234EA9E6D38F720E265F" ma:contentTypeVersion="15" ma:contentTypeDescription="Crear nuevo documento." ma:contentTypeScope="" ma:versionID="b31c7aa9eaf043a08b87120b3c4916e3">
   <xsd:schema xmlns:xsd="http://www.w3.org/2001/XMLSchema" xmlns:xs="http://www.w3.org/2001/XMLSchema" xmlns:p="http://schemas.microsoft.com/office/2006/metadata/properties" xmlns:ns2="cb45339b-ced9-4d0d-8f64-77573914d53b" xmlns:ns3="43a3ca16-9c26-4813-b83f-4aec9927b43f" targetNamespace="http://schemas.microsoft.com/office/2006/metadata/properties" ma:root="true" ma:fieldsID="3533d065b04d75c457075bc55f1f5315" ns2:_="" ns3:_="">
     <xsd:import namespace="cb45339b-ced9-4d0d-8f64-77573914d53b"/>
@@ -19558,26 +19943,7 @@
 </ct:contentTypeSchema>
 </file>
 
-<file path=customXml/item2.xml><?xml version="1.0" encoding="utf-8"?>
-<?mso-contentType ?>
-<FormTemplates xmlns="http://schemas.microsoft.com/sharepoint/v3/contenttype/forms">
-  <Display>DocumentLibraryForm</Display>
-  <Edit>DocumentLibraryForm</Edit>
-  <New>DocumentLibraryForm</New>
-</FormTemplates>
-</file>
-
 <file path=customXml/item3.xml><?xml version="1.0" encoding="utf-8"?>
-<b:Sources xmlns:b="http://schemas.openxmlformats.org/officeDocument/2006/bibliography" xmlns="http://schemas.openxmlformats.org/officeDocument/2006/bibliography" SelectedStyle="/APASixthEditionOfficeOnline.xsl" StyleName="APA" Version="6"/>
-</file>
-
-<file path=customXml/item4.xml><?xml version="1.0" encoding="utf-8"?>
-<go:gDocsCustomXmlDataStorage xmlns:go="http://customooxmlschemas.google.com/" xmlns:r="http://schemas.openxmlformats.org/officeDocument/2006/relationships">
-  <go:docsCustomData xmlns:go="http://customooxmlschemas.google.com/" roundtripDataSignature="AMtx7mh3w1sXrKwdjzYCxjbwPkf7wsIk5w==">AMUW2mWhRc/xLonLdtoI8dz4BVu2GREgE7++Eme5Ko+W5/2G+QfXPKxV7NwLPPaJ77IM2LrlHDguxVZnDKcg4iQIvJIe+zJ9DBWjUaWFI+z0k4HbdiCFsJo=</go:docsCustomData>
-</go:gDocsCustomXmlDataStorage>
-</file>
-
-<file path=customXml/item5.xml><?xml version="1.0" encoding="utf-8"?>
 <p:properties xmlns:p="http://schemas.microsoft.com/office/2006/metadata/properties" xmlns:xsi="http://www.w3.org/2001/XMLSchema-instance" xmlns:pc="http://schemas.microsoft.com/office/infopath/2007/PartnerControls">
   <documentManagement>
     <TaxCatchAll xmlns="cb45339b-ced9-4d0d-8f64-77573914d53b" xsi:nil="true"/>
@@ -19588,26 +19954,17 @@
 </p:properties>
 </file>
 
-<file path=customXml/itemProps1.xml><?xml version="1.0" encoding="utf-8"?>
-<ds:datastoreItem xmlns:ds="http://schemas.openxmlformats.org/officeDocument/2006/customXml" ds:itemID="{290E3EA3-831C-425F-8D3E-03852E877BD4}">
-  <ds:schemaRefs>
-    <ds:schemaRef ds:uri="http://schemas.microsoft.com/office/2006/metadata/contentType"/>
-    <ds:schemaRef ds:uri="http://schemas.microsoft.com/office/2006/metadata/properties/metaAttributes"/>
-    <ds:schemaRef ds:uri="http://www.w3.org/2001/XMLSchema"/>
-    <ds:schemaRef ds:uri="http://schemas.microsoft.com/office/2006/metadata/properties"/>
-    <ds:schemaRef ds:uri="cb45339b-ced9-4d0d-8f64-77573914d53b"/>
-    <ds:schemaRef ds:uri="43a3ca16-9c26-4813-b83f-4aec9927b43f"/>
-    <ds:schemaRef ds:uri="http://schemas.microsoft.com/office/2006/documentManagement/types"/>
-    <ds:schemaRef ds:uri="http://schemas.microsoft.com/office/infopath/2007/PartnerControls"/>
-    <ds:schemaRef ds:uri="http://schemas.openxmlformats.org/package/2006/metadata/core-properties"/>
-    <ds:schemaRef ds:uri="http://purl.org/dc/elements/1.1/"/>
-    <ds:schemaRef ds:uri="http://purl.org/dc/terms/"/>
-    <ds:schemaRef ds:uri="http://schemas.microsoft.com/internal/obd"/>
-  </ds:schemaRefs>
-</ds:datastoreItem>
+<file path=customXml/item4.xml><?xml version="1.0" encoding="utf-8"?>
+<go:gDocsCustomXmlDataStorage xmlns:go="http://customooxmlschemas.google.com/" xmlns:r="http://schemas.openxmlformats.org/officeDocument/2006/relationships">
+  <go:docsCustomData xmlns:go="http://customooxmlschemas.google.com/" roundtripDataSignature="AMtx7mh3w1sXrKwdjzYCxjbwPkf7wsIk5w==">AMUW2mWhRc/xLonLdtoI8dz4BVu2GREgE7++Eme5Ko+W5/2G+QfXPKxV7NwLPPaJ77IM2LrlHDguxVZnDKcg4iQIvJIe+zJ9DBWjUaWFI+z0k4HbdiCFsJo=</go:docsCustomData>
+</go:gDocsCustomXmlDataStorage>
 </file>
 
-<file path=customXml/itemProps2.xml><?xml version="1.0" encoding="utf-8"?>
+<file path=customXml/item5.xml><?xml version="1.0" encoding="utf-8"?>
+<b:Sources xmlns:b="http://schemas.openxmlformats.org/officeDocument/2006/bibliography" xmlns="http://schemas.openxmlformats.org/officeDocument/2006/bibliography" SelectedStyle="/APASixthEditionOfficeOnline.xsl" StyleName="APA" Version="6"/>
+</file>
+
+<file path=customXml/itemProps1.xml><?xml version="1.0" encoding="utf-8"?>
 <ds:datastoreItem xmlns:ds="http://schemas.openxmlformats.org/officeDocument/2006/customXml" ds:itemID="{83102ECF-E44F-4F73-A78F-FE313D1BFB9A}">
   <ds:schemaRefs>
     <ds:schemaRef ds:uri="http://schemas.microsoft.com/sharepoint/v3/contenttype/forms"/>
@@ -19615,10 +19972,17 @@
 </ds:datastoreItem>
 </file>
 
+<file path=customXml/itemProps2.xml><?xml version="1.0" encoding="utf-8"?>
+<ds:datastoreItem xmlns:ds="http://schemas.openxmlformats.org/officeDocument/2006/customXml" ds:itemID="{290E3EA3-831C-425F-8D3E-03852E877BD4}"/>
+</file>
+
 <file path=customXml/itemProps3.xml><?xml version="1.0" encoding="utf-8"?>
-<ds:datastoreItem xmlns:ds="http://schemas.openxmlformats.org/officeDocument/2006/customXml" ds:itemID="{7AB81338-7876-024F-BBD2-42140C09709C}">
+<ds:datastoreItem xmlns:ds="http://schemas.openxmlformats.org/officeDocument/2006/customXml" ds:itemID="{9D9B1A75-0210-4935-8179-95DF20A26AD1}">
   <ds:schemaRefs>
-    <ds:schemaRef ds:uri="http://schemas.openxmlformats.org/officeDocument/2006/bibliography"/>
+    <ds:schemaRef ds:uri="http://schemas.microsoft.com/office/2006/metadata/properties"/>
+    <ds:schemaRef ds:uri="http://schemas.microsoft.com/office/infopath/2007/PartnerControls"/>
+    <ds:schemaRef ds:uri="1d52d4bc-3f95-4709-b359-1b96840d7671"/>
+    <ds:schemaRef ds:uri="8d1bea48-6525-4b05-8cf5-c6ad0dd5b02f"/>
   </ds:schemaRefs>
 </ds:datastoreItem>
 </file>
@@ -19633,12 +19997,9 @@
 </file>
 
 <file path=customXml/itemProps5.xml><?xml version="1.0" encoding="utf-8"?>
-<ds:datastoreItem xmlns:ds="http://schemas.openxmlformats.org/officeDocument/2006/customXml" ds:itemID="{9D9B1A75-0210-4935-8179-95DF20A26AD1}">
+<ds:datastoreItem xmlns:ds="http://schemas.openxmlformats.org/officeDocument/2006/customXml" ds:itemID="{7AB81338-7876-024F-BBD2-42140C09709C}">
   <ds:schemaRefs>
-    <ds:schemaRef ds:uri="http://schemas.microsoft.com/office/2006/metadata/properties"/>
-    <ds:schemaRef ds:uri="http://schemas.microsoft.com/office/infopath/2007/PartnerControls"/>
-    <ds:schemaRef ds:uri="cb45339b-ced9-4d0d-8f64-77573914d53b"/>
-    <ds:schemaRef ds:uri="43a3ca16-9c26-4813-b83f-4aec9927b43f"/>
+    <ds:schemaRef ds:uri="http://schemas.openxmlformats.org/officeDocument/2006/bibliography"/>
   </ds:schemaRefs>
 </ds:datastoreItem>
 </file>
--- a/fuentes/CF1_DI.docx
+++ b/fuentes/CF1_DI.docx
@@ -60,6 +60,7 @@
         <w:tc>
           <w:tcPr>
             <w:tcW w:w="3397" w:type="dxa"/>
+            <w:tcMar/>
             <w:vAlign w:val="center"/>
           </w:tcPr>
           <w:p>
@@ -83,6 +84,7 @@
         <w:tc>
           <w:tcPr>
             <w:tcW w:w="6565" w:type="dxa"/>
+            <w:tcMar/>
             <w:vAlign w:val="center"/>
           </w:tcPr>
           <w:p>
@@ -91,7 +93,7 @@
               <w:spacing w:line="276" w:lineRule="auto"/>
               <w:rPr>
                 <w:b w:val="0"/>
-                <w:bCs/>
+                <w:bCs w:val="0"/>
                 <w:color w:val="E36C09"/>
                 <w:sz w:val="20"/>
                 <w:szCs w:val="20"/>
@@ -100,12 +102,32 @@
             <w:r>
               <w:rPr>
                 <w:b w:val="0"/>
-                <w:bCs/>
-                <w:color w:val="000000" w:themeColor="text1"/>
-                <w:sz w:val="20"/>
-                <w:szCs w:val="20"/>
-              </w:rPr>
-              <w:t>Derechos fundamentales en el trabajo</w:t>
+                <w:bCs w:val="0"/>
+                <w:color w:val="000000" w:themeColor="text1" w:themeTint="FF" w:themeShade="FF"/>
+                <w:sz w:val="20"/>
+                <w:szCs w:val="20"/>
+              </w:rPr>
+              <w:t xml:space="preserve">Derechos fundamentales </w:t>
+            </w:r>
+            <w:r>
+              <w:rPr>
+                <w:b w:val="0"/>
+                <w:bCs w:val="0"/>
+                <w:color w:val="000000" w:themeColor="text1" w:themeTint="FF" w:themeShade="FF"/>
+                <w:sz w:val="20"/>
+                <w:szCs w:val="20"/>
+              </w:rPr>
+              <w:t>d</w:t>
+            </w:r>
+            <w:r>
+              <w:rPr>
+                <w:b w:val="0"/>
+                <w:bCs w:val="0"/>
+                <w:color w:val="000000" w:themeColor="text1" w:themeTint="FF" w:themeShade="FF"/>
+                <w:sz w:val="20"/>
+                <w:szCs w:val="20"/>
+              </w:rPr>
+              <w:t>el trabajo</w:t>
             </w:r>
           </w:p>
         </w:tc>

--- a/fuentes/CF1_DI.docx
+++ b/fuentes/CF1_DI.docx
@@ -575,7 +575,27 @@
                 <w:sz w:val="20"/>
                 <w:szCs w:val="20"/>
               </w:rPr>
-              <w:t>En los distintos procesos del desarrollo de la humanidad, el trabajo ha ejercido un papel determinante como factor clave en la construcción de las relaciones sociales, de habilidades individuales y colectivas, de la promoción de la dignidad humana.</w:t>
+              <w:t>En los distintos procesos del desarrollo de la humanidad, el trabajo ha ejercido un papel determinante como factor clave en la construcción de las relaciones sociales, de habilidades individuales y colectivas</w:t>
+            </w:r>
+            <w:r>
+              <w:rPr>
+                <w:b w:val="0"/>
+                <w:bCs w:val="0"/>
+                <w:color w:val="000000" w:themeColor="text1" w:themeTint="FF" w:themeShade="FF"/>
+                <w:sz w:val="20"/>
+                <w:szCs w:val="20"/>
+              </w:rPr>
+              <w:t xml:space="preserve"> y</w:t>
+            </w:r>
+            <w:r>
+              <w:rPr>
+                <w:b w:val="0"/>
+                <w:bCs w:val="0"/>
+                <w:color w:val="000000" w:themeColor="text1" w:themeTint="FF" w:themeShade="FF"/>
+                <w:sz w:val="20"/>
+                <w:szCs w:val="20"/>
+              </w:rPr>
+              <w:t xml:space="preserve"> de la promoción de la dignidad humana.</w:t>
             </w:r>
           </w:p>
         </w:tc>

--- a/fuentes/CF1_DI.docx
+++ b/fuentes/CF1_DI.docx
@@ -1937,7 +1937,35 @@
           <w:sz w:val="20"/>
           <w:szCs w:val="20"/>
         </w:rPr>
-        <w:t>derechos y garantías contemplado en la Constitución y se la considera como principio fundante del Estado, que tiene valor absoluto no susceptible de ser limitado ni relativizado bajo ninguna circunstancia, [de manera que] (…) el respeto de la dignidad humana debe inspirar todas las actuaciones del Estado […]”. En este sentido, la integridad del ser humano se erige como razón de ser, principio y fin último de la organización estatal (Corte Constitucional, Sentencia T-401/92).</w:t>
+        <w:t>derechos y garantías contemplado en la Constitución y se la considera como principio fundante del Estado, que tiene valor absoluto no susceptible de ser limitado ni relativizado bajo ninguna circunstancia, [de manera que] (…) el respeto de la dignidad humana debe inspirar todas las actuaciones del Estado […]”. En este sentido, la integridad del ser humano se erige como razón de ser, principio y fin último de la organización estatal (Corte Constitucional, Sentencia T-401</w:t>
+      </w:r>
+      <w:r>
+        <w:rPr>
+          <w:sz w:val="20"/>
+          <w:szCs w:val="20"/>
+        </w:rPr>
+        <w:t xml:space="preserve"> </w:t>
+      </w:r>
+      <w:r>
+        <w:rPr>
+          <w:sz w:val="20"/>
+          <w:szCs w:val="20"/>
+        </w:rPr>
+        <w:t>/</w:t>
+      </w:r>
+      <w:r>
+        <w:rPr>
+          <w:sz w:val="20"/>
+          <w:szCs w:val="20"/>
+        </w:rPr>
+        <w:t xml:space="preserve"> </w:t>
+      </w:r>
+      <w:r>
+        <w:rPr>
+          <w:sz w:val="20"/>
+          <w:szCs w:val="20"/>
+        </w:rPr>
+        <w:t>92).</w:t>
       </w:r>
     </w:p>
     <w:p>
@@ -1968,15 +1996,20 @@
         </w:rPr>
         <w:t>El Plan Nacional de Educación en Derechos Humanos (</w:t>
       </w:r>
-      <w:proofErr w:type="spellStart"/>
-      <w:r>
-        <w:rPr>
-          <w:sz w:val="20"/>
-          <w:szCs w:val="20"/>
-        </w:rPr>
-        <w:t>Planedh</w:t>
-      </w:r>
-      <w:proofErr w:type="spellEnd"/>
+      <w:r>
+        <w:rPr>
+          <w:sz w:val="20"/>
+          <w:szCs w:val="20"/>
+        </w:rPr>
+        <w:t>P</w:t>
+      </w:r>
+      <w:r>
+        <w:rPr>
+          <w:sz w:val="20"/>
+          <w:szCs w:val="20"/>
+        </w:rPr>
+        <w:t>LANEDH</w:t>
+      </w:r>
       <w:r>
         <w:rPr>
           <w:sz w:val="20"/>
@@ -2113,8 +2146,8 @@
       </w:pPr>
       <w:r>
         <w:rPr>
-          <w:b/>
-          <w:bCs/>
+          <w:b w:val="1"/>
+          <w:bCs w:val="1"/>
           <w:sz w:val="20"/>
           <w:szCs w:val="20"/>
         </w:rPr>
@@ -2125,7 +2158,35 @@
           <w:sz w:val="20"/>
           <w:szCs w:val="20"/>
         </w:rPr>
-        <w:t>, que exige al Estado garantizar a cada individuo las bases mínimas para llevar una vida digna (Corte Constitucional, Sentencia T-881/02, citada en Ministerio de Educación Nacional, 2009).</w:t>
+        <w:t>, que exige al Estado garantizar a cada individuo las bases mínimas para llevar una vida digna (Corte Constitucional, Sentencia T-881</w:t>
+      </w:r>
+      <w:r>
+        <w:rPr>
+          <w:sz w:val="20"/>
+          <w:szCs w:val="20"/>
+        </w:rPr>
+        <w:t xml:space="preserve"> </w:t>
+      </w:r>
+      <w:r>
+        <w:rPr>
+          <w:sz w:val="20"/>
+          <w:szCs w:val="20"/>
+        </w:rPr>
+        <w:t>/</w:t>
+      </w:r>
+      <w:r>
+        <w:rPr>
+          <w:sz w:val="20"/>
+          <w:szCs w:val="20"/>
+        </w:rPr>
+        <w:t xml:space="preserve"> </w:t>
+      </w:r>
+      <w:r>
+        <w:rPr>
+          <w:sz w:val="20"/>
+          <w:szCs w:val="20"/>
+        </w:rPr>
+        <w:t>02, citada en Ministerio de Educación Nacional, 2009).</w:t>
       </w:r>
     </w:p>
     <w:p>
@@ -2153,7 +2214,39 @@
           <w:sz w:val="20"/>
           <w:szCs w:val="20"/>
         </w:rPr>
-        <w:t>De esta manera, desde el propio enunciado normativo constitucional, la dignidad humana se concibe en una triple dimensión: como valor superior del ordenamiento jurídico, que inspira y orienta la interpretación de todas las normas; como principio constitucional, que guía la actuación de las autoridades y la configuración del Estado social de derecho; y como derecho fundamental autónomo, directamente exigible y protegido a través de mecanismos como la acción de tutela (Corte Constitucional, Sentencia T-881/02).</w:t>
+        <w:t>De esta manera, desde el propio enunciado normativo constitucional, la dignidad humana se concibe en una triple dimensión: como valor superior del ordenamiento jurídico, que inspira y orienta la interpretación de todas las normas; como principio constitucional, que guía la actuación de las autoridades y la configuración del Estado social de derecho; y como derecho fundamental autónomo, directamente exigible y protegido a través de mecanismos como la acción de tutela (Corte Constitucional, Sentencia T-881</w:t>
+      </w:r>
+      <w:r>
+        <w:rPr>
+          <w:rFonts w:ascii="Arial" w:hAnsi="Arial" w:cs="Arial"/>
+          <w:sz w:val="20"/>
+          <w:szCs w:val="20"/>
+        </w:rPr>
+        <w:t xml:space="preserve"> </w:t>
+      </w:r>
+      <w:r>
+        <w:rPr>
+          <w:rFonts w:ascii="Arial" w:hAnsi="Arial" w:cs="Arial"/>
+          <w:sz w:val="20"/>
+          <w:szCs w:val="20"/>
+        </w:rPr>
+        <w:t>/</w:t>
+      </w:r>
+      <w:r>
+        <w:rPr>
+          <w:rFonts w:ascii="Arial" w:hAnsi="Arial" w:cs="Arial"/>
+          <w:sz w:val="20"/>
+          <w:szCs w:val="20"/>
+        </w:rPr>
+        <w:t xml:space="preserve"> </w:t>
+      </w:r>
+      <w:r>
+        <w:rPr>
+          <w:rFonts w:ascii="Arial" w:hAnsi="Arial" w:cs="Arial"/>
+          <w:sz w:val="20"/>
+          <w:szCs w:val="20"/>
+        </w:rPr>
+        <w:t>02).</w:t>
       </w:r>
     </w:p>
     <w:p>
@@ -3027,7 +3120,39 @@
           <w:sz w:val="20"/>
           <w:szCs w:val="20"/>
         </w:rPr>
-        <w:t>El trabajo productivo, históricamente realizado en su mayoría por hombres, se ubica en el espacio público y se vincula directamente con la empresa o el empleador. Este tipo de trabajo ha sido socialmente reconocido y remunerado, lo que ha situado a quienes lo ejercen en el papel de proveedores. En contraste, el trabajo reproductivo, desempeñado en gran parte por mujeres, se desarrolla en el ámbito privado —el hogar— e incluye actividades esenciales como la crianza, el cuidado de la familia y la atención de personas en situación de vulnerabilidad. A pesar de que este trabajo aporta igual o incluso mayor valor al bienestar social y económico, tradicionalmente no ha recibido un reconocimiento equivalente ni en lo jurídico ni en lo económico (Escuela Nacional Sindical, 2011)</w:t>
+        <w:t xml:space="preserve">El trabajo productivo, históricamente realizado en su mayoría por hombres, se ubica en el espacio público y se vincula directamente con la empresa o el empleador. Este tipo de trabajo ha sido socialmente reconocido y remunerado, lo que ha situado a quienes lo ejercen en el papel de proveedores. En contraste, el trabajo reproductivo, desempeñado en gran parte por mujeres, se desarrolla en el ámbito privado </w:t>
+      </w:r>
+      <w:r>
+        <w:rPr>
+          <w:rFonts w:ascii="Arial" w:hAnsi="Arial" w:cs="Arial"/>
+          <w:sz w:val="20"/>
+          <w:szCs w:val="20"/>
+        </w:rPr>
+        <w:t>(</w:t>
+      </w:r>
+      <w:r>
+        <w:rPr>
+          <w:rFonts w:ascii="Arial" w:hAnsi="Arial" w:cs="Arial"/>
+          <w:sz w:val="20"/>
+          <w:szCs w:val="20"/>
+        </w:rPr>
+        <w:t>el hogar</w:t>
+      </w:r>
+      <w:r>
+        <w:rPr>
+          <w:rFonts w:ascii="Arial" w:hAnsi="Arial" w:cs="Arial"/>
+          <w:sz w:val="20"/>
+          <w:szCs w:val="20"/>
+        </w:rPr>
+        <w:t>)</w:t>
+      </w:r>
+      <w:r>
+        <w:rPr>
+          <w:rFonts w:ascii="Arial" w:hAnsi="Arial" w:cs="Arial"/>
+          <w:sz w:val="20"/>
+          <w:szCs w:val="20"/>
+        </w:rPr>
+        <w:t xml:space="preserve"> e incluye actividades esenciales como la crianza, el cuidado de la familia y la atención de personas en situación de vulnerabilidad. A pesar de que este trabajo aporta igual o incluso mayor valor al bienestar social y económico, tradicionalmente no ha recibido un reconocimiento equivalente ni en lo jurídico ni en lo económico (Escuela Nacional Sindical, 2011)</w:t>
       </w:r>
       <w:r>
         <w:rPr>
@@ -3832,7 +3957,71 @@
           <w:sz w:val="20"/>
           <w:szCs w:val="20"/>
         </w:rPr>
-        <w:t>El modelo empresarial que responde a esta dinámica se apoya en el autocontrol, el uso intensivo de tecnologías de la información y la comunicación, así como en nuevas formas de organización productiva que demandan otro tipo de trabajador/a. De este modo, se transita de un modelo industrialista —caracterizado por verticalidad, jerarquización, homogeneidad y disciplina— hacia un modelo de horizontalidad, voluntad individual, diversidad y autorregulación de las personas trabajadoras.</w:t>
+        <w:t>El modelo empresarial que responde a esta dinámica se apoya en el autocontrol, el uso intensivo de tecnologías de la información y la comunicación, así como en nuevas formas de organización productiva que demandan otro tipo de trabajador</w:t>
+      </w:r>
+      <w:r>
+        <w:rPr>
+          <w:rFonts w:ascii="Arial" w:hAnsi="Arial" w:cs="Arial"/>
+          <w:sz w:val="20"/>
+          <w:szCs w:val="20"/>
+        </w:rPr>
+        <w:t xml:space="preserve"> </w:t>
+      </w:r>
+      <w:r>
+        <w:rPr>
+          <w:rFonts w:ascii="Arial" w:hAnsi="Arial" w:cs="Arial"/>
+          <w:sz w:val="20"/>
+          <w:szCs w:val="20"/>
+        </w:rPr>
+        <w:t>/</w:t>
+      </w:r>
+      <w:r>
+        <w:rPr>
+          <w:rFonts w:ascii="Arial" w:hAnsi="Arial" w:cs="Arial"/>
+          <w:sz w:val="20"/>
+          <w:szCs w:val="20"/>
+        </w:rPr>
+        <w:t xml:space="preserve"> </w:t>
+      </w:r>
+      <w:r>
+        <w:rPr>
+          <w:rFonts w:ascii="Arial" w:hAnsi="Arial" w:cs="Arial"/>
+          <w:sz w:val="20"/>
+          <w:szCs w:val="20"/>
+        </w:rPr>
+        <w:t xml:space="preserve">a. De este modo, se transita de un modelo industrialista </w:t>
+      </w:r>
+      <w:r>
+        <w:rPr>
+          <w:rFonts w:ascii="Arial" w:hAnsi="Arial" w:cs="Arial"/>
+          <w:sz w:val="20"/>
+          <w:szCs w:val="20"/>
+        </w:rPr>
+        <w:t>(</w:t>
+      </w:r>
+      <w:r>
+        <w:rPr>
+          <w:rFonts w:ascii="Arial" w:hAnsi="Arial" w:cs="Arial"/>
+          <w:sz w:val="20"/>
+          <w:szCs w:val="20"/>
+        </w:rPr>
+        <w:t>caracterizado por verticalidad, jerarquización, homogeneidad y disciplina</w:t>
+      </w:r>
+      <w:r>
+        <w:rPr>
+          <w:rFonts w:ascii="Arial" w:hAnsi="Arial" w:cs="Arial"/>
+          <w:sz w:val="20"/>
+          <w:szCs w:val="20"/>
+        </w:rPr>
+        <w:t>)</w:t>
+      </w:r>
+      <w:r>
+        <w:rPr>
+          <w:rFonts w:ascii="Arial" w:hAnsi="Arial" w:cs="Arial"/>
+          <w:sz w:val="20"/>
+          <w:szCs w:val="20"/>
+        </w:rPr>
+        <w:t xml:space="preserve"> hacia un modelo de horizontalidad, voluntad individual, diversidad y autorregulación de las personas trabajadoras.</w:t>
       </w:r>
     </w:p>
     <w:p>
@@ -8361,8 +8550,8 @@
         </w:numPr>
         <w:spacing w:line="360" w:lineRule="auto"/>
         <w:rPr>
-          <w:b/>
-          <w:bCs/>
+          <w:b w:val="1"/>
+          <w:bCs w:val="1"/>
           <w:sz w:val="20"/>
           <w:szCs w:val="20"/>
         </w:rPr>
@@ -8370,8 +8559,8 @@
       <w:commentRangeStart w:id="26"/>
       <w:r>
         <w:rPr>
-          <w:b/>
-          <w:bCs/>
+          <w:b w:val="1"/>
+          <w:bCs w:val="1"/>
           <w:sz w:val="20"/>
           <w:szCs w:val="20"/>
         </w:rPr>
@@ -8380,17 +8569,11 @@
       <w:commentRangeEnd w:id="26"/>
       <w:r>
         <w:rPr>
-          <w:rStyle w:val="Refdecomentario"/>
+          <w:rStyle w:val="CommentReference"/>
         </w:rPr>
         <w:commentReference w:id="26"/>
       </w:r>
       <w:r>
-        <w:rPr>
-          <w:b/>
-          <w:bCs/>
-          <w:sz w:val="20"/>
-          <w:szCs w:val="20"/>
-        </w:rPr>
         <w:br/>
       </w:r>
       <w:r>
@@ -8401,34 +8584,65 @@
         <w:t>La acción de tutela procede en las siguientes circunstancias:</w:t>
       </w:r>
       <w:r>
-        <w:rPr>
-          <w:b/>
-          <w:bCs/>
-          <w:sz w:val="20"/>
-          <w:szCs w:val="20"/>
-        </w:rPr>
         <w:br/>
       </w:r>
       <w:r>
         <w:rPr>
-          <w:b/>
-          <w:bCs/>
+          <w:b w:val="1"/>
+          <w:bCs w:val="1"/>
           <w:sz w:val="20"/>
           <w:szCs w:val="20"/>
         </w:rPr>
         <w:t>-</w:t>
       </w:r>
       <w:r>
+        <w:rPr/>
         <w:t xml:space="preserve"> </w:t>
       </w:r>
       <w:r>
         <w:rPr>
-          <w:b/>
-          <w:bCs/>
-          <w:sz w:val="20"/>
-          <w:szCs w:val="20"/>
-        </w:rPr>
-        <w:t xml:space="preserve">Vulneración de Derechos Fundamentales: </w:t>
+          <w:b w:val="1"/>
+          <w:bCs w:val="1"/>
+          <w:sz w:val="20"/>
+          <w:szCs w:val="20"/>
+        </w:rPr>
+        <w:t xml:space="preserve">Vulneración de </w:t>
+      </w:r>
+      <w:r>
+        <w:rPr>
+          <w:b w:val="1"/>
+          <w:bCs w:val="1"/>
+          <w:sz w:val="20"/>
+          <w:szCs w:val="20"/>
+        </w:rPr>
+        <w:t>d</w:t>
+      </w:r>
+      <w:r>
+        <w:rPr>
+          <w:b w:val="1"/>
+          <w:bCs w:val="1"/>
+          <w:sz w:val="20"/>
+          <w:szCs w:val="20"/>
+        </w:rPr>
+        <w:t xml:space="preserve">erechos </w:t>
+      </w:r>
+      <w:r>
+        <w:rPr>
+          <w:b w:val="1"/>
+          <w:bCs w:val="1"/>
+          <w:sz w:val="20"/>
+          <w:szCs w:val="20"/>
+        </w:rPr>
+        <w:t>f</w:t>
+      </w:r>
+      <w:r>
+        <w:rPr>
+          <w:b w:val="1"/>
+          <w:bCs w:val="1"/>
+          <w:sz w:val="20"/>
+          <w:szCs w:val="20"/>
+        </w:rPr>
+        <w:t xml:space="preserve">undamentales: </w:t>
       </w:r>
       <w:r>
         <w:rPr>
@@ -8456,19 +8670,29 @@
           <w:sz w:val="20"/>
           <w:szCs w:val="20"/>
         </w:rPr>
-        <w:t>, siempre que se pueda establecer una conexión con los derechos fundamentales. Esto puede ocurrir por la acción u omisión de cualquier autoridad pública.</w:t>
-      </w:r>
-      <w:r>
-        <w:rPr>
-          <w:sz w:val="20"/>
-          <w:szCs w:val="20"/>
-        </w:rPr>
+        <w:t xml:space="preserve">, siempre que se pueda establecer una conexión con los derechos fundamentales. Esto puede ocurrir por la acción u omisión de cualquier </w:t>
+      </w:r>
+      <w:r>
+        <w:rPr>
+          <w:sz w:val="20"/>
+          <w:szCs w:val="20"/>
+        </w:rPr>
+        <w:t>autoridad pública</w:t>
+      </w:r>
+      <w:r>
+        <w:rPr>
+          <w:sz w:val="20"/>
+          <w:szCs w:val="20"/>
+        </w:rPr>
+        <w:t>.</w:t>
+      </w:r>
+      <w:r>
         <w:br/>
       </w:r>
       <w:r>
         <w:rPr>
-          <w:b/>
-          <w:bCs/>
+          <w:b w:val="1"/>
+          <w:bCs w:val="1"/>
           <w:sz w:val="20"/>
           <w:szCs w:val="20"/>
         </w:rPr>
@@ -8476,19 +8700,73 @@
       </w:r>
       <w:r>
         <w:rPr>
-          <w:b/>
-          <w:bCs/>
+          <w:b w:val="1"/>
+          <w:bCs w:val="1"/>
         </w:rPr>
         <w:t xml:space="preserve"> </w:t>
       </w:r>
       <w:r>
         <w:rPr>
-          <w:b/>
-          <w:bCs/>
-          <w:sz w:val="20"/>
-          <w:szCs w:val="20"/>
-        </w:rPr>
-        <w:t>Falta de Otros Medios de Protección:</w:t>
+          <w:b w:val="1"/>
+          <w:bCs w:val="1"/>
+          <w:sz w:val="20"/>
+          <w:szCs w:val="20"/>
+        </w:rPr>
+        <w:t xml:space="preserve">Falta de </w:t>
+      </w:r>
+      <w:r>
+        <w:rPr>
+          <w:b w:val="1"/>
+          <w:bCs w:val="1"/>
+          <w:sz w:val="20"/>
+          <w:szCs w:val="20"/>
+        </w:rPr>
+        <w:t>o</w:t>
+      </w:r>
+      <w:r>
+        <w:rPr>
+          <w:b w:val="1"/>
+          <w:bCs w:val="1"/>
+          <w:sz w:val="20"/>
+          <w:szCs w:val="20"/>
+        </w:rPr>
+        <w:t xml:space="preserve">tros </w:t>
+      </w:r>
+      <w:r>
+        <w:rPr>
+          <w:b w:val="1"/>
+          <w:bCs w:val="1"/>
+          <w:sz w:val="20"/>
+          <w:szCs w:val="20"/>
+        </w:rPr>
+        <w:t>m</w:t>
+      </w:r>
+      <w:r>
+        <w:rPr>
+          <w:b w:val="1"/>
+          <w:bCs w:val="1"/>
+          <w:sz w:val="20"/>
+          <w:szCs w:val="20"/>
+        </w:rPr>
+        <w:t xml:space="preserve">edios de </w:t>
+      </w:r>
+      <w:r>
+        <w:rPr>
+          <w:b w:val="1"/>
+          <w:bCs w:val="1"/>
+          <w:sz w:val="20"/>
+          <w:szCs w:val="20"/>
+        </w:rPr>
+        <w:t>p</w:t>
+      </w:r>
+      <w:r>
+        <w:rPr>
+          <w:b w:val="1"/>
+          <w:bCs w:val="1"/>
+          <w:sz w:val="20"/>
+          <w:szCs w:val="20"/>
+        </w:rPr>
+        <w:t>rotección:</w:t>
       </w:r>
       <w:r>
         <w:rPr>
@@ -8512,16 +8790,12 @@
         <w:t>a tutela es procedente cuando no existen otros mecanismos disponibles para proteger el derecho en cuestión. Sin embargo, también puede utilizarse como recurso transitorio para evitar un perjuicio irremediable, incluso si hay otros medios de protección disponibles.</w:t>
       </w:r>
       <w:r>
-        <w:rPr>
-          <w:sz w:val="20"/>
-          <w:szCs w:val="20"/>
-        </w:rPr>
         <w:br/>
       </w:r>
       <w:r>
         <w:rPr>
-          <w:b/>
-          <w:bCs/>
+          <w:b w:val="1"/>
+          <w:bCs w:val="1"/>
           <w:sz w:val="20"/>
           <w:szCs w:val="20"/>
         </w:rPr>
@@ -8529,19 +8803,55 @@
       </w:r>
       <w:r>
         <w:rPr>
-          <w:b/>
-          <w:bCs/>
+          <w:b w:val="1"/>
+          <w:bCs w:val="1"/>
         </w:rPr>
         <w:t xml:space="preserve"> </w:t>
       </w:r>
       <w:r>
         <w:rPr>
-          <w:b/>
-          <w:bCs/>
-          <w:sz w:val="20"/>
-          <w:szCs w:val="20"/>
-        </w:rPr>
-        <w:t>Acción u Omisión de Particulares</w:t>
+          <w:b w:val="1"/>
+          <w:bCs w:val="1"/>
+          <w:sz w:val="20"/>
+          <w:szCs w:val="20"/>
+        </w:rPr>
+        <w:t xml:space="preserve">Acción u </w:t>
+      </w:r>
+      <w:r>
+        <w:rPr>
+          <w:b w:val="1"/>
+          <w:bCs w:val="1"/>
+          <w:sz w:val="20"/>
+          <w:szCs w:val="20"/>
+        </w:rPr>
+        <w:t>o</w:t>
+      </w:r>
+      <w:r>
+        <w:rPr>
+          <w:b w:val="1"/>
+          <w:bCs w:val="1"/>
+          <w:sz w:val="20"/>
+          <w:szCs w:val="20"/>
+        </w:rPr>
+        <w:t xml:space="preserve">misión de </w:t>
+      </w:r>
+      <w:r>
+        <w:rPr>
+          <w:b w:val="1"/>
+          <w:bCs w:val="1"/>
+          <w:sz w:val="20"/>
+          <w:szCs w:val="20"/>
+        </w:rPr>
+        <w:t>p</w:t>
+      </w:r>
+      <w:r>
+        <w:rPr>
+          <w:b w:val="1"/>
+          <w:bCs w:val="1"/>
+          <w:sz w:val="20"/>
+          <w:szCs w:val="20"/>
+        </w:rPr>
+        <w:t>articulares</w:t>
       </w:r>
       <w:r>
         <w:rPr>
@@ -12176,7 +12486,7 @@
               <w:rPr>
                 <w:rFonts w:ascii="Arial" w:hAnsi="Arial" w:cs="Arial"/>
                 <w:b w:val="0"/>
-                <w:bCs/>
+                <w:bCs w:val="0"/>
                 <w:sz w:val="20"/>
                 <w:szCs w:val="20"/>
               </w:rPr>
@@ -12185,11 +12495,41 @@
               <w:rPr>
                 <w:rFonts w:ascii="Arial" w:hAnsi="Arial" w:cs="Arial"/>
                 <w:b w:val="0"/>
-                <w:bCs/>
+                <w:bCs w:val="0"/>
                 <w:sz w:val="20"/>
                 <w:szCs w:val="20"/>
               </w:rPr>
-              <w:t xml:space="preserve">CARLOS ARTURO GARCÍA CALERO. (2023, June 8). ¿Qué son los derechos fundamentales en el trabajo [Video]. YouTube. </w:t>
+              <w:t>García Calero, C. A. (2023, junio 8). ¿Qué son los derechos fundamentales en el trabajo</w:t>
+            </w:r>
+            <w:r>
+              <w:rPr>
+                <w:rFonts w:ascii="Arial" w:hAnsi="Arial" w:cs="Arial"/>
+                <w:b w:val="0"/>
+                <w:bCs w:val="0"/>
+                <w:sz w:val="20"/>
+                <w:szCs w:val="20"/>
+              </w:rPr>
+              <w:t xml:space="preserve"> [Video].</w:t>
+            </w:r>
+            <w:r>
+              <w:rPr>
+                <w:rFonts w:ascii="Arial" w:hAnsi="Arial" w:cs="Arial"/>
+                <w:b w:val="0"/>
+                <w:bCs w:val="0"/>
+                <w:sz w:val="20"/>
+                <w:szCs w:val="20"/>
+              </w:rPr>
+              <w:t xml:space="preserve"> YouTube. </w:t>
+            </w:r>
+            <w:r>
+              <w:rPr>
+                <w:rFonts w:ascii="Arial" w:hAnsi="Arial" w:cs="Arial"/>
+                <w:b w:val="0"/>
+                <w:bCs w:val="0"/>
+                <w:sz w:val="20"/>
+                <w:szCs w:val="20"/>
+              </w:rPr>
+              <w:t xml:space="preserve"> </w:t>
             </w:r>
           </w:p>
         </w:tc>
@@ -13864,7 +14204,37 @@
           <w:szCs w:val="20"/>
           <w:lang w:eastAsia="ja-JP"/>
         </w:rPr>
-        <w:t>Colombia. Constitución Política de 1991. Diario Oficial No. 44.601.</w:t>
+        <w:t xml:space="preserve">Colombia. (1991). Constitución Política de Colombia de 1991. Diario Oficial No. 44.601. </w:t>
+      </w:r>
+      <w:hyperlink r:id="R15f9ed320ae64383">
+        <w:r>
+          <w:rPr>
+            <w:rStyle w:val="Hipervnculo"/>
+            <w:rFonts w:ascii="Arial" w:hAnsi="Arial" w:eastAsia="Arial" w:cs="Arial"/>
+            <w:sz w:val="20"/>
+            <w:szCs w:val="20"/>
+            <w:lang w:eastAsia="ja-JP"/>
+          </w:rPr>
+          <w:t>https://www.funcionpublica.gov.co/eva/gestornormativo/norma.php?i=4125</w:t>
+        </w:r>
+      </w:hyperlink>
+      <w:r>
+        <w:rPr>
+          <w:rFonts w:ascii="Arial" w:hAnsi="Arial" w:eastAsia="Arial" w:cs="Arial"/>
+          <w:sz w:val="20"/>
+          <w:szCs w:val="20"/>
+          <w:lang w:eastAsia="ja-JP"/>
+        </w:rPr>
+        <w:t>.</w:t>
+      </w:r>
+      <w:r>
+        <w:rPr>
+          <w:rFonts w:ascii="Arial" w:hAnsi="Arial" w:eastAsia="Arial" w:cs="Arial"/>
+          <w:sz w:val="20"/>
+          <w:szCs w:val="20"/>
+          <w:lang w:eastAsia="ja-JP"/>
+        </w:rPr>
+        <w:t xml:space="preserve"> </w:t>
       </w:r>
     </w:p>
     <w:p>
@@ -25730,8 +26100,8 @@
 </file>
 
 <file path=customXml/item2.xml><?xml version="1.0" encoding="utf-8"?>
-<ct:contentTypeSchema xmlns:ct="http://schemas.microsoft.com/office/2006/metadata/contentType" xmlns:ma="http://schemas.microsoft.com/office/2006/metadata/properties/metaAttributes" ct:_="" ma:_="" ma:contentTypeName="Documento" ma:contentTypeID="0x0101005D7421CBAB376F47AC1876466873BE0C" ma:contentTypeVersion="11" ma:contentTypeDescription="Crear nuevo documento." ma:contentTypeScope="" ma:versionID="3a1bba6d8728ce939bf9f95dae234b40">
-  <xsd:schema xmlns:xsd="http://www.w3.org/2001/XMLSchema" xmlns:xs="http://www.w3.org/2001/XMLSchema" xmlns:p="http://schemas.microsoft.com/office/2006/metadata/properties" xmlns:ns2="55abea07-cd72-4a95-add0-1082a24cf9e9" xmlns:ns3="285d351f-f218-493a-825f-85a9dfbde315" targetNamespace="http://schemas.microsoft.com/office/2006/metadata/properties" ma:root="true" ma:fieldsID="a4f96e62c8f781ccc064189483c2e669" ns2:_="" ns3:_="">
+<ct:contentTypeSchema xmlns:ct="http://schemas.microsoft.com/office/2006/metadata/contentType" xmlns:ma="http://schemas.microsoft.com/office/2006/metadata/properties/metaAttributes" ct:_="" ma:_="" ma:contentTypeName="Documento" ma:contentTypeID="0x0101005D7421CBAB376F47AC1876466873BE0C" ma:contentTypeVersion="11" ma:contentTypeDescription="Crear nuevo documento." ma:contentTypeScope="" ma:versionID="2b4f891a1a5ad88e3e621500c8553ae4">
+  <xsd:schema xmlns:xsd="http://www.w3.org/2001/XMLSchema" xmlns:xs="http://www.w3.org/2001/XMLSchema" xmlns:p="http://schemas.microsoft.com/office/2006/metadata/properties" xmlns:ns2="55abea07-cd72-4a95-add0-1082a24cf9e9" xmlns:ns3="285d351f-f218-493a-825f-85a9dfbde315" targetNamespace="http://schemas.microsoft.com/office/2006/metadata/properties" ma:root="true" ma:fieldsID="4883b2e7c543eac85f1b7e21127c6f20" ns2:_="" ns3:_="">
     <xsd:import namespace="55abea07-cd72-4a95-add0-1082a24cf9e9"/>
     <xsd:import namespace="285d351f-f218-493a-825f-85a9dfbde315"/>
     <xsd:element name="properties">
@@ -25954,7 +26324,7 @@
 </file>
 
 <file path=customXml/itemProps2.xml><?xml version="1.0" encoding="utf-8"?>
-<ds:datastoreItem xmlns:ds="http://schemas.openxmlformats.org/officeDocument/2006/customXml" ds:itemID="{57E0B868-8467-4A55-B62A-397088F558C5}"/>
+<ds:datastoreItem xmlns:ds="http://schemas.openxmlformats.org/officeDocument/2006/customXml" ds:itemID="{22AE1C98-43C9-40C8-88DA-4099B40A5BB0}"/>
 </file>
 
 <file path=customXml/itemProps3.xml><?xml version="1.0" encoding="utf-8"?>

--- a/fuentes/CF1_DI.docx
+++ b/fuentes/CF1_DI.docx
@@ -1622,7 +1622,52 @@
           <w:szCs w:val="20"/>
           <w:lang w:eastAsia="ja-JP"/>
         </w:rPr>
-        <w:t>La democracia se concibe como una de las formas de gobierno en las que el poder político emana del pueblo y se ejerce en su beneficio. Tradicionalmente, se ha caracterizado como el gobierno de las mayorías —los muchos— en contraposición con formas políticas como la monarquía, donde gobierna uno solo, o la aristocracia, donde gobierna una minoría selecta (Bobbio, 2000).</w:t>
+        <w:t xml:space="preserve">La democracia se concibe como una de las formas de gobierno en las que el poder político emana del pueblo y se ejerce en su beneficio. Tradicionalmente, se ha caracterizado como el gobierno de las </w:t>
+      </w:r>
+      <w:r>
+        <w:rPr>
+          <w:rFonts w:ascii="Arial" w:hAnsi="Arial" w:cs="Arial"/>
+          <w:sz w:val="20"/>
+          <w:szCs w:val="20"/>
+          <w:lang w:eastAsia="ja-JP"/>
+        </w:rPr>
+        <w:t xml:space="preserve">mayorías </w:t>
+      </w:r>
+      <w:r>
+        <w:rPr>
+          <w:rFonts w:ascii="Arial" w:hAnsi="Arial" w:cs="Arial"/>
+          <w:sz w:val="20"/>
+          <w:szCs w:val="20"/>
+          <w:lang w:eastAsia="ja-JP"/>
+        </w:rPr>
+        <w:t>(</w:t>
+      </w:r>
+      <w:r>
+        <w:rPr>
+          <w:rFonts w:ascii="Arial" w:hAnsi="Arial" w:cs="Arial"/>
+          <w:sz w:val="20"/>
+          <w:szCs w:val="20"/>
+          <w:lang w:eastAsia="ja-JP"/>
+        </w:rPr>
+        <w:t>la ciudadanía</w:t>
+      </w:r>
+      <w:r>
+        <w:rPr>
+          <w:rFonts w:ascii="Arial" w:hAnsi="Arial" w:cs="Arial"/>
+          <w:sz w:val="20"/>
+          <w:szCs w:val="20"/>
+          <w:lang w:eastAsia="ja-JP"/>
+        </w:rPr>
+        <w:t xml:space="preserve">) </w:t>
+      </w:r>
+      <w:r>
+        <w:rPr>
+          <w:rFonts w:ascii="Arial" w:hAnsi="Arial" w:cs="Arial"/>
+          <w:sz w:val="20"/>
+          <w:szCs w:val="20"/>
+          <w:lang w:eastAsia="ja-JP"/>
+        </w:rPr>
+        <w:t>en contraposición con formas políticas como la monarquía, donde gobierna uno solo, o la aristocracia, donde gobierna una minoría selecta (Bobbio, 2000).</w:t>
       </w:r>
     </w:p>
     <w:p>
@@ -1930,7 +1975,14 @@
           <w:sz w:val="20"/>
           <w:szCs w:val="20"/>
         </w:rPr>
-        <w:t xml:space="preserve">En Colombia, la Corte Constitucional, en la Sentencia T-401 de 1992, estableció en sus fundamentos jurídicos que la dignidad humana “[…] es el presupuesto esencial de la consagración y efectividad del sistema de </w:t>
+        <w:t>En Colombia</w:t>
+      </w:r>
+      <w:r>
+        <w:rPr>
+          <w:sz w:val="20"/>
+          <w:szCs w:val="20"/>
+        </w:rPr>
+        <w:t xml:space="preserve">, la Corte Constitucional, en la Sentencia T-401 de 1992, estableció en sus fundamentos jurídicos que la dignidad humana “[…] es el presupuesto esencial de la consagración y efectividad del sistema de </w:t>
       </w:r>
       <w:r>
         <w:rPr>
@@ -1944,21 +1996,7 @@
           <w:sz w:val="20"/>
           <w:szCs w:val="20"/>
         </w:rPr>
-        <w:t xml:space="preserve"> </w:t>
-      </w:r>
-      <w:r>
-        <w:rPr>
-          <w:sz w:val="20"/>
-          <w:szCs w:val="20"/>
-        </w:rPr>
         <w:t>/</w:t>
-      </w:r>
-      <w:r>
-        <w:rPr>
-          <w:sz w:val="20"/>
-          <w:szCs w:val="20"/>
-        </w:rPr>
-        <w:t xml:space="preserve"> </w:t>
       </w:r>
       <w:r>
         <w:rPr>
@@ -2165,264 +2203,181 @@
           <w:sz w:val="20"/>
           <w:szCs w:val="20"/>
         </w:rPr>
+        <w:t>/</w:t>
+      </w:r>
+      <w:r>
+        <w:rPr>
+          <w:sz w:val="20"/>
+          <w:szCs w:val="20"/>
+        </w:rPr>
+        <w:t>02, citada en Ministerio de Educación Nacional, 2009).</w:t>
+      </w:r>
+    </w:p>
+    <w:p>
+      <w:pPr>
+        <w:spacing w:line="360" w:lineRule="auto"/>
+        <w:rPr>
+          <w:sz w:val="20"/>
+          <w:szCs w:val="20"/>
+        </w:rPr>
+      </w:pPr>
+    </w:p>
+    <w:p>
+      <w:pPr>
+        <w:spacing w:line="360" w:lineRule="auto"/>
+        <w:ind w:left="426"/>
+        <w:rPr>
+          <w:rFonts w:ascii="Arial" w:hAnsi="Arial" w:cs="Arial"/>
+          <w:sz w:val="20"/>
+          <w:szCs w:val="20"/>
+        </w:rPr>
+      </w:pPr>
+      <w:r>
+        <w:rPr>
+          <w:rFonts w:ascii="Arial" w:hAnsi="Arial" w:cs="Arial"/>
+          <w:sz w:val="20"/>
+          <w:szCs w:val="20"/>
+        </w:rPr>
+        <w:t>De esta manera</w:t>
+      </w:r>
+      <w:r>
+        <w:rPr>
+          <w:rFonts w:ascii="Arial" w:hAnsi="Arial" w:cs="Arial"/>
+          <w:sz w:val="20"/>
+          <w:szCs w:val="20"/>
+        </w:rPr>
+        <w:t>, desde el propio enunciado normativo constitucional, la dignidad humana se concibe en una triple dimensión: como valor superior del ordenamiento jurídico, que inspira y orienta la interpretación de todas las normas; como principio constitucional, que guía la actuación de las autoridades y la configuración del Estado social de derecho; y como derecho fundamental autónomo, directamente exigible y protegido a través de mecanismos como la acción de tutela (Corte Constitucional, Sentencia T-881</w:t>
+      </w:r>
+      <w:r>
+        <w:rPr>
+          <w:rFonts w:ascii="Arial" w:hAnsi="Arial" w:cs="Arial"/>
+          <w:sz w:val="20"/>
+          <w:szCs w:val="20"/>
+        </w:rPr>
+        <w:t>/</w:t>
+      </w:r>
+      <w:r>
+        <w:rPr>
+          <w:rFonts w:ascii="Arial" w:hAnsi="Arial" w:cs="Arial"/>
+          <w:sz w:val="20"/>
+          <w:szCs w:val="20"/>
+        </w:rPr>
+        <w:t>02).</w:t>
+      </w:r>
+    </w:p>
+    <w:p>
+      <w:pPr>
+        <w:spacing w:line="360" w:lineRule="auto"/>
+        <w:ind w:left="426"/>
+        <w:rPr>
+          <w:rFonts w:ascii="Arial" w:hAnsi="Arial" w:cs="Arial"/>
+          <w:sz w:val="20"/>
+          <w:szCs w:val="20"/>
+        </w:rPr>
+      </w:pPr>
+    </w:p>
+    <w:p>
+      <w:pPr>
+        <w:spacing w:line="360" w:lineRule="auto"/>
+        <w:ind w:left="426"/>
+        <w:rPr>
+          <w:rFonts w:ascii="Arial" w:hAnsi="Arial" w:cs="Arial"/>
+          <w:sz w:val="20"/>
+          <w:szCs w:val="20"/>
+        </w:rPr>
+      </w:pPr>
+    </w:p>
+    <w:p>
+      <w:pPr>
+        <w:spacing w:line="360" w:lineRule="auto"/>
+        <w:ind w:left="426"/>
+        <w:rPr>
+          <w:rFonts w:ascii="Arial" w:hAnsi="Arial" w:cs="Arial"/>
+          <w:sz w:val="20"/>
+          <w:szCs w:val="20"/>
+          <w:highlight w:val="yellow"/>
+        </w:rPr>
+      </w:pPr>
+      <w:commentRangeStart w:id="3"/>
+      <w:r>
+        <w:rPr>
+          <w:rFonts w:ascii="Arial" w:hAnsi="Arial" w:cs="Arial"/>
+          <w:sz w:val="20"/>
+          <w:szCs w:val="20"/>
+          <w:highlight w:val="yellow"/>
+        </w:rPr>
+        <w:t>Para</w:t>
+      </w:r>
+      <w:commentRangeEnd w:id="3"/>
+      <w:r>
+        <w:rPr>
+          <w:rStyle w:val="CommentReference"/>
+        </w:rPr>
+        <w:commentReference w:id="3"/>
+      </w:r>
+      <w:r>
+        <w:rPr>
+          <w:rFonts w:ascii="Arial" w:hAnsi="Arial" w:cs="Arial"/>
+          <w:sz w:val="20"/>
+          <w:szCs w:val="20"/>
+          <w:highlight w:val="yellow"/>
+        </w:rPr>
+        <w:t xml:space="preserve"> profundizar esta temática</w:t>
+      </w:r>
+      <w:r>
+        <w:rPr>
+          <w:rFonts w:ascii="Arial" w:hAnsi="Arial" w:cs="Arial"/>
+          <w:sz w:val="20"/>
+          <w:szCs w:val="20"/>
+          <w:highlight w:val="yellow"/>
+        </w:rPr>
+        <w:t>,</w:t>
+      </w:r>
+      <w:r>
+        <w:rPr>
+          <w:rFonts w:ascii="Arial" w:hAnsi="Arial" w:cs="Arial"/>
+          <w:sz w:val="20"/>
+          <w:szCs w:val="20"/>
+          <w:highlight w:val="yellow"/>
+        </w:rPr>
+        <w:t xml:space="preserve"> le invitamos a consultar el siguiente video</w:t>
+      </w:r>
+      <w:r>
+        <w:rPr>
+          <w:rFonts w:ascii="Arial" w:hAnsi="Arial" w:cs="Arial"/>
+          <w:sz w:val="20"/>
+          <w:szCs w:val="20"/>
+          <w:highlight w:val="yellow"/>
+        </w:rPr>
+        <w:t xml:space="preserve"> titulado “</w:t>
+      </w:r>
+      <w:r>
+        <w:rPr>
+          <w:rFonts w:ascii="Arial" w:hAnsi="Arial" w:cs="Arial"/>
+          <w:b w:val="1"/>
+          <w:bCs w:val="1"/>
+          <w:sz w:val="20"/>
+          <w:szCs w:val="20"/>
+          <w:highlight w:val="yellow"/>
+        </w:rPr>
+        <w:t>Declaración Universal de Derechos Humanos</w:t>
+      </w:r>
+      <w:r>
+        <w:rPr>
+          <w:rFonts w:ascii="Arial" w:hAnsi="Arial" w:cs="Arial"/>
+          <w:sz w:val="20"/>
+          <w:szCs w:val="20"/>
+          <w:highlight w:val="yellow"/>
+        </w:rPr>
+        <w:t>”.</w:t>
+      </w:r>
+      <w:r>
+        <w:rPr>
+          <w:rFonts w:ascii="Arial" w:hAnsi="Arial" w:cs="Arial"/>
+          <w:sz w:val="20"/>
+          <w:szCs w:val="20"/>
+        </w:rPr>
         <w:t xml:space="preserve"> </w:t>
-      </w:r>
-      <w:r>
-        <w:rPr>
-          <w:sz w:val="20"/>
-          <w:szCs w:val="20"/>
-        </w:rPr>
-        <w:t>/</w:t>
-      </w:r>
-      <w:r>
-        <w:rPr>
-          <w:sz w:val="20"/>
-          <w:szCs w:val="20"/>
-        </w:rPr>
-        <w:t xml:space="preserve"> </w:t>
-      </w:r>
-      <w:r>
-        <w:rPr>
-          <w:sz w:val="20"/>
-          <w:szCs w:val="20"/>
-        </w:rPr>
-        <w:t>02, citada en Ministerio de Educación Nacional, 2009).</w:t>
-      </w:r>
-    </w:p>
-    <w:p>
-      <w:pPr>
-        <w:spacing w:line="360" w:lineRule="auto"/>
-        <w:rPr>
-          <w:sz w:val="20"/>
-          <w:szCs w:val="20"/>
-        </w:rPr>
-      </w:pPr>
-    </w:p>
-    <w:p>
-      <w:pPr>
-        <w:spacing w:line="360" w:lineRule="auto"/>
-        <w:ind w:left="426"/>
-        <w:rPr>
-          <w:rFonts w:ascii="Arial" w:hAnsi="Arial" w:cs="Arial"/>
-          <w:sz w:val="20"/>
-          <w:szCs w:val="20"/>
-        </w:rPr>
-      </w:pPr>
-      <w:r>
-        <w:rPr>
-          <w:rFonts w:ascii="Arial" w:hAnsi="Arial" w:cs="Arial"/>
-          <w:sz w:val="20"/>
-          <w:szCs w:val="20"/>
-        </w:rPr>
-        <w:t>De esta manera, desde el propio enunciado normativo constitucional, la dignidad humana se concibe en una triple dimensión: como valor superior del ordenamiento jurídico, que inspira y orienta la interpretación de todas las normas; como principio constitucional, que guía la actuación de las autoridades y la configuración del Estado social de derecho; y como derecho fundamental autónomo, directamente exigible y protegido a través de mecanismos como la acción de tutela (Corte Constitucional, Sentencia T-881</w:t>
-      </w:r>
-      <w:r>
-        <w:rPr>
-          <w:rFonts w:ascii="Arial" w:hAnsi="Arial" w:cs="Arial"/>
-          <w:sz w:val="20"/>
-          <w:szCs w:val="20"/>
-        </w:rPr>
-        <w:t xml:space="preserve"> </w:t>
-      </w:r>
-      <w:r>
-        <w:rPr>
-          <w:rFonts w:ascii="Arial" w:hAnsi="Arial" w:cs="Arial"/>
-          <w:sz w:val="20"/>
-          <w:szCs w:val="20"/>
-        </w:rPr>
-        <w:t>/</w:t>
-      </w:r>
-      <w:r>
-        <w:rPr>
-          <w:rFonts w:ascii="Arial" w:hAnsi="Arial" w:cs="Arial"/>
-          <w:sz w:val="20"/>
-          <w:szCs w:val="20"/>
-        </w:rPr>
-        <w:t xml:space="preserve"> </w:t>
-      </w:r>
-      <w:r>
-        <w:rPr>
-          <w:rFonts w:ascii="Arial" w:hAnsi="Arial" w:cs="Arial"/>
-          <w:sz w:val="20"/>
-          <w:szCs w:val="20"/>
-        </w:rPr>
-        <w:t>02).</w:t>
-      </w:r>
-    </w:p>
-    <w:p>
-      <w:pPr>
-        <w:spacing w:line="360" w:lineRule="auto"/>
-        <w:ind w:left="426"/>
-        <w:rPr>
-          <w:rFonts w:ascii="Arial" w:hAnsi="Arial" w:cs="Arial"/>
-          <w:sz w:val="20"/>
-          <w:szCs w:val="20"/>
-        </w:rPr>
-      </w:pPr>
-    </w:p>
-    <w:p>
-      <w:pPr>
-        <w:spacing w:line="360" w:lineRule="auto"/>
-        <w:ind w:left="426"/>
-        <w:rPr>
-          <w:rFonts w:ascii="Arial" w:hAnsi="Arial" w:cs="Arial"/>
-          <w:sz w:val="20"/>
-          <w:szCs w:val="20"/>
-        </w:rPr>
-      </w:pPr>
-      <w:r>
-        <w:rPr>
-          <w:rFonts w:ascii="Arial" w:hAnsi="Arial" w:cs="Arial"/>
-          <w:noProof/>
-          <w:sz w:val="20"/>
-          <w:szCs w:val="20"/>
-        </w:rPr>
-        <mc:AlternateContent>
-          <mc:Choice Requires="wps">
-            <w:drawing>
-              <wp:anchor distT="0" distB="0" distL="114300" distR="114300" simplePos="0" relativeHeight="251669504" behindDoc="0" locked="0" layoutInCell="1" allowOverlap="1" wp14:anchorId="209121C5" wp14:editId="2657E281">
-                <wp:simplePos x="0" y="0"/>
-                <wp:positionH relativeFrom="column">
-                  <wp:posOffset>43091</wp:posOffset>
-                </wp:positionH>
-                <wp:positionV relativeFrom="paragraph">
-                  <wp:posOffset>56323</wp:posOffset>
-                </wp:positionV>
-                <wp:extent cx="6647712" cy="654050"/>
-                <wp:effectExtent l="57150" t="38100" r="77470" b="88900"/>
-                <wp:wrapNone/>
-                <wp:docPr id="2012417722" name="Rectángulo 7"/>
-                <wp:cNvGraphicFramePr/>
-                <a:graphic xmlns:a="http://schemas.openxmlformats.org/drawingml/2006/main">
-                  <a:graphicData uri="http://schemas.microsoft.com/office/word/2010/wordprocessingShape">
-                    <wps:wsp>
-                      <wps:cNvSpPr/>
-                      <wps:spPr>
-                        <a:xfrm>
-                          <a:off x="0" y="0"/>
-                          <a:ext cx="6647712" cy="654050"/>
-                        </a:xfrm>
-                        <a:prstGeom prst="rect">
-                          <a:avLst/>
-                        </a:prstGeom>
-                        <a:noFill/>
-                      </wps:spPr>
-                      <wps:style>
-                        <a:lnRef idx="1">
-                          <a:schemeClr val="accent6"/>
-                        </a:lnRef>
-                        <a:fillRef idx="2">
-                          <a:schemeClr val="accent6"/>
-                        </a:fillRef>
-                        <a:effectRef idx="1">
-                          <a:schemeClr val="accent6"/>
-                        </a:effectRef>
-                        <a:fontRef idx="minor">
-                          <a:schemeClr val="dk1"/>
-                        </a:fontRef>
-                      </wps:style>
-                      <wps:bodyPr rot="0" spcFirstLastPara="0" vertOverflow="overflow" horzOverflow="overflow" vert="horz" wrap="square" lIns="91440" tIns="45720" rIns="91440" bIns="45720" numCol="1" spcCol="0" rtlCol="0" fromWordArt="0" anchor="ctr" anchorCtr="0" forceAA="0" compatLnSpc="1">
-                        <a:prstTxWarp prst="textNoShape">
-                          <a:avLst/>
-                        </a:prstTxWarp>
-                        <a:noAutofit/>
-                      </wps:bodyPr>
-                    </wps:wsp>
-                  </a:graphicData>
-                </a:graphic>
-                <wp14:sizeRelH relativeFrom="margin">
-                  <wp14:pctWidth>0</wp14:pctWidth>
-                </wp14:sizeRelH>
-              </wp:anchor>
-            </w:drawing>
-          </mc:Choice>
-          <mc:Fallback>
-            <w:pict w14:anchorId="6974A02B">
-              <v:rect id="Rectángulo 7" style="position:absolute;margin-left:3.4pt;margin-top:4.45pt;width:523.45pt;height:51.5pt;z-index:251669504;visibility:visible;mso-wrap-style:square;mso-width-percent:0;mso-wrap-distance-left:9pt;mso-wrap-distance-top:0;mso-wrap-distance-right:9pt;mso-wrap-distance-bottom:0;mso-position-horizontal:absolute;mso-position-horizontal-relative:text;mso-position-vertical:absolute;mso-position-vertical-relative:text;mso-width-percent:0;mso-width-relative:margin;v-text-anchor:middle" o:spid="_x0000_s1026" filled="f" strokecolor="#f68c36 [3049]" w14:anchorId="002F30D1" o:gfxdata="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">
-                <v:shadow on="t" color="black" opacity="24903f" offset="0,.55556mm" origin=",.5"/>
-              </v:rect>
-            </w:pict>
-          </mc:Fallback>
-        </mc:AlternateContent>
-      </w:r>
-    </w:p>
-    <w:p>
-      <w:pPr>
-        <w:spacing w:line="360" w:lineRule="auto"/>
-        <w:ind w:left="426"/>
-        <w:rPr>
-          <w:rFonts w:ascii="Arial" w:hAnsi="Arial" w:cs="Arial"/>
-          <w:sz w:val="20"/>
-          <w:szCs w:val="20"/>
-        </w:rPr>
-      </w:pPr>
-      <w:commentRangeStart w:id="3"/>
-      <w:r>
-        <w:rPr>
-          <w:rFonts w:ascii="Arial" w:hAnsi="Arial" w:cs="Arial"/>
-          <w:sz w:val="20"/>
-          <w:szCs w:val="20"/>
-        </w:rPr>
-        <w:t>Para</w:t>
-      </w:r>
-      <w:commentRangeEnd w:id="3"/>
-      <w:r>
-        <w:rPr>
-          <w:rStyle w:val="Refdecomentario"/>
-          <w:rFonts w:ascii="Arial" w:hAnsi="Arial" w:eastAsia="Arial" w:cs="Arial"/>
-          <w:lang w:eastAsia="ja-JP"/>
-        </w:rPr>
-        <w:commentReference w:id="3"/>
-      </w:r>
-      <w:r>
-        <w:rPr>
-          <w:rFonts w:ascii="Arial" w:hAnsi="Arial" w:cs="Arial"/>
-          <w:sz w:val="20"/>
-          <w:szCs w:val="20"/>
-        </w:rPr>
-        <w:t xml:space="preserve"> profundizar esta temática</w:t>
-      </w:r>
-      <w:r>
-        <w:rPr>
-          <w:rFonts w:ascii="Arial" w:hAnsi="Arial" w:cs="Arial"/>
-          <w:sz w:val="20"/>
-          <w:szCs w:val="20"/>
-        </w:rPr>
-        <w:t>,</w:t>
-      </w:r>
-      <w:r>
-        <w:rPr>
-          <w:rFonts w:ascii="Arial" w:hAnsi="Arial" w:cs="Arial"/>
-          <w:sz w:val="20"/>
-          <w:szCs w:val="20"/>
-        </w:rPr>
-        <w:t xml:space="preserve"> le invitamos a consultar el siguiente video</w:t>
-      </w:r>
-      <w:r>
-        <w:rPr>
-          <w:rFonts w:ascii="Arial" w:hAnsi="Arial" w:cs="Arial"/>
-          <w:sz w:val="20"/>
-          <w:szCs w:val="20"/>
-        </w:rPr>
-        <w:t xml:space="preserve"> titulado “</w:t>
-      </w:r>
-      <w:r>
-        <w:rPr>
-          <w:rFonts w:ascii="Arial" w:hAnsi="Arial" w:cs="Arial"/>
-          <w:b/>
-          <w:bCs/>
-          <w:sz w:val="20"/>
-          <w:szCs w:val="20"/>
-        </w:rPr>
-        <w:t>Declaración Universal de Derechos Humanos</w:t>
-      </w:r>
-      <w:r>
-        <w:rPr>
-          <w:rFonts w:ascii="Arial" w:hAnsi="Arial" w:cs="Arial"/>
-          <w:sz w:val="20"/>
-          <w:szCs w:val="20"/>
-        </w:rPr>
-        <w:t xml:space="preserve">”. </w:t>
       </w:r>
     </w:p>
     <w:p>
@@ -2609,7 +2564,39 @@
           <w:sz w:val="20"/>
           <w:szCs w:val="20"/>
         </w:rPr>
-        <w:t>De lo expuesto se infiere que el derecho del trabajo en Colombia debe ser comprendido, interpretado y aplicado en armonía con las Cartas internacionales de derechos humanos, tanto del Sistema de Naciones Unidas —incluyendo los convenios y recomendaciones de la Organización Internacional del Trabajo (OIT)— como del Sistema Interamericano de Derechos Humanos. En cumplimiento de esta exigencia democrática, la Constitución Política de 1991 reconoce y garantiza la libertad sindical, como pilar esencial para contrarrestar la desigualdad social mediante el ejercicio efectivo del derecho de asociación (Constitución Política de Colombia, 1991, art. 39).</w:t>
+        <w:t xml:space="preserve">De lo expuesto se infiere que el derecho del trabajo en Colombia debe ser comprendido, interpretado y aplicado en armonía con las Cartas internacionales de derechos humanos, tanto del Sistema de Naciones Unidas </w:t>
+      </w:r>
+      <w:r>
+        <w:rPr>
+          <w:rFonts w:ascii="Arial" w:hAnsi="Arial" w:cs="Arial"/>
+          <w:sz w:val="20"/>
+          <w:szCs w:val="20"/>
+        </w:rPr>
+        <w:t>(</w:t>
+      </w:r>
+      <w:r>
+        <w:rPr>
+          <w:rFonts w:ascii="Arial" w:hAnsi="Arial" w:cs="Arial"/>
+          <w:sz w:val="20"/>
+          <w:szCs w:val="20"/>
+        </w:rPr>
+        <w:t xml:space="preserve">incluyendo los convenios y recomendaciones de la Organización Internacional del Trabajo </w:t>
+      </w:r>
+      <w:r>
+        <w:rPr>
+          <w:rFonts w:ascii="Arial" w:hAnsi="Arial" w:cs="Arial"/>
+          <w:sz w:val="20"/>
+          <w:szCs w:val="20"/>
+        </w:rPr>
+        <w:t xml:space="preserve">- </w:t>
+      </w:r>
+      <w:r>
+        <w:rPr>
+          <w:rFonts w:ascii="Arial" w:hAnsi="Arial" w:cs="Arial"/>
+          <w:sz w:val="20"/>
+          <w:szCs w:val="20"/>
+        </w:rPr>
+        <w:t>OIT) como del Sistema Interamericano de Derechos Humanos. En cumplimiento de esta exigencia democrática, la Constitución Política de 1991 reconoce y garantiza la libertad sindical, como pilar esencial para contrarrestar la desigualdad social mediante el ejercicio efectivo del derecho de asociación (Constitución Política de Colombia, 1991, art. 39).</w:t>
       </w:r>
     </w:p>
     <w:p>
@@ -3296,15 +3283,15 @@
           <w:sz w:val="20"/>
           <w:szCs w:val="20"/>
         </w:rPr>
-        <w:t>Las relaciones que las personas establecen con respecto al trabajo constituyen un eje central en la configuración tanto de la identidad individual como de la identidad colectiva. El quehacer laboral permite a los sujetos reconocerse en un rol social específico, lo que a su vez sustenta la división social del trabajo y, con ello, la estructuración de jerarquías y relaciones de poder (Marx, 1867</w:t>
-      </w:r>
-      <w:r>
-        <w:rPr>
-          <w:rFonts w:ascii="Arial" w:hAnsi="Arial" w:cs="Arial"/>
-          <w:sz w:val="20"/>
-          <w:szCs w:val="20"/>
-        </w:rPr>
-        <w:t xml:space="preserve"> </w:t>
+        <w:t>Las relaciones que las</w:t>
+      </w:r>
+      <w:r>
+        <w:rPr>
+          <w:rFonts w:ascii="Arial" w:hAnsi="Arial" w:cs="Arial"/>
+          <w:sz w:val="20"/>
+          <w:szCs w:val="20"/>
+        </w:rPr>
+        <w:t xml:space="preserve"> personas establecen con respecto al trabajo constituyen un eje central en la configuración tanto de la identidad individual como de la identidad colectiva. El quehacer laboral permite a los sujetos reconocerse en un rol social específico, lo que a su vez sustenta la división social del trabajo y, con ello, la estructuración de jerarquías y relaciones de poder (Marx, 1867</w:t>
       </w:r>
       <w:r>
         <w:rPr>
@@ -3320,14 +3307,6 @@
           <w:sz w:val="20"/>
           <w:szCs w:val="20"/>
         </w:rPr>
-        <w:t xml:space="preserve"> </w:t>
-      </w:r>
-      <w:r>
-        <w:rPr>
-          <w:rFonts w:ascii="Arial" w:hAnsi="Arial" w:cs="Arial"/>
-          <w:sz w:val="20"/>
-          <w:szCs w:val="20"/>
-        </w:rPr>
         <w:t>2014).</w:t>
       </w:r>
     </w:p>
@@ -3356,15 +3335,15 @@
           <w:sz w:val="20"/>
           <w:szCs w:val="20"/>
         </w:rPr>
-        <w:t>En este marco, la relación entre trabajo y capital se articula con el valor de cambio asignado a la fuerza de trabajo, lo cual guarda estrecha conexión con el acceso a bienes como la cultura, la educación y la satisfacción de necesidades básicas. De esta manera, la remuneración justa no solo mejora las condiciones materiales de vida, sino que también otorga reconocimiento social y económico, lo que convierte al trabajo en un factor que dignifica la vida de las personas trabajadoras (Weber, 1905</w:t>
-      </w:r>
-      <w:r>
-        <w:rPr>
-          <w:rFonts w:ascii="Arial" w:hAnsi="Arial" w:cs="Arial"/>
-          <w:sz w:val="20"/>
-          <w:szCs w:val="20"/>
-        </w:rPr>
-        <w:t xml:space="preserve"> </w:t>
+        <w:t>En este marco</w:t>
+      </w:r>
+      <w:r>
+        <w:rPr>
+          <w:rFonts w:ascii="Arial" w:hAnsi="Arial" w:cs="Arial"/>
+          <w:sz w:val="20"/>
+          <w:szCs w:val="20"/>
+        </w:rPr>
+        <w:t>, la relación entre trabajo y capital se articula con el valor de cambio asignado a la fuerza de trabajo, lo cual guarda estrecha conexión con el acceso a bienes como la cultura, la educación y la satisfacción de necesidades básicas. De esta manera, la remuneración justa no solo mejora las condiciones materiales de vida, sino que también otorga reconocimiento social y económico, lo que convierte al trabajo en un factor que dignifica la vida de las personas trabajadoras (Weber, 1905</w:t>
       </w:r>
       <w:r>
         <w:rPr>
@@ -3373,14 +3352,6 @@
           <w:szCs w:val="20"/>
         </w:rPr>
         <w:t>/</w:t>
-      </w:r>
-      <w:r>
-        <w:rPr>
-          <w:rFonts w:ascii="Arial" w:hAnsi="Arial" w:cs="Arial"/>
-          <w:sz w:val="20"/>
-          <w:szCs w:val="20"/>
-        </w:rPr>
-        <w:t xml:space="preserve"> </w:t>
       </w:r>
       <w:r>
         <w:rPr>
@@ -3957,15 +3928,15 @@
           <w:sz w:val="20"/>
           <w:szCs w:val="20"/>
         </w:rPr>
-        <w:t>El modelo empresarial que responde a esta dinámica se apoya en el autocontrol, el uso intensivo de tecnologías de la información y la comunicación, así como en nuevas formas de organización productiva que demandan otro tipo de trabajador</w:t>
-      </w:r>
-      <w:r>
-        <w:rPr>
-          <w:rFonts w:ascii="Arial" w:hAnsi="Arial" w:cs="Arial"/>
-          <w:sz w:val="20"/>
-          <w:szCs w:val="20"/>
-        </w:rPr>
-        <w:t xml:space="preserve"> </w:t>
+        <w:t>El modelo empres</w:t>
+      </w:r>
+      <w:r>
+        <w:rPr>
+          <w:rFonts w:ascii="Arial" w:hAnsi="Arial" w:cs="Arial"/>
+          <w:sz w:val="20"/>
+          <w:szCs w:val="20"/>
+        </w:rPr>
+        <w:t>arial que responde a esta dinámica se apoya en el autocontrol, el uso intensivo de tecnologías de la información y la comunicación, así como en nuevas formas de organización productiva que demandan otro tipo de trabajador</w:t>
       </w:r>
       <w:r>
         <w:rPr>
@@ -3974,14 +3945,6 @@
           <w:szCs w:val="20"/>
         </w:rPr>
         <w:t>/</w:t>
-      </w:r>
-      <w:r>
-        <w:rPr>
-          <w:rFonts w:ascii="Arial" w:hAnsi="Arial" w:cs="Arial"/>
-          <w:sz w:val="20"/>
-          <w:szCs w:val="20"/>
-        </w:rPr>
-        <w:t xml:space="preserve"> </w:t>
       </w:r>
       <w:r>
         <w:rPr>
@@ -6606,100 +6569,19 @@
       <w:pPr>
         <w:pStyle w:val="Normal0"/>
         <w:pBdr>
-          <w:top w:val="nil"/>
-          <w:left w:val="nil"/>
-          <w:bottom w:val="nil"/>
-          <w:right w:val="nil"/>
-          <w:between w:val="nil"/>
+          <w:top w:val="nil" w:color="FF000000" w:sz="0" w:space="0"/>
+          <w:left w:val="nil" w:color="FF000000" w:sz="0" w:space="0"/>
+          <w:bottom w:val="nil" w:color="FF000000" w:sz="0" w:space="0"/>
+          <w:right w:val="nil" w:color="FF000000" w:sz="0" w:space="0"/>
+          <w:between w:val="nil" w:color="FF000000" w:sz="0" w:space="0"/>
         </w:pBdr>
         <w:rPr>
-          <w:b/>
-          <w:bCs/>
-          <w:sz w:val="20"/>
-          <w:szCs w:val="20"/>
-        </w:rPr>
-      </w:pPr>
-      <w:r>
-        <w:rPr>
-          <w:b/>
-          <w:bCs/>
-          <w:noProof/>
-          <w:sz w:val="20"/>
-          <w:szCs w:val="20"/>
-        </w:rPr>
-        <mc:AlternateContent>
-          <mc:Choice Requires="wps">
-            <w:drawing>
-              <wp:anchor distT="0" distB="0" distL="114300" distR="114300" simplePos="0" relativeHeight="251729920" behindDoc="0" locked="0" layoutInCell="1" allowOverlap="1" wp14:anchorId="00EC2C79" wp14:editId="3962A27B">
-                <wp:simplePos x="0" y="0"/>
-                <wp:positionH relativeFrom="column">
-                  <wp:posOffset>-133494</wp:posOffset>
-                </wp:positionH>
-                <wp:positionV relativeFrom="paragraph">
-                  <wp:posOffset>190835</wp:posOffset>
-                </wp:positionV>
-                <wp:extent cx="6124755" cy="724619"/>
-                <wp:effectExtent l="57150" t="19050" r="85725" b="94615"/>
-                <wp:wrapNone/>
-                <wp:docPr id="29936243" name="Rectángulo 24"/>
-                <wp:cNvGraphicFramePr/>
-                <a:graphic xmlns:a="http://schemas.openxmlformats.org/drawingml/2006/main">
-                  <a:graphicData uri="http://schemas.microsoft.com/office/word/2010/wordprocessingShape">
-                    <wps:wsp>
-                      <wps:cNvSpPr/>
-                      <wps:spPr>
-                        <a:xfrm>
-                          <a:off x="0" y="0"/>
-                          <a:ext cx="6124755" cy="724619"/>
-                        </a:xfrm>
-                        <a:prstGeom prst="rect">
-                          <a:avLst/>
-                        </a:prstGeom>
-                        <a:noFill/>
-                        <a:ln>
-                          <a:solidFill>
-                            <a:schemeClr val="accent6">
-                              <a:lumMod val="60000"/>
-                              <a:lumOff val="40000"/>
-                            </a:schemeClr>
-                          </a:solidFill>
-                        </a:ln>
-                      </wps:spPr>
-                      <wps:style>
-                        <a:lnRef idx="1">
-                          <a:schemeClr val="accent1"/>
-                        </a:lnRef>
-                        <a:fillRef idx="3">
-                          <a:schemeClr val="accent1"/>
-                        </a:fillRef>
-                        <a:effectRef idx="2">
-                          <a:schemeClr val="accent1"/>
-                        </a:effectRef>
-                        <a:fontRef idx="minor">
-                          <a:schemeClr val="lt1"/>
-                        </a:fontRef>
-                      </wps:style>
-                      <wps:bodyPr rot="0" spcFirstLastPara="0" vertOverflow="overflow" horzOverflow="overflow" vert="horz" wrap="square" lIns="91440" tIns="45720" rIns="91440" bIns="45720" numCol="1" spcCol="0" rtlCol="0" fromWordArt="0" anchor="ctr" anchorCtr="0" forceAA="0" compatLnSpc="1">
-                        <a:prstTxWarp prst="textNoShape">
-                          <a:avLst/>
-                        </a:prstTxWarp>
-                        <a:noAutofit/>
-                      </wps:bodyPr>
-                    </wps:wsp>
-                  </a:graphicData>
-                </a:graphic>
-              </wp:anchor>
-            </w:drawing>
-          </mc:Choice>
-          <mc:Fallback>
-            <w:pict w14:anchorId="0BC50169">
-              <v:rect id="Rectángulo 24" style="position:absolute;margin-left:-10.5pt;margin-top:15.05pt;width:482.25pt;height:57.05pt;z-index:251729920;visibility:visible;mso-wrap-style:square;mso-wrap-distance-left:9pt;mso-wrap-distance-top:0;mso-wrap-distance-right:9pt;mso-wrap-distance-bottom:0;mso-position-horizontal:absolute;mso-position-horizontal-relative:text;mso-position-vertical:absolute;mso-position-vertical-relative:text;v-text-anchor:middle" o:spid="_x0000_s1026" filled="f" strokecolor="#fabf8f [1945]" w14:anchorId="342E0BC3" o:gfxdata="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">
-                <v:shadow on="t" color="black" opacity="22937f" offset="0,.63889mm" origin=",.5"/>
-              </v:rect>
-            </w:pict>
-          </mc:Fallback>
-        </mc:AlternateContent>
-      </w:r>
+          <w:b w:val="1"/>
+          <w:bCs w:val="1"/>
+          <w:sz w:val="20"/>
+          <w:szCs w:val="20"/>
+        </w:rPr>
+      </w:pPr>
     </w:p>
     <w:p>
       <w:pPr>
@@ -6788,7 +6670,7 @@
           <w:sz w:val="20"/>
           <w:szCs w:val="20"/>
         </w:rPr>
-        <w:t>”.</w:t>
+        <w:t>”</w:t>
       </w:r>
       <w:commentRangeEnd w:id="18"/>
       <w:r>
@@ -7505,11 +7387,11 @@
       <w:pPr>
         <w:pStyle w:val="Normal0"/>
         <w:pBdr>
-          <w:top w:val="nil"/>
-          <w:left w:val="nil"/>
-          <w:bottom w:val="nil"/>
-          <w:right w:val="nil"/>
-          <w:between w:val="nil"/>
+          <w:top w:val="nil" w:color="FF000000" w:sz="0" w:space="0"/>
+          <w:left w:val="nil" w:color="FF000000" w:sz="0" w:space="0"/>
+          <w:bottom w:val="nil" w:color="FF000000" w:sz="0" w:space="0"/>
+          <w:right w:val="nil" w:color="FF000000" w:sz="0" w:space="0"/>
+          <w:between w:val="nil" w:color="FF000000" w:sz="0" w:space="0"/>
         </w:pBdr>
         <w:spacing w:line="360" w:lineRule="auto"/>
         <w:rPr>
@@ -7517,109 +7399,149 @@
           <w:szCs w:val="20"/>
         </w:rPr>
       </w:pPr>
+      <w:r>
+        <w:rPr>
+          <w:sz w:val="20"/>
+          <w:szCs w:val="20"/>
+        </w:rPr>
+        <w:t>Le invitamos a realizar lectura de los siguientes anexos:</w:t>
+      </w:r>
+    </w:p>
+    <w:p>
+      <w:pPr>
+        <w:pStyle w:val="Normal0"/>
+        <w:numPr>
+          <w:ilvl w:val="0"/>
+          <w:numId w:val="53"/>
+        </w:numPr>
+        <w:pBdr>
+          <w:top w:val="nil" w:color="000000" w:sz="0" w:space="0"/>
+          <w:left w:val="nil" w:color="000000" w:sz="0" w:space="0"/>
+          <w:bottom w:val="nil" w:color="000000" w:sz="0" w:space="0"/>
+          <w:right w:val="nil" w:color="000000" w:sz="0" w:space="0"/>
+          <w:between w:val="nil" w:color="000000" w:sz="0" w:space="0"/>
+        </w:pBdr>
+        <w:spacing w:line="360" w:lineRule="auto"/>
+        <w:rPr>
+          <w:sz w:val="20"/>
+          <w:szCs w:val="20"/>
+          <w:highlight w:val="yellow"/>
+        </w:rPr>
+      </w:pPr>
+      <w:r>
+        <w:rPr>
+          <w:sz w:val="20"/>
+          <w:szCs w:val="20"/>
+          <w:highlight w:val="yellow"/>
+        </w:rPr>
+        <w:t>Para profundizar esta temática</w:t>
+      </w:r>
+      <w:r>
+        <w:rPr>
+          <w:sz w:val="20"/>
+          <w:szCs w:val="20"/>
+          <w:highlight w:val="yellow"/>
+        </w:rPr>
+        <w:t xml:space="preserve"> </w:t>
+      </w:r>
+      <w:r>
+        <w:rPr>
+          <w:sz w:val="20"/>
+          <w:szCs w:val="20"/>
+          <w:highlight w:val="yellow"/>
+        </w:rPr>
+        <w:t>le invitamos a consultar el siguiente documento</w:t>
+      </w:r>
+      <w:r>
+        <w:rPr>
+          <w:sz w:val="20"/>
+          <w:szCs w:val="20"/>
+          <w:highlight w:val="yellow"/>
+        </w:rPr>
+        <w:t xml:space="preserve"> titulado</w:t>
+      </w:r>
+      <w:r>
+        <w:rPr>
+          <w:sz w:val="20"/>
+          <w:szCs w:val="20"/>
+          <w:highlight w:val="yellow"/>
+        </w:rPr>
+        <w:t xml:space="preserve"> </w:t>
+      </w:r>
+      <w:r>
+        <w:rPr>
+          <w:sz w:val="20"/>
+          <w:szCs w:val="20"/>
+          <w:highlight w:val="yellow"/>
+        </w:rPr>
+        <w:t>“</w:t>
+      </w:r>
+      <w:commentRangeStart w:id="22"/>
+      <w:commentRangeStart w:id="1668698510"/>
+      <w:r>
+        <w:rPr>
+          <w:sz w:val="20"/>
+          <w:szCs w:val="20"/>
+          <w:highlight w:val="yellow"/>
+        </w:rPr>
+        <w:t>Negociación</w:t>
+      </w:r>
+      <w:commentRangeEnd w:id="22"/>
+      <w:r>
+        <w:rPr>
+          <w:rStyle w:val="CommentReference"/>
+        </w:rPr>
+        <w:commentReference w:id="22"/>
+      </w:r>
+      <w:commentRangeEnd w:id="1668698510"/>
+      <w:r>
+        <w:rPr>
+          <w:rStyle w:val="CommentReference"/>
+        </w:rPr>
+        <w:commentReference w:id="1668698510"/>
+      </w:r>
+      <w:r>
+        <w:rPr>
+          <w:sz w:val="20"/>
+          <w:szCs w:val="20"/>
+          <w:highlight w:val="yellow"/>
+        </w:rPr>
+        <w:t xml:space="preserve"> Colectiva ante el Siglo XXI</w:t>
+      </w:r>
+      <w:r>
+        <w:rPr>
+          <w:sz w:val="20"/>
+          <w:szCs w:val="20"/>
+          <w:highlight w:val="yellow"/>
+        </w:rPr>
+        <w:t>”</w:t>
+      </w:r>
+      <w:r>
+        <w:rPr>
+          <w:sz w:val="20"/>
+          <w:szCs w:val="20"/>
+          <w:highlight w:val="yellow"/>
+        </w:rPr>
+        <w:t>.</w:t>
+      </w:r>
     </w:p>
     <w:p>
       <w:pPr>
         <w:pStyle w:val="Normal0"/>
         <w:pBdr>
-          <w:top w:val="nil"/>
-          <w:left w:val="nil"/>
-          <w:bottom w:val="nil"/>
-          <w:right w:val="nil"/>
-          <w:between w:val="nil"/>
+          <w:top w:val="nil" w:color="000000" w:sz="0" w:space="0"/>
+          <w:left w:val="nil" w:color="000000" w:sz="0" w:space="0"/>
+          <w:bottom w:val="nil" w:color="000000" w:sz="0" w:space="0"/>
+          <w:right w:val="nil" w:color="000000" w:sz="0" w:space="0"/>
+          <w:between w:val="nil" w:color="000000" w:sz="0" w:space="0"/>
         </w:pBdr>
         <w:spacing w:line="360" w:lineRule="auto"/>
-        <w:rPr>
-          <w:sz w:val="20"/>
-          <w:szCs w:val="20"/>
-        </w:rPr>
-      </w:pPr>
-      <w:r>
-        <w:rPr>
-          <w:noProof/>
-          <w:sz w:val="20"/>
-          <w:szCs w:val="20"/>
-        </w:rPr>
-        <mc:AlternateContent>
-          <mc:Choice Requires="wps">
-            <w:drawing>
-              <wp:anchor distT="0" distB="0" distL="114300" distR="114300" simplePos="0" relativeHeight="251732992" behindDoc="0" locked="0" layoutInCell="1" allowOverlap="1" wp14:anchorId="21AA01D9" wp14:editId="270BEF38">
-                <wp:simplePos x="0" y="0"/>
-                <wp:positionH relativeFrom="column">
-                  <wp:posOffset>-81735</wp:posOffset>
-                </wp:positionH>
-                <wp:positionV relativeFrom="paragraph">
-                  <wp:posOffset>-147356</wp:posOffset>
-                </wp:positionV>
-                <wp:extent cx="6642339" cy="966159"/>
-                <wp:effectExtent l="57150" t="19050" r="82550" b="100965"/>
-                <wp:wrapNone/>
-                <wp:docPr id="1769494492" name="Rectángulo 27"/>
-                <wp:cNvGraphicFramePr/>
-                <a:graphic xmlns:a="http://schemas.openxmlformats.org/drawingml/2006/main">
-                  <a:graphicData uri="http://schemas.microsoft.com/office/word/2010/wordprocessingShape">
-                    <wps:wsp>
-                      <wps:cNvSpPr/>
-                      <wps:spPr>
-                        <a:xfrm>
-                          <a:off x="0" y="0"/>
-                          <a:ext cx="6642339" cy="966159"/>
-                        </a:xfrm>
-                        <a:prstGeom prst="rect">
-                          <a:avLst/>
-                        </a:prstGeom>
-                        <a:noFill/>
-                        <a:ln>
-                          <a:solidFill>
-                            <a:schemeClr val="accent6">
-                              <a:lumMod val="60000"/>
-                              <a:lumOff val="40000"/>
-                            </a:schemeClr>
-                          </a:solidFill>
-                        </a:ln>
-                      </wps:spPr>
-                      <wps:style>
-                        <a:lnRef idx="1">
-                          <a:schemeClr val="accent1"/>
-                        </a:lnRef>
-                        <a:fillRef idx="3">
-                          <a:schemeClr val="accent1"/>
-                        </a:fillRef>
-                        <a:effectRef idx="2">
-                          <a:schemeClr val="accent1"/>
-                        </a:effectRef>
-                        <a:fontRef idx="minor">
-                          <a:schemeClr val="lt1"/>
-                        </a:fontRef>
-                      </wps:style>
-                      <wps:bodyPr rot="0" spcFirstLastPara="0" vertOverflow="overflow" horzOverflow="overflow" vert="horz" wrap="square" lIns="91440" tIns="45720" rIns="91440" bIns="45720" numCol="1" spcCol="0" rtlCol="0" fromWordArt="0" anchor="ctr" anchorCtr="0" forceAA="0" compatLnSpc="1">
-                        <a:prstTxWarp prst="textNoShape">
-                          <a:avLst/>
-                        </a:prstTxWarp>
-                        <a:noAutofit/>
-                      </wps:bodyPr>
-                    </wps:wsp>
-                  </a:graphicData>
-                </a:graphic>
-              </wp:anchor>
-            </w:drawing>
-          </mc:Choice>
-          <mc:Fallback>
-            <w:pict w14:anchorId="436AAB61">
-              <v:rect id="Rectángulo 27" style="position:absolute;margin-left:-6.45pt;margin-top:-11.6pt;width:523pt;height:76.1pt;z-index:251732992;visibility:visible;mso-wrap-style:square;mso-wrap-distance-left:9pt;mso-wrap-distance-top:0;mso-wrap-distance-right:9pt;mso-wrap-distance-bottom:0;mso-position-horizontal:absolute;mso-position-horizontal-relative:text;mso-position-vertical:absolute;mso-position-vertical-relative:text;v-text-anchor:middle" o:spid="_x0000_s1026" filled="f" strokecolor="#fabf8f [1945]" w14:anchorId="32CAD8E0" o:gfxdata="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">
-                <v:shadow on="t" color="black" opacity="22937f" offset="0,.63889mm" origin=",.5"/>
-              </v:rect>
-            </w:pict>
-          </mc:Fallback>
-        </mc:AlternateContent>
-      </w:r>
-      <w:r>
-        <w:rPr>
-          <w:sz w:val="20"/>
-          <w:szCs w:val="20"/>
-        </w:rPr>
-        <w:t>Le invitamos a realizar lectura de los siguientes anexos, para profundizar sobre esta importante temática.</w:t>
-      </w:r>
+        <w:ind w:left="720"/>
+        <w:rPr>
+          <w:sz w:val="20"/>
+          <w:szCs w:val="20"/>
+        </w:rPr>
+      </w:pPr>
     </w:p>
     <w:p w14:noSpellErr="1">
       <w:pPr>
@@ -7639,72 +7561,24 @@
         <w:rPr>
           <w:sz w:val="20"/>
           <w:szCs w:val="20"/>
-        </w:rPr>
-      </w:pPr>
-      <w:commentRangeStart w:id="22"/>
-      <w:commentRangeStart w:id="1668698510"/>
-      <w:r>
-        <w:rPr>
-          <w:sz w:val="20"/>
-          <w:szCs w:val="20"/>
-        </w:rPr>
-        <w:t>Negociación</w:t>
-      </w:r>
-      <w:commentRangeEnd w:id="22"/>
-      <w:r>
-        <w:rPr>
-          <w:rStyle w:val="CommentReference"/>
-        </w:rPr>
-        <w:commentReference w:id="22"/>
-      </w:r>
-      <w:commentRangeEnd w:id="1668698510"/>
-      <w:r>
-        <w:rPr>
-          <w:rStyle w:val="CommentReference"/>
-        </w:rPr>
-        <w:commentReference w:id="1668698510"/>
-      </w:r>
-      <w:r>
-        <w:rPr>
-          <w:sz w:val="20"/>
-          <w:szCs w:val="20"/>
-        </w:rPr>
-        <w:t xml:space="preserve"> Colectiva ante el Siglo XXI</w:t>
-      </w:r>
-      <w:r>
-        <w:rPr>
-          <w:sz w:val="20"/>
-          <w:szCs w:val="20"/>
-        </w:rPr>
-        <w:t>.</w:t>
-      </w:r>
-    </w:p>
-    <w:p w14:noSpellErr="1">
-      <w:pPr>
-        <w:pStyle w:val="Normal0"/>
-        <w:numPr>
-          <w:ilvl w:val="0"/>
-          <w:numId w:val="54"/>
-        </w:numPr>
-        <w:pBdr>
-          <w:top w:val="nil" w:color="000000" w:sz="0" w:space="0"/>
-          <w:left w:val="nil" w:color="000000" w:sz="0" w:space="0"/>
-          <w:bottom w:val="nil" w:color="000000" w:sz="0" w:space="0"/>
-          <w:right w:val="nil" w:color="000000" w:sz="0" w:space="0"/>
-          <w:between w:val="nil" w:color="000000" w:sz="0" w:space="0"/>
-        </w:pBdr>
-        <w:spacing w:line="360" w:lineRule="auto"/>
-        <w:rPr>
-          <w:sz w:val="20"/>
-          <w:szCs w:val="20"/>
-        </w:rPr>
-      </w:pPr>
+          <w:highlight w:val="yellow"/>
+        </w:rPr>
+      </w:pPr>
+      <w:r>
+        <w:rPr>
+          <w:sz w:val="20"/>
+          <w:szCs w:val="20"/>
+          <w:highlight w:val="yellow"/>
+        </w:rPr>
+        <w:t>Continúe profundizando en esta temática consultando el siguiente documento “</w:t>
+      </w:r>
       <w:commentRangeStart w:id="23"/>
       <w:commentRangeStart w:id="1673669716"/>
       <w:r>
         <w:rPr>
           <w:sz w:val="20"/>
           <w:szCs w:val="20"/>
+          <w:highlight w:val="yellow"/>
         </w:rPr>
         <w:t xml:space="preserve">La importancia </w:t>
       </w:r>
@@ -7726,6 +7600,7 @@
         <w:rPr>
           <w:sz w:val="20"/>
           <w:szCs w:val="20"/>
+          <w:highlight w:val="yellow"/>
         </w:rPr>
         <w:t>de la negociaci</w:t>
       </w:r>
@@ -7733,6 +7608,7 @@
         <w:rPr>
           <w:sz w:val="20"/>
           <w:szCs w:val="20"/>
+          <w:highlight w:val="yellow"/>
         </w:rPr>
         <w:t>ó</w:t>
       </w:r>
@@ -7740,6 +7616,7 @@
         <w:rPr>
           <w:sz w:val="20"/>
           <w:szCs w:val="20"/>
+          <w:highlight w:val="yellow"/>
         </w:rPr>
         <w:t>n colectiva en las relaciones laborales</w:t>
       </w:r>
@@ -7747,6 +7624,15 @@
         <w:rPr>
           <w:sz w:val="20"/>
           <w:szCs w:val="20"/>
+          <w:highlight w:val="yellow"/>
+        </w:rPr>
+        <w:t>”</w:t>
+      </w:r>
+      <w:r>
+        <w:rPr>
+          <w:sz w:val="20"/>
+          <w:szCs w:val="20"/>
+          <w:highlight w:val="yellow"/>
         </w:rPr>
         <w:t>.</w:t>
       </w:r>
@@ -12456,7 +12342,9 @@
               <w:rPr>
                 <w:rFonts w:ascii="Arial" w:hAnsi="Arial" w:cs="Arial"/>
                 <w:b w:val="0"/>
-                <w:bCs/>
+                <w:bCs w:val="0"/>
+                <w:sz w:val="20"/>
+                <w:szCs w:val="20"/>
                 <w:lang w:eastAsia="ja-JP"/>
               </w:rPr>
             </w:pPr>
@@ -12464,10 +12352,12 @@
               <w:rPr>
                 <w:rFonts w:ascii="Arial" w:hAnsi="Arial" w:cs="Arial"/>
                 <w:b w:val="0"/>
-                <w:bCs/>
+                <w:bCs w:val="0"/>
+                <w:sz w:val="20"/>
+                <w:szCs w:val="20"/>
                 <w:lang w:eastAsia="ja-JP"/>
               </w:rPr>
-              <w:t>1. Trabajo, sociedad y dignidad</w:t>
+              <w:t>Trabajo, sociedad y dignidad</w:t>
             </w:r>
           </w:p>
         </w:tc>
@@ -12509,27 +12399,7 @@
                 <w:sz w:val="20"/>
                 <w:szCs w:val="20"/>
               </w:rPr>
-              <w:t xml:space="preserve"> [Video].</w:t>
-            </w:r>
-            <w:r>
-              <w:rPr>
-                <w:rFonts w:ascii="Arial" w:hAnsi="Arial" w:cs="Arial"/>
-                <w:b w:val="0"/>
-                <w:bCs w:val="0"/>
-                <w:sz w:val="20"/>
-                <w:szCs w:val="20"/>
-              </w:rPr>
-              <w:t xml:space="preserve"> YouTube. </w:t>
-            </w:r>
-            <w:r>
-              <w:rPr>
-                <w:rFonts w:ascii="Arial" w:hAnsi="Arial" w:cs="Arial"/>
-                <w:b w:val="0"/>
-                <w:bCs w:val="0"/>
-                <w:sz w:val="20"/>
-                <w:szCs w:val="20"/>
-              </w:rPr>
-              <w:t xml:space="preserve"> </w:t>
+              <w:t>?</w:t>
             </w:r>
           </w:p>
         </w:tc>
@@ -12626,16 +12496,18 @@
               <w:rPr>
                 <w:rFonts w:ascii="Arial" w:hAnsi="Arial" w:cs="Arial"/>
                 <w:b w:val="0"/>
+                <w:bCs w:val="0"/>
               </w:rPr>
             </w:pPr>
             <w:r>
               <w:rPr>
                 <w:rFonts w:ascii="Arial" w:hAnsi="Arial" w:cs="Arial"/>
                 <w:b w:val="0"/>
+                <w:bCs w:val="0"/>
                 <w:sz w:val="20"/>
                 <w:szCs w:val="20"/>
               </w:rPr>
-              <w:t>4. Desarrollo para una vida digna</w:t>
+              <w:t>Desarrollo para una vida digna</w:t>
             </w:r>
           </w:p>
         </w:tc>
@@ -12654,7 +12526,7 @@
               <w:rPr>
                 <w:rFonts w:ascii="Arial" w:hAnsi="Arial" w:eastAsia="Arial" w:cs="Arial"/>
                 <w:b w:val="0"/>
-                <w:bCs/>
+                <w:bCs w:val="0"/>
                 <w:sz w:val="20"/>
                 <w:szCs w:val="20"/>
                 <w:lang w:eastAsia="ja-JP"/>
@@ -12664,12 +12536,12 @@
               <w:rPr>
                 <w:rFonts w:ascii="Arial" w:hAnsi="Arial" w:eastAsia="Arial" w:cs="Arial"/>
                 <w:b w:val="0"/>
-                <w:bCs/>
+                <w:bCs w:val="0"/>
                 <w:sz w:val="20"/>
                 <w:szCs w:val="20"/>
                 <w:lang w:eastAsia="ja-JP"/>
               </w:rPr>
-              <w:t xml:space="preserve">Canal Capital. (2021, June 30). ¿Qué significa el Estado Social de Derecho? | La promesa congelada | Especiales Capital [Video]. YouTube. </w:t>
+              <w:t xml:space="preserve">Canal Capital. (2021, June 30). ¿Qué significa el Estado Social de Derecho? | La promesa congelada | Especiales Capital. </w:t>
             </w:r>
           </w:p>
         </w:tc>
@@ -26100,8 +25972,8 @@
 </file>
 
 <file path=customXml/item2.xml><?xml version="1.0" encoding="utf-8"?>
-<ct:contentTypeSchema xmlns:ct="http://schemas.microsoft.com/office/2006/metadata/contentType" xmlns:ma="http://schemas.microsoft.com/office/2006/metadata/properties/metaAttributes" ct:_="" ma:_="" ma:contentTypeName="Documento" ma:contentTypeID="0x0101005D7421CBAB376F47AC1876466873BE0C" ma:contentTypeVersion="11" ma:contentTypeDescription="Crear nuevo documento." ma:contentTypeScope="" ma:versionID="2b4f891a1a5ad88e3e621500c8553ae4">
-  <xsd:schema xmlns:xsd="http://www.w3.org/2001/XMLSchema" xmlns:xs="http://www.w3.org/2001/XMLSchema" xmlns:p="http://schemas.microsoft.com/office/2006/metadata/properties" xmlns:ns2="55abea07-cd72-4a95-add0-1082a24cf9e9" xmlns:ns3="285d351f-f218-493a-825f-85a9dfbde315" targetNamespace="http://schemas.microsoft.com/office/2006/metadata/properties" ma:root="true" ma:fieldsID="4883b2e7c543eac85f1b7e21127c6f20" ns2:_="" ns3:_="">
+<ct:contentTypeSchema xmlns:ct="http://schemas.microsoft.com/office/2006/metadata/contentType" xmlns:ma="http://schemas.microsoft.com/office/2006/metadata/properties/metaAttributes" ct:_="" ma:_="" ma:contentTypeName="Documento" ma:contentTypeID="0x0101005D7421CBAB376F47AC1876466873BE0C" ma:contentTypeVersion="11" ma:contentTypeDescription="Crear nuevo documento." ma:contentTypeScope="" ma:versionID="c15d8ec802c26ac14d26a130a7e330ba">
+  <xsd:schema xmlns:xsd="http://www.w3.org/2001/XMLSchema" xmlns:xs="http://www.w3.org/2001/XMLSchema" xmlns:p="http://schemas.microsoft.com/office/2006/metadata/properties" xmlns:ns2="55abea07-cd72-4a95-add0-1082a24cf9e9" xmlns:ns3="285d351f-f218-493a-825f-85a9dfbde315" targetNamespace="http://schemas.microsoft.com/office/2006/metadata/properties" ma:root="true" ma:fieldsID="aaa88af0ed338276ebe02f0d1437fb40" ns2:_="" ns3:_="">
     <xsd:import namespace="55abea07-cd72-4a95-add0-1082a24cf9e9"/>
     <xsd:import namespace="285d351f-f218-493a-825f-85a9dfbde315"/>
     <xsd:element name="properties">
@@ -26324,7 +26196,7 @@
 </file>
 
 <file path=customXml/itemProps2.xml><?xml version="1.0" encoding="utf-8"?>
-<ds:datastoreItem xmlns:ds="http://schemas.openxmlformats.org/officeDocument/2006/customXml" ds:itemID="{22AE1C98-43C9-40C8-88DA-4099B40A5BB0}"/>
+<ds:datastoreItem xmlns:ds="http://schemas.openxmlformats.org/officeDocument/2006/customXml" ds:itemID="{F47C6475-F1CC-43BF-A7B5-E21836F15071}"/>
 </file>
 
 <file path=customXml/itemProps3.xml><?xml version="1.0" encoding="utf-8"?>
